--- a/relatorio efolioB_quadcore.docx
+++ b/relatorio efolioB_quadcore.docx
@@ -201,7 +201,7 @@
         <w:rPr>
           <w:rStyle w:val="Forte"/>
         </w:rPr>
-        <w:t>Fábio Oliveira (19</w:t>
+        <w:t>Flávio Oliveira (19</w:t>
       </w:r>
       <w:r>
         <w:rPr>
@@ -807,13 +807,6 @@
           <w:lang w:val="en-GB"/>
         </w:rPr>
         <w:br/>
-      </w:r>
-      <w:r>
-        <w:rPr>
-          <w:rStyle w:val="VerbatimChar"/>
-          <w:lang w:val="en-GB"/>
-        </w:rPr>
-        <w:t>symbol_table.py</w:t>
       </w:r>
       <w:r>
         <w:rPr>

--- a/relatorio efolioB_quadcore.docx
+++ b/relatorio efolioB_quadcore.docx
@@ -1,17 +1,18 @@
 
 <file path=word/document.xml><?xml version="1.0" encoding="utf-8"?>
-<w:document xmlns:wpc="http://schemas.microsoft.com/office/word/2010/wordprocessingCanvas" xmlns:cx="http://schemas.microsoft.com/office/drawing/2014/chartex" xmlns:cx1="http://schemas.microsoft.com/office/drawing/2015/9/8/chartex" xmlns:cx2="http://schemas.microsoft.com/office/drawing/2015/10/21/chartex" xmlns:cx3="http://schemas.microsoft.com/office/drawing/2016/5/9/chartex" xmlns:cx4="http://schemas.microsoft.com/office/drawing/2016/5/10/chartex" xmlns:cx5="http://schemas.microsoft.com/office/drawing/2016/5/11/chartex" xmlns:cx6="http://schemas.microsoft.com/office/drawing/2016/5/12/chartex" xmlns:cx7="http://schemas.microsoft.com/office/drawing/2016/5/13/chartex" xmlns:cx8="http://schemas.microsoft.com/office/drawing/2016/5/14/chartex" xmlns:mc="http://schemas.openxmlformats.org/markup-compatibility/2006" xmlns:aink="http://schemas.microsoft.com/office/drawing/2016/ink" xmlns:am3d="http://schemas.microsoft.com/office/drawing/2017/model3d" xmlns:o="urn:schemas-microsoft-com:office:office" xmlns:oel="http://schemas.microsoft.com/office/2019/extlst" xmlns:r="http://schemas.openxmlformats.org/officeDocument/2006/relationships" xmlns:m="http://schemas.openxmlformats.org/officeDocument/2006/math" xmlns:v="urn:schemas-microsoft-com:vml" xmlns:wp14="http://schemas.microsoft.com/office/word/2010/wordprocessingDrawing" xmlns:wp="http://schemas.openxmlformats.org/drawingml/2006/wordprocessingDrawing" xmlns:w10="urn:schemas-microsoft-com:office:word" xmlns:w="http://schemas.openxmlformats.org/wordprocessingml/2006/main" xmlns:w14="http://schemas.microsoft.com/office/word/2010/wordml" xmlns:w15="http://schemas.microsoft.com/office/word/2012/wordml" xmlns:w16cex="http://schemas.microsoft.com/office/word/2018/wordml/cex" xmlns:w16cid="http://schemas.microsoft.com/office/word/2016/wordml/cid" xmlns:w16="http://schemas.microsoft.com/office/word/2018/wordml" xmlns:w16du="http://schemas.microsoft.com/office/word/2023/wordml/word16du" xmlns:w16sdtdh="http://schemas.microsoft.com/office/word/2020/wordml/sdtdatahash" xmlns:w16sdtfl="http://schemas.microsoft.com/office/word/2024/wordml/sdtformatlock" xmlns:w16se="http://schemas.microsoft.com/office/word/2015/wordml/symex" xmlns:wpg="http://schemas.microsoft.com/office/word/2010/wordprocessingGroup" xmlns:wpi="http://schemas.microsoft.com/office/word/2010/wordprocessingInk" xmlns:wne="http://schemas.microsoft.com/office/word/2006/wordml" xmlns:wps="http://schemas.microsoft.com/office/word/2010/wordprocessingShape" mc:Ignorable="w14 w15 w16se w16cid w16 w16cex w16sdtdh w16sdtfl w16du wp14">
+<w:document xmlns:o="urn:schemas-microsoft-com:office:office" xmlns:r="http://schemas.openxmlformats.org/officeDocument/2006/relationships" xmlns:v="urn:schemas-microsoft-com:vml" xmlns:w="http://schemas.openxmlformats.org/wordprocessingml/2006/main" xmlns:w10="urn:schemas-microsoft-com:office:word" xmlns:wp="http://schemas.openxmlformats.org/drawingml/2006/wordprocessingDrawing" xmlns:wps="http://schemas.microsoft.com/office/word/2010/wordprocessingShape" xmlns:wpg="http://schemas.microsoft.com/office/word/2010/wordprocessingGroup" xmlns:mc="http://schemas.openxmlformats.org/markup-compatibility/2006" xmlns:wp14="http://schemas.microsoft.com/office/word/2010/wordprocessingDrawing" xmlns:w14="http://schemas.microsoft.com/office/word/2010/wordml" xmlns:w15="http://schemas.microsoft.com/office/word/2012/wordml" mc:Ignorable="w14 wp14 w15">
   <w:body>
     <w:p>
-      <w:r>
-        <w:rPr>
-          <w:noProof/>
-          <w:lang w:eastAsia="pt-PT"/>
-        </w:rPr>
+      <w:pPr>
+        <w:pStyle w:val="Normal"/>
+        <w:rPr/>
+      </w:pPr>
+      <w:r>
+        <w:rPr/>
         <w:drawing>
-          <wp:inline distT="0" distB="0" distL="0" distR="0" wp14:anchorId="20A20AC4" wp14:editId="0383BBBA">
+          <wp:inline distT="0" distB="0" distL="0" distR="0">
             <wp:extent cx="5400040" cy="1293495"/>
-            <wp:effectExtent l="0" t="0" r="0" b="1905"/>
+            <wp:effectExtent l="0" t="0" r="0" b="0"/>
             <wp:docPr id="1" name="Imagem 1" descr="E-fólio B: Folha de resolução para E-fólio. Universidade Aberta"/>
             <wp:cNvGraphicFramePr>
               <a:graphicFrameLocks xmlns:a="http://schemas.openxmlformats.org/drawingml/2006/main" noChangeAspect="1"/>
@@ -20,22 +21,18 @@
               <a:graphicData uri="http://schemas.openxmlformats.org/drawingml/2006/picture">
                 <pic:pic xmlns:pic="http://schemas.openxmlformats.org/drawingml/2006/picture">
                   <pic:nvPicPr>
-                    <pic:cNvPr id="1" name="efolio_b_res.gif"/>
-                    <pic:cNvPicPr/>
+                    <pic:cNvPr id="1" name="Imagem 1" descr="E-fólio B: Folha de resolução para E-fólio. Universidade Aberta"/>
+                    <pic:cNvPicPr>
+                      <a:picLocks noChangeAspect="1" noChangeArrowheads="1"/>
+                    </pic:cNvPicPr>
                   </pic:nvPicPr>
                   <pic:blipFill>
-                    <a:blip r:embed="rId7">
-                      <a:extLst>
-                        <a:ext uri="{28A0092B-C50C-407E-A947-70E740481C1C}">
-                          <a14:useLocalDpi xmlns:a14="http://schemas.microsoft.com/office/drawing/2010/main" val="0"/>
-                        </a:ext>
-                      </a:extLst>
-                    </a:blip>
+                    <a:blip r:embed="rId2"/>
                     <a:stretch>
                       <a:fillRect/>
                     </a:stretch>
                   </pic:blipFill>
-                  <pic:spPr>
+                  <pic:spPr bwMode="auto">
                     <a:xfrm>
                       <a:off x="0" y="0"/>
                       <a:ext cx="5400040" cy="1293495"/>
@@ -52,42 +49,34 @@
       </w:r>
     </w:p>
     <w:p>
-      <w:r>
-        <w:rPr>
-          <w:rStyle w:val="Forte"/>
-        </w:rPr>
-        <w:t>U</w:t>
-      </w:r>
-      <w:r>
-        <w:rPr>
-          <w:rStyle w:val="Forte"/>
-        </w:rPr>
-        <w:t>NIDADE CURRICULAR</w:t>
-      </w:r>
-      <w:r>
-        <w:rPr>
-          <w:rStyle w:val="Forte"/>
-        </w:rPr>
-        <w:t>:</w:t>
-      </w:r>
-      <w:r>
+      <w:pPr>
+        <w:pStyle w:val="Normal"/>
+        <w:rPr/>
+      </w:pPr>
+      <w:r>
+        <w:rPr>
+          <w:rStyle w:val="Strong"/>
+        </w:rPr>
+        <w:t>UNIDADE CURRICULAR:</w:t>
+      </w:r>
+      <w:r>
+        <w:rPr/>
         <w:t xml:space="preserve"> Compilação</w:t>
       </w:r>
     </w:p>
     <w:p>
-      <w:r>
-        <w:rPr>
-          <w:rStyle w:val="Forte"/>
-        </w:rPr>
-        <w:t>CÓDIGO</w:t>
-      </w:r>
-      <w:r>
-        <w:rPr>
-          <w:rStyle w:val="Forte"/>
-        </w:rPr>
-        <w:t>:</w:t>
-      </w:r>
-      <w:r>
+      <w:pPr>
+        <w:pStyle w:val="Normal"/>
+        <w:rPr/>
+      </w:pPr>
+      <w:r>
+        <w:rPr>
+          <w:rStyle w:val="Strong"/>
+        </w:rPr>
+        <w:t>CÓDIGO:</w:t>
+      </w:r>
+      <w:r>
+        <w:rPr/>
         <w:t xml:space="preserve"> </w:t>
       </w:r>
       <w:r>
@@ -98,27 +87,24 @@
       </w:r>
     </w:p>
     <w:p>
-      <w:r>
-        <w:rPr>
-          <w:rStyle w:val="Forte"/>
-        </w:rPr>
-        <w:t>DOCENTE</w:t>
-      </w:r>
-      <w:r>
-        <w:rPr>
-          <w:rStyle w:val="Forte"/>
-        </w:rPr>
-        <w:t>:</w:t>
-      </w:r>
-      <w:r>
-        <w:t xml:space="preserve"> </w:t>
-      </w:r>
-      <w:r>
-        <w:t>Constantino e Rudi</w:t>
-      </w:r>
-    </w:p>
-    <w:p>
-      <w:pPr>
+      <w:pPr>
+        <w:pStyle w:val="Normal"/>
+        <w:rPr/>
+      </w:pPr>
+      <w:r>
+        <w:rPr>
+          <w:rStyle w:val="Strong"/>
+        </w:rPr>
+        <w:t>DOCENTE:</w:t>
+      </w:r>
+      <w:r>
+        <w:rPr/>
+        <w:t xml:space="preserve"> Constantino e Rudi</w:t>
+      </w:r>
+    </w:p>
+    <w:p>
+      <w:pPr>
+        <w:pStyle w:val="Normal"/>
         <w:rPr>
           <w:b/>
           <w:bCs/>
@@ -129,25 +115,28 @@
           <w:b/>
           <w:bCs/>
         </w:rPr>
-        <w:t xml:space="preserve">Grupo: </w:t>
-      </w:r>
-      <w:r>
+        <w:t>Grupo: QUADCORE</w:t>
+      </w:r>
+    </w:p>
+    <w:p>
+      <w:pPr>
+        <w:pStyle w:val="Normal"/>
         <w:rPr>
           <w:b/>
           <w:bCs/>
         </w:rPr>
-        <w:t>QUAD</w:t>
-      </w:r>
+      </w:pPr>
       <w:r>
         <w:rPr>
           <w:b/>
           <w:bCs/>
         </w:rPr>
-        <w:t>CORE</w:t>
-      </w:r>
-    </w:p>
-    <w:p>
-      <w:pPr>
+        <w:t>João Rodrigues (2203474)</w:t>
+      </w:r>
+    </w:p>
+    <w:p>
+      <w:pPr>
+        <w:pStyle w:val="Normal"/>
         <w:rPr>
           <w:b/>
           <w:bCs/>
@@ -158,11 +147,12 @@
           <w:b/>
           <w:bCs/>
         </w:rPr>
-        <w:t>João Rodrigues (2203474)</w:t>
-      </w:r>
-    </w:p>
-    <w:p>
-      <w:pPr>
+        <w:t>Maria Costa (2304361)</w:t>
+      </w:r>
+    </w:p>
+    <w:p>
+      <w:pPr>
+        <w:pStyle w:val="Normal"/>
         <w:rPr>
           <w:b/>
           <w:bCs/>
@@ -173,113 +163,128 @@
           <w:b/>
           <w:bCs/>
         </w:rPr>
-        <w:t>Maria Costa (2304361)</w:t>
-      </w:r>
-    </w:p>
-    <w:p>
-      <w:pPr>
-        <w:rPr>
-          <w:b/>
-          <w:bCs/>
-        </w:rPr>
-      </w:pPr>
-      <w:r>
-        <w:rPr>
-          <w:b/>
-          <w:bCs/>
-        </w:rPr>
         <w:t>Nuno Rolo (1900405)</w:t>
       </w:r>
     </w:p>
     <w:p>
       <w:pPr>
-        <w:rPr>
-          <w:rStyle w:val="Forte"/>
-        </w:rPr>
-      </w:pPr>
-      <w:r>
-        <w:rPr>
-          <w:rStyle w:val="Forte"/>
-        </w:rPr>
-        <w:t>Flávio Oliveira (19</w:t>
-      </w:r>
-      <w:r>
-        <w:rPr>
-          <w:rStyle w:val="Forte"/>
-        </w:rPr>
-        <w:t>00860)</w:t>
-      </w:r>
-    </w:p>
-    <w:p>
-      <w:r>
-        <w:rPr>
-          <w:rStyle w:val="Forte"/>
-        </w:rPr>
-        <w:t>CURSO</w:t>
-      </w:r>
-      <w:r>
-        <w:rPr>
-          <w:rStyle w:val="Forte"/>
-        </w:rPr>
-        <w:t>:</w:t>
-      </w:r>
-      <w:r>
-        <w:t xml:space="preserve"> </w:t>
-      </w:r>
-      <w:r>
-        <w:t>Licenciatura em Engenharia Informática</w:t>
-      </w:r>
-    </w:p>
-    <w:p>
-      <w:r>
-        <w:rPr>
-          <w:rStyle w:val="Forte"/>
-        </w:rPr>
-        <w:t>DATA DE ENTREGA</w:t>
-      </w:r>
-      <w:r>
-        <w:rPr>
-          <w:rStyle w:val="Forte"/>
-        </w:rPr>
-        <w:t>:</w:t>
-      </w:r>
-      <w:r>
-        <w:t xml:space="preserve"> </w:t>
-      </w:r>
-      <w:r>
-        <w:t>05/2026</w:t>
-      </w:r>
-    </w:p>
-    <w:p>
-      <w:pPr>
-        <w:spacing w:after="0" w:line="240" w:lineRule="auto"/>
-      </w:pPr>
-    </w:p>
-    <w:p>
-      <w:pPr>
-        <w:spacing w:after="0" w:line="240" w:lineRule="auto"/>
-      </w:pPr>
-    </w:p>
-    <w:p>
-      <w:pPr>
-        <w:spacing w:after="0" w:line="240" w:lineRule="auto"/>
-      </w:pPr>
-    </w:p>
-    <w:p>
-      <w:pPr>
-        <w:spacing w:after="0" w:line="240" w:lineRule="auto"/>
-      </w:pPr>
-    </w:p>
-    <w:p>
-      <w:pPr>
-        <w:spacing w:after="0" w:line="240" w:lineRule="auto"/>
-      </w:pPr>
-    </w:p>
-    <w:p>
-      <w:pPr>
-        <w:pStyle w:val="Ttulo1"/>
+        <w:pStyle w:val="Normal"/>
+        <w:rPr>
+          <w:rStyle w:val="Strong"/>
+        </w:rPr>
+      </w:pPr>
+      <w:r>
+        <w:rPr>
+          <w:rStyle w:val="Strong"/>
+        </w:rPr>
+        <w:t>Fábio</w:t>
+      </w:r>
+      <w:r>
+        <w:rPr>
+          <w:rStyle w:val="Strong"/>
+        </w:rPr>
+        <w:t xml:space="preserve"> Oliveira (</w:t>
+      </w:r>
+      <w:r>
+        <w:rPr>
+          <w:rStyle w:val="Strong"/>
+        </w:rPr>
+        <w:t>1800960</w:t>
+      </w:r>
+      <w:r>
+        <w:rPr>
+          <w:rStyle w:val="Strong"/>
+        </w:rPr>
+        <w:t>)</w:t>
+      </w:r>
+    </w:p>
+    <w:p>
+      <w:pPr>
+        <w:pStyle w:val="Normal"/>
+        <w:rPr/>
+      </w:pPr>
+      <w:r>
+        <w:rPr>
+          <w:rStyle w:val="Strong"/>
+        </w:rPr>
+        <w:t>CURSO:</w:t>
+      </w:r>
+      <w:r>
+        <w:rPr/>
+        <w:t xml:space="preserve"> Licenciatura em Engenharia Informática</w:t>
+      </w:r>
+    </w:p>
+    <w:p>
+      <w:pPr>
+        <w:pStyle w:val="Normal"/>
+        <w:rPr/>
+      </w:pPr>
+      <w:r>
+        <w:rPr>
+          <w:rStyle w:val="Strong"/>
+        </w:rPr>
+        <w:t>DATA DE ENTREGA:</w:t>
+      </w:r>
+      <w:r>
+        <w:rPr/>
+        <w:t xml:space="preserve"> 05/2026</w:t>
+      </w:r>
+    </w:p>
+    <w:p>
+      <w:pPr>
+        <w:pStyle w:val="Normal"/>
+        <w:spacing w:lineRule="auto" w:line="240" w:before="0" w:after="0"/>
+        <w:rPr/>
+      </w:pPr>
+      <w:r>
+        <w:rPr/>
+      </w:r>
+    </w:p>
+    <w:p>
+      <w:pPr>
+        <w:pStyle w:val="Normal"/>
+        <w:spacing w:lineRule="auto" w:line="240" w:before="0" w:after="0"/>
+        <w:rPr/>
+      </w:pPr>
+      <w:r>
+        <w:rPr/>
+      </w:r>
+    </w:p>
+    <w:p>
+      <w:pPr>
+        <w:pStyle w:val="Normal"/>
+        <w:spacing w:lineRule="auto" w:line="240" w:before="0" w:after="0"/>
+        <w:rPr/>
+      </w:pPr>
+      <w:r>
+        <w:rPr/>
+      </w:r>
+    </w:p>
+    <w:p>
+      <w:pPr>
+        <w:pStyle w:val="Normal"/>
+        <w:spacing w:lineRule="auto" w:line="240" w:before="0" w:after="0"/>
+        <w:rPr/>
+      </w:pPr>
+      <w:r>
+        <w:rPr/>
+      </w:r>
+    </w:p>
+    <w:p>
+      <w:pPr>
+        <w:pStyle w:val="Normal"/>
+        <w:spacing w:lineRule="auto" w:line="240" w:before="0" w:after="0"/>
+        <w:rPr/>
+      </w:pPr>
+      <w:r>
+        <w:rPr/>
+      </w:r>
+    </w:p>
+    <w:p>
+      <w:pPr>
+        <w:pStyle w:val="Heading1"/>
         <w:shd w:val="clear" w:color="auto" w:fill="FFFFFF"/>
-        <w:spacing w:before="150"/>
+        <w:spacing w:before="150" w:after="480"/>
         <w:jc w:val="center"/>
         <w:rPr>
           <w:rFonts w:ascii="Segoe UI" w:hAnsi="Segoe UI" w:cs="Segoe UI"/>
@@ -291,7 +296,7 @@
       </w:pPr>
       <w:r>
         <w:rPr>
-          <w:rFonts w:ascii="Segoe UI" w:hAnsi="Segoe UI" w:cs="Segoe UI"/>
+          <w:rFonts w:cs="Segoe UI" w:ascii="Segoe UI" w:hAnsi="Segoe UI"/>
           <w:color w:val="1D2125"/>
           <w:sz w:val="48"/>
           <w:szCs w:val="48"/>
@@ -302,30 +307,41 @@
     </w:p>
     <w:p>
       <w:pPr>
-        <w:spacing w:after="0" w:line="240" w:lineRule="auto"/>
-      </w:pPr>
-    </w:p>
-    <w:p>
-      <w:pPr>
-        <w:spacing w:after="0" w:line="240" w:lineRule="auto"/>
-      </w:pPr>
+        <w:pStyle w:val="Normal"/>
+        <w:spacing w:lineRule="auto" w:line="240" w:before="0" w:after="0"/>
+        <w:rPr/>
+      </w:pPr>
+      <w:r>
+        <w:rPr/>
+      </w:r>
+    </w:p>
+    <w:p>
+      <w:pPr>
+        <w:pStyle w:val="Normal"/>
+        <w:spacing w:lineRule="auto" w:line="240" w:before="0" w:after="0"/>
+        <w:rPr/>
+      </w:pPr>
+      <w:r>
+        <w:rPr/>
+      </w:r>
       <w:r>
         <w:br w:type="page"/>
       </w:r>
     </w:p>
     <w:p>
       <w:pPr>
-        <w:pStyle w:val="Ttulo1"/>
-        <w:rPr>
-          <w:color w:val="548DD4" w:themeColor="text2" w:themeTint="99"/>
+        <w:pStyle w:val="Heading1"/>
+        <w:spacing w:before="0" w:after="480"/>
+        <w:rPr>
+          <w:color w:themeColor="text2" w:themeTint="99" w:val="548DD4"/>
         </w:rPr>
       </w:pPr>
       <w:bookmarkStart w:id="0" w:name="introdução"/>
-      <w:r>
-        <w:rPr>
-          <w:color w:val="548DD4" w:themeColor="text2" w:themeTint="99"/>
-        </w:rPr>
-        <w:lastRenderedPageBreak/>
+      <w:bookmarkEnd w:id="0"/>
+      <w:r>
+        <w:rPr>
+          <w:color w:themeColor="text2" w:themeTint="99" w:val="548DD4"/>
+        </w:rPr>
         <w:t>1. Introdução</w:t>
       </w:r>
     </w:p>
@@ -345,7 +361,7 @@
     </w:p>
     <w:p>
       <w:pPr>
-        <w:pStyle w:val="Corpodetexto"/>
+        <w:pStyle w:val="BodyText"/>
         <w:rPr>
           <w:lang w:val="pt-PT"/>
         </w:rPr>
@@ -362,10 +378,12 @@
         <w:pStyle w:val="Compact"/>
         <w:numPr>
           <w:ilvl w:val="0"/>
-          <w:numId w:val="9"/>
-        </w:numPr>
-      </w:pPr>
-      <w:r>
+          <w:numId w:val="5"/>
+        </w:numPr>
+        <w:rPr/>
+      </w:pPr>
+      <w:r>
+        <w:rPr/>
         <w:t>análise léxica;</w:t>
       </w:r>
     </w:p>
@@ -374,10 +392,12 @@
         <w:pStyle w:val="Compact"/>
         <w:numPr>
           <w:ilvl w:val="0"/>
-          <w:numId w:val="9"/>
-        </w:numPr>
-      </w:pPr>
-      <w:r>
+          <w:numId w:val="5"/>
+        </w:numPr>
+        <w:rPr/>
+      </w:pPr>
+      <w:r>
+        <w:rPr/>
         <w:t>análise sintática;</w:t>
       </w:r>
     </w:p>
@@ -386,7 +406,7 @@
         <w:pStyle w:val="Compact"/>
         <w:numPr>
           <w:ilvl w:val="0"/>
-          <w:numId w:val="9"/>
+          <w:numId w:val="5"/>
         </w:numPr>
         <w:rPr>
           <w:lang w:val="pt-PT"/>
@@ -404,10 +424,12 @@
         <w:pStyle w:val="Compact"/>
         <w:numPr>
           <w:ilvl w:val="0"/>
-          <w:numId w:val="9"/>
-        </w:numPr>
-      </w:pPr>
-      <w:r>
+          <w:numId w:val="5"/>
+        </w:numPr>
+        <w:rPr/>
+      </w:pPr>
+      <w:r>
+        <w:rPr/>
         <w:t>análise semântica;</w:t>
       </w:r>
     </w:p>
@@ -416,7 +438,7 @@
         <w:pStyle w:val="Compact"/>
         <w:numPr>
           <w:ilvl w:val="0"/>
-          <w:numId w:val="9"/>
+          <w:numId w:val="5"/>
         </w:numPr>
         <w:rPr>
           <w:lang w:val="pt-PT"/>
@@ -434,10 +456,12 @@
         <w:pStyle w:val="Compact"/>
         <w:numPr>
           <w:ilvl w:val="0"/>
-          <w:numId w:val="9"/>
-        </w:numPr>
-      </w:pPr>
-      <w:r>
+          <w:numId w:val="5"/>
+        </w:numPr>
+        <w:rPr/>
+      </w:pPr>
+      <w:r>
+        <w:rPr/>
         <w:t>otimização do código intermédio.</w:t>
       </w:r>
     </w:p>
@@ -457,7 +481,7 @@
     </w:p>
     <w:p>
       <w:pPr>
-        <w:pStyle w:val="Corpodetexto"/>
+        <w:pStyle w:val="BodyText"/>
         <w:rPr>
           <w:lang w:val="pt-PT"/>
         </w:rPr>
@@ -474,10 +498,12 @@
         <w:pStyle w:val="Compact"/>
         <w:numPr>
           <w:ilvl w:val="0"/>
-          <w:numId w:val="9"/>
-        </w:numPr>
-      </w:pPr>
-      <w:r>
+          <w:numId w:val="5"/>
+        </w:numPr>
+        <w:rPr/>
+      </w:pPr>
+      <w:r>
+        <w:rPr/>
         <w:t>robustez da análise;</w:t>
       </w:r>
     </w:p>
@@ -486,10 +512,12 @@
         <w:pStyle w:val="Compact"/>
         <w:numPr>
           <w:ilvl w:val="0"/>
-          <w:numId w:val="9"/>
-        </w:numPr>
-      </w:pPr>
-      <w:r>
+          <w:numId w:val="5"/>
+        </w:numPr>
+        <w:rPr/>
+      </w:pPr>
+      <w:r>
+        <w:rPr/>
         <w:t>modularidade do código;</w:t>
       </w:r>
     </w:p>
@@ -498,10 +526,12 @@
         <w:pStyle w:val="Compact"/>
         <w:numPr>
           <w:ilvl w:val="0"/>
-          <w:numId w:val="9"/>
-        </w:numPr>
-      </w:pPr>
-      <w:r>
+          <w:numId w:val="5"/>
+        </w:numPr>
+        <w:rPr/>
+      </w:pPr>
+      <w:r>
+        <w:rPr/>
         <w:t>clareza estrutural;</w:t>
       </w:r>
     </w:p>
@@ -510,10 +540,12 @@
         <w:pStyle w:val="Compact"/>
         <w:numPr>
           <w:ilvl w:val="0"/>
-          <w:numId w:val="9"/>
-        </w:numPr>
-      </w:pPr>
-      <w:r>
+          <w:numId w:val="5"/>
+        </w:numPr>
+        <w:rPr/>
+      </w:pPr>
+      <w:r>
+        <w:rPr/>
         <w:t>facilidade de manutenção;</w:t>
       </w:r>
     </w:p>
@@ -522,7 +554,7 @@
         <w:pStyle w:val="Compact"/>
         <w:numPr>
           <w:ilvl w:val="0"/>
-          <w:numId w:val="9"/>
+          <w:numId w:val="5"/>
         </w:numPr>
         <w:rPr>
           <w:lang w:val="pt-PT"/>
@@ -540,10 +572,12 @@
         <w:pStyle w:val="Compact"/>
         <w:numPr>
           <w:ilvl w:val="0"/>
-          <w:numId w:val="9"/>
-        </w:numPr>
-      </w:pPr>
-      <w:r>
+          <w:numId w:val="5"/>
+        </w:numPr>
+        <w:rPr/>
+      </w:pPr>
+      <w:r>
+        <w:rPr/>
         <w:t>deteção controlada de erros;</w:t>
       </w:r>
     </w:p>
@@ -552,7 +586,7 @@
         <w:pStyle w:val="Compact"/>
         <w:numPr>
           <w:ilvl w:val="0"/>
-          <w:numId w:val="9"/>
+          <w:numId w:val="5"/>
         </w:numPr>
         <w:rPr>
           <w:lang w:val="pt-PT"/>
@@ -579,19 +613,29 @@
         <w:t>Foi igualmente dada especial atenção à componente de otimização do código intermédio, incluindo técnicas clássicas como constant folding, propagação de constantes, simplificação algébrica e eliminação conservadora de código morto.</w:t>
       </w:r>
     </w:p>
-    <w:p/>
-    <w:p>
-      <w:pPr>
-        <w:pStyle w:val="Ttulo1"/>
-        <w:rPr>
-          <w:color w:val="548DD4" w:themeColor="text2" w:themeTint="99"/>
-        </w:rPr>
-      </w:pPr>
-      <w:bookmarkStart w:id="1" w:name="arquitetura-geral-do-compilador"/>
-      <w:bookmarkEnd w:id="0"/>
-      <w:r>
-        <w:rPr>
-          <w:color w:val="548DD4" w:themeColor="text2" w:themeTint="99"/>
+    <w:p>
+      <w:pPr>
+        <w:pStyle w:val="Normal"/>
+        <w:rPr/>
+      </w:pPr>
+      <w:r>
+        <w:rPr/>
+      </w:r>
+    </w:p>
+    <w:p>
+      <w:pPr>
+        <w:pStyle w:val="Heading1"/>
+        <w:rPr>
+          <w:color w:themeColor="text2" w:themeTint="99" w:val="548DD4"/>
+        </w:rPr>
+      </w:pPr>
+      <w:bookmarkStart w:id="1" w:name="introdução"/>
+      <w:bookmarkStart w:id="2" w:name="arquitetura-geral-do-compilador"/>
+      <w:bookmarkEnd w:id="1"/>
+      <w:bookmarkEnd w:id="2"/>
+      <w:r>
+        <w:rPr>
+          <w:color w:themeColor="text2" w:themeTint="99" w:val="548DD4"/>
         </w:rPr>
         <w:t>2. Arquitetura Geral do Compilador</w:t>
       </w:r>
@@ -615,10 +659,12 @@
         <w:pStyle w:val="Compact"/>
         <w:numPr>
           <w:ilvl w:val="0"/>
-          <w:numId w:val="10"/>
-        </w:numPr>
-      </w:pPr>
-      <w:r>
+          <w:numId w:val="7"/>
+        </w:numPr>
+        <w:rPr/>
+      </w:pPr>
+      <w:r>
+        <w:rPr/>
         <w:t>Leitura do ficheiro fonte;</w:t>
       </w:r>
     </w:p>
@@ -627,10 +673,12 @@
         <w:pStyle w:val="Compact"/>
         <w:numPr>
           <w:ilvl w:val="0"/>
-          <w:numId w:val="10"/>
-        </w:numPr>
-      </w:pPr>
-      <w:r>
+          <w:numId w:val="6"/>
+        </w:numPr>
+        <w:rPr/>
+      </w:pPr>
+      <w:r>
+        <w:rPr/>
         <w:t>Análise léxica;</w:t>
       </w:r>
     </w:p>
@@ -639,10 +687,12 @@
         <w:pStyle w:val="Compact"/>
         <w:numPr>
           <w:ilvl w:val="0"/>
-          <w:numId w:val="10"/>
-        </w:numPr>
-      </w:pPr>
-      <w:r>
+          <w:numId w:val="6"/>
+        </w:numPr>
+        <w:rPr/>
+      </w:pPr>
+      <w:r>
+        <w:rPr/>
         <w:t>Análise sintática;</w:t>
       </w:r>
     </w:p>
@@ -651,10 +701,12 @@
         <w:pStyle w:val="Compact"/>
         <w:numPr>
           <w:ilvl w:val="0"/>
-          <w:numId w:val="10"/>
-        </w:numPr>
-      </w:pPr>
-      <w:r>
+          <w:numId w:val="6"/>
+        </w:numPr>
+        <w:rPr/>
+      </w:pPr>
+      <w:r>
+        <w:rPr/>
         <w:t>Construção da AST;</w:t>
       </w:r>
     </w:p>
@@ -663,11 +715,12 @@
         <w:pStyle w:val="Compact"/>
         <w:numPr>
           <w:ilvl w:val="0"/>
-          <w:numId w:val="10"/>
-        </w:numPr>
-      </w:pPr>
-      <w:r>
-        <w:lastRenderedPageBreak/>
+          <w:numId w:val="6"/>
+        </w:numPr>
+        <w:rPr/>
+      </w:pPr>
+      <w:r>
+        <w:rPr/>
         <w:t>Análise semântica;</w:t>
       </w:r>
     </w:p>
@@ -676,10 +729,12 @@
         <w:pStyle w:val="Compact"/>
         <w:numPr>
           <w:ilvl w:val="0"/>
-          <w:numId w:val="10"/>
-        </w:numPr>
-      </w:pPr>
-      <w:r>
+          <w:numId w:val="6"/>
+        </w:numPr>
+        <w:rPr/>
+      </w:pPr>
+      <w:r>
+        <w:rPr/>
         <w:t>Geração de TAC;</w:t>
       </w:r>
     </w:p>
@@ -688,10 +743,12 @@
         <w:pStyle w:val="Compact"/>
         <w:numPr>
           <w:ilvl w:val="0"/>
-          <w:numId w:val="10"/>
-        </w:numPr>
-      </w:pPr>
-      <w:r>
+          <w:numId w:val="6"/>
+        </w:numPr>
+        <w:rPr/>
+      </w:pPr>
+      <w:r>
+        <w:rPr/>
         <w:t>Otimização de TAC.</w:t>
       </w:r>
     </w:p>
@@ -724,7 +781,7 @@
     </w:p>
     <w:p>
       <w:pPr>
-        <w:pStyle w:val="Corpodetexto"/>
+        <w:pStyle w:val="BodyText"/>
         <w:rPr>
           <w:lang w:val="pt-PT"/>
         </w:rPr>
@@ -807,11 +864,6 @@
           <w:lang w:val="en-GB"/>
         </w:rPr>
         <w:br/>
-      </w:r>
-      <w:r>
-        <w:rPr>
-          <w:lang w:val="en-GB"/>
-        </w:rPr>
         <w:br/>
       </w:r>
       <w:r>
@@ -888,19 +940,29 @@
         <w:t>Cada módulo possui responsabilidades específicas e independentes, promovendo uma arquitetura limpa e facilmente extensível.</w:t>
       </w:r>
     </w:p>
-    <w:p/>
-    <w:p>
-      <w:pPr>
-        <w:pStyle w:val="Ttulo1"/>
-        <w:rPr>
-          <w:color w:val="548DD4" w:themeColor="text2" w:themeTint="99"/>
-        </w:rPr>
-      </w:pPr>
-      <w:bookmarkStart w:id="2" w:name="análise-léxica-e-sintática"/>
-      <w:bookmarkEnd w:id="1"/>
-      <w:r>
-        <w:rPr>
-          <w:color w:val="548DD4" w:themeColor="text2" w:themeTint="99"/>
+    <w:p>
+      <w:pPr>
+        <w:pStyle w:val="Normal"/>
+        <w:rPr/>
+      </w:pPr>
+      <w:r>
+        <w:rPr/>
+      </w:r>
+    </w:p>
+    <w:p>
+      <w:pPr>
+        <w:pStyle w:val="Heading1"/>
+        <w:rPr>
+          <w:color w:themeColor="text2" w:themeTint="99" w:val="548DD4"/>
+        </w:rPr>
+      </w:pPr>
+      <w:bookmarkStart w:id="3" w:name="arquitetura-geral-do-compilador"/>
+      <w:bookmarkStart w:id="4" w:name="análise-léxica-e-sintática"/>
+      <w:bookmarkEnd w:id="3"/>
+      <w:bookmarkEnd w:id="4"/>
+      <w:r>
+        <w:rPr>
+          <w:color w:themeColor="text2" w:themeTint="99" w:val="548DD4"/>
         </w:rPr>
         <w:t>3. Análise Léxica e Sintática</w:t>
       </w:r>
@@ -921,7 +983,7 @@
     </w:p>
     <w:p>
       <w:pPr>
-        <w:pStyle w:val="Corpodetexto"/>
+        <w:pStyle w:val="BodyText"/>
         <w:rPr>
           <w:lang w:val="pt-PT"/>
         </w:rPr>
@@ -951,10 +1013,12 @@
         <w:pStyle w:val="Compact"/>
         <w:numPr>
           <w:ilvl w:val="0"/>
-          <w:numId w:val="9"/>
-        </w:numPr>
-      </w:pPr>
-      <w:r>
+          <w:numId w:val="5"/>
+        </w:numPr>
+        <w:rPr/>
+      </w:pPr>
+      <w:r>
+        <w:rPr/>
         <w:t>definição de tokens;</w:t>
       </w:r>
     </w:p>
@@ -963,10 +1027,12 @@
         <w:pStyle w:val="Compact"/>
         <w:numPr>
           <w:ilvl w:val="0"/>
-          <w:numId w:val="9"/>
-        </w:numPr>
-      </w:pPr>
-      <w:r>
+          <w:numId w:val="5"/>
+        </w:numPr>
+        <w:rPr/>
+      </w:pPr>
+      <w:r>
+        <w:rPr/>
         <w:t>regras léxicas;</w:t>
       </w:r>
     </w:p>
@@ -975,10 +1041,12 @@
         <w:pStyle w:val="Compact"/>
         <w:numPr>
           <w:ilvl w:val="0"/>
-          <w:numId w:val="9"/>
-        </w:numPr>
-      </w:pPr>
-      <w:r>
+          <w:numId w:val="5"/>
+        </w:numPr>
+        <w:rPr/>
+      </w:pPr>
+      <w:r>
+        <w:rPr/>
         <w:t>regras sintáticas;</w:t>
       </w:r>
     </w:p>
@@ -987,10 +1055,12 @@
         <w:pStyle w:val="Compact"/>
         <w:numPr>
           <w:ilvl w:val="0"/>
-          <w:numId w:val="9"/>
-        </w:numPr>
-      </w:pPr>
-      <w:r>
+          <w:numId w:val="5"/>
+        </w:numPr>
+        <w:rPr/>
+      </w:pPr>
+      <w:r>
+        <w:rPr/>
         <w:t>precedência de operadores;</w:t>
       </w:r>
     </w:p>
@@ -999,10 +1069,12 @@
         <w:pStyle w:val="Compact"/>
         <w:numPr>
           <w:ilvl w:val="0"/>
-          <w:numId w:val="9"/>
-        </w:numPr>
-      </w:pPr>
-      <w:r>
+          <w:numId w:val="5"/>
+        </w:numPr>
+        <w:rPr/>
+      </w:pPr>
+      <w:r>
+        <w:rPr/>
         <w:t>estruturas de controlo;</w:t>
       </w:r>
     </w:p>
@@ -1011,10 +1083,12 @@
         <w:pStyle w:val="Compact"/>
         <w:numPr>
           <w:ilvl w:val="0"/>
-          <w:numId w:val="9"/>
-        </w:numPr>
-      </w:pPr>
-      <w:r>
+          <w:numId w:val="5"/>
+        </w:numPr>
+        <w:rPr/>
+      </w:pPr>
+      <w:r>
+        <w:rPr/>
         <w:t>funções;</w:t>
       </w:r>
     </w:p>
@@ -1023,10 +1097,12 @@
         <w:pStyle w:val="Compact"/>
         <w:numPr>
           <w:ilvl w:val="0"/>
-          <w:numId w:val="9"/>
-        </w:numPr>
-      </w:pPr>
-      <w:r>
+          <w:numId w:val="5"/>
+        </w:numPr>
+        <w:rPr/>
+      </w:pPr>
+      <w:r>
+        <w:rPr/>
         <w:t>vetores;</w:t>
       </w:r>
     </w:p>
@@ -1035,10 +1111,12 @@
         <w:pStyle w:val="Compact"/>
         <w:numPr>
           <w:ilvl w:val="0"/>
-          <w:numId w:val="9"/>
-        </w:numPr>
-      </w:pPr>
-      <w:r>
+          <w:numId w:val="5"/>
+        </w:numPr>
+        <w:rPr/>
+      </w:pPr>
+      <w:r>
+        <w:rPr/>
         <w:t>expressões;</w:t>
       </w:r>
     </w:p>
@@ -1047,10 +1125,12 @@
         <w:pStyle w:val="Compact"/>
         <w:numPr>
           <w:ilvl w:val="0"/>
-          <w:numId w:val="9"/>
-        </w:numPr>
-      </w:pPr>
-      <w:r>
+          <w:numId w:val="5"/>
+        </w:numPr>
+        <w:rPr/>
+      </w:pPr>
+      <w:r>
+        <w:rPr/>
         <w:t>condições lógicas.</w:t>
       </w:r>
     </w:p>
@@ -1073,10 +1153,12 @@
         <w:pStyle w:val="Compact"/>
         <w:numPr>
           <w:ilvl w:val="0"/>
-          <w:numId w:val="9"/>
-        </w:numPr>
-      </w:pPr>
-      <w:r>
+          <w:numId w:val="5"/>
+        </w:numPr>
+        <w:rPr/>
+      </w:pPr>
+      <w:r>
+        <w:rPr/>
         <w:t>detetar caracteres inválidos;</w:t>
       </w:r>
     </w:p>
@@ -1085,10 +1167,12 @@
         <w:pStyle w:val="Compact"/>
         <w:numPr>
           <w:ilvl w:val="0"/>
-          <w:numId w:val="9"/>
-        </w:numPr>
-      </w:pPr>
-      <w:r>
+          <w:numId w:val="5"/>
+        </w:numPr>
+        <w:rPr/>
+      </w:pPr>
+      <w:r>
+        <w:rPr/>
         <w:t>identificar strings não terminadas;</w:t>
       </w:r>
     </w:p>
@@ -1097,10 +1181,12 @@
         <w:pStyle w:val="Compact"/>
         <w:numPr>
           <w:ilvl w:val="0"/>
-          <w:numId w:val="9"/>
-        </w:numPr>
-      </w:pPr>
-      <w:r>
+          <w:numId w:val="5"/>
+        </w:numPr>
+        <w:rPr/>
+      </w:pPr>
+      <w:r>
+        <w:rPr/>
         <w:t>reconhecer tokens reservados;</w:t>
       </w:r>
     </w:p>
@@ -1109,7 +1195,7 @@
         <w:pStyle w:val="Compact"/>
         <w:numPr>
           <w:ilvl w:val="0"/>
-          <w:numId w:val="9"/>
+          <w:numId w:val="5"/>
         </w:numPr>
         <w:rPr>
           <w:lang w:val="pt-PT"/>
@@ -1133,13 +1219,12 @@
         <w:rPr>
           <w:lang w:val="pt-PT"/>
         </w:rPr>
-        <w:lastRenderedPageBreak/>
         <w:t>A análise sintática foi implementada através do parser gerado automaticamente pelo ANTLR4.</w:t>
       </w:r>
     </w:p>
     <w:p>
       <w:pPr>
-        <w:pStyle w:val="Corpodetexto"/>
+        <w:pStyle w:val="BodyText"/>
         <w:rPr>
           <w:lang w:val="pt-PT"/>
         </w:rPr>
@@ -1166,7 +1251,7 @@
     </w:p>
     <w:p>
       <w:pPr>
-        <w:pStyle w:val="Corpodetexto"/>
+        <w:pStyle w:val="BodyText"/>
         <w:rPr>
           <w:lang w:val="pt-PT"/>
         </w:rPr>
@@ -1181,6 +1266,7 @@
     <w:p>
       <w:pPr>
         <w:pStyle w:val="SourceCode"/>
+        <w:rPr/>
       </w:pPr>
       <w:r>
         <w:rPr>
@@ -1206,6 +1292,7 @@
     <w:p>
       <w:pPr>
         <w:pStyle w:val="SourceCode"/>
+        <w:rPr/>
       </w:pPr>
       <w:r>
         <w:rPr>
@@ -1214,19 +1301,29 @@
         <w:t>[SINTÁTICO] linha 10, coluna 4: missing ';'</w:t>
       </w:r>
     </w:p>
-    <w:p/>
-    <w:p>
-      <w:pPr>
-        <w:pStyle w:val="Ttulo1"/>
-        <w:rPr>
-          <w:color w:val="548DD4" w:themeColor="text2" w:themeTint="99"/>
-        </w:rPr>
-      </w:pPr>
-      <w:bookmarkStart w:id="3" w:name="construção-da-ast"/>
-      <w:bookmarkEnd w:id="2"/>
-      <w:r>
-        <w:rPr>
-          <w:color w:val="548DD4" w:themeColor="text2" w:themeTint="99"/>
+    <w:p>
+      <w:pPr>
+        <w:pStyle w:val="Normal"/>
+        <w:rPr/>
+      </w:pPr>
+      <w:r>
+        <w:rPr/>
+      </w:r>
+    </w:p>
+    <w:p>
+      <w:pPr>
+        <w:pStyle w:val="Heading1"/>
+        <w:rPr>
+          <w:color w:themeColor="text2" w:themeTint="99" w:val="548DD4"/>
+        </w:rPr>
+      </w:pPr>
+      <w:bookmarkStart w:id="5" w:name="análise-léxica-e-sintática"/>
+      <w:bookmarkStart w:id="6" w:name="construção-da-ast"/>
+      <w:bookmarkEnd w:id="5"/>
+      <w:bookmarkEnd w:id="6"/>
+      <w:r>
+        <w:rPr>
+          <w:color w:themeColor="text2" w:themeTint="99" w:val="548DD4"/>
         </w:rPr>
         <w:t>4. Construção da AST</w:t>
       </w:r>
@@ -1260,7 +1357,7 @@
     </w:p>
     <w:p>
       <w:pPr>
-        <w:pStyle w:val="Corpodetexto"/>
+        <w:pStyle w:val="BodyText"/>
         <w:rPr>
           <w:lang w:val="pt-PT"/>
         </w:rPr>
@@ -1274,7 +1371,7 @@
     </w:p>
     <w:p>
       <w:pPr>
-        <w:pStyle w:val="Corpodetexto"/>
+        <w:pStyle w:val="BodyText"/>
         <w:rPr>
           <w:lang w:val="pt-PT"/>
         </w:rPr>
@@ -1291,8 +1388,9 @@
         <w:pStyle w:val="Compact"/>
         <w:numPr>
           <w:ilvl w:val="0"/>
-          <w:numId w:val="9"/>
-        </w:numPr>
+          <w:numId w:val="5"/>
+        </w:numPr>
+        <w:rPr/>
       </w:pPr>
       <w:r>
         <w:rPr>
@@ -1301,6 +1399,7 @@
         <w:t>ProgramNode</w:t>
       </w:r>
       <w:r>
+        <w:rPr/>
         <w:t>;</w:t>
       </w:r>
     </w:p>
@@ -1309,8 +1408,9 @@
         <w:pStyle w:val="Compact"/>
         <w:numPr>
           <w:ilvl w:val="0"/>
-          <w:numId w:val="9"/>
-        </w:numPr>
+          <w:numId w:val="5"/>
+        </w:numPr>
+        <w:rPr/>
       </w:pPr>
       <w:r>
         <w:rPr>
@@ -1319,6 +1419,7 @@
         <w:t>FunctionDefNode</w:t>
       </w:r>
       <w:r>
+        <w:rPr/>
         <w:t>;</w:t>
       </w:r>
     </w:p>
@@ -1327,8 +1428,9 @@
         <w:pStyle w:val="Compact"/>
         <w:numPr>
           <w:ilvl w:val="0"/>
-          <w:numId w:val="9"/>
-        </w:numPr>
+          <w:numId w:val="5"/>
+        </w:numPr>
+        <w:rPr/>
       </w:pPr>
       <w:r>
         <w:rPr>
@@ -1337,6 +1439,7 @@
         <w:t>PrototypeNode</w:t>
       </w:r>
       <w:r>
+        <w:rPr/>
         <w:t>;</w:t>
       </w:r>
     </w:p>
@@ -1345,8 +1448,9 @@
         <w:pStyle w:val="Compact"/>
         <w:numPr>
           <w:ilvl w:val="0"/>
-          <w:numId w:val="9"/>
-        </w:numPr>
+          <w:numId w:val="5"/>
+        </w:numPr>
+        <w:rPr/>
       </w:pPr>
       <w:r>
         <w:rPr>
@@ -1355,6 +1459,7 @@
         <w:t>BlockNode</w:t>
       </w:r>
       <w:r>
+        <w:rPr/>
         <w:t>;</w:t>
       </w:r>
     </w:p>
@@ -1363,8 +1468,9 @@
         <w:pStyle w:val="Compact"/>
         <w:numPr>
           <w:ilvl w:val="0"/>
-          <w:numId w:val="9"/>
-        </w:numPr>
+          <w:numId w:val="5"/>
+        </w:numPr>
+        <w:rPr/>
       </w:pPr>
       <w:r>
         <w:rPr>
@@ -1373,6 +1479,7 @@
         <w:t>IfStmtNode</w:t>
       </w:r>
       <w:r>
+        <w:rPr/>
         <w:t>;</w:t>
       </w:r>
     </w:p>
@@ -1381,8 +1488,9 @@
         <w:pStyle w:val="Compact"/>
         <w:numPr>
           <w:ilvl w:val="0"/>
-          <w:numId w:val="9"/>
-        </w:numPr>
+          <w:numId w:val="5"/>
+        </w:numPr>
+        <w:rPr/>
       </w:pPr>
       <w:r>
         <w:rPr>
@@ -1391,6 +1499,7 @@
         <w:t>WhileStmtNode</w:t>
       </w:r>
       <w:r>
+        <w:rPr/>
         <w:t>;</w:t>
       </w:r>
     </w:p>
@@ -1399,8 +1508,9 @@
         <w:pStyle w:val="Compact"/>
         <w:numPr>
           <w:ilvl w:val="0"/>
-          <w:numId w:val="9"/>
-        </w:numPr>
+          <w:numId w:val="5"/>
+        </w:numPr>
+        <w:rPr/>
       </w:pPr>
       <w:r>
         <w:rPr>
@@ -1409,6 +1519,7 @@
         <w:t>ForStmtNode</w:t>
       </w:r>
       <w:r>
+        <w:rPr/>
         <w:t>;</w:t>
       </w:r>
     </w:p>
@@ -1417,8 +1528,9 @@
         <w:pStyle w:val="Compact"/>
         <w:numPr>
           <w:ilvl w:val="0"/>
-          <w:numId w:val="9"/>
-        </w:numPr>
+          <w:numId w:val="5"/>
+        </w:numPr>
+        <w:rPr/>
       </w:pPr>
       <w:r>
         <w:rPr>
@@ -1427,6 +1539,7 @@
         <w:t>AssignStmtNode</w:t>
       </w:r>
       <w:r>
+        <w:rPr/>
         <w:t>;</w:t>
       </w:r>
     </w:p>
@@ -1435,8 +1548,9 @@
         <w:pStyle w:val="Compact"/>
         <w:numPr>
           <w:ilvl w:val="0"/>
-          <w:numId w:val="9"/>
-        </w:numPr>
+          <w:numId w:val="5"/>
+        </w:numPr>
+        <w:rPr/>
       </w:pPr>
       <w:r>
         <w:rPr>
@@ -1445,6 +1559,7 @@
         <w:t>FunctionCallNode</w:t>
       </w:r>
       <w:r>
+        <w:rPr/>
         <w:t>;</w:t>
       </w:r>
     </w:p>
@@ -1453,8 +1568,9 @@
         <w:pStyle w:val="Compact"/>
         <w:numPr>
           <w:ilvl w:val="0"/>
-          <w:numId w:val="9"/>
-        </w:numPr>
+          <w:numId w:val="5"/>
+        </w:numPr>
+        <w:rPr/>
       </w:pPr>
       <w:r>
         <w:rPr>
@@ -1463,6 +1579,7 @@
         <w:t>BinaryExprNode</w:t>
       </w:r>
       <w:r>
+        <w:rPr/>
         <w:t>;</w:t>
       </w:r>
     </w:p>
@@ -1471,8 +1588,9 @@
         <w:pStyle w:val="Compact"/>
         <w:numPr>
           <w:ilvl w:val="0"/>
-          <w:numId w:val="9"/>
-        </w:numPr>
+          <w:numId w:val="5"/>
+        </w:numPr>
+        <w:rPr/>
       </w:pPr>
       <w:r>
         <w:rPr>
@@ -1481,6 +1599,7 @@
         <w:t>RelationalCondNode</w:t>
       </w:r>
       <w:r>
+        <w:rPr/>
         <w:t>;</w:t>
       </w:r>
     </w:p>
@@ -1489,8 +1608,9 @@
         <w:pStyle w:val="Compact"/>
         <w:numPr>
           <w:ilvl w:val="0"/>
-          <w:numId w:val="9"/>
-        </w:numPr>
+          <w:numId w:val="5"/>
+        </w:numPr>
+        <w:rPr/>
       </w:pPr>
       <w:r>
         <w:rPr>
@@ -1499,6 +1619,7 @@
         <w:t>BinaryLogicalCondNode</w:t>
       </w:r>
       <w:r>
+        <w:rPr/>
         <w:t>;</w:t>
       </w:r>
     </w:p>
@@ -1507,8 +1628,9 @@
         <w:pStyle w:val="Compact"/>
         <w:numPr>
           <w:ilvl w:val="0"/>
-          <w:numId w:val="9"/>
-        </w:numPr>
+          <w:numId w:val="5"/>
+        </w:numPr>
+        <w:rPr/>
       </w:pPr>
       <w:r>
         <w:rPr>
@@ -1517,6 +1639,7 @@
         <w:t>ArrayAccessNode</w:t>
       </w:r>
       <w:r>
+        <w:rPr/>
         <w:t>;</w:t>
       </w:r>
     </w:p>
@@ -1525,8 +1648,9 @@
         <w:pStyle w:val="Compact"/>
         <w:numPr>
           <w:ilvl w:val="0"/>
-          <w:numId w:val="9"/>
-        </w:numPr>
+          <w:numId w:val="5"/>
+        </w:numPr>
+        <w:rPr/>
       </w:pPr>
       <w:r>
         <w:rPr>
@@ -1535,6 +1659,7 @@
         <w:t>CastExprNode</w:t>
       </w:r>
       <w:r>
+        <w:rPr/>
         <w:t>.</w:t>
       </w:r>
     </w:p>
@@ -1557,10 +1682,12 @@
         <w:pStyle w:val="Compact"/>
         <w:numPr>
           <w:ilvl w:val="0"/>
-          <w:numId w:val="9"/>
-        </w:numPr>
-      </w:pPr>
-      <w:r>
+          <w:numId w:val="5"/>
+        </w:numPr>
+        <w:rPr/>
+      </w:pPr>
+      <w:r>
+        <w:rPr/>
         <w:t>pela análise semântica;</w:t>
       </w:r>
     </w:p>
@@ -1569,7 +1696,7 @@
         <w:pStyle w:val="Compact"/>
         <w:numPr>
           <w:ilvl w:val="0"/>
-          <w:numId w:val="9"/>
+          <w:numId w:val="5"/>
         </w:numPr>
         <w:rPr>
           <w:lang w:val="pt-PT"/>
@@ -1593,7 +1720,6 @@
         <w:rPr>
           <w:lang w:val="pt-PT"/>
         </w:rPr>
-        <w:lastRenderedPageBreak/>
         <w:t xml:space="preserve">O compilador inclui ainda uma funcionalidade de impressão formatada da AST através do método </w:t>
       </w:r>
       <w:r>
@@ -1610,19 +1736,29 @@
         <w:t>, facilitando significativamente o debugging e validação estrutural.</w:t>
       </w:r>
     </w:p>
-    <w:p/>
-    <w:p>
-      <w:pPr>
-        <w:pStyle w:val="Ttulo1"/>
-        <w:rPr>
-          <w:color w:val="548DD4" w:themeColor="text2" w:themeTint="99"/>
-        </w:rPr>
-      </w:pPr>
-      <w:bookmarkStart w:id="4" w:name="análise-semântica"/>
-      <w:bookmarkEnd w:id="3"/>
-      <w:r>
-        <w:rPr>
-          <w:color w:val="548DD4" w:themeColor="text2" w:themeTint="99"/>
+    <w:p>
+      <w:pPr>
+        <w:pStyle w:val="Normal"/>
+        <w:rPr/>
+      </w:pPr>
+      <w:r>
+        <w:rPr/>
+      </w:r>
+    </w:p>
+    <w:p>
+      <w:pPr>
+        <w:pStyle w:val="Heading1"/>
+        <w:rPr>
+          <w:color w:themeColor="text2" w:themeTint="99" w:val="548DD4"/>
+        </w:rPr>
+      </w:pPr>
+      <w:bookmarkStart w:id="7" w:name="construção-da-ast"/>
+      <w:bookmarkStart w:id="8" w:name="análise-semântica"/>
+      <w:bookmarkEnd w:id="7"/>
+      <w:bookmarkEnd w:id="8"/>
+      <w:r>
+        <w:rPr>
+          <w:color w:themeColor="text2" w:themeTint="99" w:val="548DD4"/>
         </w:rPr>
         <w:t>5. Análise Semântica</w:t>
       </w:r>
@@ -1656,7 +1792,7 @@
     </w:p>
     <w:p>
       <w:pPr>
-        <w:pStyle w:val="Corpodetexto"/>
+        <w:pStyle w:val="BodyText"/>
         <w:rPr>
           <w:lang w:val="pt-PT"/>
         </w:rPr>
@@ -1670,7 +1806,7 @@
     </w:p>
     <w:p>
       <w:pPr>
-        <w:pStyle w:val="Corpodetexto"/>
+        <w:pStyle w:val="BodyText"/>
         <w:rPr>
           <w:lang w:val="pt-PT"/>
         </w:rPr>
@@ -1687,7 +1823,7 @@
         <w:pStyle w:val="Compact"/>
         <w:numPr>
           <w:ilvl w:val="0"/>
-          <w:numId w:val="9"/>
+          <w:numId w:val="5"/>
         </w:numPr>
         <w:rPr>
           <w:lang w:val="pt-PT"/>
@@ -1705,10 +1841,12 @@
         <w:pStyle w:val="Compact"/>
         <w:numPr>
           <w:ilvl w:val="0"/>
-          <w:numId w:val="9"/>
-        </w:numPr>
-      </w:pPr>
-      <w:r>
+          <w:numId w:val="5"/>
+        </w:numPr>
+        <w:rPr/>
+      </w:pPr>
+      <w:r>
+        <w:rPr/>
         <w:t>redeclaração de identificadores;</w:t>
       </w:r>
     </w:p>
@@ -1717,10 +1855,12 @@
         <w:pStyle w:val="Compact"/>
         <w:numPr>
           <w:ilvl w:val="0"/>
-          <w:numId w:val="9"/>
-        </w:numPr>
-      </w:pPr>
-      <w:r>
+          <w:numId w:val="5"/>
+        </w:numPr>
+        <w:rPr/>
+      </w:pPr>
+      <w:r>
+        <w:rPr/>
         <w:t>validação de tipos;</w:t>
       </w:r>
     </w:p>
@@ -1729,10 +1869,12 @@
         <w:pStyle w:val="Compact"/>
         <w:numPr>
           <w:ilvl w:val="0"/>
-          <w:numId w:val="9"/>
-        </w:numPr>
-      </w:pPr>
-      <w:r>
+          <w:numId w:val="5"/>
+        </w:numPr>
+        <w:rPr/>
+      </w:pPr>
+      <w:r>
+        <w:rPr/>
         <w:t>compatibilidade de atribuições;</w:t>
       </w:r>
     </w:p>
@@ -1741,7 +1883,7 @@
         <w:pStyle w:val="Compact"/>
         <w:numPr>
           <w:ilvl w:val="0"/>
-          <w:numId w:val="9"/>
+          <w:numId w:val="5"/>
         </w:numPr>
         <w:rPr>
           <w:lang w:val="pt-PT"/>
@@ -1759,7 +1901,7 @@
         <w:pStyle w:val="Compact"/>
         <w:numPr>
           <w:ilvl w:val="0"/>
-          <w:numId w:val="9"/>
+          <w:numId w:val="5"/>
         </w:numPr>
         <w:rPr>
           <w:lang w:val="pt-PT"/>
@@ -1777,10 +1919,12 @@
         <w:pStyle w:val="Compact"/>
         <w:numPr>
           <w:ilvl w:val="0"/>
-          <w:numId w:val="9"/>
-        </w:numPr>
-      </w:pPr>
-      <w:r>
+          <w:numId w:val="5"/>
+        </w:numPr>
+        <w:rPr/>
+      </w:pPr>
+      <w:r>
+        <w:rPr/>
         <w:t>verificação de vetores;</w:t>
       </w:r>
     </w:p>
@@ -1789,10 +1933,12 @@
         <w:pStyle w:val="Compact"/>
         <w:numPr>
           <w:ilvl w:val="0"/>
-          <w:numId w:val="9"/>
-        </w:numPr>
-      </w:pPr>
-      <w:r>
+          <w:numId w:val="5"/>
+        </w:numPr>
+        <w:rPr/>
+      </w:pPr>
+      <w:r>
+        <w:rPr/>
         <w:t>controlo de escopos.</w:t>
       </w:r>
     </w:p>
@@ -1812,7 +1958,7 @@
     </w:p>
     <w:p>
       <w:pPr>
-        <w:pStyle w:val="Corpodetexto"/>
+        <w:pStyle w:val="BodyText"/>
         <w:rPr>
           <w:lang w:val="pt-PT"/>
         </w:rPr>
@@ -1827,6 +1973,7 @@
     <w:p>
       <w:pPr>
         <w:pStyle w:val="SourceCode"/>
+        <w:rPr/>
       </w:pPr>
       <w:r>
         <w:rPr>
@@ -1835,19 +1982,29 @@
         <w:t>[SEMÂNTICO] Variável 'y' usada sem declaração prévia.</w:t>
       </w:r>
     </w:p>
-    <w:p/>
-    <w:p>
-      <w:pPr>
-        <w:pStyle w:val="Ttulo1"/>
-        <w:rPr>
-          <w:color w:val="548DD4" w:themeColor="text2" w:themeTint="99"/>
-        </w:rPr>
-      </w:pPr>
-      <w:bookmarkStart w:id="5" w:name="geração-de-código-intermédio-tac"/>
-      <w:bookmarkEnd w:id="4"/>
-      <w:r>
-        <w:rPr>
-          <w:color w:val="548DD4" w:themeColor="text2" w:themeTint="99"/>
+    <w:p>
+      <w:pPr>
+        <w:pStyle w:val="Normal"/>
+        <w:rPr/>
+      </w:pPr>
+      <w:r>
+        <w:rPr/>
+      </w:r>
+    </w:p>
+    <w:p>
+      <w:pPr>
+        <w:pStyle w:val="Heading1"/>
+        <w:rPr>
+          <w:color w:themeColor="text2" w:themeTint="99" w:val="548DD4"/>
+        </w:rPr>
+      </w:pPr>
+      <w:bookmarkStart w:id="9" w:name="análise-semântica"/>
+      <w:bookmarkStart w:id="10" w:name="geração-de-código-intermédio-tac"/>
+      <w:bookmarkEnd w:id="9"/>
+      <w:bookmarkEnd w:id="10"/>
+      <w:r>
+        <w:rPr>
+          <w:color w:themeColor="text2" w:themeTint="99" w:val="548DD4"/>
         </w:rPr>
         <w:t>6. Geração de Código Intermédio TAC</w:t>
       </w:r>
@@ -1868,7 +2025,7 @@
     </w:p>
     <w:p>
       <w:pPr>
-        <w:pStyle w:val="Corpodetexto"/>
+        <w:pStyle w:val="BodyText"/>
         <w:rPr>
           <w:lang w:val="pt-PT"/>
         </w:rPr>
@@ -1895,7 +2052,7 @@
     </w:p>
     <w:p>
       <w:pPr>
-        <w:pStyle w:val="Corpodetexto"/>
+        <w:pStyle w:val="BodyText"/>
         <w:rPr>
           <w:lang w:val="pt-PT"/>
         </w:rPr>
@@ -1912,10 +2069,12 @@
         <w:pStyle w:val="Compact"/>
         <w:numPr>
           <w:ilvl w:val="0"/>
-          <w:numId w:val="9"/>
-        </w:numPr>
-      </w:pPr>
-      <w:r>
+          <w:numId w:val="5"/>
+        </w:numPr>
+        <w:rPr/>
+      </w:pPr>
+      <w:r>
+        <w:rPr/>
         <w:t>análise posterior;</w:t>
       </w:r>
     </w:p>
@@ -1924,10 +2083,12 @@
         <w:pStyle w:val="Compact"/>
         <w:numPr>
           <w:ilvl w:val="0"/>
-          <w:numId w:val="9"/>
-        </w:numPr>
-      </w:pPr>
-      <w:r>
+          <w:numId w:val="5"/>
+        </w:numPr>
+        <w:rPr/>
+      </w:pPr>
+      <w:r>
+        <w:rPr/>
         <w:t>otimização;</w:t>
       </w:r>
     </w:p>
@@ -1936,7 +2097,7 @@
         <w:pStyle w:val="Compact"/>
         <w:numPr>
           <w:ilvl w:val="0"/>
-          <w:numId w:val="9"/>
+          <w:numId w:val="5"/>
         </w:numPr>
         <w:rPr>
           <w:lang w:val="pt-PT"/>
@@ -1960,7 +2121,6 @@
         <w:rPr>
           <w:lang w:val="pt-PT"/>
         </w:rPr>
-        <w:lastRenderedPageBreak/>
         <w:t>Foram implementadas instruções TAC para:</w:t>
       </w:r>
     </w:p>
@@ -1969,10 +2129,12 @@
         <w:pStyle w:val="Compact"/>
         <w:numPr>
           <w:ilvl w:val="0"/>
-          <w:numId w:val="9"/>
-        </w:numPr>
-      </w:pPr>
-      <w:r>
+          <w:numId w:val="5"/>
+        </w:numPr>
+        <w:rPr/>
+      </w:pPr>
+      <w:r>
+        <w:rPr/>
         <w:t>atribuições;</w:t>
       </w:r>
     </w:p>
@@ -1981,10 +2143,12 @@
         <w:pStyle w:val="Compact"/>
         <w:numPr>
           <w:ilvl w:val="0"/>
-          <w:numId w:val="9"/>
-        </w:numPr>
-      </w:pPr>
-      <w:r>
+          <w:numId w:val="5"/>
+        </w:numPr>
+        <w:rPr/>
+      </w:pPr>
+      <w:r>
+        <w:rPr/>
         <w:t>operações aritméticas;</w:t>
       </w:r>
     </w:p>
@@ -1993,10 +2157,12 @@
         <w:pStyle w:val="Compact"/>
         <w:numPr>
           <w:ilvl w:val="0"/>
-          <w:numId w:val="9"/>
-        </w:numPr>
-      </w:pPr>
-      <w:r>
+          <w:numId w:val="5"/>
+        </w:numPr>
+        <w:rPr/>
+      </w:pPr>
+      <w:r>
+        <w:rPr/>
         <w:t>operadores relacionais;</w:t>
       </w:r>
     </w:p>
@@ -2005,10 +2171,12 @@
         <w:pStyle w:val="Compact"/>
         <w:numPr>
           <w:ilvl w:val="0"/>
-          <w:numId w:val="9"/>
-        </w:numPr>
-      </w:pPr>
-      <w:r>
+          <w:numId w:val="5"/>
+        </w:numPr>
+        <w:rPr/>
+      </w:pPr>
+      <w:r>
+        <w:rPr/>
         <w:t>chamadas de funções;</w:t>
       </w:r>
     </w:p>
@@ -2017,10 +2185,12 @@
         <w:pStyle w:val="Compact"/>
         <w:numPr>
           <w:ilvl w:val="0"/>
-          <w:numId w:val="9"/>
-        </w:numPr>
-      </w:pPr>
-      <w:r>
+          <w:numId w:val="5"/>
+        </w:numPr>
+        <w:rPr/>
+      </w:pPr>
+      <w:r>
+        <w:rPr/>
         <w:t>passagem de parâmetros;</w:t>
       </w:r>
     </w:p>
@@ -2029,10 +2199,12 @@
         <w:pStyle w:val="Compact"/>
         <w:numPr>
           <w:ilvl w:val="0"/>
-          <w:numId w:val="9"/>
-        </w:numPr>
-      </w:pPr>
-      <w:r>
+          <w:numId w:val="5"/>
+        </w:numPr>
+        <w:rPr/>
+      </w:pPr>
+      <w:r>
+        <w:rPr/>
         <w:t>labels;</w:t>
       </w:r>
     </w:p>
@@ -2041,10 +2213,12 @@
         <w:pStyle w:val="Compact"/>
         <w:numPr>
           <w:ilvl w:val="0"/>
-          <w:numId w:val="9"/>
-        </w:numPr>
-      </w:pPr>
-      <w:r>
+          <w:numId w:val="5"/>
+        </w:numPr>
+        <w:rPr/>
+      </w:pPr>
+      <w:r>
+        <w:rPr/>
         <w:t>saltos condicionais;</w:t>
       </w:r>
     </w:p>
@@ -2053,10 +2227,12 @@
         <w:pStyle w:val="Compact"/>
         <w:numPr>
           <w:ilvl w:val="0"/>
-          <w:numId w:val="9"/>
-        </w:numPr>
-      </w:pPr>
-      <w:r>
+          <w:numId w:val="5"/>
+        </w:numPr>
+        <w:rPr/>
+      </w:pPr>
+      <w:r>
+        <w:rPr/>
         <w:t>ciclos;</w:t>
       </w:r>
     </w:p>
@@ -2065,10 +2241,12 @@
         <w:pStyle w:val="Compact"/>
         <w:numPr>
           <w:ilvl w:val="0"/>
-          <w:numId w:val="9"/>
-        </w:numPr>
-      </w:pPr>
-      <w:r>
+          <w:numId w:val="5"/>
+        </w:numPr>
+        <w:rPr/>
+      </w:pPr>
+      <w:r>
+        <w:rPr/>
         <w:t>acessos a vetores;</w:t>
       </w:r>
     </w:p>
@@ -2077,10 +2255,12 @@
         <w:pStyle w:val="Compact"/>
         <w:numPr>
           <w:ilvl w:val="0"/>
-          <w:numId w:val="9"/>
-        </w:numPr>
-      </w:pPr>
-      <w:r>
+          <w:numId w:val="5"/>
+        </w:numPr>
+        <w:rPr/>
+      </w:pPr>
+      <w:r>
+        <w:rPr/>
         <w:t>casts;</w:t>
       </w:r>
     </w:p>
@@ -2089,18 +2269,22 @@
         <w:pStyle w:val="Compact"/>
         <w:numPr>
           <w:ilvl w:val="0"/>
-          <w:numId w:val="9"/>
-        </w:numPr>
-      </w:pPr>
-      <w:r>
+          <w:numId w:val="5"/>
+        </w:numPr>
+        <w:rPr/>
+      </w:pPr>
+      <w:r>
+        <w:rPr/>
         <w:t>retornos.</w:t>
       </w:r>
     </w:p>
     <w:p>
       <w:pPr>
         <w:pStyle w:val="FirstParagraph"/>
-      </w:pPr>
-      <w:r>
+        <w:rPr/>
+      </w:pPr>
+      <w:r>
+        <w:rPr/>
         <w:t>Exemplo de TAC gerado:</w:t>
       </w:r>
     </w:p>
@@ -2237,19 +2421,29 @@
         <w:t>A representação TAC implementada foi desenhada para ser simples, legível e facilmente extensível.</w:t>
       </w:r>
     </w:p>
-    <w:p/>
-    <w:p>
-      <w:pPr>
-        <w:pStyle w:val="Ttulo1"/>
-        <w:rPr>
-          <w:color w:val="548DD4" w:themeColor="text2" w:themeTint="99"/>
-        </w:rPr>
-      </w:pPr>
-      <w:bookmarkStart w:id="6" w:name="otimização-de-código-intermédio"/>
-      <w:bookmarkEnd w:id="5"/>
-      <w:r>
-        <w:rPr>
-          <w:color w:val="548DD4" w:themeColor="text2" w:themeTint="99"/>
+    <w:p>
+      <w:pPr>
+        <w:pStyle w:val="Normal"/>
+        <w:rPr/>
+      </w:pPr>
+      <w:r>
+        <w:rPr/>
+      </w:r>
+    </w:p>
+    <w:p>
+      <w:pPr>
+        <w:pStyle w:val="Heading1"/>
+        <w:rPr>
+          <w:color w:themeColor="text2" w:themeTint="99" w:val="548DD4"/>
+        </w:rPr>
+      </w:pPr>
+      <w:bookmarkStart w:id="11" w:name="geração-de-código-intermédio-tac"/>
+      <w:bookmarkStart w:id="12" w:name="otimização-de-código-intermédio"/>
+      <w:bookmarkEnd w:id="11"/>
+      <w:bookmarkEnd w:id="12"/>
+      <w:r>
+        <w:rPr>
+          <w:color w:themeColor="text2" w:themeTint="99" w:val="548DD4"/>
         </w:rPr>
         <w:t>7. Otimização de Código Intermédio</w:t>
       </w:r>
@@ -2270,7 +2464,7 @@
     </w:p>
     <w:p>
       <w:pPr>
-        <w:pStyle w:val="Corpodetexto"/>
+        <w:pStyle w:val="BodyText"/>
         <w:rPr>
           <w:lang w:val="pt-PT"/>
         </w:rPr>
@@ -2297,10 +2491,13 @@
     </w:p>
     <w:p>
       <w:pPr>
-        <w:pStyle w:val="Ttulo2"/>
-      </w:pPr>
-      <w:bookmarkStart w:id="7" w:name="constant-folding"/>
-      <w:r>
+        <w:pStyle w:val="Heading2"/>
+        <w:rPr/>
+      </w:pPr>
+      <w:bookmarkStart w:id="13" w:name="constant-folding"/>
+      <w:bookmarkEnd w:id="13"/>
+      <w:r>
+        <w:rPr/>
         <w:t>7.1 Constant Folding</w:t>
       </w:r>
     </w:p>
@@ -2320,7 +2517,7 @@
     </w:p>
     <w:p>
       <w:pPr>
-        <w:pStyle w:val="Corpodetexto"/>
+        <w:pStyle w:val="BodyText"/>
         <w:rPr>
           <w:lang w:val="pt-PT"/>
         </w:rPr>
@@ -2335,6 +2532,7 @@
     <w:p>
       <w:pPr>
         <w:pStyle w:val="SourceCode"/>
+        <w:rPr/>
       </w:pPr>
       <w:r>
         <w:rPr>
@@ -2360,12 +2558,12 @@
     <w:p>
       <w:pPr>
         <w:pStyle w:val="SourceCode"/>
-      </w:pPr>
-      <w:r>
-        <w:rPr>
-          <w:rStyle w:val="VerbatimChar"/>
-        </w:rPr>
-        <w:lastRenderedPageBreak/>
+        <w:rPr/>
+      </w:pPr>
+      <w:r>
+        <w:rPr>
+          <w:rStyle w:val="VerbatimChar"/>
+        </w:rPr>
         <w:t>14</w:t>
       </w:r>
     </w:p>
@@ -2383,14 +2581,26 @@
         <w:t>Esta abordagem reduz operações desnecessárias em tempo de execução.</w:t>
       </w:r>
     </w:p>
-    <w:p/>
-    <w:p>
-      <w:pPr>
-        <w:pStyle w:val="Ttulo2"/>
-      </w:pPr>
-      <w:bookmarkStart w:id="8" w:name="simplificação-algébrica"/>
-      <w:bookmarkEnd w:id="7"/>
-      <w:r>
+    <w:p>
+      <w:pPr>
+        <w:pStyle w:val="Normal"/>
+        <w:rPr/>
+      </w:pPr>
+      <w:r>
+        <w:rPr/>
+      </w:r>
+    </w:p>
+    <w:p>
+      <w:pPr>
+        <w:pStyle w:val="Heading2"/>
+        <w:rPr/>
+      </w:pPr>
+      <w:bookmarkStart w:id="14" w:name="constant-folding"/>
+      <w:bookmarkStart w:id="15" w:name="simplificação-algébrica"/>
+      <w:bookmarkEnd w:id="14"/>
+      <w:bookmarkEnd w:id="15"/>
+      <w:r>
+        <w:rPr/>
         <w:t>7.2 Simplificação Algébrica</w:t>
       </w:r>
     </w:p>
@@ -2411,6 +2621,7 @@
     <w:p>
       <w:pPr>
         <w:pStyle w:val="SourceCode"/>
+        <w:rPr/>
       </w:pPr>
       <w:r>
         <w:rPr>
@@ -2419,6 +2630,7 @@
         <w:t>x + 0 → x</w:t>
       </w:r>
       <w:r>
+        <w:rPr/>
         <w:br/>
       </w:r>
       <w:r>
@@ -2428,6 +2640,7 @@
         <w:t>x - 0 → x</w:t>
       </w:r>
       <w:r>
+        <w:rPr/>
         <w:br/>
       </w:r>
       <w:r>
@@ -2437,6 +2650,7 @@
         <w:t>x * 1 → x</w:t>
       </w:r>
       <w:r>
+        <w:rPr/>
         <w:br/>
       </w:r>
       <w:r>
@@ -2446,6 +2660,7 @@
         <w:t>x * 0 → 0</w:t>
       </w:r>
       <w:r>
+        <w:rPr/>
         <w:br/>
       </w:r>
       <w:r>
@@ -2455,6 +2670,7 @@
         <w:t>x / 1 → x</w:t>
       </w:r>
       <w:r>
+        <w:rPr/>
         <w:br/>
       </w:r>
       <w:r>
@@ -2478,14 +2694,26 @@
         <w:t>Estas simplificações permitem reduzir significativamente o número de instruções intermédias.</w:t>
       </w:r>
     </w:p>
-    <w:p/>
-    <w:p>
-      <w:pPr>
-        <w:pStyle w:val="Ttulo2"/>
-      </w:pPr>
-      <w:bookmarkStart w:id="9" w:name="constant-propagation"/>
-      <w:bookmarkEnd w:id="8"/>
-      <w:r>
+    <w:p>
+      <w:pPr>
+        <w:pStyle w:val="Normal"/>
+        <w:rPr/>
+      </w:pPr>
+      <w:r>
+        <w:rPr/>
+      </w:r>
+    </w:p>
+    <w:p>
+      <w:pPr>
+        <w:pStyle w:val="Heading2"/>
+        <w:rPr/>
+      </w:pPr>
+      <w:bookmarkStart w:id="16" w:name="simplificação-algébrica"/>
+      <w:bookmarkStart w:id="17" w:name="constant-propagation"/>
+      <w:bookmarkEnd w:id="16"/>
+      <w:bookmarkEnd w:id="17"/>
+      <w:r>
+        <w:rPr/>
         <w:t>7.3 Constant Propagation</w:t>
       </w:r>
     </w:p>
@@ -2505,7 +2733,7 @@
     </w:p>
     <w:p>
       <w:pPr>
-        <w:pStyle w:val="Corpodetexto"/>
+        <w:pStyle w:val="BodyText"/>
         <w:rPr>
           <w:lang w:val="pt-PT"/>
         </w:rPr>
@@ -2520,6 +2748,7 @@
     <w:p>
       <w:pPr>
         <w:pStyle w:val="SourceCode"/>
+        <w:rPr/>
       </w:pPr>
       <w:r>
         <w:rPr>
@@ -2528,6 +2757,7 @@
         <w:t>ot1 = 14</w:t>
       </w:r>
       <w:r>
+        <w:rPr/>
         <w:br/>
       </w:r>
       <w:r>
@@ -2554,6 +2784,7 @@
     <w:p>
       <w:pPr>
         <w:pStyle w:val="SourceCode"/>
+        <w:rPr/>
       </w:pPr>
       <w:r>
         <w:rPr>
@@ -2562,14 +2793,26 @@
         <w:t>ot2 = 14</w:t>
       </w:r>
     </w:p>
-    <w:p/>
-    <w:p>
-      <w:pPr>
-        <w:pStyle w:val="Ttulo2"/>
-      </w:pPr>
-      <w:bookmarkStart w:id="10" w:name="copy-propagation"/>
-      <w:bookmarkEnd w:id="9"/>
-      <w:r>
+    <w:p>
+      <w:pPr>
+        <w:pStyle w:val="Normal"/>
+        <w:rPr/>
+      </w:pPr>
+      <w:r>
+        <w:rPr/>
+      </w:r>
+    </w:p>
+    <w:p>
+      <w:pPr>
+        <w:pStyle w:val="Heading2"/>
+        <w:rPr/>
+      </w:pPr>
+      <w:bookmarkStart w:id="18" w:name="constant-propagation"/>
+      <w:bookmarkStart w:id="19" w:name="copy-propagation"/>
+      <w:bookmarkEnd w:id="18"/>
+      <w:bookmarkEnd w:id="19"/>
+      <w:r>
+        <w:rPr/>
         <w:t>7.4 Copy Propagation</w:t>
       </w:r>
     </w:p>
@@ -2589,7 +2832,7 @@
     </w:p>
     <w:p>
       <w:pPr>
-        <w:pStyle w:val="Corpodetexto"/>
+        <w:pStyle w:val="BodyText"/>
         <w:rPr>
           <w:lang w:val="pt-PT"/>
         </w:rPr>
@@ -2601,14 +2844,26 @@
         <w:t>Esta técnica reduz o número de temporários desnecessários gerados durante a compilação.</w:t>
       </w:r>
     </w:p>
-    <w:p/>
-    <w:p>
-      <w:pPr>
-        <w:pStyle w:val="Ttulo2"/>
-      </w:pPr>
-      <w:bookmarkStart w:id="11" w:name="dead-code-elimination"/>
-      <w:bookmarkEnd w:id="10"/>
-      <w:r>
+    <w:p>
+      <w:pPr>
+        <w:pStyle w:val="Normal"/>
+        <w:rPr/>
+      </w:pPr>
+      <w:r>
+        <w:rPr/>
+      </w:r>
+    </w:p>
+    <w:p>
+      <w:pPr>
+        <w:pStyle w:val="Heading2"/>
+        <w:rPr/>
+      </w:pPr>
+      <w:bookmarkStart w:id="20" w:name="copy-propagation"/>
+      <w:bookmarkStart w:id="21" w:name="dead-code-elimination"/>
+      <w:bookmarkEnd w:id="20"/>
+      <w:bookmarkEnd w:id="21"/>
+      <w:r>
+        <w:rPr/>
         <w:t>7.5 Dead Code Elimination</w:t>
       </w:r>
     </w:p>
@@ -2628,7 +2883,7 @@
     </w:p>
     <w:p>
       <w:pPr>
-        <w:pStyle w:val="Corpodetexto"/>
+        <w:pStyle w:val="BodyText"/>
         <w:rPr>
           <w:lang w:val="pt-PT"/>
         </w:rPr>
@@ -2645,10 +2900,12 @@
         <w:pStyle w:val="Compact"/>
         <w:numPr>
           <w:ilvl w:val="0"/>
-          <w:numId w:val="9"/>
-        </w:numPr>
-      </w:pPr>
-      <w:r>
+          <w:numId w:val="5"/>
+        </w:numPr>
+        <w:rPr/>
+      </w:pPr>
+      <w:r>
+        <w:rPr/>
         <w:t>não são utilizados posteriormente;</w:t>
       </w:r>
     </w:p>
@@ -2657,11 +2914,12 @@
         <w:pStyle w:val="Compact"/>
         <w:numPr>
           <w:ilvl w:val="0"/>
-          <w:numId w:val="9"/>
-        </w:numPr>
-      </w:pPr>
-      <w:r>
-        <w:lastRenderedPageBreak/>
+          <w:numId w:val="5"/>
+        </w:numPr>
+        <w:rPr/>
+      </w:pPr>
+      <w:r>
+        <w:rPr/>
         <w:t>não possuem efeitos laterais.</w:t>
       </w:r>
     </w:p>
@@ -2684,10 +2942,12 @@
         <w:pStyle w:val="Compact"/>
         <w:numPr>
           <w:ilvl w:val="0"/>
-          <w:numId w:val="9"/>
-        </w:numPr>
-      </w:pPr>
-      <w:r>
+          <w:numId w:val="5"/>
+        </w:numPr>
+        <w:rPr/>
+      </w:pPr>
+      <w:r>
+        <w:rPr/>
         <w:t>chamadas de funções;</w:t>
       </w:r>
     </w:p>
@@ -2696,10 +2956,12 @@
         <w:pStyle w:val="Compact"/>
         <w:numPr>
           <w:ilvl w:val="0"/>
-          <w:numId w:val="9"/>
-        </w:numPr>
-      </w:pPr>
-      <w:r>
+          <w:numId w:val="5"/>
+        </w:numPr>
+        <w:rPr/>
+      </w:pPr>
+      <w:r>
+        <w:rPr/>
         <w:t>escrita/leitura;</w:t>
       </w:r>
     </w:p>
@@ -2708,10 +2970,12 @@
         <w:pStyle w:val="Compact"/>
         <w:numPr>
           <w:ilvl w:val="0"/>
-          <w:numId w:val="9"/>
-        </w:numPr>
-      </w:pPr>
-      <w:r>
+          <w:numId w:val="5"/>
+        </w:numPr>
+        <w:rPr/>
+      </w:pPr>
+      <w:r>
+        <w:rPr/>
         <w:t>labels;</w:t>
       </w:r>
     </w:p>
@@ -2720,10 +2984,12 @@
         <w:pStyle w:val="Compact"/>
         <w:numPr>
           <w:ilvl w:val="0"/>
-          <w:numId w:val="9"/>
-        </w:numPr>
-      </w:pPr>
-      <w:r>
+          <w:numId w:val="5"/>
+        </w:numPr>
+        <w:rPr/>
+      </w:pPr>
+      <w:r>
+        <w:rPr/>
         <w:t>saltos;</w:t>
       </w:r>
     </w:p>
@@ -2732,10 +2998,12 @@
         <w:pStyle w:val="Compact"/>
         <w:numPr>
           <w:ilvl w:val="0"/>
-          <w:numId w:val="9"/>
-        </w:numPr>
-      </w:pPr>
-      <w:r>
+          <w:numId w:val="5"/>
+        </w:numPr>
+        <w:rPr/>
+      </w:pPr>
+      <w:r>
+        <w:rPr/>
         <w:t>acessos a vetores;</w:t>
       </w:r>
     </w:p>
@@ -2744,27 +3012,40 @@
         <w:pStyle w:val="Compact"/>
         <w:numPr>
           <w:ilvl w:val="0"/>
-          <w:numId w:val="9"/>
-        </w:numPr>
-      </w:pPr>
-      <w:r>
+          <w:numId w:val="5"/>
+        </w:numPr>
+        <w:rPr/>
+      </w:pPr>
+      <w:r>
+        <w:rPr/>
         <w:t>retornos.</w:t>
       </w:r>
     </w:p>
-    <w:p/>
-    <w:p>
-      <w:pPr>
-        <w:pStyle w:val="Ttulo1"/>
-        <w:rPr>
-          <w:color w:val="548DD4" w:themeColor="text2" w:themeTint="99"/>
-        </w:rPr>
-      </w:pPr>
-      <w:bookmarkStart w:id="12" w:name="demonstração-da-otimização"/>
-      <w:bookmarkEnd w:id="6"/>
-      <w:bookmarkEnd w:id="11"/>
-      <w:r>
-        <w:rPr>
-          <w:color w:val="548DD4" w:themeColor="text2" w:themeTint="99"/>
+    <w:p>
+      <w:pPr>
+        <w:pStyle w:val="Normal"/>
+        <w:rPr/>
+      </w:pPr>
+      <w:r>
+        <w:rPr/>
+      </w:r>
+    </w:p>
+    <w:p>
+      <w:pPr>
+        <w:pStyle w:val="Heading1"/>
+        <w:rPr>
+          <w:color w:themeColor="text2" w:themeTint="99" w:val="548DD4"/>
+        </w:rPr>
+      </w:pPr>
+      <w:bookmarkStart w:id="22" w:name="otimização-de-código-intermédio"/>
+      <w:bookmarkStart w:id="23" w:name="dead-code-elimination"/>
+      <w:bookmarkStart w:id="24" w:name="demonstração-da-otimização"/>
+      <w:bookmarkEnd w:id="22"/>
+      <w:bookmarkEnd w:id="23"/>
+      <w:bookmarkEnd w:id="24"/>
+      <w:r>
+        <w:rPr>
+          <w:color w:themeColor="text2" w:themeTint="99" w:val="548DD4"/>
         </w:rPr>
         <w:t>8. Demonstração da Otimização</w:t>
       </w:r>
@@ -2785,12 +3066,13 @@
     </w:p>
     <w:p>
       <w:pPr>
-        <w:pStyle w:val="Ttulo2"/>
-        <w:rPr>
-          <w:lang w:val="en-GB"/>
-        </w:rPr>
-      </w:pPr>
-      <w:bookmarkStart w:id="13" w:name="tac-original"/>
+        <w:pStyle w:val="Heading2"/>
+        <w:rPr>
+          <w:lang w:val="en-GB"/>
+        </w:rPr>
+      </w:pPr>
+      <w:bookmarkStart w:id="25" w:name="tac-original"/>
+      <w:bookmarkEnd w:id="25"/>
       <w:r>
         <w:rPr>
           <w:lang w:val="en-GB"/>
@@ -2919,13 +3201,15 @@
     </w:p>
     <w:p>
       <w:pPr>
-        <w:pStyle w:val="Ttulo2"/>
-        <w:rPr>
-          <w:lang w:val="en-GB"/>
-        </w:rPr>
-      </w:pPr>
-      <w:bookmarkStart w:id="14" w:name="tac-otimizado"/>
-      <w:bookmarkEnd w:id="13"/>
+        <w:pStyle w:val="Heading2"/>
+        <w:rPr>
+          <w:lang w:val="en-GB"/>
+        </w:rPr>
+      </w:pPr>
+      <w:bookmarkStart w:id="26" w:name="tac-original"/>
+      <w:bookmarkStart w:id="27" w:name="tac-otimizado"/>
+      <w:bookmarkEnd w:id="26"/>
+      <w:bookmarkEnd w:id="27"/>
       <w:r>
         <w:rPr>
           <w:lang w:val="en-GB"/>
@@ -2990,8 +3274,10 @@
     <w:p>
       <w:pPr>
         <w:pStyle w:val="FirstParagraph"/>
-      </w:pPr>
-      <w:r>
+        <w:rPr/>
+      </w:pPr>
+      <w:r>
+        <w:rPr/>
         <w:t>Pode observar-se claramente:</w:t>
       </w:r>
     </w:p>
@@ -3000,10 +3286,12 @@
         <w:pStyle w:val="Compact"/>
         <w:numPr>
           <w:ilvl w:val="0"/>
-          <w:numId w:val="9"/>
-        </w:numPr>
-      </w:pPr>
-      <w:r>
+          <w:numId w:val="5"/>
+        </w:numPr>
+        <w:rPr/>
+      </w:pPr>
+      <w:r>
+        <w:rPr/>
         <w:t>avaliação de expressões constantes;</w:t>
       </w:r>
     </w:p>
@@ -3012,10 +3300,12 @@
         <w:pStyle w:val="Compact"/>
         <w:numPr>
           <w:ilvl w:val="0"/>
-          <w:numId w:val="9"/>
-        </w:numPr>
-      </w:pPr>
-      <w:r>
+          <w:numId w:val="5"/>
+        </w:numPr>
+        <w:rPr/>
+      </w:pPr>
+      <w:r>
+        <w:rPr/>
         <w:t>simplificação algébrica;</w:t>
       </w:r>
     </w:p>
@@ -3024,10 +3314,12 @@
         <w:pStyle w:val="Compact"/>
         <w:numPr>
           <w:ilvl w:val="0"/>
-          <w:numId w:val="9"/>
-        </w:numPr>
-      </w:pPr>
-      <w:r>
+          <w:numId w:val="5"/>
+        </w:numPr>
+        <w:rPr/>
+      </w:pPr>
+      <w:r>
+        <w:rPr/>
         <w:t>propagação de constantes;</w:t>
       </w:r>
     </w:p>
@@ -3036,10 +3328,12 @@
         <w:pStyle w:val="Compact"/>
         <w:numPr>
           <w:ilvl w:val="0"/>
-          <w:numId w:val="9"/>
-        </w:numPr>
-      </w:pPr>
-      <w:r>
+          <w:numId w:val="5"/>
+        </w:numPr>
+        <w:rPr/>
+      </w:pPr>
+      <w:r>
+        <w:rPr/>
         <w:t>eliminação de temporários intermédios.</w:t>
       </w:r>
     </w:p>
@@ -3057,22 +3351,32 @@
         <w:t>A redução do número de instruções produz um código intermédio significativamente mais eficiente e legível.</w:t>
       </w:r>
     </w:p>
-    <w:p/>
-    <w:p>
-      <w:pPr>
-        <w:pStyle w:val="Ttulo1"/>
-        <w:rPr>
-          <w:color w:val="548DD4" w:themeColor="text2" w:themeTint="99"/>
-        </w:rPr>
-      </w:pPr>
-      <w:bookmarkStart w:id="15" w:name="sistema-de-testes"/>
-      <w:bookmarkEnd w:id="12"/>
-      <w:bookmarkEnd w:id="14"/>
-      <w:r>
-        <w:rPr>
-          <w:color w:val="548DD4" w:themeColor="text2" w:themeTint="99"/>
-        </w:rPr>
-        <w:lastRenderedPageBreak/>
+    <w:p>
+      <w:pPr>
+        <w:pStyle w:val="Normal"/>
+        <w:rPr/>
+      </w:pPr>
+      <w:r>
+        <w:rPr/>
+      </w:r>
+    </w:p>
+    <w:p>
+      <w:pPr>
+        <w:pStyle w:val="Heading1"/>
+        <w:rPr>
+          <w:color w:themeColor="text2" w:themeTint="99" w:val="548DD4"/>
+        </w:rPr>
+      </w:pPr>
+      <w:bookmarkStart w:id="28" w:name="demonstração-da-otimização"/>
+      <w:bookmarkStart w:id="29" w:name="tac-otimizado"/>
+      <w:bookmarkStart w:id="30" w:name="sistema-de-testes"/>
+      <w:bookmarkEnd w:id="28"/>
+      <w:bookmarkEnd w:id="29"/>
+      <w:bookmarkEnd w:id="30"/>
+      <w:r>
+        <w:rPr>
+          <w:color w:themeColor="text2" w:themeTint="99" w:val="548DD4"/>
+        </w:rPr>
         <w:t>9. Sistema de Testes</w:t>
       </w:r>
     </w:p>
@@ -3092,9 +3396,11 @@
     </w:p>
     <w:p>
       <w:pPr>
-        <w:pStyle w:val="Corpodetexto"/>
-      </w:pPr>
-      <w:r>
+        <w:pStyle w:val="BodyText"/>
+        <w:rPr/>
+      </w:pPr>
+      <w:r>
+        <w:rPr/>
         <w:t>Os testes incluem:</w:t>
       </w:r>
     </w:p>
@@ -3103,10 +3409,12 @@
         <w:pStyle w:val="Compact"/>
         <w:numPr>
           <w:ilvl w:val="0"/>
-          <w:numId w:val="9"/>
-        </w:numPr>
-      </w:pPr>
-      <w:r>
+          <w:numId w:val="5"/>
+        </w:numPr>
+        <w:rPr/>
+      </w:pPr>
+      <w:r>
+        <w:rPr/>
         <w:t>programas válidos;</w:t>
       </w:r>
     </w:p>
@@ -3115,10 +3423,12 @@
         <w:pStyle w:val="Compact"/>
         <w:numPr>
           <w:ilvl w:val="0"/>
-          <w:numId w:val="9"/>
-        </w:numPr>
-      </w:pPr>
-      <w:r>
+          <w:numId w:val="5"/>
+        </w:numPr>
+        <w:rPr/>
+      </w:pPr>
+      <w:r>
+        <w:rPr/>
         <w:t>programas com erros léxicos;</w:t>
       </w:r>
     </w:p>
@@ -3127,10 +3437,12 @@
         <w:pStyle w:val="Compact"/>
         <w:numPr>
           <w:ilvl w:val="0"/>
-          <w:numId w:val="9"/>
-        </w:numPr>
-      </w:pPr>
-      <w:r>
+          <w:numId w:val="5"/>
+        </w:numPr>
+        <w:rPr/>
+      </w:pPr>
+      <w:r>
+        <w:rPr/>
         <w:t>programas com erros semânticos;</w:t>
       </w:r>
     </w:p>
@@ -3139,10 +3451,12 @@
         <w:pStyle w:val="Compact"/>
         <w:numPr>
           <w:ilvl w:val="0"/>
-          <w:numId w:val="9"/>
-        </w:numPr>
-      </w:pPr>
-      <w:r>
+          <w:numId w:val="5"/>
+        </w:numPr>
+        <w:rPr/>
+      </w:pPr>
+      <w:r>
+        <w:rPr/>
         <w:t>programas com ciclos;</w:t>
       </w:r>
     </w:p>
@@ -3151,10 +3465,12 @@
         <w:pStyle w:val="Compact"/>
         <w:numPr>
           <w:ilvl w:val="0"/>
-          <w:numId w:val="9"/>
-        </w:numPr>
-      </w:pPr>
-      <w:r>
+          <w:numId w:val="5"/>
+        </w:numPr>
+        <w:rPr/>
+      </w:pPr>
+      <w:r>
+        <w:rPr/>
         <w:t>vetores;</w:t>
       </w:r>
     </w:p>
@@ -3163,10 +3479,12 @@
         <w:pStyle w:val="Compact"/>
         <w:numPr>
           <w:ilvl w:val="0"/>
-          <w:numId w:val="9"/>
-        </w:numPr>
-      </w:pPr>
-      <w:r>
+          <w:numId w:val="5"/>
+        </w:numPr>
+        <w:rPr/>
+      </w:pPr>
+      <w:r>
+        <w:rPr/>
         <w:t>recursividade;</w:t>
       </w:r>
     </w:p>
@@ -3175,10 +3493,12 @@
         <w:pStyle w:val="Compact"/>
         <w:numPr>
           <w:ilvl w:val="0"/>
-          <w:numId w:val="9"/>
-        </w:numPr>
-      </w:pPr>
-      <w:r>
+          <w:numId w:val="5"/>
+        </w:numPr>
+        <w:rPr/>
+      </w:pPr>
+      <w:r>
+        <w:rPr/>
         <w:t>casts;</w:t>
       </w:r>
     </w:p>
@@ -3187,10 +3507,12 @@
         <w:pStyle w:val="Compact"/>
         <w:numPr>
           <w:ilvl w:val="0"/>
-          <w:numId w:val="9"/>
-        </w:numPr>
-      </w:pPr>
-      <w:r>
+          <w:numId w:val="5"/>
+        </w:numPr>
+        <w:rPr/>
+      </w:pPr>
+      <w:r>
+        <w:rPr/>
         <w:t>chamadas de funções;</w:t>
       </w:r>
     </w:p>
@@ -3199,10 +3521,12 @@
         <w:pStyle w:val="Compact"/>
         <w:numPr>
           <w:ilvl w:val="0"/>
-          <w:numId w:val="9"/>
-        </w:numPr>
-      </w:pPr>
-      <w:r>
+          <w:numId w:val="5"/>
+        </w:numPr>
+        <w:rPr/>
+      </w:pPr>
+      <w:r>
+        <w:rPr/>
         <w:t>expressões aritméticas;</w:t>
       </w:r>
     </w:p>
@@ -3211,10 +3535,12 @@
         <w:pStyle w:val="Compact"/>
         <w:numPr>
           <w:ilvl w:val="0"/>
-          <w:numId w:val="9"/>
-        </w:numPr>
-      </w:pPr>
-      <w:r>
+          <w:numId w:val="5"/>
+        </w:numPr>
+        <w:rPr/>
+      </w:pPr>
+      <w:r>
+        <w:rPr/>
         <w:t>otimizações.</w:t>
       </w:r>
     </w:p>
@@ -3235,6 +3561,7 @@
     <w:p>
       <w:pPr>
         <w:pStyle w:val="SourceCode"/>
+        <w:rPr/>
       </w:pPr>
       <w:r>
         <w:rPr>
@@ -3260,6 +3587,7 @@
     <w:p>
       <w:pPr>
         <w:pStyle w:val="SourceCode"/>
+        <w:rPr/>
       </w:pPr>
       <w:r>
         <w:rPr>
@@ -3268,6 +3596,7 @@
         <w:t>teste_erros_lexicos.mocp</w:t>
       </w:r>
       <w:r>
+        <w:rPr/>
         <w:br/>
       </w:r>
       <w:r>
@@ -3294,6 +3623,7 @@
     <w:p>
       <w:pPr>
         <w:pStyle w:val="SourceCode"/>
+        <w:rPr/>
       </w:pPr>
       <w:r>
         <w:rPr>
@@ -3316,19 +3646,29 @@
         <w:t>que executa automaticamente todos os testes presentes na pasta de testes.</w:t>
       </w:r>
     </w:p>
-    <w:p/>
-    <w:p>
-      <w:pPr>
-        <w:pStyle w:val="Ttulo1"/>
-        <w:rPr>
-          <w:color w:val="548DD4" w:themeColor="text2" w:themeTint="99"/>
-        </w:rPr>
-      </w:pPr>
-      <w:bookmarkStart w:id="16" w:name="dificuldades-encontradas"/>
-      <w:bookmarkEnd w:id="15"/>
-      <w:r>
-        <w:rPr>
-          <w:color w:val="548DD4" w:themeColor="text2" w:themeTint="99"/>
+    <w:p>
+      <w:pPr>
+        <w:pStyle w:val="Normal"/>
+        <w:rPr/>
+      </w:pPr>
+      <w:r>
+        <w:rPr/>
+      </w:r>
+    </w:p>
+    <w:p>
+      <w:pPr>
+        <w:pStyle w:val="Heading1"/>
+        <w:rPr>
+          <w:color w:themeColor="text2" w:themeTint="99" w:val="548DD4"/>
+        </w:rPr>
+      </w:pPr>
+      <w:bookmarkStart w:id="31" w:name="sistema-de-testes"/>
+      <w:bookmarkStart w:id="32" w:name="dificuldades-encontradas"/>
+      <w:bookmarkEnd w:id="31"/>
+      <w:bookmarkEnd w:id="32"/>
+      <w:r>
+        <w:rPr>
+          <w:color w:themeColor="text2" w:themeTint="99" w:val="548DD4"/>
         </w:rPr>
         <w:t>10. Dificuldades Encontradas</w:t>
       </w:r>
@@ -3349,7 +3689,7 @@
     </w:p>
     <w:p>
       <w:pPr>
-        <w:pStyle w:val="Corpodetexto"/>
+        <w:pStyle w:val="BodyText"/>
         <w:rPr>
           <w:lang w:val="pt-PT"/>
         </w:rPr>
@@ -3366,7 +3706,7 @@
         <w:pStyle w:val="Compact"/>
         <w:numPr>
           <w:ilvl w:val="0"/>
-          <w:numId w:val="9"/>
+          <w:numId w:val="5"/>
         </w:numPr>
         <w:rPr>
           <w:lang w:val="pt-PT"/>
@@ -3384,10 +3724,12 @@
         <w:pStyle w:val="Compact"/>
         <w:numPr>
           <w:ilvl w:val="0"/>
-          <w:numId w:val="9"/>
-        </w:numPr>
-      </w:pPr>
-      <w:r>
+          <w:numId w:val="5"/>
+        </w:numPr>
+        <w:rPr/>
+      </w:pPr>
+      <w:r>
+        <w:rPr/>
         <w:t>gestão de escopos;</w:t>
       </w:r>
     </w:p>
@@ -3396,10 +3738,12 @@
         <w:pStyle w:val="Compact"/>
         <w:numPr>
           <w:ilvl w:val="0"/>
-          <w:numId w:val="9"/>
-        </w:numPr>
-      </w:pPr>
-      <w:r>
+          <w:numId w:val="5"/>
+        </w:numPr>
+        <w:rPr/>
+      </w:pPr>
+      <w:r>
+        <w:rPr/>
         <w:t>tratamento de vetores;</w:t>
       </w:r>
     </w:p>
@@ -3408,10 +3752,12 @@
         <w:pStyle w:val="Compact"/>
         <w:numPr>
           <w:ilvl w:val="0"/>
-          <w:numId w:val="9"/>
-        </w:numPr>
-      </w:pPr>
-      <w:r>
+          <w:numId w:val="5"/>
+        </w:numPr>
+        <w:rPr/>
+      </w:pPr>
+      <w:r>
+        <w:rPr/>
         <w:t>propagação segura de otimizações;</w:t>
       </w:r>
     </w:p>
@@ -3420,10 +3766,12 @@
         <w:pStyle w:val="Compact"/>
         <w:numPr>
           <w:ilvl w:val="0"/>
-          <w:numId w:val="9"/>
-        </w:numPr>
-      </w:pPr>
-      <w:r>
+          <w:numId w:val="5"/>
+        </w:numPr>
+        <w:rPr/>
+      </w:pPr>
+      <w:r>
+        <w:rPr/>
         <w:t>preservação de efeitos laterais.</w:t>
       </w:r>
     </w:p>
@@ -3438,13 +3786,12 @@
         <w:rPr>
           <w:lang w:val="pt-PT"/>
         </w:rPr>
-        <w:lastRenderedPageBreak/>
         <w:t>A implementação da otimização revelou-se particularmente desafiante, sobretudo na eliminação conservadora de código morto e na propagação de constantes sem comprometer a correção semântica do programa.</w:t>
       </w:r>
     </w:p>
     <w:p>
       <w:pPr>
-        <w:pStyle w:val="Corpodetexto"/>
+        <w:pStyle w:val="BodyText"/>
         <w:rPr>
           <w:lang w:val="pt-PT"/>
         </w:rPr>
@@ -3456,19 +3803,29 @@
         <w:t>Outro aspeto relevante foi a necessidade de garantir modularidade suficiente para permitir evolução futura do compilador.</w:t>
       </w:r>
     </w:p>
-    <w:p/>
-    <w:p>
-      <w:pPr>
-        <w:pStyle w:val="Ttulo1"/>
-        <w:rPr>
-          <w:color w:val="548DD4" w:themeColor="text2" w:themeTint="99"/>
-        </w:rPr>
-      </w:pPr>
-      <w:bookmarkStart w:id="17" w:name="conclusão"/>
-      <w:bookmarkEnd w:id="16"/>
-      <w:r>
-        <w:rPr>
-          <w:color w:val="548DD4" w:themeColor="text2" w:themeTint="99"/>
+    <w:p>
+      <w:pPr>
+        <w:pStyle w:val="Normal"/>
+        <w:rPr/>
+      </w:pPr>
+      <w:r>
+        <w:rPr/>
+      </w:r>
+    </w:p>
+    <w:p>
+      <w:pPr>
+        <w:pStyle w:val="Heading1"/>
+        <w:rPr>
+          <w:color w:themeColor="text2" w:themeTint="99" w:val="548DD4"/>
+        </w:rPr>
+      </w:pPr>
+      <w:bookmarkStart w:id="33" w:name="dificuldades-encontradas"/>
+      <w:bookmarkStart w:id="34" w:name="conclusão"/>
+      <w:bookmarkEnd w:id="33"/>
+      <w:bookmarkEnd w:id="34"/>
+      <w:r>
+        <w:rPr>
+          <w:color w:themeColor="text2" w:themeTint="99" w:val="548DD4"/>
         </w:rPr>
         <w:t>11. Conclusão</w:t>
       </w:r>
@@ -3492,10 +3849,12 @@
         <w:pStyle w:val="Compact"/>
         <w:numPr>
           <w:ilvl w:val="0"/>
-          <w:numId w:val="9"/>
-        </w:numPr>
-      </w:pPr>
-      <w:r>
+          <w:numId w:val="5"/>
+        </w:numPr>
+        <w:rPr/>
+      </w:pPr>
+      <w:r>
+        <w:rPr/>
         <w:t>análise léxica;</w:t>
       </w:r>
     </w:p>
@@ -3504,10 +3863,12 @@
         <w:pStyle w:val="Compact"/>
         <w:numPr>
           <w:ilvl w:val="0"/>
-          <w:numId w:val="9"/>
-        </w:numPr>
-      </w:pPr>
-      <w:r>
+          <w:numId w:val="5"/>
+        </w:numPr>
+        <w:rPr/>
+      </w:pPr>
+      <w:r>
+        <w:rPr/>
         <w:t>análise sintática;</w:t>
       </w:r>
     </w:p>
@@ -3516,10 +3877,12 @@
         <w:pStyle w:val="Compact"/>
         <w:numPr>
           <w:ilvl w:val="0"/>
-          <w:numId w:val="9"/>
-        </w:numPr>
-      </w:pPr>
-      <w:r>
+          <w:numId w:val="5"/>
+        </w:numPr>
+        <w:rPr/>
+      </w:pPr>
+      <w:r>
+        <w:rPr/>
         <w:t>construção de AST;</w:t>
       </w:r>
     </w:p>
@@ -3528,10 +3891,12 @@
         <w:pStyle w:val="Compact"/>
         <w:numPr>
           <w:ilvl w:val="0"/>
-          <w:numId w:val="9"/>
-        </w:numPr>
-      </w:pPr>
-      <w:r>
+          <w:numId w:val="5"/>
+        </w:numPr>
+        <w:rPr/>
+      </w:pPr>
+      <w:r>
+        <w:rPr/>
         <w:t>análise semântica;</w:t>
       </w:r>
     </w:p>
@@ -3540,10 +3905,12 @@
         <w:pStyle w:val="Compact"/>
         <w:numPr>
           <w:ilvl w:val="0"/>
-          <w:numId w:val="9"/>
-        </w:numPr>
-      </w:pPr>
-      <w:r>
+          <w:numId w:val="5"/>
+        </w:numPr>
+        <w:rPr/>
+      </w:pPr>
+      <w:r>
+        <w:rPr/>
         <w:t>geração de código intermédio;</w:t>
       </w:r>
     </w:p>
@@ -3552,10 +3919,12 @@
         <w:pStyle w:val="Compact"/>
         <w:numPr>
           <w:ilvl w:val="0"/>
-          <w:numId w:val="9"/>
-        </w:numPr>
-      </w:pPr>
-      <w:r>
+          <w:numId w:val="5"/>
+        </w:numPr>
+        <w:rPr/>
+      </w:pPr>
+      <w:r>
+        <w:rPr/>
         <w:t>otimização de código.</w:t>
       </w:r>
     </w:p>
@@ -3575,9 +3944,11 @@
     </w:p>
     <w:p>
       <w:pPr>
-        <w:pStyle w:val="Corpodetexto"/>
-      </w:pPr>
-      <w:r>
+        <w:pStyle w:val="BodyText"/>
+        <w:rPr/>
+      </w:pPr>
+      <w:r>
+        <w:rPr/>
         <w:t>O sistema implementado suporta:</w:t>
       </w:r>
     </w:p>
@@ -3586,10 +3957,12 @@
         <w:pStyle w:val="Compact"/>
         <w:numPr>
           <w:ilvl w:val="0"/>
-          <w:numId w:val="9"/>
-        </w:numPr>
-      </w:pPr>
-      <w:r>
+          <w:numId w:val="5"/>
+        </w:numPr>
+        <w:rPr/>
+      </w:pPr>
+      <w:r>
+        <w:rPr/>
         <w:t>funções;</w:t>
       </w:r>
     </w:p>
@@ -3598,10 +3971,12 @@
         <w:pStyle w:val="Compact"/>
         <w:numPr>
           <w:ilvl w:val="0"/>
-          <w:numId w:val="9"/>
-        </w:numPr>
-      </w:pPr>
-      <w:r>
+          <w:numId w:val="5"/>
+        </w:numPr>
+        <w:rPr/>
+      </w:pPr>
+      <w:r>
+        <w:rPr/>
         <w:t>recursividade;</w:t>
       </w:r>
     </w:p>
@@ -3610,10 +3985,12 @@
         <w:pStyle w:val="Compact"/>
         <w:numPr>
           <w:ilvl w:val="0"/>
-          <w:numId w:val="9"/>
-        </w:numPr>
-      </w:pPr>
-      <w:r>
+          <w:numId w:val="5"/>
+        </w:numPr>
+        <w:rPr/>
+      </w:pPr>
+      <w:r>
+        <w:rPr/>
         <w:t>vetores;</w:t>
       </w:r>
     </w:p>
@@ -3622,10 +3999,12 @@
         <w:pStyle w:val="Compact"/>
         <w:numPr>
           <w:ilvl w:val="0"/>
-          <w:numId w:val="9"/>
-        </w:numPr>
-      </w:pPr>
-      <w:r>
+          <w:numId w:val="5"/>
+        </w:numPr>
+        <w:rPr/>
+      </w:pPr>
+      <w:r>
+        <w:rPr/>
         <w:t>estruturas de controlo;</w:t>
       </w:r>
     </w:p>
@@ -3634,10 +4013,12 @@
         <w:pStyle w:val="Compact"/>
         <w:numPr>
           <w:ilvl w:val="0"/>
-          <w:numId w:val="9"/>
-        </w:numPr>
-      </w:pPr>
-      <w:r>
+          <w:numId w:val="5"/>
+        </w:numPr>
+        <w:rPr/>
+      </w:pPr>
+      <w:r>
+        <w:rPr/>
         <w:t>operadores aritméticos;</w:t>
       </w:r>
     </w:p>
@@ -3646,10 +4027,12 @@
         <w:pStyle w:val="Compact"/>
         <w:numPr>
           <w:ilvl w:val="0"/>
-          <w:numId w:val="9"/>
-        </w:numPr>
-      </w:pPr>
-      <w:r>
+          <w:numId w:val="5"/>
+        </w:numPr>
+        <w:rPr/>
+      </w:pPr>
+      <w:r>
+        <w:rPr/>
         <w:t>operadores relacionais;</w:t>
       </w:r>
     </w:p>
@@ -3658,10 +4041,12 @@
         <w:pStyle w:val="Compact"/>
         <w:numPr>
           <w:ilvl w:val="0"/>
-          <w:numId w:val="9"/>
-        </w:numPr>
-      </w:pPr>
-      <w:r>
+          <w:numId w:val="5"/>
+        </w:numPr>
+        <w:rPr/>
+      </w:pPr>
+      <w:r>
+        <w:rPr/>
         <w:t>operadores lógicos;</w:t>
       </w:r>
     </w:p>
@@ -3670,10 +4055,12 @@
         <w:pStyle w:val="Compact"/>
         <w:numPr>
           <w:ilvl w:val="0"/>
-          <w:numId w:val="9"/>
-        </w:numPr>
-      </w:pPr>
-      <w:r>
+          <w:numId w:val="5"/>
+        </w:numPr>
+        <w:rPr/>
+      </w:pPr>
+      <w:r>
+        <w:rPr/>
         <w:t>casts;</w:t>
       </w:r>
     </w:p>
@@ -3682,10 +4069,12 @@
         <w:pStyle w:val="Compact"/>
         <w:numPr>
           <w:ilvl w:val="0"/>
-          <w:numId w:val="9"/>
-        </w:numPr>
-      </w:pPr>
-      <w:r>
+          <w:numId w:val="5"/>
+        </w:numPr>
+        <w:rPr/>
+      </w:pPr>
+      <w:r>
+        <w:rPr/>
         <w:t>otimização de TAC.</w:t>
       </w:r>
     </w:p>
@@ -3703,30 +4092,41 @@
         <w:t>Considera-se que os objetivos propostos para o E-Fólio B foram plenamente cumpridos.</w:t>
       </w:r>
     </w:p>
-    <w:p/>
-    <w:p>
-      <w:pPr>
-        <w:pStyle w:val="Ttulo1"/>
-        <w:rPr>
-          <w:color w:val="548DD4" w:themeColor="text2" w:themeTint="99"/>
-        </w:rPr>
-      </w:pPr>
-      <w:bookmarkStart w:id="18" w:name="bibliografia"/>
-      <w:bookmarkEnd w:id="17"/>
-      <w:r>
-        <w:rPr>
-          <w:color w:val="548DD4" w:themeColor="text2" w:themeTint="99"/>
+    <w:p>
+      <w:pPr>
+        <w:pStyle w:val="Normal"/>
+        <w:rPr/>
+      </w:pPr>
+      <w:r>
+        <w:rPr/>
+      </w:r>
+    </w:p>
+    <w:p>
+      <w:pPr>
+        <w:pStyle w:val="Heading1"/>
+        <w:rPr>
+          <w:color w:themeColor="text2" w:themeTint="99" w:val="548DD4"/>
+        </w:rPr>
+      </w:pPr>
+      <w:bookmarkStart w:id="35" w:name="conclusão"/>
+      <w:bookmarkStart w:id="36" w:name="bibliografia"/>
+      <w:bookmarkEnd w:id="35"/>
+      <w:r>
+        <w:rPr>
+          <w:color w:themeColor="text2" w:themeTint="99" w:val="548DD4"/>
         </w:rPr>
         <w:t>12. Bibliografia</w:t>
       </w:r>
     </w:p>
     <w:p>
       <w:pPr>
-        <w:numPr>
-          <w:ilvl w:val="0"/>
-          <w:numId w:val="9"/>
-        </w:numPr>
-        <w:spacing w:after="200" w:line="240" w:lineRule="auto"/>
+        <w:pStyle w:val="Normal"/>
+        <w:numPr>
+          <w:ilvl w:val="0"/>
+          <w:numId w:val="5"/>
+        </w:numPr>
+        <w:spacing w:lineRule="auto" w:line="240" w:before="0" w:after="200"/>
+        <w:rPr/>
       </w:pPr>
       <w:r>
         <w:rPr>
@@ -3749,22 +4149,24 @@
         <w:t xml:space="preserve"> (2nd ed.). </w:t>
       </w:r>
       <w:r>
+        <w:rPr/>
         <w:t>Pearson.</w:t>
       </w:r>
     </w:p>
     <w:p>
       <w:pPr>
-        <w:numPr>
-          <w:ilvl w:val="0"/>
-          <w:numId w:val="9"/>
-        </w:numPr>
-        <w:spacing w:after="200" w:line="240" w:lineRule="auto"/>
-      </w:pPr>
-      <w:r>
-        <w:rPr>
-          <w:lang w:val="en-GB"/>
-        </w:rPr>
-        <w:lastRenderedPageBreak/>
+        <w:pStyle w:val="Normal"/>
+        <w:numPr>
+          <w:ilvl w:val="0"/>
+          <w:numId w:val="5"/>
+        </w:numPr>
+        <w:spacing w:lineRule="auto" w:line="240" w:before="0" w:after="200"/>
+        <w:rPr/>
+      </w:pPr>
+      <w:r>
+        <w:rPr>
+          <w:lang w:val="en-GB"/>
+        </w:rPr>
         <w:t xml:space="preserve">Parr, T. (2013). </w:t>
       </w:r>
       <w:r>
@@ -3782,66 +4184,76 @@
         <w:t xml:space="preserve">. </w:t>
       </w:r>
       <w:r>
+        <w:rPr/>
         <w:t>Pragmatic Bookshelf.</w:t>
       </w:r>
     </w:p>
     <w:p>
       <w:pPr>
-        <w:numPr>
-          <w:ilvl w:val="0"/>
-          <w:numId w:val="9"/>
-        </w:numPr>
-        <w:spacing w:after="200" w:line="240" w:lineRule="auto"/>
-      </w:pPr>
-      <w:r>
+        <w:pStyle w:val="Normal"/>
+        <w:numPr>
+          <w:ilvl w:val="0"/>
+          <w:numId w:val="5"/>
+        </w:numPr>
+        <w:spacing w:lineRule="auto" w:line="240" w:before="0" w:after="200"/>
+        <w:rPr/>
+      </w:pPr>
+      <w:bookmarkStart w:id="37" w:name="bibliografia"/>
+      <w:r>
+        <w:rPr/>
         <w:t>Material pedagógico da UC 21018 - Compilação, Universidade Aberta.</w:t>
       </w:r>
-    </w:p>
-    <w:bookmarkEnd w:id="18"/>
-    <w:p/>
+      <w:bookmarkEnd w:id="37"/>
+    </w:p>
+    <w:p>
+      <w:pPr>
+        <w:pStyle w:val="Normal"/>
+        <w:widowControl/>
+        <w:bidi w:val="0"/>
+        <w:spacing w:lineRule="auto" w:line="360" w:before="0" w:after="240"/>
+        <w:jc w:val="left"/>
+        <w:rPr/>
+      </w:pPr>
+      <w:r>
+        <w:rPr/>
+      </w:r>
+    </w:p>
     <w:sectPr>
-      <w:footerReference w:type="default" r:id="rId8"/>
-      <w:footerReference w:type="first" r:id="rId9"/>
+      <w:footerReference w:type="even" r:id="rId3"/>
+      <w:footerReference w:type="default" r:id="rId4"/>
+      <w:footerReference w:type="first" r:id="rId5"/>
+      <w:type w:val="nextPage"/>
       <w:pgSz w:w="11906" w:h="16838"/>
-      <w:pgMar w:top="1417" w:right="1701" w:bottom="1417" w:left="1701" w:header="708" w:footer="708" w:gutter="0"/>
-      <w:cols w:space="708"/>
+      <w:pgMar w:left="1701" w:right="1701" w:gutter="0" w:header="0" w:top="1417" w:footer="708" w:bottom="1417"/>
+      <w:pgNumType w:fmt="decimal"/>
+      <w:formProt w:val="false"/>
       <w:titlePg/>
-      <w:docGrid w:linePitch="360"/>
+      <w:textDirection w:val="lrTb"/>
+      <w:docGrid w:type="default" w:linePitch="360" w:charSpace="0"/>
     </w:sectPr>
   </w:body>
 </w:document>
 </file>
 
-<file path=word/endnotes.xml><?xml version="1.0" encoding="utf-8"?>
-<w:endnotes xmlns:wpc="http://schemas.microsoft.com/office/word/2010/wordprocessingCanvas" xmlns:cx="http://schemas.microsoft.com/office/drawing/2014/chartex" xmlns:cx1="http://schemas.microsoft.com/office/drawing/2015/9/8/chartex" xmlns:cx2="http://schemas.microsoft.com/office/drawing/2015/10/21/chartex" xmlns:cx3="http://schemas.microsoft.com/office/drawing/2016/5/9/chartex" xmlns:cx4="http://schemas.microsoft.com/office/drawing/2016/5/10/chartex" xmlns:cx5="http://schemas.microsoft.com/office/drawing/2016/5/11/chartex" xmlns:cx6="http://schemas.microsoft.com/office/drawing/2016/5/12/chartex" xmlns:cx7="http://schemas.microsoft.com/office/drawing/2016/5/13/chartex" xmlns:cx8="http://schemas.microsoft.com/office/drawing/2016/5/14/chartex" xmlns:mc="http://schemas.openxmlformats.org/markup-compatibility/2006" xmlns:aink="http://schemas.microsoft.com/office/drawing/2016/ink" xmlns:am3d="http://schemas.microsoft.com/office/drawing/2017/model3d" xmlns:o="urn:schemas-microsoft-com:office:office" xmlns:oel="http://schemas.microsoft.com/office/2019/extlst" xmlns:r="http://schemas.openxmlformats.org/officeDocument/2006/relationships" xmlns:m="http://schemas.openxmlformats.org/officeDocument/2006/math" xmlns:v="urn:schemas-microsoft-com:vml" xmlns:wp14="http://schemas.microsoft.com/office/word/2010/wordprocessingDrawing" xmlns:wp="http://schemas.openxmlformats.org/drawingml/2006/wordprocessingDrawing" xmlns:w10="urn:schemas-microsoft-com:office:word" xmlns:w="http://schemas.openxmlformats.org/wordprocessingml/2006/main" xmlns:w14="http://schemas.microsoft.com/office/word/2010/wordml" xmlns:w15="http://schemas.microsoft.com/office/word/2012/wordml" xmlns:w16cex="http://schemas.microsoft.com/office/word/2018/wordml/cex" xmlns:w16cid="http://schemas.microsoft.com/office/word/2016/wordml/cid" xmlns:w16="http://schemas.microsoft.com/office/word/2018/wordml" xmlns:w16du="http://schemas.microsoft.com/office/word/2023/wordml/word16du" xmlns:w16sdtdh="http://schemas.microsoft.com/office/word/2020/wordml/sdtdatahash" xmlns:w16sdtfl="http://schemas.microsoft.com/office/word/2024/wordml/sdtformatlock" xmlns:w16se="http://schemas.microsoft.com/office/word/2015/wordml/symex" xmlns:wpg="http://schemas.microsoft.com/office/word/2010/wordprocessingGroup" xmlns:wpi="http://schemas.microsoft.com/office/word/2010/wordprocessingInk" xmlns:wne="http://schemas.microsoft.com/office/word/2006/wordml" xmlns:wps="http://schemas.microsoft.com/office/word/2010/wordprocessingShape" mc:Ignorable="w14 w15 w16se w16cid w16 w16cex w16sdtdh w16sdtfl w16du wp14">
-  <w:endnote w:type="separator" w:id="-1">
-    <w:p>
-      <w:pPr>
-        <w:spacing w:after="0" w:line="240" w:lineRule="auto"/>
-      </w:pPr>
-      <w:r>
-        <w:separator/>
-      </w:r>
-    </w:p>
-  </w:endnote>
-  <w:endnote w:type="continuationSeparator" w:id="0">
-    <w:p>
-      <w:pPr>
-        <w:spacing w:after="0" w:line="240" w:lineRule="auto"/>
-      </w:pPr>
-      <w:r>
-        <w:continuationSeparator/>
-      </w:r>
-    </w:p>
-  </w:endnote>
-</w:endnotes>
+<file path=word/footer1.xml><?xml version="1.0" encoding="utf-8"?>
+<w:ftr xmlns:o="urn:schemas-microsoft-com:office:office" xmlns:r="http://schemas.openxmlformats.org/officeDocument/2006/relationships" xmlns:v="urn:schemas-microsoft-com:vml" xmlns:w="http://schemas.openxmlformats.org/wordprocessingml/2006/main" xmlns:w10="urn:schemas-microsoft-com:office:word" xmlns:wp="http://schemas.openxmlformats.org/drawingml/2006/wordprocessingDrawing" xmlns:wps="http://schemas.microsoft.com/office/word/2010/wordprocessingShape" xmlns:wpg="http://schemas.microsoft.com/office/word/2010/wordprocessingGroup" xmlns:mc="http://schemas.openxmlformats.org/markup-compatibility/2006" xmlns:wp14="http://schemas.microsoft.com/office/word/2010/wordprocessingDrawing" xmlns:w14="http://schemas.microsoft.com/office/word/2010/wordml" xmlns:w15="http://schemas.microsoft.com/office/word/2012/wordml" mc:Ignorable="w14 wp14 w15">
+  <w:p>
+    <w:pPr>
+      <w:pStyle w:val="Footer"/>
+      <w:rPr/>
+    </w:pPr>
+    <w:r>
+      <w:rPr/>
+    </w:r>
+  </w:p>
+</w:ftr>
 </file>
 
-<file path=word/footer1.xml><?xml version="1.0" encoding="utf-8"?>
-<w:ftr xmlns:wpc="http://schemas.microsoft.com/office/word/2010/wordprocessingCanvas" xmlns:cx="http://schemas.microsoft.com/office/drawing/2014/chartex" xmlns:cx1="http://schemas.microsoft.com/office/drawing/2015/9/8/chartex" xmlns:cx2="http://schemas.microsoft.com/office/drawing/2015/10/21/chartex" xmlns:cx3="http://schemas.microsoft.com/office/drawing/2016/5/9/chartex" xmlns:cx4="http://schemas.microsoft.com/office/drawing/2016/5/10/chartex" xmlns:cx5="http://schemas.microsoft.com/office/drawing/2016/5/11/chartex" xmlns:cx6="http://schemas.microsoft.com/office/drawing/2016/5/12/chartex" xmlns:cx7="http://schemas.microsoft.com/office/drawing/2016/5/13/chartex" xmlns:cx8="http://schemas.microsoft.com/office/drawing/2016/5/14/chartex" xmlns:mc="http://schemas.openxmlformats.org/markup-compatibility/2006" xmlns:aink="http://schemas.microsoft.com/office/drawing/2016/ink" xmlns:am3d="http://schemas.microsoft.com/office/drawing/2017/model3d" xmlns:o="urn:schemas-microsoft-com:office:office" xmlns:oel="http://schemas.microsoft.com/office/2019/extlst" xmlns:r="http://schemas.openxmlformats.org/officeDocument/2006/relationships" xmlns:m="http://schemas.openxmlformats.org/officeDocument/2006/math" xmlns:v="urn:schemas-microsoft-com:vml" xmlns:wp14="http://schemas.microsoft.com/office/word/2010/wordprocessingDrawing" xmlns:wp="http://schemas.openxmlformats.org/drawingml/2006/wordprocessingDrawing" xmlns:w10="urn:schemas-microsoft-com:office:word" xmlns:w="http://schemas.openxmlformats.org/wordprocessingml/2006/main" xmlns:w14="http://schemas.microsoft.com/office/word/2010/wordml" xmlns:w15="http://schemas.microsoft.com/office/word/2012/wordml" xmlns:w16cex="http://schemas.microsoft.com/office/word/2018/wordml/cex" xmlns:w16cid="http://schemas.microsoft.com/office/word/2016/wordml/cid" xmlns:w16="http://schemas.microsoft.com/office/word/2018/wordml" xmlns:w16du="http://schemas.microsoft.com/office/word/2023/wordml/word16du" xmlns:w16sdtdh="http://schemas.microsoft.com/office/word/2020/wordml/sdtdatahash" xmlns:w16sdtfl="http://schemas.microsoft.com/office/word/2024/wordml/sdtformatlock" xmlns:w16se="http://schemas.microsoft.com/office/word/2015/wordml/symex" xmlns:wpg="http://schemas.microsoft.com/office/word/2010/wordprocessingGroup" xmlns:wpi="http://schemas.microsoft.com/office/word/2010/wordprocessingInk" xmlns:wne="http://schemas.microsoft.com/office/word/2006/wordml" xmlns:wps="http://schemas.microsoft.com/office/word/2010/wordprocessingShape" mc:Ignorable="w14 w15 w16se w16cid w16 w16cex w16sdtdh w16sdtfl w16du wp14">
+<file path=word/footer2.xml><?xml version="1.0" encoding="utf-8"?>
+<w:ftr xmlns:o="urn:schemas-microsoft-com:office:office" xmlns:r="http://schemas.openxmlformats.org/officeDocument/2006/relationships" xmlns:v="urn:schemas-microsoft-com:vml" xmlns:w="http://schemas.openxmlformats.org/wordprocessingml/2006/main" xmlns:w10="urn:schemas-microsoft-com:office:word" xmlns:wp="http://schemas.openxmlformats.org/drawingml/2006/wordprocessingDrawing" xmlns:wps="http://schemas.microsoft.com/office/word/2010/wordprocessingShape" xmlns:wpg="http://schemas.microsoft.com/office/word/2010/wordprocessingGroup" xmlns:mc="http://schemas.openxmlformats.org/markup-compatibility/2006" xmlns:wp14="http://schemas.microsoft.com/office/word/2010/wordprocessingDrawing" xmlns:w14="http://schemas.microsoft.com/office/word/2010/wordml" xmlns:w15="http://schemas.microsoft.com/office/word/2012/wordml" mc:Ignorable="w14 wp14 w15">
   <w:p>
     <w:pPr>
-      <w:pStyle w:val="Rodap"/>
+      <w:pStyle w:val="Footer"/>
       <w:jc w:val="right"/>
       <w:rPr>
         <w:sz w:val="20"/>
@@ -3864,36 +4276,37 @@
     </w:r>
     <w:r>
       <w:rPr>
+        <w:sz w:val="20"/>
         <w:b/>
+        <w:szCs w:val="24"/>
         <w:bCs/>
-        <w:sz w:val="20"/>
       </w:rPr>
-      <w:instrText>PAGE</w:instrText>
+      <w:instrText xml:space="preserve"> PAGE </w:instrText>
     </w:r>
     <w:r>
       <w:rPr>
+        <w:sz w:val="20"/>
         <w:b/>
+        <w:szCs w:val="24"/>
         <w:bCs/>
-        <w:sz w:val="20"/>
-        <w:szCs w:val="24"/>
       </w:rPr>
       <w:fldChar w:fldCharType="separate"/>
     </w:r>
     <w:r>
       <w:rPr>
+        <w:sz w:val="20"/>
         <w:b/>
+        <w:szCs w:val="24"/>
         <w:bCs/>
-        <w:noProof/>
-        <w:sz w:val="20"/>
       </w:rPr>
-      <w:t>2</w:t>
+      <w:t>11</w:t>
     </w:r>
     <w:r>
       <w:rPr>
+        <w:sz w:val="20"/>
         <w:b/>
+        <w:szCs w:val="24"/>
         <w:bCs/>
-        <w:sz w:val="20"/>
-        <w:szCs w:val="24"/>
       </w:rPr>
       <w:fldChar w:fldCharType="end"/>
     </w:r>
@@ -3914,36 +4327,37 @@
     </w:r>
     <w:r>
       <w:rPr>
+        <w:sz w:val="20"/>
         <w:b/>
+        <w:szCs w:val="24"/>
         <w:bCs/>
-        <w:sz w:val="20"/>
       </w:rPr>
-      <w:instrText>NUMPAGES</w:instrText>
+      <w:instrText xml:space="preserve"> NUMPAGES </w:instrText>
     </w:r>
     <w:r>
       <w:rPr>
+        <w:sz w:val="20"/>
         <w:b/>
+        <w:szCs w:val="24"/>
         <w:bCs/>
-        <w:sz w:val="20"/>
-        <w:szCs w:val="24"/>
       </w:rPr>
       <w:fldChar w:fldCharType="separate"/>
     </w:r>
     <w:r>
       <w:rPr>
+        <w:sz w:val="20"/>
         <w:b/>
+        <w:szCs w:val="24"/>
         <w:bCs/>
-        <w:noProof/>
-        <w:sz w:val="20"/>
       </w:rPr>
-      <w:t>2</w:t>
+      <w:t>11</w:t>
     </w:r>
     <w:r>
       <w:rPr>
+        <w:sz w:val="20"/>
         <w:b/>
+        <w:szCs w:val="24"/>
         <w:bCs/>
-        <w:sz w:val="20"/>
-        <w:szCs w:val="24"/>
       </w:rPr>
       <w:fldChar w:fldCharType="end"/>
     </w:r>
@@ -3951,184 +4365,264 @@
 </w:ftr>
 </file>
 
-<file path=word/footer2.xml><?xml version="1.0" encoding="utf-8"?>
-<w:ftr xmlns:wpc="http://schemas.microsoft.com/office/word/2010/wordprocessingCanvas" xmlns:cx="http://schemas.microsoft.com/office/drawing/2014/chartex" xmlns:cx1="http://schemas.microsoft.com/office/drawing/2015/9/8/chartex" xmlns:cx2="http://schemas.microsoft.com/office/drawing/2015/10/21/chartex" xmlns:cx3="http://schemas.microsoft.com/office/drawing/2016/5/9/chartex" xmlns:cx4="http://schemas.microsoft.com/office/drawing/2016/5/10/chartex" xmlns:cx5="http://schemas.microsoft.com/office/drawing/2016/5/11/chartex" xmlns:cx6="http://schemas.microsoft.com/office/drawing/2016/5/12/chartex" xmlns:cx7="http://schemas.microsoft.com/office/drawing/2016/5/13/chartex" xmlns:cx8="http://schemas.microsoft.com/office/drawing/2016/5/14/chartex" xmlns:mc="http://schemas.openxmlformats.org/markup-compatibility/2006" xmlns:aink="http://schemas.microsoft.com/office/drawing/2016/ink" xmlns:am3d="http://schemas.microsoft.com/office/drawing/2017/model3d" xmlns:o="urn:schemas-microsoft-com:office:office" xmlns:oel="http://schemas.microsoft.com/office/2019/extlst" xmlns:r="http://schemas.openxmlformats.org/officeDocument/2006/relationships" xmlns:m="http://schemas.openxmlformats.org/officeDocument/2006/math" xmlns:v="urn:schemas-microsoft-com:vml" xmlns:wp14="http://schemas.microsoft.com/office/word/2010/wordprocessingDrawing" xmlns:wp="http://schemas.openxmlformats.org/drawingml/2006/wordprocessingDrawing" xmlns:w10="urn:schemas-microsoft-com:office:word" xmlns:w="http://schemas.openxmlformats.org/wordprocessingml/2006/main" xmlns:w14="http://schemas.microsoft.com/office/word/2010/wordml" xmlns:w15="http://schemas.microsoft.com/office/word/2012/wordml" xmlns:w16cex="http://schemas.microsoft.com/office/word/2018/wordml/cex" xmlns:w16cid="http://schemas.microsoft.com/office/word/2016/wordml/cid" xmlns:w16="http://schemas.microsoft.com/office/word/2018/wordml" xmlns:w16du="http://schemas.microsoft.com/office/word/2023/wordml/word16du" xmlns:w16sdtdh="http://schemas.microsoft.com/office/word/2020/wordml/sdtdatahash" xmlns:w16sdtfl="http://schemas.microsoft.com/office/word/2024/wordml/sdtformatlock" xmlns:w16se="http://schemas.microsoft.com/office/word/2015/wordml/symex" xmlns:wpg="http://schemas.microsoft.com/office/word/2010/wordprocessingGroup" xmlns:wpi="http://schemas.microsoft.com/office/word/2010/wordprocessingInk" xmlns:wne="http://schemas.microsoft.com/office/word/2006/wordml" xmlns:wps="http://schemas.microsoft.com/office/word/2010/wordprocessingShape" mc:Ignorable="w14 w15 w16se w16cid w16 w16cex w16sdtdh w16sdtfl w16du wp14">
+<file path=word/footer3.xml><?xml version="1.0" encoding="utf-8"?>
+<w:ftr xmlns:o="urn:schemas-microsoft-com:office:office" xmlns:r="http://schemas.openxmlformats.org/officeDocument/2006/relationships" xmlns:v="urn:schemas-microsoft-com:vml" xmlns:w="http://schemas.openxmlformats.org/wordprocessingml/2006/main" xmlns:w10="urn:schemas-microsoft-com:office:word" xmlns:wp="http://schemas.openxmlformats.org/drawingml/2006/wordprocessingDrawing" xmlns:wps="http://schemas.microsoft.com/office/word/2010/wordprocessingShape" xmlns:wpg="http://schemas.microsoft.com/office/word/2010/wordprocessingGroup" xmlns:mc="http://schemas.openxmlformats.org/markup-compatibility/2006" xmlns:wp14="http://schemas.microsoft.com/office/word/2010/wordprocessingDrawing" xmlns:w14="http://schemas.microsoft.com/office/word/2010/wordml" xmlns:w15="http://schemas.microsoft.com/office/word/2012/wordml" mc:Ignorable="w14 wp14 w15">
   <w:sdt>
     <w:sdtPr>
-      <w:rPr>
-        <w:sz w:val="20"/>
-      </w:rPr>
-      <w:id w:val="2029362368"/>
       <w:docPartObj>
-        <w:docPartGallery w:val="Page Numbers (Bottom of Page)"/>
-        <w:docPartUnique/>
+        <w:docPartGallery w:val="Page Numbers (Top of Page)"/>
+        <w:docPartUnique w:val="true"/>
       </w:docPartObj>
+      <w:id w:val="-1769616900"/>
     </w:sdtPr>
     <w:sdtContent>
-      <w:sdt>
-        <w:sdtPr>
+      <w:p>
+        <w:pPr>
+          <w:pStyle w:val="Footer"/>
+          <w:jc w:val="right"/>
           <w:rPr>
             <w:sz w:val="20"/>
           </w:rPr>
-          <w:id w:val="-1769616900"/>
-          <w:docPartObj>
-            <w:docPartGallery w:val="Page Numbers (Top of Page)"/>
-            <w:docPartUnique/>
-          </w:docPartObj>
-        </w:sdtPr>
-        <w:sdtContent>
-          <w:p>
-            <w:pPr>
-              <w:pStyle w:val="Rodap"/>
-              <w:jc w:val="right"/>
-              <w:rPr>
-                <w:sz w:val="20"/>
-              </w:rPr>
-            </w:pPr>
-            <w:r>
-              <w:rPr>
-                <w:sz w:val="20"/>
-              </w:rPr>
-              <w:t xml:space="preserve">Página </w:t>
-            </w:r>
-            <w:r>
-              <w:rPr>
-                <w:b/>
-                <w:bCs/>
-                <w:sz w:val="20"/>
-                <w:szCs w:val="24"/>
-              </w:rPr>
-              <w:fldChar w:fldCharType="begin"/>
-            </w:r>
-            <w:r>
-              <w:rPr>
-                <w:b/>
-                <w:bCs/>
-                <w:sz w:val="20"/>
-              </w:rPr>
-              <w:instrText>PAGE</w:instrText>
-            </w:r>
-            <w:r>
-              <w:rPr>
-                <w:b/>
-                <w:bCs/>
-                <w:sz w:val="20"/>
-                <w:szCs w:val="24"/>
-              </w:rPr>
-              <w:fldChar w:fldCharType="separate"/>
-            </w:r>
-            <w:r>
-              <w:rPr>
-                <w:b/>
-                <w:bCs/>
-                <w:noProof/>
-                <w:sz w:val="20"/>
-              </w:rPr>
-              <w:t>1</w:t>
-            </w:r>
-            <w:r>
-              <w:rPr>
-                <w:b/>
-                <w:bCs/>
-                <w:sz w:val="20"/>
-                <w:szCs w:val="24"/>
-              </w:rPr>
-              <w:fldChar w:fldCharType="end"/>
-            </w:r>
-            <w:r>
-              <w:rPr>
-                <w:sz w:val="20"/>
-              </w:rPr>
-              <w:t xml:space="preserve"> de </w:t>
-            </w:r>
-            <w:r>
-              <w:rPr>
-                <w:b/>
-                <w:bCs/>
-                <w:sz w:val="20"/>
-                <w:szCs w:val="24"/>
-              </w:rPr>
-              <w:fldChar w:fldCharType="begin"/>
-            </w:r>
-            <w:r>
-              <w:rPr>
-                <w:b/>
-                <w:bCs/>
-                <w:sz w:val="20"/>
-              </w:rPr>
-              <w:instrText>NUMPAGES</w:instrText>
-            </w:r>
-            <w:r>
-              <w:rPr>
-                <w:b/>
-                <w:bCs/>
-                <w:sz w:val="20"/>
-                <w:szCs w:val="24"/>
-              </w:rPr>
-              <w:fldChar w:fldCharType="separate"/>
-            </w:r>
-            <w:r>
-              <w:rPr>
-                <w:b/>
-                <w:bCs/>
-                <w:noProof/>
-                <w:sz w:val="20"/>
-              </w:rPr>
-              <w:t>2</w:t>
-            </w:r>
-            <w:r>
-              <w:rPr>
-                <w:b/>
-                <w:bCs/>
-                <w:sz w:val="20"/>
-                <w:szCs w:val="24"/>
-              </w:rPr>
-              <w:fldChar w:fldCharType="end"/>
-            </w:r>
-          </w:p>
-        </w:sdtContent>
-      </w:sdt>
+        </w:pPr>
+        <w:r>
+          <w:rPr>
+            <w:sz w:val="20"/>
+          </w:rPr>
+          <w:t xml:space="preserve">Página </w:t>
+        </w:r>
+        <w:r>
+          <w:rPr>
+            <w:b/>
+            <w:bCs/>
+            <w:sz w:val="20"/>
+            <w:szCs w:val="24"/>
+          </w:rPr>
+          <w:fldChar w:fldCharType="begin"/>
+        </w:r>
+        <w:r>
+          <w:rPr>
+            <w:sz w:val="20"/>
+            <w:b/>
+            <w:szCs w:val="24"/>
+            <w:bCs/>
+          </w:rPr>
+          <w:instrText xml:space="preserve"> PAGE </w:instrText>
+        </w:r>
+        <w:r>
+          <w:rPr>
+            <w:sz w:val="20"/>
+            <w:b/>
+            <w:szCs w:val="24"/>
+            <w:bCs/>
+          </w:rPr>
+          <w:fldChar w:fldCharType="separate"/>
+        </w:r>
+        <w:r>
+          <w:rPr>
+            <w:sz w:val="20"/>
+            <w:b/>
+            <w:szCs w:val="24"/>
+            <w:bCs/>
+          </w:rPr>
+          <w:t>1</w:t>
+        </w:r>
+        <w:r>
+          <w:rPr>
+            <w:sz w:val="20"/>
+            <w:b/>
+            <w:szCs w:val="24"/>
+            <w:bCs/>
+          </w:rPr>
+          <w:fldChar w:fldCharType="end"/>
+        </w:r>
+        <w:r>
+          <w:rPr>
+            <w:sz w:val="20"/>
+          </w:rPr>
+          <w:t xml:space="preserve"> de </w:t>
+        </w:r>
+        <w:r>
+          <w:rPr>
+            <w:b/>
+            <w:bCs/>
+            <w:sz w:val="20"/>
+            <w:szCs w:val="24"/>
+          </w:rPr>
+          <w:fldChar w:fldCharType="begin"/>
+        </w:r>
+        <w:r>
+          <w:rPr>
+            <w:sz w:val="20"/>
+            <w:b/>
+            <w:szCs w:val="24"/>
+            <w:bCs/>
+          </w:rPr>
+          <w:instrText xml:space="preserve"> NUMPAGES </w:instrText>
+        </w:r>
+        <w:r>
+          <w:rPr>
+            <w:sz w:val="20"/>
+            <w:b/>
+            <w:szCs w:val="24"/>
+            <w:bCs/>
+          </w:rPr>
+          <w:fldChar w:fldCharType="separate"/>
+        </w:r>
+        <w:r>
+          <w:rPr>
+            <w:sz w:val="20"/>
+            <w:b/>
+            <w:szCs w:val="24"/>
+            <w:bCs/>
+          </w:rPr>
+          <w:t>11</w:t>
+        </w:r>
+        <w:r>
+          <w:rPr>
+            <w:sz w:val="20"/>
+            <w:b/>
+            <w:szCs w:val="24"/>
+            <w:bCs/>
+          </w:rPr>
+          <w:fldChar w:fldCharType="end"/>
+        </w:r>
+      </w:p>
     </w:sdtContent>
   </w:sdt>
 </w:ftr>
 </file>
 
-<file path=word/footnotes.xml><?xml version="1.0" encoding="utf-8"?>
-<w:footnotes xmlns:wpc="http://schemas.microsoft.com/office/word/2010/wordprocessingCanvas" xmlns:cx="http://schemas.microsoft.com/office/drawing/2014/chartex" xmlns:cx1="http://schemas.microsoft.com/office/drawing/2015/9/8/chartex" xmlns:cx2="http://schemas.microsoft.com/office/drawing/2015/10/21/chartex" xmlns:cx3="http://schemas.microsoft.com/office/drawing/2016/5/9/chartex" xmlns:cx4="http://schemas.microsoft.com/office/drawing/2016/5/10/chartex" xmlns:cx5="http://schemas.microsoft.com/office/drawing/2016/5/11/chartex" xmlns:cx6="http://schemas.microsoft.com/office/drawing/2016/5/12/chartex" xmlns:cx7="http://schemas.microsoft.com/office/drawing/2016/5/13/chartex" xmlns:cx8="http://schemas.microsoft.com/office/drawing/2016/5/14/chartex" xmlns:mc="http://schemas.openxmlformats.org/markup-compatibility/2006" xmlns:aink="http://schemas.microsoft.com/office/drawing/2016/ink" xmlns:am3d="http://schemas.microsoft.com/office/drawing/2017/model3d" xmlns:o="urn:schemas-microsoft-com:office:office" xmlns:oel="http://schemas.microsoft.com/office/2019/extlst" xmlns:r="http://schemas.openxmlformats.org/officeDocument/2006/relationships" xmlns:m="http://schemas.openxmlformats.org/officeDocument/2006/math" xmlns:v="urn:schemas-microsoft-com:vml" xmlns:wp14="http://schemas.microsoft.com/office/word/2010/wordprocessingDrawing" xmlns:wp="http://schemas.openxmlformats.org/drawingml/2006/wordprocessingDrawing" xmlns:w10="urn:schemas-microsoft-com:office:word" xmlns:w="http://schemas.openxmlformats.org/wordprocessingml/2006/main" xmlns:w14="http://schemas.microsoft.com/office/word/2010/wordml" xmlns:w15="http://schemas.microsoft.com/office/word/2012/wordml" xmlns:w16cex="http://schemas.microsoft.com/office/word/2018/wordml/cex" xmlns:w16cid="http://schemas.microsoft.com/office/word/2016/wordml/cid" xmlns:w16="http://schemas.microsoft.com/office/word/2018/wordml" xmlns:w16du="http://schemas.microsoft.com/office/word/2023/wordml/word16du" xmlns:w16sdtdh="http://schemas.microsoft.com/office/word/2020/wordml/sdtdatahash" xmlns:w16sdtfl="http://schemas.microsoft.com/office/word/2024/wordml/sdtformatlock" xmlns:w16se="http://schemas.microsoft.com/office/word/2015/wordml/symex" xmlns:wpg="http://schemas.microsoft.com/office/word/2010/wordprocessingGroup" xmlns:wpi="http://schemas.microsoft.com/office/word/2010/wordprocessingInk" xmlns:wne="http://schemas.microsoft.com/office/word/2006/wordml" xmlns:wps="http://schemas.microsoft.com/office/word/2010/wordprocessingShape" mc:Ignorable="w14 w15 w16se w16cid w16 w16cex w16sdtdh w16sdtfl w16du wp14">
-  <w:footnote w:type="separator" w:id="-1">
-    <w:p>
-      <w:pPr>
-        <w:spacing w:after="0" w:line="240" w:lineRule="auto"/>
-      </w:pPr>
-      <w:r>
-        <w:separator/>
-      </w:r>
-    </w:p>
-  </w:footnote>
-  <w:footnote w:type="continuationSeparator" w:id="0">
-    <w:p>
-      <w:pPr>
-        <w:spacing w:after="0" w:line="240" w:lineRule="auto"/>
-      </w:pPr>
-      <w:r>
-        <w:continuationSeparator/>
-      </w:r>
-    </w:p>
-  </w:footnote>
-</w:footnotes>
-</file>
-
 <file path=word/numbering.xml><?xml version="1.0" encoding="utf-8"?>
-<w:numbering xmlns:wpc="http://schemas.microsoft.com/office/word/2010/wordprocessingCanvas" xmlns:cx="http://schemas.microsoft.com/office/drawing/2014/chartex" xmlns:cx1="http://schemas.microsoft.com/office/drawing/2015/9/8/chartex" xmlns:cx2="http://schemas.microsoft.com/office/drawing/2015/10/21/chartex" xmlns:cx3="http://schemas.microsoft.com/office/drawing/2016/5/9/chartex" xmlns:cx4="http://schemas.microsoft.com/office/drawing/2016/5/10/chartex" xmlns:cx5="http://schemas.microsoft.com/office/drawing/2016/5/11/chartex" xmlns:cx6="http://schemas.microsoft.com/office/drawing/2016/5/12/chartex" xmlns:cx7="http://schemas.microsoft.com/office/drawing/2016/5/13/chartex" xmlns:cx8="http://schemas.microsoft.com/office/drawing/2016/5/14/chartex" xmlns:mc="http://schemas.openxmlformats.org/markup-compatibility/2006" xmlns:aink="http://schemas.microsoft.com/office/drawing/2016/ink" xmlns:am3d="http://schemas.microsoft.com/office/drawing/2017/model3d" xmlns:o="urn:schemas-microsoft-com:office:office" xmlns:oel="http://schemas.microsoft.com/office/2019/extlst" xmlns:r="http://schemas.openxmlformats.org/officeDocument/2006/relationships" xmlns:m="http://schemas.openxmlformats.org/officeDocument/2006/math" xmlns:v="urn:schemas-microsoft-com:vml" xmlns:wp14="http://schemas.microsoft.com/office/word/2010/wordprocessingDrawing" xmlns:wp="http://schemas.openxmlformats.org/drawingml/2006/wordprocessingDrawing" xmlns:w10="urn:schemas-microsoft-com:office:word" xmlns:w="http://schemas.openxmlformats.org/wordprocessingml/2006/main" xmlns:w14="http://schemas.microsoft.com/office/word/2010/wordml" xmlns:w15="http://schemas.microsoft.com/office/word/2012/wordml" xmlns:w16cex="http://schemas.microsoft.com/office/word/2018/wordml/cex" xmlns:w16cid="http://schemas.microsoft.com/office/word/2016/wordml/cid" xmlns:w16="http://schemas.microsoft.com/office/word/2018/wordml" xmlns:w16du="http://schemas.microsoft.com/office/word/2023/wordml/word16du" xmlns:w16sdtdh="http://schemas.microsoft.com/office/word/2020/wordml/sdtdatahash" xmlns:w16sdtfl="http://schemas.microsoft.com/office/word/2024/wordml/sdtformatlock" xmlns:w16se="http://schemas.microsoft.com/office/word/2015/wordml/symex" xmlns:wpg="http://schemas.microsoft.com/office/word/2010/wordprocessingGroup" xmlns:wpi="http://schemas.microsoft.com/office/word/2010/wordprocessingInk" xmlns:wne="http://schemas.microsoft.com/office/word/2006/wordml" xmlns:wps="http://schemas.microsoft.com/office/word/2010/wordprocessingShape" mc:Ignorable="w14 w15 w16se w16cid w16 w16cex w16sdtdh w16sdtfl w16du wp14">
-  <w:abstractNum w:abstractNumId="0" w15:restartNumberingAfterBreak="0">
-    <w:nsid w:val="0000A991"/>
-    <w:multiLevelType w:val="multilevel"/>
-    <w:tmpl w:val="9F62E0AE"/>
+<w:numbering xmlns:w="http://schemas.openxmlformats.org/wordprocessingml/2006/main" xmlns:o="urn:schemas-microsoft-com:office:office" xmlns:r="http://schemas.openxmlformats.org/officeDocument/2006/relationships" xmlns:v="urn:schemas-microsoft-com:vml" xmlns:mc="http://schemas.openxmlformats.org/markup-compatibility/2006" xmlns:w14="http://schemas.microsoft.com/office/word/2010/wordml" mc:Ignorable="w14">
+  <w:abstractNum w:abstractNumId="1">
     <w:lvl w:ilvl="0">
+      <w:start w:val="1"/>
+      <w:numFmt w:val="none"/>
+      <w:suff w:val="nothing"/>
+      <w:lvlText w:val=""/>
+      <w:lvlJc w:val="left"/>
+      <w:pPr>
+        <w:tabs>
+          <w:tab w:val="num" w:pos="0"/>
+        </w:tabs>
+        <w:ind w:left="0" w:hanging="0"/>
+      </w:pPr>
+    </w:lvl>
+    <w:lvl w:ilvl="1">
+      <w:start w:val="1"/>
+      <w:numFmt w:val="none"/>
+      <w:suff w:val="nothing"/>
+      <w:lvlText w:val=""/>
+      <w:lvlJc w:val="left"/>
+      <w:pPr>
+        <w:tabs>
+          <w:tab w:val="num" w:pos="0"/>
+        </w:tabs>
+        <w:ind w:left="0" w:hanging="0"/>
+      </w:pPr>
+    </w:lvl>
+    <w:lvl w:ilvl="2">
+      <w:start w:val="1"/>
+      <w:numFmt w:val="none"/>
+      <w:suff w:val="nothing"/>
+      <w:lvlText w:val=""/>
+      <w:lvlJc w:val="left"/>
+      <w:pPr>
+        <w:tabs>
+          <w:tab w:val="num" w:pos="0"/>
+        </w:tabs>
+        <w:ind w:left="0" w:hanging="0"/>
+      </w:pPr>
+    </w:lvl>
+    <w:lvl w:ilvl="3">
+      <w:start w:val="1"/>
+      <w:numFmt w:val="none"/>
+      <w:suff w:val="nothing"/>
+      <w:lvlText w:val=""/>
+      <w:lvlJc w:val="left"/>
+      <w:pPr>
+        <w:tabs>
+          <w:tab w:val="num" w:pos="0"/>
+        </w:tabs>
+        <w:ind w:left="0" w:hanging="0"/>
+      </w:pPr>
+    </w:lvl>
+    <w:lvl w:ilvl="4">
+      <w:start w:val="1"/>
+      <w:numFmt w:val="none"/>
+      <w:suff w:val="nothing"/>
+      <w:lvlText w:val=""/>
+      <w:lvlJc w:val="left"/>
+      <w:pPr>
+        <w:tabs>
+          <w:tab w:val="num" w:pos="0"/>
+        </w:tabs>
+        <w:ind w:left="0" w:hanging="0"/>
+      </w:pPr>
+    </w:lvl>
+    <w:lvl w:ilvl="5">
+      <w:start w:val="1"/>
+      <w:numFmt w:val="none"/>
+      <w:suff w:val="nothing"/>
+      <w:lvlText w:val=""/>
+      <w:lvlJc w:val="left"/>
+      <w:pPr>
+        <w:tabs>
+          <w:tab w:val="num" w:pos="0"/>
+        </w:tabs>
+        <w:ind w:left="0" w:hanging="0"/>
+      </w:pPr>
+    </w:lvl>
+    <w:lvl w:ilvl="6">
+      <w:start w:val="1"/>
+      <w:numFmt w:val="none"/>
+      <w:suff w:val="nothing"/>
+      <w:lvlText w:val=""/>
+      <w:lvlJc w:val="left"/>
+      <w:pPr>
+        <w:tabs>
+          <w:tab w:val="num" w:pos="0"/>
+        </w:tabs>
+        <w:ind w:left="0" w:hanging="0"/>
+      </w:pPr>
+    </w:lvl>
+    <w:lvl w:ilvl="7">
+      <w:start w:val="1"/>
+      <w:numFmt w:val="none"/>
+      <w:suff w:val="nothing"/>
+      <w:lvlText w:val=""/>
+      <w:lvlJc w:val="left"/>
+      <w:pPr>
+        <w:tabs>
+          <w:tab w:val="num" w:pos="0"/>
+        </w:tabs>
+        <w:ind w:left="0" w:hanging="0"/>
+      </w:pPr>
+    </w:lvl>
+    <w:lvl w:ilvl="8">
+      <w:start w:val="1"/>
+      <w:numFmt w:val="none"/>
+      <w:suff w:val="nothing"/>
+      <w:lvlText w:val=""/>
+      <w:lvlJc w:val="left"/>
+      <w:pPr>
+        <w:tabs>
+          <w:tab w:val="num" w:pos="0"/>
+        </w:tabs>
+        <w:ind w:left="0" w:hanging="0"/>
+      </w:pPr>
+    </w:lvl>
+  </w:abstractNum>
+  <w:abstractNum w:abstractNumId="2">
+    <w:lvl w:ilvl="0">
+      <w:start w:val="1"/>
       <w:numFmt w:val="bullet"/>
       <w:lvlText w:val=""/>
       <w:lvlJc w:val="left"/>
       <w:pPr>
+        <w:tabs>
+          <w:tab w:val="num" w:pos="0"/>
+        </w:tabs>
         <w:ind w:left="720" w:hanging="360"/>
       </w:pPr>
       <w:rPr>
@@ -4136,10 +4630,14 @@
       </w:rPr>
     </w:lvl>
     <w:lvl w:ilvl="1">
+      <w:start w:val="1"/>
       <w:numFmt w:val="bullet"/>
       <w:lvlText w:val="o"/>
       <w:lvlJc w:val="left"/>
       <w:pPr>
+        <w:tabs>
+          <w:tab w:val="num" w:pos="0"/>
+        </w:tabs>
         <w:ind w:left="1440" w:hanging="360"/>
       </w:pPr>
       <w:rPr>
@@ -4147,10 +4645,14 @@
       </w:rPr>
     </w:lvl>
     <w:lvl w:ilvl="2">
+      <w:start w:val="1"/>
       <w:numFmt w:val="bullet"/>
       <w:lvlText w:val=""/>
       <w:lvlJc w:val="left"/>
       <w:pPr>
+        <w:tabs>
+          <w:tab w:val="num" w:pos="0"/>
+        </w:tabs>
         <w:ind w:left="2160" w:hanging="360"/>
       </w:pPr>
       <w:rPr>
@@ -4158,10 +4660,14 @@
       </w:rPr>
     </w:lvl>
     <w:lvl w:ilvl="3">
+      <w:start w:val="1"/>
       <w:numFmt w:val="bullet"/>
       <w:lvlText w:val=""/>
       <w:lvlJc w:val="left"/>
       <w:pPr>
+        <w:tabs>
+          <w:tab w:val="num" w:pos="0"/>
+        </w:tabs>
         <w:ind w:left="2880" w:hanging="360"/>
       </w:pPr>
       <w:rPr>
@@ -4169,10 +4675,14 @@
       </w:rPr>
     </w:lvl>
     <w:lvl w:ilvl="4">
+      <w:start w:val="1"/>
       <w:numFmt w:val="bullet"/>
       <w:lvlText w:val="o"/>
       <w:lvlJc w:val="left"/>
       <w:pPr>
+        <w:tabs>
+          <w:tab w:val="num" w:pos="0"/>
+        </w:tabs>
         <w:ind w:left="3600" w:hanging="360"/>
       </w:pPr>
       <w:rPr>
@@ -4180,10 +4690,14 @@
       </w:rPr>
     </w:lvl>
     <w:lvl w:ilvl="5">
+      <w:start w:val="1"/>
       <w:numFmt w:val="bullet"/>
       <w:lvlText w:val=""/>
       <w:lvlJc w:val="left"/>
       <w:pPr>
+        <w:tabs>
+          <w:tab w:val="num" w:pos="0"/>
+        </w:tabs>
         <w:ind w:left="4320" w:hanging="360"/>
       </w:pPr>
       <w:rPr>
@@ -4191,10 +4705,14 @@
       </w:rPr>
     </w:lvl>
     <w:lvl w:ilvl="6">
+      <w:start w:val="1"/>
       <w:numFmt w:val="bullet"/>
       <w:lvlText w:val=""/>
       <w:lvlJc w:val="left"/>
       <w:pPr>
+        <w:tabs>
+          <w:tab w:val="num" w:pos="0"/>
+        </w:tabs>
         <w:ind w:left="5040" w:hanging="360"/>
       </w:pPr>
       <w:rPr>
@@ -4202,10 +4720,14 @@
       </w:rPr>
     </w:lvl>
     <w:lvl w:ilvl="7">
+      <w:start w:val="1"/>
       <w:numFmt w:val="bullet"/>
       <w:lvlText w:val="o"/>
       <w:lvlJc w:val="left"/>
       <w:pPr>
+        <w:tabs>
+          <w:tab w:val="num" w:pos="0"/>
+        </w:tabs>
         <w:ind w:left="5760" w:hanging="360"/>
       </w:pPr>
       <w:rPr>
@@ -4213,10 +4735,14 @@
       </w:rPr>
     </w:lvl>
     <w:lvl w:ilvl="8">
+      <w:start w:val="1"/>
       <w:numFmt w:val="bullet"/>
       <w:lvlText w:val=""/>
       <w:lvlJc w:val="left"/>
       <w:pPr>
+        <w:tabs>
+          <w:tab w:val="num" w:pos="0"/>
+        </w:tabs>
         <w:ind w:left="6480" w:hanging="360"/>
       </w:pPr>
       <w:rPr>
@@ -4224,132 +4750,393 @@
       </w:rPr>
     </w:lvl>
   </w:abstractNum>
-  <w:abstractNum w:abstractNumId="1" w15:restartNumberingAfterBreak="0">
-    <w:nsid w:val="00172700"/>
-    <w:multiLevelType w:val="hybridMultilevel"/>
-    <w:tmpl w:val="43A0DF32"/>
-    <w:lvl w:ilvl="0" w:tplc="3EF6DAE8">
+  <w:abstractNum w:abstractNumId="3">
+    <w:lvl w:ilvl="0">
       <w:start w:val="1"/>
+      <w:numFmt w:val="decimal"/>
+      <w:lvlText w:val="%1)"/>
+      <w:lvlJc w:val="left"/>
+      <w:pPr>
+        <w:tabs>
+          <w:tab w:val="num" w:pos="0"/>
+        </w:tabs>
+        <w:ind w:left="1077" w:hanging="360"/>
+      </w:pPr>
+      <w:rPr/>
+    </w:lvl>
+    <w:lvl w:ilvl="1">
+      <w:start w:val="1"/>
+      <w:numFmt w:val="lowerLetter"/>
+      <w:lvlText w:val="%2."/>
+      <w:lvlJc w:val="left"/>
+      <w:pPr>
+        <w:tabs>
+          <w:tab w:val="num" w:pos="0"/>
+        </w:tabs>
+        <w:ind w:left="1797" w:hanging="360"/>
+      </w:pPr>
+      <w:rPr/>
+    </w:lvl>
+    <w:lvl w:ilvl="2">
+      <w:start w:val="1"/>
+      <w:numFmt w:val="lowerRoman"/>
+      <w:lvlText w:val="%3."/>
+      <w:lvlJc w:val="right"/>
+      <w:pPr>
+        <w:tabs>
+          <w:tab w:val="num" w:pos="0"/>
+        </w:tabs>
+        <w:ind w:left="2517" w:hanging="180"/>
+      </w:pPr>
+      <w:rPr/>
+    </w:lvl>
+    <w:lvl w:ilvl="3">
+      <w:start w:val="1"/>
+      <w:numFmt w:val="decimal"/>
+      <w:lvlText w:val="%4."/>
+      <w:lvlJc w:val="left"/>
+      <w:pPr>
+        <w:tabs>
+          <w:tab w:val="num" w:pos="0"/>
+        </w:tabs>
+        <w:ind w:left="3237" w:hanging="360"/>
+      </w:pPr>
+      <w:rPr/>
+    </w:lvl>
+    <w:lvl w:ilvl="4">
+      <w:start w:val="1"/>
+      <w:numFmt w:val="lowerLetter"/>
+      <w:lvlText w:val="%5."/>
+      <w:lvlJc w:val="left"/>
+      <w:pPr>
+        <w:tabs>
+          <w:tab w:val="num" w:pos="0"/>
+        </w:tabs>
+        <w:ind w:left="3957" w:hanging="360"/>
+      </w:pPr>
+      <w:rPr/>
+    </w:lvl>
+    <w:lvl w:ilvl="5">
+      <w:start w:val="1"/>
+      <w:numFmt w:val="lowerRoman"/>
+      <w:lvlText w:val="%6."/>
+      <w:lvlJc w:val="right"/>
+      <w:pPr>
+        <w:tabs>
+          <w:tab w:val="num" w:pos="0"/>
+        </w:tabs>
+        <w:ind w:left="4677" w:hanging="180"/>
+      </w:pPr>
+      <w:rPr/>
+    </w:lvl>
+    <w:lvl w:ilvl="6">
+      <w:start w:val="1"/>
+      <w:numFmt w:val="decimal"/>
+      <w:lvlText w:val="%7."/>
+      <w:lvlJc w:val="left"/>
+      <w:pPr>
+        <w:tabs>
+          <w:tab w:val="num" w:pos="0"/>
+        </w:tabs>
+        <w:ind w:left="5397" w:hanging="360"/>
+      </w:pPr>
+      <w:rPr/>
+    </w:lvl>
+    <w:lvl w:ilvl="7">
+      <w:start w:val="1"/>
+      <w:numFmt w:val="lowerLetter"/>
+      <w:lvlText w:val="%8."/>
+      <w:lvlJc w:val="left"/>
+      <w:pPr>
+        <w:tabs>
+          <w:tab w:val="num" w:pos="0"/>
+        </w:tabs>
+        <w:ind w:left="6117" w:hanging="360"/>
+      </w:pPr>
+      <w:rPr/>
+    </w:lvl>
+    <w:lvl w:ilvl="8">
+      <w:start w:val="1"/>
+      <w:numFmt w:val="lowerRoman"/>
+      <w:lvlText w:val="%9."/>
+      <w:lvlJc w:val="right"/>
+      <w:pPr>
+        <w:tabs>
+          <w:tab w:val="num" w:pos="0"/>
+        </w:tabs>
+        <w:ind w:left="6837" w:hanging="180"/>
+      </w:pPr>
+      <w:rPr/>
+    </w:lvl>
+  </w:abstractNum>
+  <w:abstractNum w:abstractNumId="4">
+    <w:lvl w:ilvl="0">
+      <w:start w:val="1"/>
+      <w:numFmt w:val="lowerLetter"/>
+      <w:lvlText w:val="%1)"/>
+      <w:lvlJc w:val="left"/>
+      <w:pPr>
+        <w:tabs>
+          <w:tab w:val="num" w:pos="0"/>
+        </w:tabs>
+        <w:ind w:left="1077" w:hanging="360"/>
+      </w:pPr>
+      <w:rPr/>
+    </w:lvl>
+    <w:lvl w:ilvl="1">
+      <w:start w:val="1"/>
+      <w:numFmt w:val="lowerLetter"/>
+      <w:lvlText w:val="%2."/>
+      <w:lvlJc w:val="left"/>
+      <w:pPr>
+        <w:tabs>
+          <w:tab w:val="num" w:pos="0"/>
+        </w:tabs>
+        <w:ind w:left="1797" w:hanging="360"/>
+      </w:pPr>
+      <w:rPr/>
+    </w:lvl>
+    <w:lvl w:ilvl="2">
+      <w:start w:val="1"/>
+      <w:numFmt w:val="lowerRoman"/>
+      <w:lvlText w:val="%3."/>
+      <w:lvlJc w:val="right"/>
+      <w:pPr>
+        <w:tabs>
+          <w:tab w:val="num" w:pos="0"/>
+        </w:tabs>
+        <w:ind w:left="2517" w:hanging="180"/>
+      </w:pPr>
+      <w:rPr/>
+    </w:lvl>
+    <w:lvl w:ilvl="3">
+      <w:start w:val="1"/>
+      <w:numFmt w:val="decimal"/>
+      <w:lvlText w:val="%4."/>
+      <w:lvlJc w:val="left"/>
+      <w:pPr>
+        <w:tabs>
+          <w:tab w:val="num" w:pos="0"/>
+        </w:tabs>
+        <w:ind w:left="3237" w:hanging="360"/>
+      </w:pPr>
+      <w:rPr/>
+    </w:lvl>
+    <w:lvl w:ilvl="4">
+      <w:start w:val="1"/>
+      <w:numFmt w:val="lowerLetter"/>
+      <w:lvlText w:val="%5."/>
+      <w:lvlJc w:val="left"/>
+      <w:pPr>
+        <w:tabs>
+          <w:tab w:val="num" w:pos="0"/>
+        </w:tabs>
+        <w:ind w:left="3957" w:hanging="360"/>
+      </w:pPr>
+      <w:rPr/>
+    </w:lvl>
+    <w:lvl w:ilvl="5">
+      <w:start w:val="1"/>
+      <w:numFmt w:val="lowerRoman"/>
+      <w:lvlText w:val="%6."/>
+      <w:lvlJc w:val="right"/>
+      <w:pPr>
+        <w:tabs>
+          <w:tab w:val="num" w:pos="0"/>
+        </w:tabs>
+        <w:ind w:left="4677" w:hanging="180"/>
+      </w:pPr>
+      <w:rPr/>
+    </w:lvl>
+    <w:lvl w:ilvl="6">
+      <w:start w:val="1"/>
+      <w:numFmt w:val="decimal"/>
+      <w:lvlText w:val="%7."/>
+      <w:lvlJc w:val="left"/>
+      <w:pPr>
+        <w:tabs>
+          <w:tab w:val="num" w:pos="0"/>
+        </w:tabs>
+        <w:ind w:left="5397" w:hanging="360"/>
+      </w:pPr>
+      <w:rPr/>
+    </w:lvl>
+    <w:lvl w:ilvl="7">
+      <w:start w:val="1"/>
+      <w:numFmt w:val="lowerLetter"/>
+      <w:lvlText w:val="%8."/>
+      <w:lvlJc w:val="left"/>
+      <w:pPr>
+        <w:tabs>
+          <w:tab w:val="num" w:pos="0"/>
+        </w:tabs>
+        <w:ind w:left="6117" w:hanging="360"/>
+      </w:pPr>
+      <w:rPr/>
+    </w:lvl>
+    <w:lvl w:ilvl="8">
+      <w:start w:val="1"/>
+      <w:numFmt w:val="lowerRoman"/>
+      <w:lvlText w:val="%9."/>
+      <w:lvlJc w:val="right"/>
+      <w:pPr>
+        <w:tabs>
+          <w:tab w:val="num" w:pos="0"/>
+        </w:tabs>
+        <w:ind w:left="6837" w:hanging="180"/>
+      </w:pPr>
+      <w:rPr/>
+    </w:lvl>
+  </w:abstractNum>
+  <w:abstractNum w:abstractNumId="5">
+    <w:lvl w:ilvl="0">
       <w:numFmt w:val="bullet"/>
-      <w:pStyle w:val="Bullets"/>
       <w:lvlText w:val=""/>
       <w:lvlJc w:val="left"/>
       <w:pPr>
+        <w:tabs>
+          <w:tab w:val="num" w:pos="0"/>
+        </w:tabs>
         <w:ind w:left="720" w:hanging="360"/>
       </w:pPr>
       <w:rPr>
-        <w:rFonts w:ascii="Symbol" w:hAnsi="Symbol" w:hint="default"/>
+        <w:rFonts w:ascii="Symbol" w:hAnsi="Symbol" w:cs="Symbol" w:hint="default"/>
       </w:rPr>
     </w:lvl>
-    <w:lvl w:ilvl="1" w:tplc="08160003" w:tentative="1">
-      <w:start w:val="1"/>
+    <w:lvl w:ilvl="1">
+      <w:start w:val="0"/>
       <w:numFmt w:val="bullet"/>
       <w:lvlText w:val="o"/>
       <w:lvlJc w:val="left"/>
       <w:pPr>
+        <w:tabs>
+          <w:tab w:val="num" w:pos="0"/>
+        </w:tabs>
         <w:ind w:left="1440" w:hanging="360"/>
       </w:pPr>
       <w:rPr>
         <w:rFonts w:ascii="Courier New" w:hAnsi="Courier New" w:cs="Courier New" w:hint="default"/>
       </w:rPr>
     </w:lvl>
-    <w:lvl w:ilvl="2" w:tplc="08160005" w:tentative="1">
-      <w:start w:val="1"/>
+    <w:lvl w:ilvl="2">
+      <w:start w:val="0"/>
       <w:numFmt w:val="bullet"/>
       <w:lvlText w:val=""/>
       <w:lvlJc w:val="left"/>
       <w:pPr>
+        <w:tabs>
+          <w:tab w:val="num" w:pos="0"/>
+        </w:tabs>
         <w:ind w:left="2160" w:hanging="360"/>
       </w:pPr>
       <w:rPr>
-        <w:rFonts w:ascii="Wingdings" w:hAnsi="Wingdings" w:hint="default"/>
+        <w:rFonts w:ascii="Wingdings" w:hAnsi="Wingdings" w:cs="Wingdings" w:hint="default"/>
       </w:rPr>
     </w:lvl>
-    <w:lvl w:ilvl="3" w:tplc="08160001" w:tentative="1">
-      <w:start w:val="1"/>
+    <w:lvl w:ilvl="3">
+      <w:start w:val="0"/>
       <w:numFmt w:val="bullet"/>
       <w:lvlText w:val=""/>
       <w:lvlJc w:val="left"/>
       <w:pPr>
+        <w:tabs>
+          <w:tab w:val="num" w:pos="0"/>
+        </w:tabs>
         <w:ind w:left="2880" w:hanging="360"/>
       </w:pPr>
       <w:rPr>
-        <w:rFonts w:ascii="Symbol" w:hAnsi="Symbol" w:hint="default"/>
+        <w:rFonts w:ascii="Symbol" w:hAnsi="Symbol" w:cs="Symbol" w:hint="default"/>
       </w:rPr>
     </w:lvl>
-    <w:lvl w:ilvl="4" w:tplc="08160003" w:tentative="1">
-      <w:start w:val="1"/>
+    <w:lvl w:ilvl="4">
+      <w:start w:val="0"/>
       <w:numFmt w:val="bullet"/>
       <w:lvlText w:val="o"/>
       <w:lvlJc w:val="left"/>
       <w:pPr>
+        <w:tabs>
+          <w:tab w:val="num" w:pos="0"/>
+        </w:tabs>
         <w:ind w:left="3600" w:hanging="360"/>
       </w:pPr>
       <w:rPr>
         <w:rFonts w:ascii="Courier New" w:hAnsi="Courier New" w:cs="Courier New" w:hint="default"/>
       </w:rPr>
     </w:lvl>
-    <w:lvl w:ilvl="5" w:tplc="08160005" w:tentative="1">
-      <w:start w:val="1"/>
+    <w:lvl w:ilvl="5">
+      <w:start w:val="0"/>
       <w:numFmt w:val="bullet"/>
       <w:lvlText w:val=""/>
       <w:lvlJc w:val="left"/>
       <w:pPr>
+        <w:tabs>
+          <w:tab w:val="num" w:pos="0"/>
+        </w:tabs>
         <w:ind w:left="4320" w:hanging="360"/>
       </w:pPr>
       <w:rPr>
-        <w:rFonts w:ascii="Wingdings" w:hAnsi="Wingdings" w:hint="default"/>
+        <w:rFonts w:ascii="Wingdings" w:hAnsi="Wingdings" w:cs="Wingdings" w:hint="default"/>
       </w:rPr>
     </w:lvl>
-    <w:lvl w:ilvl="6" w:tplc="08160001" w:tentative="1">
-      <w:start w:val="1"/>
+    <w:lvl w:ilvl="6">
+      <w:start w:val="0"/>
       <w:numFmt w:val="bullet"/>
       <w:lvlText w:val=""/>
       <w:lvlJc w:val="left"/>
       <w:pPr>
+        <w:tabs>
+          <w:tab w:val="num" w:pos="0"/>
+        </w:tabs>
         <w:ind w:left="5040" w:hanging="360"/>
       </w:pPr>
       <w:rPr>
-        <w:rFonts w:ascii="Symbol" w:hAnsi="Symbol" w:hint="default"/>
+        <w:rFonts w:ascii="Symbol" w:hAnsi="Symbol" w:cs="Symbol" w:hint="default"/>
       </w:rPr>
     </w:lvl>
-    <w:lvl w:ilvl="7" w:tplc="08160003" w:tentative="1">
-      <w:start w:val="1"/>
+    <w:lvl w:ilvl="7">
+      <w:start w:val="0"/>
       <w:numFmt w:val="bullet"/>
       <w:lvlText w:val="o"/>
       <w:lvlJc w:val="left"/>
       <w:pPr>
+        <w:tabs>
+          <w:tab w:val="num" w:pos="0"/>
+        </w:tabs>
         <w:ind w:left="5760" w:hanging="360"/>
       </w:pPr>
       <w:rPr>
         <w:rFonts w:ascii="Courier New" w:hAnsi="Courier New" w:cs="Courier New" w:hint="default"/>
       </w:rPr>
     </w:lvl>
-    <w:lvl w:ilvl="8" w:tplc="08160005" w:tentative="1">
-      <w:start w:val="1"/>
+    <w:lvl w:ilvl="8">
+      <w:start w:val="0"/>
       <w:numFmt w:val="bullet"/>
       <w:lvlText w:val=""/>
       <w:lvlJc w:val="left"/>
       <w:pPr>
+        <w:tabs>
+          <w:tab w:val="num" w:pos="0"/>
+        </w:tabs>
         <w:ind w:left="6480" w:hanging="360"/>
       </w:pPr>
       <w:rPr>
-        <w:rFonts w:ascii="Wingdings" w:hAnsi="Wingdings" w:hint="default"/>
+        <w:rFonts w:ascii="Wingdings" w:hAnsi="Wingdings" w:cs="Wingdings" w:hint="default"/>
       </w:rPr>
     </w:lvl>
   </w:abstractNum>
-  <w:abstractNum w:abstractNumId="2" w15:restartNumberingAfterBreak="0">
-    <w:nsid w:val="00A99411"/>
-    <w:multiLevelType w:val="multilevel"/>
-    <w:tmpl w:val="79F63EEC"/>
+  <w:abstractNum w:abstractNumId="6">
     <w:lvl w:ilvl="0">
       <w:start w:val="1"/>
       <w:numFmt w:val="decimal"/>
       <w:lvlText w:val="%1."/>
       <w:lvlJc w:val="left"/>
       <w:pPr>
+        <w:tabs>
+          <w:tab w:val="num" w:pos="0"/>
+        </w:tabs>
         <w:ind w:left="720" w:hanging="360"/>
       </w:pPr>
+      <w:rPr/>
     </w:lvl>
     <w:lvl w:ilvl="1">
       <w:start w:val="1"/>
@@ -4357,8 +5144,12 @@
       <w:lvlText w:val="%2."/>
       <w:lvlJc w:val="left"/>
       <w:pPr>
+        <w:tabs>
+          <w:tab w:val="num" w:pos="0"/>
+        </w:tabs>
         <w:ind w:left="1440" w:hanging="360"/>
       </w:pPr>
+      <w:rPr/>
     </w:lvl>
     <w:lvl w:ilvl="2">
       <w:start w:val="1"/>
@@ -4366,8 +5157,12 @@
       <w:lvlText w:val="%3."/>
       <w:lvlJc w:val="left"/>
       <w:pPr>
+        <w:tabs>
+          <w:tab w:val="num" w:pos="0"/>
+        </w:tabs>
         <w:ind w:left="2160" w:hanging="360"/>
       </w:pPr>
+      <w:rPr/>
     </w:lvl>
     <w:lvl w:ilvl="3">
       <w:start w:val="1"/>
@@ -4375,8 +5170,12 @@
       <w:lvlText w:val="%4."/>
       <w:lvlJc w:val="left"/>
       <w:pPr>
+        <w:tabs>
+          <w:tab w:val="num" w:pos="0"/>
+        </w:tabs>
         <w:ind w:left="2880" w:hanging="360"/>
       </w:pPr>
+      <w:rPr/>
     </w:lvl>
     <w:lvl w:ilvl="4">
       <w:start w:val="1"/>
@@ -4384,8 +5183,12 @@
       <w:lvlText w:val="%5."/>
       <w:lvlJc w:val="left"/>
       <w:pPr>
+        <w:tabs>
+          <w:tab w:val="num" w:pos="0"/>
+        </w:tabs>
         <w:ind w:left="3600" w:hanging="360"/>
       </w:pPr>
+      <w:rPr/>
     </w:lvl>
     <w:lvl w:ilvl="5">
       <w:start w:val="1"/>
@@ -4393,8 +5196,12 @@
       <w:lvlText w:val="%6."/>
       <w:lvlJc w:val="left"/>
       <w:pPr>
+        <w:tabs>
+          <w:tab w:val="num" w:pos="0"/>
+        </w:tabs>
         <w:ind w:left="4320" w:hanging="360"/>
       </w:pPr>
+      <w:rPr/>
     </w:lvl>
     <w:lvl w:ilvl="6">
       <w:start w:val="1"/>
@@ -4402,8 +5209,12 @@
       <w:lvlText w:val="%7."/>
       <w:lvlJc w:val="left"/>
       <w:pPr>
+        <w:tabs>
+          <w:tab w:val="num" w:pos="0"/>
+        </w:tabs>
         <w:ind w:left="5040" w:hanging="360"/>
       </w:pPr>
+      <w:rPr/>
     </w:lvl>
     <w:lvl w:ilvl="7">
       <w:start w:val="1"/>
@@ -4411,8 +5222,12 @@
       <w:lvlText w:val="%8."/>
       <w:lvlJc w:val="left"/>
       <w:pPr>
+        <w:tabs>
+          <w:tab w:val="num" w:pos="0"/>
+        </w:tabs>
         <w:ind w:left="5760" w:hanging="360"/>
       </w:pPr>
+      <w:rPr/>
     </w:lvl>
     <w:lvl w:ilvl="8">
       <w:start w:val="1"/>
@@ -4420,722 +5235,35 @@
       <w:lvlText w:val="%9."/>
       <w:lvlJc w:val="left"/>
       <w:pPr>
+        <w:tabs>
+          <w:tab w:val="num" w:pos="0"/>
+        </w:tabs>
         <w:ind w:left="6480" w:hanging="360"/>
       </w:pPr>
+      <w:rPr/>
     </w:lvl>
   </w:abstractNum>
-  <w:abstractNum w:abstractNumId="3" w15:restartNumberingAfterBreak="0">
-    <w:nsid w:val="03271051"/>
-    <w:multiLevelType w:val="hybridMultilevel"/>
-    <w:tmpl w:val="717C2948"/>
-    <w:lvl w:ilvl="0" w:tplc="0816000F">
-      <w:start w:val="1"/>
-      <w:numFmt w:val="decimal"/>
-      <w:lvlText w:val="%1."/>
-      <w:lvlJc w:val="left"/>
-      <w:pPr>
-        <w:ind w:left="720" w:hanging="360"/>
-      </w:pPr>
-    </w:lvl>
-    <w:lvl w:ilvl="1" w:tplc="08160019" w:tentative="1">
-      <w:start w:val="1"/>
-      <w:numFmt w:val="lowerLetter"/>
-      <w:lvlText w:val="%2."/>
-      <w:lvlJc w:val="left"/>
-      <w:pPr>
-        <w:ind w:left="1440" w:hanging="360"/>
-      </w:pPr>
-    </w:lvl>
-    <w:lvl w:ilvl="2" w:tplc="0816001B" w:tentative="1">
-      <w:start w:val="1"/>
-      <w:numFmt w:val="lowerRoman"/>
-      <w:lvlText w:val="%3."/>
-      <w:lvlJc w:val="right"/>
-      <w:pPr>
-        <w:ind w:left="2160" w:hanging="180"/>
-      </w:pPr>
-    </w:lvl>
-    <w:lvl w:ilvl="3" w:tplc="0816000F" w:tentative="1">
-      <w:start w:val="1"/>
-      <w:numFmt w:val="decimal"/>
-      <w:lvlText w:val="%4."/>
-      <w:lvlJc w:val="left"/>
-      <w:pPr>
-        <w:ind w:left="2880" w:hanging="360"/>
-      </w:pPr>
-    </w:lvl>
-    <w:lvl w:ilvl="4" w:tplc="08160019" w:tentative="1">
-      <w:start w:val="1"/>
-      <w:numFmt w:val="lowerLetter"/>
-      <w:lvlText w:val="%5."/>
-      <w:lvlJc w:val="left"/>
-      <w:pPr>
-        <w:ind w:left="3600" w:hanging="360"/>
-      </w:pPr>
-    </w:lvl>
-    <w:lvl w:ilvl="5" w:tplc="0816001B" w:tentative="1">
-      <w:start w:val="1"/>
-      <w:numFmt w:val="lowerRoman"/>
-      <w:lvlText w:val="%6."/>
-      <w:lvlJc w:val="right"/>
-      <w:pPr>
-        <w:ind w:left="4320" w:hanging="180"/>
-      </w:pPr>
-    </w:lvl>
-    <w:lvl w:ilvl="6" w:tplc="0816000F" w:tentative="1">
-      <w:start w:val="1"/>
-      <w:numFmt w:val="decimal"/>
-      <w:lvlText w:val="%7."/>
-      <w:lvlJc w:val="left"/>
-      <w:pPr>
-        <w:ind w:left="5040" w:hanging="360"/>
-      </w:pPr>
-    </w:lvl>
-    <w:lvl w:ilvl="7" w:tplc="08160019" w:tentative="1">
-      <w:start w:val="1"/>
-      <w:numFmt w:val="lowerLetter"/>
-      <w:lvlText w:val="%8."/>
-      <w:lvlJc w:val="left"/>
-      <w:pPr>
-        <w:ind w:left="5760" w:hanging="360"/>
-      </w:pPr>
-    </w:lvl>
-    <w:lvl w:ilvl="8" w:tplc="0816001B" w:tentative="1">
-      <w:start w:val="1"/>
-      <w:numFmt w:val="lowerRoman"/>
-      <w:lvlText w:val="%9."/>
-      <w:lvlJc w:val="right"/>
-      <w:pPr>
-        <w:ind w:left="6480" w:hanging="180"/>
-      </w:pPr>
-    </w:lvl>
-  </w:abstractNum>
-  <w:abstractNum w:abstractNumId="4" w15:restartNumberingAfterBreak="0">
-    <w:nsid w:val="0555461E"/>
-    <w:multiLevelType w:val="hybridMultilevel"/>
-    <w:tmpl w:val="5EAA3BCE"/>
-    <w:lvl w:ilvl="0" w:tplc="2D7C39FC">
-      <w:start w:val="1"/>
-      <w:numFmt w:val="lowerLetter"/>
-      <w:pStyle w:val="Numerao2"/>
-      <w:lvlText w:val="%1)"/>
-      <w:lvlJc w:val="left"/>
-      <w:pPr>
-        <w:ind w:left="1077" w:hanging="360"/>
-      </w:pPr>
-    </w:lvl>
-    <w:lvl w:ilvl="1" w:tplc="08160019" w:tentative="1">
-      <w:start w:val="1"/>
-      <w:numFmt w:val="lowerLetter"/>
-      <w:lvlText w:val="%2."/>
-      <w:lvlJc w:val="left"/>
-      <w:pPr>
-        <w:ind w:left="1797" w:hanging="360"/>
-      </w:pPr>
-    </w:lvl>
-    <w:lvl w:ilvl="2" w:tplc="0816001B" w:tentative="1">
-      <w:start w:val="1"/>
-      <w:numFmt w:val="lowerRoman"/>
-      <w:lvlText w:val="%3."/>
-      <w:lvlJc w:val="right"/>
-      <w:pPr>
-        <w:ind w:left="2517" w:hanging="180"/>
-      </w:pPr>
-    </w:lvl>
-    <w:lvl w:ilvl="3" w:tplc="0816000F" w:tentative="1">
-      <w:start w:val="1"/>
-      <w:numFmt w:val="decimal"/>
-      <w:lvlText w:val="%4."/>
-      <w:lvlJc w:val="left"/>
-      <w:pPr>
-        <w:ind w:left="3237" w:hanging="360"/>
-      </w:pPr>
-    </w:lvl>
-    <w:lvl w:ilvl="4" w:tplc="08160019" w:tentative="1">
-      <w:start w:val="1"/>
-      <w:numFmt w:val="lowerLetter"/>
-      <w:lvlText w:val="%5."/>
-      <w:lvlJc w:val="left"/>
-      <w:pPr>
-        <w:ind w:left="3957" w:hanging="360"/>
-      </w:pPr>
-    </w:lvl>
-    <w:lvl w:ilvl="5" w:tplc="0816001B" w:tentative="1">
-      <w:start w:val="1"/>
-      <w:numFmt w:val="lowerRoman"/>
-      <w:lvlText w:val="%6."/>
-      <w:lvlJc w:val="right"/>
-      <w:pPr>
-        <w:ind w:left="4677" w:hanging="180"/>
-      </w:pPr>
-    </w:lvl>
-    <w:lvl w:ilvl="6" w:tplc="0816000F" w:tentative="1">
-      <w:start w:val="1"/>
-      <w:numFmt w:val="decimal"/>
-      <w:lvlText w:val="%7."/>
-      <w:lvlJc w:val="left"/>
-      <w:pPr>
-        <w:ind w:left="5397" w:hanging="360"/>
-      </w:pPr>
-    </w:lvl>
-    <w:lvl w:ilvl="7" w:tplc="08160019" w:tentative="1">
-      <w:start w:val="1"/>
-      <w:numFmt w:val="lowerLetter"/>
-      <w:lvlText w:val="%8."/>
-      <w:lvlJc w:val="left"/>
-      <w:pPr>
-        <w:ind w:left="6117" w:hanging="360"/>
-      </w:pPr>
-    </w:lvl>
-    <w:lvl w:ilvl="8" w:tplc="0816001B" w:tentative="1">
-      <w:start w:val="1"/>
-      <w:numFmt w:val="lowerRoman"/>
-      <w:lvlText w:val="%9."/>
-      <w:lvlJc w:val="right"/>
-      <w:pPr>
-        <w:ind w:left="6837" w:hanging="180"/>
-      </w:pPr>
-    </w:lvl>
-  </w:abstractNum>
-  <w:abstractNum w:abstractNumId="5" w15:restartNumberingAfterBreak="0">
-    <w:nsid w:val="11BB55F9"/>
-    <w:multiLevelType w:val="hybridMultilevel"/>
-    <w:tmpl w:val="E04EB366"/>
-    <w:lvl w:ilvl="0" w:tplc="DCB6BB60">
-      <w:start w:val="1"/>
-      <w:numFmt w:val="decimal"/>
-      <w:pStyle w:val="Numerao1"/>
-      <w:lvlText w:val="%1)"/>
-      <w:lvlJc w:val="left"/>
-      <w:pPr>
-        <w:ind w:left="1077" w:hanging="360"/>
-      </w:pPr>
-    </w:lvl>
-    <w:lvl w:ilvl="1" w:tplc="08160019" w:tentative="1">
-      <w:start w:val="1"/>
-      <w:numFmt w:val="lowerLetter"/>
-      <w:lvlText w:val="%2."/>
-      <w:lvlJc w:val="left"/>
-      <w:pPr>
-        <w:ind w:left="1797" w:hanging="360"/>
-      </w:pPr>
-    </w:lvl>
-    <w:lvl w:ilvl="2" w:tplc="0816001B" w:tentative="1">
-      <w:start w:val="1"/>
-      <w:numFmt w:val="lowerRoman"/>
-      <w:lvlText w:val="%3."/>
-      <w:lvlJc w:val="right"/>
-      <w:pPr>
-        <w:ind w:left="2517" w:hanging="180"/>
-      </w:pPr>
-    </w:lvl>
-    <w:lvl w:ilvl="3" w:tplc="0816000F" w:tentative="1">
-      <w:start w:val="1"/>
-      <w:numFmt w:val="decimal"/>
-      <w:lvlText w:val="%4."/>
-      <w:lvlJc w:val="left"/>
-      <w:pPr>
-        <w:ind w:left="3237" w:hanging="360"/>
-      </w:pPr>
-    </w:lvl>
-    <w:lvl w:ilvl="4" w:tplc="08160019" w:tentative="1">
-      <w:start w:val="1"/>
-      <w:numFmt w:val="lowerLetter"/>
-      <w:lvlText w:val="%5."/>
-      <w:lvlJc w:val="left"/>
-      <w:pPr>
-        <w:ind w:left="3957" w:hanging="360"/>
-      </w:pPr>
-    </w:lvl>
-    <w:lvl w:ilvl="5" w:tplc="0816001B" w:tentative="1">
-      <w:start w:val="1"/>
-      <w:numFmt w:val="lowerRoman"/>
-      <w:lvlText w:val="%6."/>
-      <w:lvlJc w:val="right"/>
-      <w:pPr>
-        <w:ind w:left="4677" w:hanging="180"/>
-      </w:pPr>
-    </w:lvl>
-    <w:lvl w:ilvl="6" w:tplc="0816000F" w:tentative="1">
-      <w:start w:val="1"/>
-      <w:numFmt w:val="decimal"/>
-      <w:lvlText w:val="%7."/>
-      <w:lvlJc w:val="left"/>
-      <w:pPr>
-        <w:ind w:left="5397" w:hanging="360"/>
-      </w:pPr>
-    </w:lvl>
-    <w:lvl w:ilvl="7" w:tplc="08160019" w:tentative="1">
-      <w:start w:val="1"/>
-      <w:numFmt w:val="lowerLetter"/>
-      <w:lvlText w:val="%8."/>
-      <w:lvlJc w:val="left"/>
-      <w:pPr>
-        <w:ind w:left="6117" w:hanging="360"/>
-      </w:pPr>
-    </w:lvl>
-    <w:lvl w:ilvl="8" w:tplc="0816001B" w:tentative="1">
-      <w:start w:val="1"/>
-      <w:numFmt w:val="lowerRoman"/>
-      <w:lvlText w:val="%9."/>
-      <w:lvlJc w:val="right"/>
-      <w:pPr>
-        <w:ind w:left="6837" w:hanging="180"/>
-      </w:pPr>
-    </w:lvl>
-  </w:abstractNum>
-  <w:abstractNum w:abstractNumId="6" w15:restartNumberingAfterBreak="0">
-    <w:nsid w:val="44970746"/>
-    <w:multiLevelType w:val="hybridMultilevel"/>
-    <w:tmpl w:val="60AE467C"/>
-    <w:lvl w:ilvl="0" w:tplc="0816000F">
-      <w:start w:val="1"/>
-      <w:numFmt w:val="decimal"/>
-      <w:lvlText w:val="%1."/>
-      <w:lvlJc w:val="left"/>
-      <w:pPr>
-        <w:ind w:left="720" w:hanging="360"/>
-      </w:pPr>
-    </w:lvl>
-    <w:lvl w:ilvl="1" w:tplc="08160019" w:tentative="1">
-      <w:start w:val="1"/>
-      <w:numFmt w:val="lowerLetter"/>
-      <w:lvlText w:val="%2."/>
-      <w:lvlJc w:val="left"/>
-      <w:pPr>
-        <w:ind w:left="1440" w:hanging="360"/>
-      </w:pPr>
-    </w:lvl>
-    <w:lvl w:ilvl="2" w:tplc="0816001B" w:tentative="1">
-      <w:start w:val="1"/>
-      <w:numFmt w:val="lowerRoman"/>
-      <w:lvlText w:val="%3."/>
-      <w:lvlJc w:val="right"/>
-      <w:pPr>
-        <w:ind w:left="2160" w:hanging="180"/>
-      </w:pPr>
-    </w:lvl>
-    <w:lvl w:ilvl="3" w:tplc="0816000F" w:tentative="1">
-      <w:start w:val="1"/>
-      <w:numFmt w:val="decimal"/>
-      <w:lvlText w:val="%4."/>
-      <w:lvlJc w:val="left"/>
-      <w:pPr>
-        <w:ind w:left="2880" w:hanging="360"/>
-      </w:pPr>
-    </w:lvl>
-    <w:lvl w:ilvl="4" w:tplc="08160019" w:tentative="1">
-      <w:start w:val="1"/>
-      <w:numFmt w:val="lowerLetter"/>
-      <w:lvlText w:val="%5."/>
-      <w:lvlJc w:val="left"/>
-      <w:pPr>
-        <w:ind w:left="3600" w:hanging="360"/>
-      </w:pPr>
-    </w:lvl>
-    <w:lvl w:ilvl="5" w:tplc="0816001B" w:tentative="1">
-      <w:start w:val="1"/>
-      <w:numFmt w:val="lowerRoman"/>
-      <w:lvlText w:val="%6."/>
-      <w:lvlJc w:val="right"/>
-      <w:pPr>
-        <w:ind w:left="4320" w:hanging="180"/>
-      </w:pPr>
-    </w:lvl>
-    <w:lvl w:ilvl="6" w:tplc="0816000F" w:tentative="1">
-      <w:start w:val="1"/>
-      <w:numFmt w:val="decimal"/>
-      <w:lvlText w:val="%7."/>
-      <w:lvlJc w:val="left"/>
-      <w:pPr>
-        <w:ind w:left="5040" w:hanging="360"/>
-      </w:pPr>
-    </w:lvl>
-    <w:lvl w:ilvl="7" w:tplc="08160019" w:tentative="1">
-      <w:start w:val="1"/>
-      <w:numFmt w:val="lowerLetter"/>
-      <w:lvlText w:val="%8."/>
-      <w:lvlJc w:val="left"/>
-      <w:pPr>
-        <w:ind w:left="5760" w:hanging="360"/>
-      </w:pPr>
-    </w:lvl>
-    <w:lvl w:ilvl="8" w:tplc="0816001B" w:tentative="1">
-      <w:start w:val="1"/>
-      <w:numFmt w:val="lowerRoman"/>
-      <w:lvlText w:val="%9."/>
-      <w:lvlJc w:val="right"/>
-      <w:pPr>
-        <w:ind w:left="6480" w:hanging="180"/>
-      </w:pPr>
-    </w:lvl>
-  </w:abstractNum>
-  <w:abstractNum w:abstractNumId="7" w15:restartNumberingAfterBreak="0">
-    <w:nsid w:val="4C180AC5"/>
-    <w:multiLevelType w:val="hybridMultilevel"/>
-    <w:tmpl w:val="B7A4A812"/>
-    <w:lvl w:ilvl="0" w:tplc="08160001">
-      <w:start w:val="1"/>
-      <w:numFmt w:val="bullet"/>
-      <w:lvlText w:val=""/>
-      <w:lvlJc w:val="left"/>
-      <w:pPr>
-        <w:ind w:left="720" w:hanging="360"/>
-      </w:pPr>
-      <w:rPr>
-        <w:rFonts w:ascii="Symbol" w:hAnsi="Symbol" w:hint="default"/>
-      </w:rPr>
-    </w:lvl>
-    <w:lvl w:ilvl="1" w:tplc="08160003" w:tentative="1">
-      <w:start w:val="1"/>
-      <w:numFmt w:val="bullet"/>
-      <w:lvlText w:val="o"/>
-      <w:lvlJc w:val="left"/>
-      <w:pPr>
-        <w:ind w:left="1440" w:hanging="360"/>
-      </w:pPr>
-      <w:rPr>
-        <w:rFonts w:ascii="Courier New" w:hAnsi="Courier New" w:cs="Courier New" w:hint="default"/>
-      </w:rPr>
-    </w:lvl>
-    <w:lvl w:ilvl="2" w:tplc="08160005" w:tentative="1">
-      <w:start w:val="1"/>
-      <w:numFmt w:val="bullet"/>
-      <w:lvlText w:val=""/>
-      <w:lvlJc w:val="left"/>
-      <w:pPr>
-        <w:ind w:left="2160" w:hanging="360"/>
-      </w:pPr>
-      <w:rPr>
-        <w:rFonts w:ascii="Wingdings" w:hAnsi="Wingdings" w:hint="default"/>
-      </w:rPr>
-    </w:lvl>
-    <w:lvl w:ilvl="3" w:tplc="08160001" w:tentative="1">
-      <w:start w:val="1"/>
-      <w:numFmt w:val="bullet"/>
-      <w:lvlText w:val=""/>
-      <w:lvlJc w:val="left"/>
-      <w:pPr>
-        <w:ind w:left="2880" w:hanging="360"/>
-      </w:pPr>
-      <w:rPr>
-        <w:rFonts w:ascii="Symbol" w:hAnsi="Symbol" w:hint="default"/>
-      </w:rPr>
-    </w:lvl>
-    <w:lvl w:ilvl="4" w:tplc="08160003" w:tentative="1">
-      <w:start w:val="1"/>
-      <w:numFmt w:val="bullet"/>
-      <w:lvlText w:val="o"/>
-      <w:lvlJc w:val="left"/>
-      <w:pPr>
-        <w:ind w:left="3600" w:hanging="360"/>
-      </w:pPr>
-      <w:rPr>
-        <w:rFonts w:ascii="Courier New" w:hAnsi="Courier New" w:cs="Courier New" w:hint="default"/>
-      </w:rPr>
-    </w:lvl>
-    <w:lvl w:ilvl="5" w:tplc="08160005" w:tentative="1">
-      <w:start w:val="1"/>
-      <w:numFmt w:val="bullet"/>
-      <w:lvlText w:val=""/>
-      <w:lvlJc w:val="left"/>
-      <w:pPr>
-        <w:ind w:left="4320" w:hanging="360"/>
-      </w:pPr>
-      <w:rPr>
-        <w:rFonts w:ascii="Wingdings" w:hAnsi="Wingdings" w:hint="default"/>
-      </w:rPr>
-    </w:lvl>
-    <w:lvl w:ilvl="6" w:tplc="08160001" w:tentative="1">
-      <w:start w:val="1"/>
-      <w:numFmt w:val="bullet"/>
-      <w:lvlText w:val=""/>
-      <w:lvlJc w:val="left"/>
-      <w:pPr>
-        <w:ind w:left="5040" w:hanging="360"/>
-      </w:pPr>
-      <w:rPr>
-        <w:rFonts w:ascii="Symbol" w:hAnsi="Symbol" w:hint="default"/>
-      </w:rPr>
-    </w:lvl>
-    <w:lvl w:ilvl="7" w:tplc="08160003" w:tentative="1">
-      <w:start w:val="1"/>
-      <w:numFmt w:val="bullet"/>
-      <w:lvlText w:val="o"/>
-      <w:lvlJc w:val="left"/>
-      <w:pPr>
-        <w:ind w:left="5760" w:hanging="360"/>
-      </w:pPr>
-      <w:rPr>
-        <w:rFonts w:ascii="Courier New" w:hAnsi="Courier New" w:cs="Courier New" w:hint="default"/>
-      </w:rPr>
-    </w:lvl>
-    <w:lvl w:ilvl="8" w:tplc="08160005" w:tentative="1">
-      <w:start w:val="1"/>
-      <w:numFmt w:val="bullet"/>
-      <w:lvlText w:val=""/>
-      <w:lvlJc w:val="left"/>
-      <w:pPr>
-        <w:ind w:left="6480" w:hanging="360"/>
-      </w:pPr>
-      <w:rPr>
-        <w:rFonts w:ascii="Wingdings" w:hAnsi="Wingdings" w:hint="default"/>
-      </w:rPr>
-    </w:lvl>
-  </w:abstractNum>
-  <w:abstractNum w:abstractNumId="8" w15:restartNumberingAfterBreak="0">
-    <w:nsid w:val="4DDA675F"/>
-    <w:multiLevelType w:val="hybridMultilevel"/>
-    <w:tmpl w:val="D018DBAA"/>
-    <w:lvl w:ilvl="0" w:tplc="0816000F">
-      <w:start w:val="1"/>
-      <w:numFmt w:val="decimal"/>
-      <w:lvlText w:val="%1."/>
-      <w:lvlJc w:val="left"/>
-      <w:pPr>
-        <w:ind w:left="720" w:hanging="360"/>
-      </w:pPr>
-    </w:lvl>
-    <w:lvl w:ilvl="1" w:tplc="08160019" w:tentative="1">
-      <w:start w:val="1"/>
-      <w:numFmt w:val="lowerLetter"/>
-      <w:lvlText w:val="%2."/>
-      <w:lvlJc w:val="left"/>
-      <w:pPr>
-        <w:ind w:left="1440" w:hanging="360"/>
-      </w:pPr>
-    </w:lvl>
-    <w:lvl w:ilvl="2" w:tplc="0816001B" w:tentative="1">
-      <w:start w:val="1"/>
-      <w:numFmt w:val="lowerRoman"/>
-      <w:lvlText w:val="%3."/>
-      <w:lvlJc w:val="right"/>
-      <w:pPr>
-        <w:ind w:left="2160" w:hanging="180"/>
-      </w:pPr>
-    </w:lvl>
-    <w:lvl w:ilvl="3" w:tplc="0816000F" w:tentative="1">
-      <w:start w:val="1"/>
-      <w:numFmt w:val="decimal"/>
-      <w:lvlText w:val="%4."/>
-      <w:lvlJc w:val="left"/>
-      <w:pPr>
-        <w:ind w:left="2880" w:hanging="360"/>
-      </w:pPr>
-    </w:lvl>
-    <w:lvl w:ilvl="4" w:tplc="08160019" w:tentative="1">
-      <w:start w:val="1"/>
-      <w:numFmt w:val="lowerLetter"/>
-      <w:lvlText w:val="%5."/>
-      <w:lvlJc w:val="left"/>
-      <w:pPr>
-        <w:ind w:left="3600" w:hanging="360"/>
-      </w:pPr>
-    </w:lvl>
-    <w:lvl w:ilvl="5" w:tplc="0816001B" w:tentative="1">
-      <w:start w:val="1"/>
-      <w:numFmt w:val="lowerRoman"/>
-      <w:lvlText w:val="%6."/>
-      <w:lvlJc w:val="right"/>
-      <w:pPr>
-        <w:ind w:left="4320" w:hanging="180"/>
-      </w:pPr>
-    </w:lvl>
-    <w:lvl w:ilvl="6" w:tplc="0816000F" w:tentative="1">
-      <w:start w:val="1"/>
-      <w:numFmt w:val="decimal"/>
-      <w:lvlText w:val="%7."/>
-      <w:lvlJc w:val="left"/>
-      <w:pPr>
-        <w:ind w:left="5040" w:hanging="360"/>
-      </w:pPr>
-    </w:lvl>
-    <w:lvl w:ilvl="7" w:tplc="08160019" w:tentative="1">
-      <w:start w:val="1"/>
-      <w:numFmt w:val="lowerLetter"/>
-      <w:lvlText w:val="%8."/>
-      <w:lvlJc w:val="left"/>
-      <w:pPr>
-        <w:ind w:left="5760" w:hanging="360"/>
-      </w:pPr>
-    </w:lvl>
-    <w:lvl w:ilvl="8" w:tplc="0816001B" w:tentative="1">
-      <w:start w:val="1"/>
-      <w:numFmt w:val="lowerRoman"/>
-      <w:lvlText w:val="%9."/>
-      <w:lvlJc w:val="right"/>
-      <w:pPr>
-        <w:ind w:left="6480" w:hanging="180"/>
-      </w:pPr>
-    </w:lvl>
-  </w:abstractNum>
-  <w:abstractNum w:abstractNumId="9" w15:restartNumberingAfterBreak="0">
-    <w:nsid w:val="646C51FB"/>
-    <w:multiLevelType w:val="hybridMultilevel"/>
-    <w:tmpl w:val="C1348712"/>
-    <w:lvl w:ilvl="0" w:tplc="08160001">
-      <w:start w:val="1"/>
-      <w:numFmt w:val="bullet"/>
-      <w:lvlText w:val=""/>
-      <w:lvlJc w:val="left"/>
-      <w:pPr>
-        <w:ind w:left="720" w:hanging="360"/>
-      </w:pPr>
-      <w:rPr>
-        <w:rFonts w:ascii="Symbol" w:hAnsi="Symbol" w:hint="default"/>
-      </w:rPr>
-    </w:lvl>
-    <w:lvl w:ilvl="1" w:tplc="08160003" w:tentative="1">
-      <w:start w:val="1"/>
-      <w:numFmt w:val="bullet"/>
-      <w:lvlText w:val="o"/>
-      <w:lvlJc w:val="left"/>
-      <w:pPr>
-        <w:ind w:left="1440" w:hanging="360"/>
-      </w:pPr>
-      <w:rPr>
-        <w:rFonts w:ascii="Courier New" w:hAnsi="Courier New" w:cs="Courier New" w:hint="default"/>
-      </w:rPr>
-    </w:lvl>
-    <w:lvl w:ilvl="2" w:tplc="08160005" w:tentative="1">
-      <w:start w:val="1"/>
-      <w:numFmt w:val="bullet"/>
-      <w:lvlText w:val=""/>
-      <w:lvlJc w:val="left"/>
-      <w:pPr>
-        <w:ind w:left="2160" w:hanging="360"/>
-      </w:pPr>
-      <w:rPr>
-        <w:rFonts w:ascii="Wingdings" w:hAnsi="Wingdings" w:hint="default"/>
-      </w:rPr>
-    </w:lvl>
-    <w:lvl w:ilvl="3" w:tplc="08160001" w:tentative="1">
-      <w:start w:val="1"/>
-      <w:numFmt w:val="bullet"/>
-      <w:lvlText w:val=""/>
-      <w:lvlJc w:val="left"/>
-      <w:pPr>
-        <w:ind w:left="2880" w:hanging="360"/>
-      </w:pPr>
-      <w:rPr>
-        <w:rFonts w:ascii="Symbol" w:hAnsi="Symbol" w:hint="default"/>
-      </w:rPr>
-    </w:lvl>
-    <w:lvl w:ilvl="4" w:tplc="08160003" w:tentative="1">
-      <w:start w:val="1"/>
-      <w:numFmt w:val="bullet"/>
-      <w:lvlText w:val="o"/>
-      <w:lvlJc w:val="left"/>
-      <w:pPr>
-        <w:ind w:left="3600" w:hanging="360"/>
-      </w:pPr>
-      <w:rPr>
-        <w:rFonts w:ascii="Courier New" w:hAnsi="Courier New" w:cs="Courier New" w:hint="default"/>
-      </w:rPr>
-    </w:lvl>
-    <w:lvl w:ilvl="5" w:tplc="08160005" w:tentative="1">
-      <w:start w:val="1"/>
-      <w:numFmt w:val="bullet"/>
-      <w:lvlText w:val=""/>
-      <w:lvlJc w:val="left"/>
-      <w:pPr>
-        <w:ind w:left="4320" w:hanging="360"/>
-      </w:pPr>
-      <w:rPr>
-        <w:rFonts w:ascii="Wingdings" w:hAnsi="Wingdings" w:hint="default"/>
-      </w:rPr>
-    </w:lvl>
-    <w:lvl w:ilvl="6" w:tplc="08160001" w:tentative="1">
-      <w:start w:val="1"/>
-      <w:numFmt w:val="bullet"/>
-      <w:lvlText w:val=""/>
-      <w:lvlJc w:val="left"/>
-      <w:pPr>
-        <w:ind w:left="5040" w:hanging="360"/>
-      </w:pPr>
-      <w:rPr>
-        <w:rFonts w:ascii="Symbol" w:hAnsi="Symbol" w:hint="default"/>
-      </w:rPr>
-    </w:lvl>
-    <w:lvl w:ilvl="7" w:tplc="08160003" w:tentative="1">
-      <w:start w:val="1"/>
-      <w:numFmt w:val="bullet"/>
-      <w:lvlText w:val="o"/>
-      <w:lvlJc w:val="left"/>
-      <w:pPr>
-        <w:ind w:left="5760" w:hanging="360"/>
-      </w:pPr>
-      <w:rPr>
-        <w:rFonts w:ascii="Courier New" w:hAnsi="Courier New" w:cs="Courier New" w:hint="default"/>
-      </w:rPr>
-    </w:lvl>
-    <w:lvl w:ilvl="8" w:tplc="08160005" w:tentative="1">
-      <w:start w:val="1"/>
-      <w:numFmt w:val="bullet"/>
-      <w:lvlText w:val=""/>
-      <w:lvlJc w:val="left"/>
-      <w:pPr>
-        <w:ind w:left="6480" w:hanging="360"/>
-      </w:pPr>
-      <w:rPr>
-        <w:rFonts w:ascii="Wingdings" w:hAnsi="Wingdings" w:hint="default"/>
-      </w:rPr>
-    </w:lvl>
-  </w:abstractNum>
-  <w:num w:numId="1" w16cid:durableId="1087189984">
-    <w:abstractNumId w:val="7"/>
+  <w:num w:numId="1">
+    <w:abstractNumId w:val="1"/>
   </w:num>
-  <w:num w:numId="2" w16cid:durableId="1562673046">
+  <w:num w:numId="2">
+    <w:abstractNumId w:val="2"/>
+  </w:num>
+  <w:num w:numId="3">
+    <w:abstractNumId w:val="3"/>
+  </w:num>
+  <w:num w:numId="4">
+    <w:abstractNumId w:val="4"/>
+  </w:num>
+  <w:num w:numId="5">
+    <w:abstractNumId w:val="5"/>
+  </w:num>
+  <w:num w:numId="6">
     <w:abstractNumId w:val="6"/>
   </w:num>
-  <w:num w:numId="3" w16cid:durableId="1986472471">
-    <w:abstractNumId w:val="9"/>
-  </w:num>
-  <w:num w:numId="4" w16cid:durableId="1068383029">
-    <w:abstractNumId w:val="8"/>
-  </w:num>
-  <w:num w:numId="5" w16cid:durableId="1514146656">
-    <w:abstractNumId w:val="3"/>
-  </w:num>
-  <w:num w:numId="6" w16cid:durableId="235284855">
-    <w:abstractNumId w:val="1"/>
-  </w:num>
-  <w:num w:numId="7" w16cid:durableId="437482251">
-    <w:abstractNumId w:val="5"/>
-  </w:num>
-  <w:num w:numId="8" w16cid:durableId="1464349268">
-    <w:abstractNumId w:val="4"/>
-  </w:num>
-  <w:num w:numId="9" w16cid:durableId="381290929">
-    <w:abstractNumId w:val="0"/>
-  </w:num>
-  <w:num w:numId="10" w16cid:durableId="2123256269">
-    <w:abstractNumId w:val="2"/>
+  <w:num w:numId="7">
+    <w:abstractNumId w:val="6"/>
     <w:lvlOverride w:ilvl="0">
-      <w:startOverride w:val="1"/>
-    </w:lvlOverride>
-    <w:lvlOverride w:ilvl="1">
-      <w:startOverride w:val="1"/>
-    </w:lvlOverride>
-    <w:lvlOverride w:ilvl="2">
-      <w:startOverride w:val="1"/>
-    </w:lvlOverride>
-    <w:lvlOverride w:ilvl="3">
-      <w:startOverride w:val="1"/>
-    </w:lvlOverride>
-    <w:lvlOverride w:ilvl="4">
-      <w:startOverride w:val="1"/>
-    </w:lvlOverride>
-    <w:lvlOverride w:ilvl="5">
-      <w:startOverride w:val="1"/>
-    </w:lvlOverride>
-    <w:lvlOverride w:ilvl="6">
-      <w:startOverride w:val="1"/>
-    </w:lvlOverride>
-    <w:lvlOverride w:ilvl="7">
-      <w:startOverride w:val="1"/>
-    </w:lvlOverride>
-    <w:lvlOverride w:ilvl="8">
       <w:startOverride w:val="1"/>
     </w:lvlOverride>
   </w:num>
@@ -5143,27 +5271,31 @@
 </file>
 
 <file path=word/styles.xml><?xml version="1.0" encoding="utf-8"?>
-<w:styles xmlns:mc="http://schemas.openxmlformats.org/markup-compatibility/2006" xmlns:r="http://schemas.openxmlformats.org/officeDocument/2006/relationships" xmlns:w="http://schemas.openxmlformats.org/wordprocessingml/2006/main" xmlns:w14="http://schemas.microsoft.com/office/word/2010/wordml" xmlns:w15="http://schemas.microsoft.com/office/word/2012/wordml" xmlns:w16cex="http://schemas.microsoft.com/office/word/2018/wordml/cex" xmlns:w16cid="http://schemas.microsoft.com/office/word/2016/wordml/cid" xmlns:w16="http://schemas.microsoft.com/office/word/2018/wordml" xmlns:w16du="http://schemas.microsoft.com/office/word/2023/wordml/word16du" xmlns:w16sdtdh="http://schemas.microsoft.com/office/word/2020/wordml/sdtdatahash" xmlns:w16sdtfl="http://schemas.microsoft.com/office/word/2024/wordml/sdtformatlock" xmlns:w16se="http://schemas.microsoft.com/office/word/2015/wordml/symex" mc:Ignorable="w14 w15 w16se w16cid w16 w16cex w16sdtdh w16sdtfl w16du">
+<w:styles xmlns:w="http://schemas.openxmlformats.org/wordprocessingml/2006/main" xmlns:w14="http://schemas.microsoft.com/office/word/2010/wordml" xmlns:mc="http://schemas.openxmlformats.org/markup-compatibility/2006" mc:Ignorable="w14">
   <w:docDefaults>
     <w:rPrDefault>
       <w:rPr>
-        <w:rFonts w:ascii="Calibri" w:eastAsia="Calibri" w:hAnsi="Calibri" w:cs="Times New Roman"/>
+        <w:rFonts w:ascii="Calibri" w:hAnsi="Calibri" w:eastAsia="Calibri" w:cs="Times New Roman"/>
         <w:lang w:val="pt-PT" w:eastAsia="pt-PT" w:bidi="ar-SA"/>
       </w:rPr>
     </w:rPrDefault>
-    <w:pPrDefault/>
+    <w:pPrDefault>
+      <w:pPr>
+        <w:suppressAutoHyphens w:val="true"/>
+      </w:pPr>
+    </w:pPrDefault>
   </w:docDefaults>
   <w:latentStyles w:defLockedState="0" w:defUIPriority="99" w:defSemiHidden="0" w:defUnhideWhenUsed="0" w:defQFormat="0" w:count="376">
     <w:lsdException w:name="Normal" w:uiPriority="0" w:qFormat="1"/>
     <w:lsdException w:name="heading 1" w:uiPriority="9"/>
-    <w:lsdException w:name="heading 2" w:semiHidden="1" w:uiPriority="9" w:unhideWhenUsed="1" w:qFormat="1"/>
-    <w:lsdException w:name="heading 3" w:semiHidden="1" w:uiPriority="9" w:unhideWhenUsed="1"/>
-    <w:lsdException w:name="heading 4" w:semiHidden="1" w:uiPriority="9" w:unhideWhenUsed="1" w:qFormat="1"/>
-    <w:lsdException w:name="heading 5" w:semiHidden="1" w:uiPriority="9" w:unhideWhenUsed="1" w:qFormat="1"/>
-    <w:lsdException w:name="heading 6" w:semiHidden="1" w:uiPriority="9" w:unhideWhenUsed="1" w:qFormat="1"/>
-    <w:lsdException w:name="heading 7" w:semiHidden="1" w:uiPriority="9" w:unhideWhenUsed="1" w:qFormat="1"/>
-    <w:lsdException w:name="heading 8" w:semiHidden="1" w:uiPriority="9" w:unhideWhenUsed="1" w:qFormat="1"/>
-    <w:lsdException w:name="heading 9" w:semiHidden="1" w:uiPriority="9" w:unhideWhenUsed="1" w:qFormat="1"/>
+    <w:lsdException w:name="heading 2" w:uiPriority="9" w:semiHidden="1" w:unhideWhenUsed="1" w:qFormat="1"/>
+    <w:lsdException w:name="heading 3" w:uiPriority="9" w:semiHidden="1" w:unhideWhenUsed="1"/>
+    <w:lsdException w:name="heading 4" w:uiPriority="9" w:semiHidden="1" w:unhideWhenUsed="1" w:qFormat="1"/>
+    <w:lsdException w:name="heading 5" w:uiPriority="9" w:semiHidden="1" w:unhideWhenUsed="1" w:qFormat="1"/>
+    <w:lsdException w:name="heading 6" w:uiPriority="9" w:semiHidden="1" w:unhideWhenUsed="1" w:qFormat="1"/>
+    <w:lsdException w:name="heading 7" w:uiPriority="9" w:semiHidden="1" w:unhideWhenUsed="1" w:qFormat="1"/>
+    <w:lsdException w:name="heading 8" w:uiPriority="9" w:semiHidden="1" w:unhideWhenUsed="1" w:qFormat="1"/>
+    <w:lsdException w:name="heading 9" w:uiPriority="9" w:semiHidden="1" w:unhideWhenUsed="1" w:qFormat="1"/>
     <w:lsdException w:name="index 1" w:semiHidden="1" w:unhideWhenUsed="1"/>
     <w:lsdException w:name="index 2" w:semiHidden="1" w:unhideWhenUsed="1"/>
     <w:lsdException w:name="index 3" w:semiHidden="1" w:unhideWhenUsed="1"/>
@@ -5173,22 +5305,22 @@
     <w:lsdException w:name="index 7" w:semiHidden="1" w:unhideWhenUsed="1"/>
     <w:lsdException w:name="index 8" w:semiHidden="1" w:unhideWhenUsed="1"/>
     <w:lsdException w:name="index 9" w:semiHidden="1" w:unhideWhenUsed="1"/>
-    <w:lsdException w:name="toc 1" w:semiHidden="1" w:uiPriority="39" w:unhideWhenUsed="1"/>
-    <w:lsdException w:name="toc 2" w:semiHidden="1" w:uiPriority="39" w:unhideWhenUsed="1"/>
-    <w:lsdException w:name="toc 3" w:semiHidden="1" w:uiPriority="39" w:unhideWhenUsed="1"/>
-    <w:lsdException w:name="toc 4" w:semiHidden="1" w:uiPriority="39" w:unhideWhenUsed="1"/>
-    <w:lsdException w:name="toc 5" w:semiHidden="1" w:uiPriority="39" w:unhideWhenUsed="1"/>
-    <w:lsdException w:name="toc 6" w:semiHidden="1" w:uiPriority="39" w:unhideWhenUsed="1"/>
-    <w:lsdException w:name="toc 7" w:semiHidden="1" w:uiPriority="39" w:unhideWhenUsed="1"/>
-    <w:lsdException w:name="toc 8" w:semiHidden="1" w:uiPriority="39" w:unhideWhenUsed="1"/>
-    <w:lsdException w:name="toc 9" w:semiHidden="1" w:uiPriority="39" w:unhideWhenUsed="1"/>
+    <w:lsdException w:name="toc 1" w:uiPriority="39" w:semiHidden="1" w:unhideWhenUsed="1"/>
+    <w:lsdException w:name="toc 2" w:uiPriority="39" w:semiHidden="1" w:unhideWhenUsed="1"/>
+    <w:lsdException w:name="toc 3" w:uiPriority="39" w:semiHidden="1" w:unhideWhenUsed="1"/>
+    <w:lsdException w:name="toc 4" w:uiPriority="39" w:semiHidden="1" w:unhideWhenUsed="1"/>
+    <w:lsdException w:name="toc 5" w:uiPriority="39" w:semiHidden="1" w:unhideWhenUsed="1"/>
+    <w:lsdException w:name="toc 6" w:uiPriority="39" w:semiHidden="1" w:unhideWhenUsed="1"/>
+    <w:lsdException w:name="toc 7" w:uiPriority="39" w:semiHidden="1" w:unhideWhenUsed="1"/>
+    <w:lsdException w:name="toc 8" w:uiPriority="39" w:semiHidden="1" w:unhideWhenUsed="1"/>
+    <w:lsdException w:name="toc 9" w:uiPriority="39" w:semiHidden="1" w:unhideWhenUsed="1"/>
     <w:lsdException w:name="Normal Indent" w:semiHidden="1" w:unhideWhenUsed="1"/>
     <w:lsdException w:name="footnote text" w:semiHidden="1" w:unhideWhenUsed="1"/>
     <w:lsdException w:name="annotation text" w:semiHidden="1" w:unhideWhenUsed="1"/>
     <w:lsdException w:name="header" w:semiHidden="1" w:unhideWhenUsed="1"/>
     <w:lsdException w:name="footer" w:semiHidden="1" w:unhideWhenUsed="1"/>
     <w:lsdException w:name="index heading" w:semiHidden="1" w:unhideWhenUsed="1"/>
-    <w:lsdException w:name="caption" w:semiHidden="1" w:uiPriority="35" w:unhideWhenUsed="1" w:qFormat="1"/>
+    <w:lsdException w:name="caption" w:uiPriority="35" w:semiHidden="1" w:unhideWhenUsed="1" w:qFormat="1"/>
     <w:lsdException w:name="table of figures" w:semiHidden="1" w:unhideWhenUsed="1"/>
     <w:lsdException w:name="envelope address" w:semiHidden="1" w:unhideWhenUsed="1"/>
     <w:lsdException w:name="envelope return" w:semiHidden="1" w:unhideWhenUsed="1"/>
@@ -5219,8 +5351,8 @@
     <w:lsdException w:name="Title" w:uiPriority="10"/>
     <w:lsdException w:name="Closing" w:semiHidden="1" w:unhideWhenUsed="1"/>
     <w:lsdException w:name="Signature" w:semiHidden="1" w:unhideWhenUsed="1"/>
-    <w:lsdException w:name="Default Paragraph Font" w:semiHidden="1" w:uiPriority="1" w:unhideWhenUsed="1"/>
-    <w:lsdException w:name="Body Text" w:semiHidden="1" w:uiPriority="0" w:unhideWhenUsed="1" w:qFormat="1"/>
+    <w:lsdException w:name="Default Paragraph Font" w:uiPriority="1" w:semiHidden="1" w:unhideWhenUsed="1"/>
+    <w:lsdException w:name="Body Text" w:uiPriority="0" w:semiHidden="1" w:unhideWhenUsed="1" w:qFormat="1"/>
     <w:lsdException w:name="Body Text Indent" w:semiHidden="1" w:unhideWhenUsed="1"/>
     <w:lsdException w:name="List Continue" w:semiHidden="1" w:unhideWhenUsed="1"/>
     <w:lsdException w:name="List Continue 2" w:semiHidden="1" w:unhideWhenUsed="1"/>
@@ -5419,8 +5551,8 @@
     <w:lsdException w:name="Subtle Reference" w:uiPriority="31"/>
     <w:lsdException w:name="Intense Reference" w:uiPriority="32"/>
     <w:lsdException w:name="Book Title" w:uiPriority="33"/>
-    <w:lsdException w:name="Bibliography" w:semiHidden="1" w:uiPriority="37" w:unhideWhenUsed="1"/>
-    <w:lsdException w:name="TOC Heading" w:semiHidden="1" w:uiPriority="39" w:unhideWhenUsed="1" w:qFormat="1"/>
+    <w:lsdException w:name="Bibliography" w:uiPriority="37" w:semiHidden="1" w:unhideWhenUsed="1"/>
+    <w:lsdException w:name="TOC Heading" w:uiPriority="39" w:semiHidden="1" w:unhideWhenUsed="1" w:qFormat="1"/>
     <w:lsdException w:name="Plain Table 1" w:uiPriority="41"/>
     <w:lsdException w:name="Plain Table 2" w:uiPriority="42"/>
     <w:lsdException w:name="Plain Table 3" w:uiPriority="43"/>
@@ -5531,35 +5663,41 @@
     <w:lsdException w:name="Unresolved Mention" w:semiHidden="1" w:unhideWhenUsed="1"/>
     <w:lsdException w:name="Smart Link" w:semiHidden="1" w:unhideWhenUsed="1"/>
   </w:latentStyles>
-  <w:style w:type="paragraph" w:default="1" w:styleId="Normal">
+  <w:style w:type="paragraph" w:styleId="Normal" w:default="1">
     <w:name w:val="Normal"/>
     <w:qFormat/>
-    <w:rsid w:val="009A3600"/>
+    <w:rsid w:val="009a3600"/>
     <w:pPr>
-      <w:spacing w:after="240" w:line="360" w:lineRule="auto"/>
+      <w:widowControl/>
+      <w:bidi w:val="0"/>
+      <w:spacing w:lineRule="auto" w:line="360" w:before="0" w:after="240"/>
+      <w:jc w:val="left"/>
     </w:pPr>
     <w:rPr>
-      <w:rFonts w:ascii="Arial" w:hAnsi="Arial"/>
+      <w:rFonts w:ascii="Arial" w:hAnsi="Arial" w:eastAsia="Calibri" w:cs="Times New Roman"/>
+      <w:color w:val="auto"/>
+      <w:kern w:val="0"/>
       <w:sz w:val="24"/>
       <w:szCs w:val="22"/>
-      <w:lang w:eastAsia="en-US"/>
+      <w:lang w:eastAsia="en-US" w:val="pt-PT" w:bidi="ar-SA"/>
     </w:rPr>
   </w:style>
-  <w:style w:type="paragraph" w:styleId="Ttulo1">
-    <w:name w:val="heading 1"/>
+  <w:style w:type="paragraph" w:styleId="Heading1">
+    <w:name w:val="Heading 1"/>
     <w:basedOn w:val="Normal"/>
     <w:next w:val="Normal"/>
     <w:link w:val="Ttulo1Carter"/>
     <w:uiPriority w:val="9"/>
-    <w:rsid w:val="00FD65C4"/>
+    <w:qFormat/>
+    <w:rsid w:val="00fd65c4"/>
     <w:pPr>
-      <w:keepNext/>
+      <w:keepNext w:val="true"/>
       <w:keepLines/>
-      <w:spacing w:after="480" w:line="240" w:lineRule="auto"/>
+      <w:spacing w:lineRule="auto" w:line="240" w:before="0" w:after="480"/>
       <w:outlineLvl w:val="0"/>
     </w:pPr>
     <w:rPr>
-      <w:rFonts w:ascii="Arial Black" w:eastAsia="Times New Roman" w:hAnsi="Arial Black"/>
+      <w:rFonts w:ascii="Arial Black" w:hAnsi="Arial Black" w:eastAsia="Times New Roman"/>
       <w:b/>
       <w:bCs/>
       <w:caps/>
@@ -5568,17 +5706,17 @@
       <w:szCs w:val="28"/>
     </w:rPr>
   </w:style>
-  <w:style w:type="paragraph" w:styleId="Ttulo2">
-    <w:name w:val="heading 2"/>
+  <w:style w:type="paragraph" w:styleId="Heading2">
+    <w:name w:val="Heading 2"/>
     <w:basedOn w:val="Normal"/>
     <w:next w:val="Normal"/>
     <w:link w:val="Ttulo2Carter"/>
     <w:uiPriority w:val="9"/>
     <w:unhideWhenUsed/>
     <w:qFormat/>
-    <w:rsid w:val="007F2B7B"/>
+    <w:rsid w:val="007f2b7b"/>
     <w:pPr>
-      <w:keepNext/>
+      <w:keepNext w:val="true"/>
       <w:keepLines/>
       <w:spacing w:before="120" w:after="120"/>
       <w:outlineLvl w:val="1"/>
@@ -5590,11 +5728,445 @@
       <w:szCs w:val="26"/>
     </w:rPr>
   </w:style>
-  <w:style w:type="character" w:default="1" w:styleId="Tipodeletrapredefinidodopargrafo">
+  <w:style w:type="character" w:styleId="DefaultParagraphFont" w:default="1">
     <w:name w:val="Default Paragraph Font"/>
     <w:uiPriority w:val="1"/>
     <w:semiHidden/>
     <w:unhideWhenUsed/>
+    <w:qFormat/>
+    <w:rPr/>
+  </w:style>
+  <w:style w:type="character" w:styleId="Ttulo1Carter" w:customStyle="1">
+    <w:name w:val="Título 1 Caráter"/>
+    <w:link w:val="Heading1"/>
+    <w:uiPriority w:val="9"/>
+    <w:qFormat/>
+    <w:rsid w:val="00fd65c4"/>
+    <w:rPr>
+      <w:rFonts w:ascii="Arial Black" w:hAnsi="Arial Black" w:eastAsia="Times New Roman" w:cs="Times New Roman"/>
+      <w:b/>
+      <w:bCs/>
+      <w:caps/>
+      <w:color w:val="9F2900"/>
+      <w:sz w:val="36"/>
+      <w:szCs w:val="28"/>
+    </w:rPr>
+  </w:style>
+  <w:style w:type="character" w:styleId="Ttulo2Carter" w:customStyle="1">
+    <w:name w:val="Título 2 Caráter"/>
+    <w:link w:val="Heading2"/>
+    <w:uiPriority w:val="9"/>
+    <w:qFormat/>
+    <w:rsid w:val="007f2b7b"/>
+    <w:rPr>
+      <w:rFonts w:ascii="Arial" w:hAnsi="Arial" w:eastAsia="Times New Roman" w:cs="Times New Roman"/>
+      <w:b/>
+      <w:bCs/>
+      <w:sz w:val="24"/>
+      <w:szCs w:val="26"/>
+    </w:rPr>
+  </w:style>
+  <w:style w:type="character" w:styleId="Strong">
+    <w:name w:val="Strong"/>
+    <w:uiPriority w:val="22"/>
+    <w:qFormat/>
+    <w:rsid w:val="007f2b7b"/>
+    <w:rPr>
+      <w:b/>
+      <w:bCs/>
+    </w:rPr>
+  </w:style>
+  <w:style w:type="character" w:styleId="CabealhoCarter" w:customStyle="1">
+    <w:name w:val="Cabeçalho Caráter"/>
+    <w:link w:val="Header"/>
+    <w:uiPriority w:val="99"/>
+    <w:qFormat/>
+    <w:rsid w:val="00fe06cf"/>
+    <w:rPr>
+      <w:rFonts w:ascii="Arial" w:hAnsi="Arial"/>
+      <w:sz w:val="24"/>
+    </w:rPr>
+  </w:style>
+  <w:style w:type="character" w:styleId="RodapCarter" w:customStyle="1">
+    <w:name w:val="Rodapé Caráter"/>
+    <w:link w:val="Footer"/>
+    <w:uiPriority w:val="99"/>
+    <w:qFormat/>
+    <w:rsid w:val="00fe06cf"/>
+    <w:rPr>
+      <w:rFonts w:ascii="Arial" w:hAnsi="Arial"/>
+      <w:sz w:val="24"/>
+    </w:rPr>
+  </w:style>
+  <w:style w:type="character" w:styleId="Hyperlink">
+    <w:name w:val="Hyperlink"/>
+    <w:uiPriority w:val="99"/>
+    <w:unhideWhenUsed/>
+    <w:qFormat/>
+    <w:rsid w:val="009a3600"/>
+    <w:rPr>
+      <w:color w:val="404040"/>
+      <w:u w:val="single"/>
+    </w:rPr>
+  </w:style>
+  <w:style w:type="character" w:styleId="SubtleEmphasis">
+    <w:name w:val="Subtle Emphasis"/>
+    <w:basedOn w:val="DefaultParagraphFont"/>
+    <w:uiPriority w:val="19"/>
+    <w:qFormat/>
+    <w:rsid w:val="005e382b"/>
+    <w:rPr>
+      <w:i/>
+      <w:iCs/>
+      <w:color w:val="auto"/>
+    </w:rPr>
+  </w:style>
+  <w:style w:type="character" w:styleId="Emphasis">
+    <w:name w:val="Emphasis"/>
+    <w:basedOn w:val="DefaultParagraphFont"/>
+    <w:uiPriority w:val="20"/>
+    <w:qFormat/>
+    <w:rsid w:val="005e382b"/>
+    <w:rPr>
+      <w:b/>
+      <w:i/>
+      <w:iCs/>
+    </w:rPr>
+  </w:style>
+  <w:style w:type="character" w:styleId="CitaoCarter" w:customStyle="1">
+    <w:name w:val="Citação Caráter"/>
+    <w:basedOn w:val="DefaultParagraphFont"/>
+    <w:link w:val="Quote"/>
+    <w:uiPriority w:val="29"/>
+    <w:qFormat/>
+    <w:rsid w:val="00fe7aa8"/>
+    <w:rPr>
+      <w:rFonts w:ascii="Arial" w:hAnsi="Arial"/>
+      <w:iCs/>
+      <w:sz w:val="24"/>
+      <w:szCs w:val="22"/>
+      <w:lang w:eastAsia="en-US"/>
+    </w:rPr>
+  </w:style>
+  <w:style w:type="character" w:styleId="bold" w:customStyle="1">
+    <w:name w:val="bold"/>
+    <w:basedOn w:val="DefaultParagraphFont"/>
+    <w:uiPriority w:val="1"/>
+    <w:qFormat/>
+    <w:rsid w:val="003c099e"/>
+    <w:rPr>
+      <w:rFonts w:ascii="Arial" w:hAnsi="Arial" w:eastAsia="" w:cs="Consolas" w:eastAsiaTheme="minorEastAsia"/>
+      <w:b/>
+      <w:color w:val="auto"/>
+      <w:spacing w:val="0"/>
+      <w:sz w:val="24"/>
+      <w:szCs w:val="21"/>
+      <w:u w:val="none"/>
+    </w:rPr>
+  </w:style>
+  <w:style w:type="character" w:styleId="BulletsCarter" w:customStyle="1">
+    <w:name w:val="Bullets Caráter"/>
+    <w:basedOn w:val="DefaultParagraphFont"/>
+    <w:link w:val="Bullets"/>
+    <w:qFormat/>
+    <w:rsid w:val="00b920ee"/>
+    <w:rPr>
+      <w:rFonts w:ascii="Arial" w:hAnsi="Arial"/>
+      <w:sz w:val="24"/>
+      <w:szCs w:val="22"/>
+      <w:lang w:eastAsia="en-US"/>
+    </w:rPr>
+  </w:style>
+  <w:style w:type="character" w:styleId="Numerao1Carter" w:customStyle="1">
+    <w:name w:val="Numeração 1 Caráter"/>
+    <w:basedOn w:val="BulletsCarter"/>
+    <w:link w:val="Numerao1"/>
+    <w:qFormat/>
+    <w:rsid w:val="00b920ee"/>
+    <w:rPr>
+      <w:rFonts w:ascii="Arial" w:hAnsi="Arial"/>
+      <w:sz w:val="24"/>
+      <w:szCs w:val="22"/>
+      <w:lang w:eastAsia="en-US"/>
+    </w:rPr>
+  </w:style>
+  <w:style w:type="character" w:styleId="Numerao2Carter" w:customStyle="1">
+    <w:name w:val="Numeração 2 Caráter"/>
+    <w:basedOn w:val="Numerao1Carter"/>
+    <w:link w:val="Numerao2"/>
+    <w:qFormat/>
+    <w:rsid w:val="00b920ee"/>
+    <w:rPr>
+      <w:rFonts w:ascii="Arial" w:hAnsi="Arial"/>
+      <w:sz w:val="24"/>
+      <w:szCs w:val="22"/>
+      <w:lang w:eastAsia="en-US"/>
+    </w:rPr>
+  </w:style>
+  <w:style w:type="character" w:styleId="CorpodetextoCarter" w:customStyle="1">
+    <w:name w:val="Corpo de texto Caráter"/>
+    <w:basedOn w:val="DefaultParagraphFont"/>
+    <w:qFormat/>
+    <w:rsid w:val="00673a5b"/>
+    <w:rPr>
+      <w:rFonts w:ascii="Calibri" w:hAnsi="Calibri" w:eastAsia="Calibri" w:cs="" w:asciiTheme="minorHAnsi" w:cstheme="minorBidi" w:eastAsiaTheme="minorHAnsi" w:hAnsiTheme="minorHAnsi"/>
+      <w:sz w:val="24"/>
+      <w:szCs w:val="24"/>
+      <w:lang w:val="en-US" w:eastAsia="en-US"/>
+    </w:rPr>
+  </w:style>
+  <w:style w:type="character" w:styleId="VerbatimChar" w:customStyle="1">
+    <w:name w:val="Verbatim Char"/>
+    <w:basedOn w:val="DefaultParagraphFont"/>
+    <w:link w:val="SourceCode"/>
+    <w:qFormat/>
+    <w:rsid w:val="00673a5b"/>
+    <w:rPr>
+      <w:rFonts w:ascii="Consolas" w:hAnsi="Consolas"/>
+      <w:sz w:val="22"/>
+    </w:rPr>
+  </w:style>
+  <w:style w:type="paragraph" w:styleId="Heading">
+    <w:name w:val="Heading"/>
+    <w:basedOn w:val="Normal"/>
+    <w:next w:val="BodyText"/>
+    <w:qFormat/>
+    <w:pPr>
+      <w:keepNext w:val="true"/>
+      <w:spacing w:before="240" w:after="120"/>
+    </w:pPr>
+    <w:rPr>
+      <w:rFonts w:ascii="Liberation Sans" w:hAnsi="Liberation Sans" w:eastAsia="Noto Sans CJK SC" w:cs="Noto Sans Devanagari"/>
+      <w:sz w:val="28"/>
+      <w:szCs w:val="28"/>
+    </w:rPr>
+  </w:style>
+  <w:style w:type="paragraph" w:styleId="BodyText">
+    <w:name w:val="Body Text"/>
+    <w:basedOn w:val="Normal"/>
+    <w:link w:val="CorpodetextoCarter"/>
+    <w:qFormat/>
+    <w:rsid w:val="00673a5b"/>
+    <w:pPr>
+      <w:spacing w:lineRule="auto" w:line="240" w:before="180" w:after="180"/>
+    </w:pPr>
+    <w:rPr>
+      <w:rFonts w:ascii="Calibri" w:hAnsi="Calibri" w:eastAsia="Calibri" w:cs="" w:asciiTheme="minorHAnsi" w:cstheme="minorBidi" w:eastAsiaTheme="minorHAnsi" w:hAnsiTheme="minorHAnsi"/>
+      <w:szCs w:val="24"/>
+      <w:lang w:val="en-US"/>
+    </w:rPr>
+  </w:style>
+  <w:style w:type="paragraph" w:styleId="List">
+    <w:name w:val="List"/>
+    <w:basedOn w:val="BodyText"/>
+    <w:pPr/>
+    <w:rPr>
+      <w:rFonts w:cs="Noto Sans Devanagari"/>
+    </w:rPr>
+  </w:style>
+  <w:style w:type="paragraph" w:styleId="Caption">
+    <w:name w:val="Caption"/>
+    <w:basedOn w:val="Normal"/>
+    <w:qFormat/>
+    <w:pPr>
+      <w:suppressLineNumbers/>
+      <w:spacing w:before="120" w:after="120"/>
+    </w:pPr>
+    <w:rPr>
+      <w:rFonts w:cs="Noto Sans Devanagari"/>
+      <w:i/>
+      <w:iCs/>
+      <w:sz w:val="24"/>
+      <w:szCs w:val="24"/>
+    </w:rPr>
+  </w:style>
+  <w:style w:type="paragraph" w:styleId="Index">
+    <w:name w:val="Index"/>
+    <w:basedOn w:val="Normal"/>
+    <w:qFormat/>
+    <w:pPr>
+      <w:suppressLineNumbers/>
+    </w:pPr>
+    <w:rPr>
+      <w:rFonts w:cs="Noto Sans Devanagari"/>
+    </w:rPr>
+  </w:style>
+  <w:style w:type="paragraph" w:styleId="ListParagraph">
+    <w:name w:val="List Paragraph"/>
+    <w:basedOn w:val="Normal"/>
+    <w:uiPriority w:val="34"/>
+    <w:qFormat/>
+    <w:rsid w:val="00fe7aa8"/>
+    <w:pPr>
+      <w:spacing w:before="0" w:after="240"/>
+      <w:ind w:firstLine="851"/>
+      <w:contextualSpacing/>
+    </w:pPr>
+    <w:rPr/>
+  </w:style>
+  <w:style w:type="paragraph" w:styleId="NoSpacing">
+    <w:name w:val="No Spacing"/>
+    <w:uiPriority w:val="1"/>
+    <w:qFormat/>
+    <w:rsid w:val="00551df9"/>
+    <w:pPr>
+      <w:widowControl/>
+      <w:bidi w:val="0"/>
+      <w:spacing w:before="0" w:after="0"/>
+      <w:jc w:val="left"/>
+    </w:pPr>
+    <w:rPr>
+      <w:rFonts w:ascii="Arial" w:hAnsi="Arial" w:eastAsia="Calibri" w:cs="Times New Roman"/>
+      <w:color w:val="auto"/>
+      <w:kern w:val="0"/>
+      <w:sz w:val="24"/>
+      <w:szCs w:val="22"/>
+      <w:lang w:eastAsia="en-US" w:val="pt-PT" w:bidi="ar-SA"/>
+    </w:rPr>
+  </w:style>
+  <w:style w:type="paragraph" w:styleId="HeaderandFooter">
+    <w:name w:val="Header and Footer"/>
+    <w:basedOn w:val="Normal"/>
+    <w:qFormat/>
+    <w:pPr/>
+    <w:rPr/>
+  </w:style>
+  <w:style w:type="paragraph" w:styleId="Header">
+    <w:name w:val="Header"/>
+    <w:basedOn w:val="Normal"/>
+    <w:link w:val="CabealhoCarter"/>
+    <w:uiPriority w:val="99"/>
+    <w:unhideWhenUsed/>
+    <w:rsid w:val="00fe06cf"/>
+    <w:pPr>
+      <w:tabs>
+        <w:tab w:val="clear" w:pos="708"/>
+        <w:tab w:val="center" w:pos="4252" w:leader="none"/>
+        <w:tab w:val="right" w:pos="8504" w:leader="none"/>
+      </w:tabs>
+      <w:spacing w:lineRule="auto" w:line="240" w:before="0" w:after="0"/>
+    </w:pPr>
+    <w:rPr/>
+  </w:style>
+  <w:style w:type="paragraph" w:styleId="Footer">
+    <w:name w:val="Footer"/>
+    <w:basedOn w:val="Normal"/>
+    <w:link w:val="RodapCarter"/>
+    <w:uiPriority w:val="99"/>
+    <w:unhideWhenUsed/>
+    <w:rsid w:val="00fe06cf"/>
+    <w:pPr>
+      <w:tabs>
+        <w:tab w:val="clear" w:pos="708"/>
+        <w:tab w:val="center" w:pos="4252" w:leader="none"/>
+        <w:tab w:val="right" w:pos="8504" w:leader="none"/>
+      </w:tabs>
+      <w:spacing w:lineRule="auto" w:line="240" w:before="0" w:after="0"/>
+    </w:pPr>
+    <w:rPr/>
+  </w:style>
+  <w:style w:type="paragraph" w:styleId="Quote">
+    <w:name w:val="Quote"/>
+    <w:basedOn w:val="Normal"/>
+    <w:next w:val="Normal"/>
+    <w:link w:val="CitaoCarter"/>
+    <w:uiPriority w:val="29"/>
+    <w:qFormat/>
+    <w:rsid w:val="00fe7aa8"/>
+    <w:pPr>
+      <w:spacing w:before="200" w:after="160"/>
+      <w:ind w:left="851"/>
+    </w:pPr>
+    <w:rPr>
+      <w:iCs/>
+    </w:rPr>
+  </w:style>
+  <w:style w:type="paragraph" w:styleId="Bullets" w:customStyle="1">
+    <w:name w:val="Bullets"/>
+    <w:basedOn w:val="Normal"/>
+    <w:link w:val="BulletsCarter"/>
+    <w:qFormat/>
+    <w:rsid w:val="00b920ee"/>
+    <w:pPr>
+      <w:numPr>
+        <w:ilvl w:val="0"/>
+        <w:numId w:val="2"/>
+      </w:numPr>
+      <w:ind w:hanging="357" w:left="714"/>
+    </w:pPr>
+    <w:rPr/>
+  </w:style>
+  <w:style w:type="paragraph" w:styleId="Numerao1" w:customStyle="1">
+    <w:name w:val="Numeração 1"/>
+    <w:basedOn w:val="Bullets"/>
+    <w:link w:val="Numerao1Carter"/>
+    <w:qFormat/>
+    <w:rsid w:val="00b920ee"/>
+    <w:pPr>
+      <w:numPr>
+        <w:ilvl w:val="0"/>
+        <w:numId w:val="3"/>
+      </w:numPr>
+      <w:ind w:hanging="357" w:left="714"/>
+    </w:pPr>
+    <w:rPr/>
+  </w:style>
+  <w:style w:type="paragraph" w:styleId="Numerao2" w:customStyle="1">
+    <w:name w:val="Numeração 2"/>
+    <w:basedOn w:val="Numerao1"/>
+    <w:link w:val="Numerao2Carter"/>
+    <w:qFormat/>
+    <w:rsid w:val="00b920ee"/>
+    <w:pPr>
+      <w:numPr>
+        <w:ilvl w:val="0"/>
+        <w:numId w:val="4"/>
+      </w:numPr>
+      <w:ind w:hanging="357" w:left="1071"/>
+    </w:pPr>
+    <w:rPr/>
+  </w:style>
+  <w:style w:type="paragraph" w:styleId="FirstParagraph" w:customStyle="1">
+    <w:name w:val="First Paragraph"/>
+    <w:basedOn w:val="BodyText"/>
+    <w:next w:val="BodyText"/>
+    <w:qFormat/>
+    <w:rsid w:val="00673a5b"/>
+    <w:pPr/>
+    <w:rPr/>
+  </w:style>
+  <w:style w:type="paragraph" w:styleId="Compact" w:customStyle="1">
+    <w:name w:val="Compact"/>
+    <w:basedOn w:val="BodyText"/>
+    <w:qFormat/>
+    <w:rsid w:val="00673a5b"/>
+    <w:pPr>
+      <w:spacing w:before="36" w:after="36"/>
+    </w:pPr>
+    <w:rPr/>
+  </w:style>
+  <w:style w:type="paragraph" w:styleId="SourceCode" w:customStyle="1">
+    <w:name w:val="Source Code"/>
+    <w:basedOn w:val="Normal"/>
+    <w:link w:val="VerbatimChar"/>
+    <w:qFormat/>
+    <w:rsid w:val="00673a5b"/>
+    <w:pPr>
+      <w:spacing w:lineRule="auto" w:line="240" w:before="0" w:after="200"/>
+    </w:pPr>
+    <w:rPr>
+      <w:rFonts w:ascii="Consolas" w:hAnsi="Consolas"/>
+      <w:sz w:val="22"/>
+      <w:szCs w:val="20"/>
+      <w:lang w:eastAsia="pt-PT"/>
+    </w:rPr>
+  </w:style>
+  <w:style w:type="numbering" w:styleId="NoList" w:default="1">
+    <w:name w:val="No List"/>
+    <w:uiPriority w:val="99"/>
+    <w:semiHidden/>
+    <w:unhideWhenUsed/>
+    <w:qFormat/>
   </w:style>
   <w:style w:type="table" w:default="1" w:styleId="Tabelanormal">
     <w:name w:val="Normal Table"/>
@@ -5602,7 +6174,6 @@
     <w:semiHidden/>
     <w:unhideWhenUsed/>
     <w:tblPr>
-      <w:tblInd w:w="0" w:type="dxa"/>
       <w:tblCellMar>
         <w:top w:w="0" w:type="dxa"/>
         <w:left w:w="108" w:type="dxa"/>
@@ -5611,385 +6182,45 @@
       </w:tblCellMar>
     </w:tblPr>
   </w:style>
-  <w:style w:type="numbering" w:default="1" w:styleId="Semlista">
-    <w:name w:val="No List"/>
-    <w:uiPriority w:val="99"/>
-    <w:semiHidden/>
-    <w:unhideWhenUsed/>
-  </w:style>
-  <w:style w:type="character" w:customStyle="1" w:styleId="Ttulo1Carter">
-    <w:name w:val="Título 1 Caráter"/>
-    <w:link w:val="Ttulo1"/>
-    <w:uiPriority w:val="9"/>
-    <w:rsid w:val="00FD65C4"/>
-    <w:rPr>
-      <w:rFonts w:ascii="Arial Black" w:eastAsia="Times New Roman" w:hAnsi="Arial Black" w:cs="Times New Roman"/>
-      <w:b/>
-      <w:bCs/>
-      <w:caps/>
-      <w:color w:val="9F2900"/>
-      <w:sz w:val="36"/>
-      <w:szCs w:val="28"/>
-    </w:rPr>
-  </w:style>
-  <w:style w:type="character" w:customStyle="1" w:styleId="Ttulo2Carter">
-    <w:name w:val="Título 2 Caráter"/>
-    <w:link w:val="Ttulo2"/>
-    <w:uiPriority w:val="9"/>
-    <w:rsid w:val="007F2B7B"/>
-    <w:rPr>
-      <w:rFonts w:ascii="Arial" w:eastAsia="Times New Roman" w:hAnsi="Arial" w:cs="Times New Roman"/>
-      <w:b/>
-      <w:bCs/>
-      <w:sz w:val="24"/>
-      <w:szCs w:val="26"/>
-    </w:rPr>
-  </w:style>
-  <w:style w:type="character" w:styleId="Forte">
-    <w:name w:val="Strong"/>
-    <w:uiPriority w:val="22"/>
-    <w:qFormat/>
-    <w:rsid w:val="007F2B7B"/>
-    <w:rPr>
-      <w:b/>
-      <w:bCs/>
-    </w:rPr>
-  </w:style>
-  <w:style w:type="paragraph" w:styleId="PargrafodaLista">
-    <w:name w:val="List Paragraph"/>
-    <w:basedOn w:val="Normal"/>
-    <w:uiPriority w:val="34"/>
-    <w:qFormat/>
-    <w:rsid w:val="00FE7AA8"/>
-    <w:pPr>
-      <w:ind w:firstLine="851"/>
-      <w:contextualSpacing/>
-    </w:pPr>
-  </w:style>
-  <w:style w:type="paragraph" w:styleId="SemEspaamento">
-    <w:name w:val="No Spacing"/>
-    <w:uiPriority w:val="1"/>
-    <w:rsid w:val="00551DF9"/>
-    <w:rPr>
-      <w:rFonts w:ascii="Arial" w:hAnsi="Arial"/>
-      <w:sz w:val="24"/>
-      <w:szCs w:val="22"/>
-      <w:lang w:eastAsia="en-US"/>
-    </w:rPr>
-  </w:style>
-  <w:style w:type="paragraph" w:styleId="Cabealho">
-    <w:name w:val="header"/>
-    <w:basedOn w:val="Normal"/>
-    <w:link w:val="CabealhoCarter"/>
-    <w:uiPriority w:val="99"/>
-    <w:unhideWhenUsed/>
-    <w:rsid w:val="00FE06CF"/>
-    <w:pPr>
-      <w:tabs>
-        <w:tab w:val="center" w:pos="4252"/>
-        <w:tab w:val="right" w:pos="8504"/>
-      </w:tabs>
-      <w:spacing w:after="0" w:line="240" w:lineRule="auto"/>
-    </w:pPr>
-  </w:style>
-  <w:style w:type="character" w:customStyle="1" w:styleId="CabealhoCarter">
-    <w:name w:val="Cabeçalho Caráter"/>
-    <w:link w:val="Cabealho"/>
-    <w:uiPriority w:val="99"/>
-    <w:rsid w:val="00FE06CF"/>
-    <w:rPr>
-      <w:rFonts w:ascii="Arial" w:hAnsi="Arial"/>
-      <w:sz w:val="24"/>
-    </w:rPr>
-  </w:style>
-  <w:style w:type="paragraph" w:styleId="Rodap">
-    <w:name w:val="footer"/>
-    <w:basedOn w:val="Normal"/>
-    <w:link w:val="RodapCarter"/>
-    <w:uiPriority w:val="99"/>
-    <w:unhideWhenUsed/>
-    <w:rsid w:val="00FE06CF"/>
-    <w:pPr>
-      <w:tabs>
-        <w:tab w:val="center" w:pos="4252"/>
-        <w:tab w:val="right" w:pos="8504"/>
-      </w:tabs>
-      <w:spacing w:after="0" w:line="240" w:lineRule="auto"/>
-    </w:pPr>
-  </w:style>
-  <w:style w:type="character" w:customStyle="1" w:styleId="RodapCarter">
-    <w:name w:val="Rodapé Caráter"/>
-    <w:link w:val="Rodap"/>
-    <w:uiPriority w:val="99"/>
-    <w:rsid w:val="00FE06CF"/>
-    <w:rPr>
-      <w:rFonts w:ascii="Arial" w:hAnsi="Arial"/>
-      <w:sz w:val="24"/>
-    </w:rPr>
-  </w:style>
-  <w:style w:type="character" w:styleId="Hiperligao">
-    <w:name w:val="Hyperlink"/>
-    <w:uiPriority w:val="99"/>
-    <w:unhideWhenUsed/>
-    <w:qFormat/>
-    <w:rsid w:val="009A3600"/>
-    <w:rPr>
-      <w:color w:val="404040"/>
-      <w:u w:val="single"/>
-    </w:rPr>
-  </w:style>
-  <w:style w:type="character" w:styleId="nfaseDiscreta">
-    <w:name w:val="Subtle Emphasis"/>
-    <w:basedOn w:val="Tipodeletrapredefinidodopargrafo"/>
-    <w:uiPriority w:val="19"/>
-    <w:qFormat/>
-    <w:rsid w:val="005E382B"/>
-    <w:rPr>
-      <w:i/>
-      <w:iCs/>
-      <w:color w:val="auto"/>
-    </w:rPr>
-  </w:style>
-  <w:style w:type="character" w:styleId="nfase">
-    <w:name w:val="Emphasis"/>
-    <w:basedOn w:val="Tipodeletrapredefinidodopargrafo"/>
-    <w:uiPriority w:val="20"/>
-    <w:qFormat/>
-    <w:rsid w:val="005E382B"/>
-    <w:rPr>
-      <w:b/>
-      <w:i/>
-      <w:iCs/>
-    </w:rPr>
-  </w:style>
-  <w:style w:type="paragraph" w:styleId="Citao">
-    <w:name w:val="Quote"/>
-    <w:basedOn w:val="Normal"/>
-    <w:next w:val="Normal"/>
-    <w:link w:val="CitaoCarter"/>
-    <w:uiPriority w:val="29"/>
-    <w:qFormat/>
-    <w:rsid w:val="00FE7AA8"/>
-    <w:pPr>
-      <w:spacing w:before="200" w:after="160"/>
-      <w:ind w:left="851"/>
-    </w:pPr>
-    <w:rPr>
-      <w:iCs/>
-    </w:rPr>
-  </w:style>
-  <w:style w:type="character" w:customStyle="1" w:styleId="CitaoCarter">
-    <w:name w:val="Citação Caráter"/>
-    <w:basedOn w:val="Tipodeletrapredefinidodopargrafo"/>
-    <w:link w:val="Citao"/>
-    <w:uiPriority w:val="29"/>
-    <w:rsid w:val="00FE7AA8"/>
-    <w:rPr>
-      <w:rFonts w:ascii="Arial" w:hAnsi="Arial"/>
-      <w:iCs/>
-      <w:sz w:val="24"/>
-      <w:szCs w:val="22"/>
-      <w:lang w:eastAsia="en-US"/>
-    </w:rPr>
-  </w:style>
-  <w:style w:type="character" w:customStyle="1" w:styleId="bold">
-    <w:name w:val="bold"/>
-    <w:basedOn w:val="Tipodeletrapredefinidodopargrafo"/>
-    <w:uiPriority w:val="1"/>
-    <w:rsid w:val="003C099E"/>
-    <w:rPr>
-      <w:rFonts w:ascii="Arial" w:eastAsiaTheme="minorEastAsia" w:hAnsi="Arial" w:cs="Consolas"/>
-      <w:b/>
-      <w:color w:val="auto"/>
-      <w:spacing w:val="0"/>
-      <w:sz w:val="24"/>
-      <w:szCs w:val="21"/>
-      <w:u w:val="none"/>
-    </w:rPr>
-  </w:style>
-  <w:style w:type="paragraph" w:customStyle="1" w:styleId="Bullets">
-    <w:name w:val="Bullets"/>
-    <w:basedOn w:val="Normal"/>
-    <w:link w:val="BulletsCarter"/>
-    <w:qFormat/>
-    <w:rsid w:val="00B920EE"/>
-    <w:pPr>
-      <w:numPr>
-        <w:numId w:val="6"/>
-      </w:numPr>
-      <w:ind w:left="714" w:hanging="357"/>
-    </w:pPr>
-  </w:style>
-  <w:style w:type="paragraph" w:customStyle="1" w:styleId="Numerao1">
-    <w:name w:val="Numeração 1"/>
-    <w:basedOn w:val="Bullets"/>
-    <w:link w:val="Numerao1Carter"/>
-    <w:qFormat/>
-    <w:rsid w:val="00B920EE"/>
-    <w:pPr>
-      <w:numPr>
-        <w:numId w:val="7"/>
-      </w:numPr>
-      <w:ind w:left="714" w:hanging="357"/>
-    </w:pPr>
-  </w:style>
-  <w:style w:type="character" w:customStyle="1" w:styleId="BulletsCarter">
-    <w:name w:val="Bullets Caráter"/>
-    <w:basedOn w:val="Tipodeletrapredefinidodopargrafo"/>
-    <w:link w:val="Bullets"/>
-    <w:rsid w:val="00B920EE"/>
-    <w:rPr>
-      <w:rFonts w:ascii="Arial" w:hAnsi="Arial"/>
-      <w:sz w:val="24"/>
-      <w:szCs w:val="22"/>
-      <w:lang w:eastAsia="en-US"/>
-    </w:rPr>
-  </w:style>
-  <w:style w:type="paragraph" w:customStyle="1" w:styleId="Numerao2">
-    <w:name w:val="Numeração 2"/>
-    <w:basedOn w:val="Numerao1"/>
-    <w:link w:val="Numerao2Carter"/>
-    <w:qFormat/>
-    <w:rsid w:val="00B920EE"/>
-    <w:pPr>
-      <w:numPr>
-        <w:numId w:val="8"/>
-      </w:numPr>
-      <w:ind w:left="1071" w:hanging="357"/>
-    </w:pPr>
-  </w:style>
-  <w:style w:type="character" w:customStyle="1" w:styleId="Numerao1Carter">
-    <w:name w:val="Numeração 1 Caráter"/>
-    <w:basedOn w:val="BulletsCarter"/>
-    <w:link w:val="Numerao1"/>
-    <w:rsid w:val="00B920EE"/>
-    <w:rPr>
-      <w:rFonts w:ascii="Arial" w:hAnsi="Arial"/>
-      <w:sz w:val="24"/>
-      <w:szCs w:val="22"/>
-      <w:lang w:eastAsia="en-US"/>
-    </w:rPr>
-  </w:style>
-  <w:style w:type="character" w:customStyle="1" w:styleId="Numerao2Carter">
-    <w:name w:val="Numeração 2 Caráter"/>
-    <w:basedOn w:val="Numerao1Carter"/>
-    <w:link w:val="Numerao2"/>
-    <w:rsid w:val="00B920EE"/>
-    <w:rPr>
-      <w:rFonts w:ascii="Arial" w:hAnsi="Arial"/>
-      <w:sz w:val="24"/>
-      <w:szCs w:val="22"/>
-      <w:lang w:eastAsia="en-US"/>
-    </w:rPr>
-  </w:style>
-  <w:style w:type="paragraph" w:styleId="Corpodetexto">
-    <w:name w:val="Body Text"/>
-    <w:basedOn w:val="Normal"/>
-    <w:link w:val="CorpodetextoCarter"/>
-    <w:qFormat/>
-    <w:rsid w:val="00673A5B"/>
-    <w:pPr>
-      <w:spacing w:before="180" w:after="180" w:line="240" w:lineRule="auto"/>
-    </w:pPr>
-    <w:rPr>
-      <w:rFonts w:asciiTheme="minorHAnsi" w:eastAsiaTheme="minorHAnsi" w:hAnsiTheme="minorHAnsi" w:cstheme="minorBidi"/>
-      <w:szCs w:val="24"/>
-      <w:lang w:val="en-US"/>
-    </w:rPr>
-  </w:style>
-  <w:style w:type="character" w:customStyle="1" w:styleId="CorpodetextoCarter">
-    <w:name w:val="Corpo de texto Caráter"/>
-    <w:basedOn w:val="Tipodeletrapredefinidodopargrafo"/>
-    <w:link w:val="Corpodetexto"/>
-    <w:rsid w:val="00673A5B"/>
-    <w:rPr>
-      <w:rFonts w:asciiTheme="minorHAnsi" w:eastAsiaTheme="minorHAnsi" w:hAnsiTheme="minorHAnsi" w:cstheme="minorBidi"/>
-      <w:sz w:val="24"/>
-      <w:szCs w:val="24"/>
-      <w:lang w:val="en-US" w:eastAsia="en-US"/>
-    </w:rPr>
-  </w:style>
-  <w:style w:type="paragraph" w:customStyle="1" w:styleId="FirstParagraph">
-    <w:name w:val="First Paragraph"/>
-    <w:basedOn w:val="Corpodetexto"/>
-    <w:next w:val="Corpodetexto"/>
-    <w:qFormat/>
-    <w:rsid w:val="00673A5B"/>
-  </w:style>
-  <w:style w:type="paragraph" w:customStyle="1" w:styleId="Compact">
-    <w:name w:val="Compact"/>
-    <w:basedOn w:val="Corpodetexto"/>
-    <w:qFormat/>
-    <w:rsid w:val="00673A5B"/>
-    <w:pPr>
-      <w:spacing w:before="36" w:after="36"/>
-    </w:pPr>
-  </w:style>
-  <w:style w:type="character" w:customStyle="1" w:styleId="VerbatimChar">
-    <w:name w:val="Verbatim Char"/>
-    <w:basedOn w:val="Tipodeletrapredefinidodopargrafo"/>
-    <w:link w:val="SourceCode"/>
-    <w:rsid w:val="00673A5B"/>
-    <w:rPr>
-      <w:rFonts w:ascii="Consolas" w:hAnsi="Consolas"/>
-      <w:sz w:val="22"/>
-    </w:rPr>
-  </w:style>
-  <w:style w:type="paragraph" w:customStyle="1" w:styleId="SourceCode">
-    <w:name w:val="Source Code"/>
-    <w:basedOn w:val="Normal"/>
-    <w:link w:val="VerbatimChar"/>
-    <w:rsid w:val="00673A5B"/>
-    <w:pPr>
-      <w:wordWrap w:val="0"/>
-      <w:spacing w:after="200" w:line="240" w:lineRule="auto"/>
-    </w:pPr>
-    <w:rPr>
-      <w:rFonts w:ascii="Consolas" w:hAnsi="Consolas"/>
-      <w:sz w:val="22"/>
-      <w:szCs w:val="20"/>
-      <w:lang w:eastAsia="pt-PT"/>
-    </w:rPr>
-  </w:style>
 </w:styles>
 </file>
 
 <file path=word/theme/theme1.xml><?xml version="1.0" encoding="utf-8"?>
-<a:theme xmlns:a="http://schemas.openxmlformats.org/drawingml/2006/main" name="Tema do Office">
+<a:theme xmlns:a="http://schemas.openxmlformats.org/drawingml/2006/main" xmlns:r="http://schemas.openxmlformats.org/officeDocument/2006/relationships" name="Tema do Office">
   <a:themeElements>
     <a:clrScheme name="Office">
       <a:dk1>
-        <a:sysClr val="windowText" lastClr="000000"/>
+        <a:srgbClr val="000000"/>
       </a:dk1>
       <a:lt1>
-        <a:sysClr val="window" lastClr="FFFFFF"/>
+        <a:srgbClr val="ffffff"/>
       </a:lt1>
       <a:dk2>
-        <a:srgbClr val="1F497D"/>
+        <a:srgbClr val="1f497d"/>
       </a:dk2>
       <a:lt2>
-        <a:srgbClr val="EEECE1"/>
+        <a:srgbClr val="eeece1"/>
       </a:lt2>
       <a:accent1>
-        <a:srgbClr val="4F81BD"/>
+        <a:srgbClr val="4f81bd"/>
       </a:accent1>
       <a:accent2>
-        <a:srgbClr val="C0504D"/>
+        <a:srgbClr val="c0504d"/>
       </a:accent2>
       <a:accent3>
-        <a:srgbClr val="9BBB59"/>
+        <a:srgbClr val="9bbb59"/>
       </a:accent3>
       <a:accent4>
-        <a:srgbClr val="8064A2"/>
+        <a:srgbClr val="8064a2"/>
       </a:accent4>
       <a:accent5>
-        <a:srgbClr val="4BACC6"/>
+        <a:srgbClr val="4bacc6"/>
       </a:accent5>
       <a:accent6>
-        <a:srgbClr val="F79646"/>
+        <a:srgbClr val="f79646"/>
       </a:accent6>
       <a:hlink>
-        <a:srgbClr val="0000FF"/>
+        <a:srgbClr val="0000ff"/>
       </a:hlink>
       <a:folHlink>
         <a:srgbClr val="800080"/>
@@ -5997,244 +6228,134 @@
     </a:clrScheme>
     <a:fontScheme name="Office">
       <a:majorFont>
-        <a:latin typeface="Cambria"/>
+        <a:latin typeface="Cambria" pitchFamily="0" charset="1"/>
         <a:ea typeface=""/>
         <a:cs typeface=""/>
-        <a:font script="Jpan" typeface="ＭＳ ゴシック"/>
-        <a:font script="Hang" typeface="맑은 고딕"/>
-        <a:font script="Hans" typeface="宋体"/>
-        <a:font script="Hant" typeface="新細明體"/>
-        <a:font script="Arab" typeface="Times New Roman"/>
-        <a:font script="Hebr" typeface="Times New Roman"/>
-        <a:font script="Thai" typeface="Angsana New"/>
-        <a:font script="Ethi" typeface="Nyala"/>
-        <a:font script="Beng" typeface="Vrinda"/>
-        <a:font script="Gujr" typeface="Shruti"/>
-        <a:font script="Khmr" typeface="MoolBoran"/>
-        <a:font script="Knda" typeface="Tunga"/>
-        <a:font script="Guru" typeface="Raavi"/>
-        <a:font script="Cans" typeface="Euphemia"/>
-        <a:font script="Cher" typeface="Plantagenet Cherokee"/>
-        <a:font script="Yiii" typeface="Microsoft Yi Baiti"/>
-        <a:font script="Tibt" typeface="Microsoft Himalaya"/>
-        <a:font script="Thaa" typeface="MV Boli"/>
-        <a:font script="Deva" typeface="Mangal"/>
-        <a:font script="Telu" typeface="Gautami"/>
-        <a:font script="Taml" typeface="Latha"/>
-        <a:font script="Syrc" typeface="Estrangelo Edessa"/>
-        <a:font script="Orya" typeface="Kalinga"/>
-        <a:font script="Mlym" typeface="Kartika"/>
-        <a:font script="Laoo" typeface="DokChampa"/>
-        <a:font script="Sinh" typeface="Iskoola Pota"/>
-        <a:font script="Mong" typeface="Mongolian Baiti"/>
-        <a:font script="Viet" typeface="Times New Roman"/>
-        <a:font script="Uigh" typeface="Microsoft Uighur"/>
-        <a:font script="Geor" typeface="Sylfaen"/>
       </a:majorFont>
       <a:minorFont>
-        <a:latin typeface="Calibri"/>
+        <a:latin typeface="Calibri" pitchFamily="0" charset="1"/>
         <a:ea typeface=""/>
         <a:cs typeface=""/>
-        <a:font script="Jpan" typeface="ＭＳ 明朝"/>
-        <a:font script="Hang" typeface="맑은 고딕"/>
-        <a:font script="Hans" typeface="宋体"/>
-        <a:font script="Hant" typeface="新細明體"/>
-        <a:font script="Arab" typeface="Arial"/>
-        <a:font script="Hebr" typeface="Arial"/>
-        <a:font script="Thai" typeface="Cordia New"/>
-        <a:font script="Ethi" typeface="Nyala"/>
-        <a:font script="Beng" typeface="Vrinda"/>
-        <a:font script="Gujr" typeface="Shruti"/>
-        <a:font script="Khmr" typeface="DaunPenh"/>
-        <a:font script="Knda" typeface="Tunga"/>
-        <a:font script="Guru" typeface="Raavi"/>
-        <a:font script="Cans" typeface="Euphemia"/>
-        <a:font script="Cher" typeface="Plantagenet Cherokee"/>
-        <a:font script="Yiii" typeface="Microsoft Yi Baiti"/>
-        <a:font script="Tibt" typeface="Microsoft Himalaya"/>
-        <a:font script="Thaa" typeface="MV Boli"/>
-        <a:font script="Deva" typeface="Mangal"/>
-        <a:font script="Telu" typeface="Gautami"/>
-        <a:font script="Taml" typeface="Latha"/>
-        <a:font script="Syrc" typeface="Estrangelo Edessa"/>
-        <a:font script="Orya" typeface="Kalinga"/>
-        <a:font script="Mlym" typeface="Kartika"/>
-        <a:font script="Laoo" typeface="DokChampa"/>
-        <a:font script="Sinh" typeface="Iskoola Pota"/>
-        <a:font script="Mong" typeface="Mongolian Baiti"/>
-        <a:font script="Viet" typeface="Arial"/>
-        <a:font script="Uigh" typeface="Microsoft Uighur"/>
-        <a:font script="Geor" typeface="Sylfaen"/>
       </a:minorFont>
     </a:fontScheme>
-    <a:fmtScheme name="Office">
+    <a:fmtScheme>
       <a:fillStyleLst>
         <a:solidFill>
           <a:schemeClr val="phClr"/>
         </a:solidFill>
-        <a:gradFill rotWithShape="1">
+        <a:gradFill>
           <a:gsLst>
             <a:gs pos="0">
               <a:schemeClr val="phClr">
                 <a:tint val="50000"/>
-                <a:satMod val="300000"/>
               </a:schemeClr>
             </a:gs>
             <a:gs pos="35000">
               <a:schemeClr val="phClr">
                 <a:tint val="37000"/>
-                <a:satMod val="300000"/>
               </a:schemeClr>
             </a:gs>
             <a:gs pos="100000">
               <a:schemeClr val="phClr">
                 <a:tint val="15000"/>
-                <a:satMod val="350000"/>
               </a:schemeClr>
             </a:gs>
           </a:gsLst>
           <a:lin ang="16200000" scaled="1"/>
+          <a:tileRect l="0" t="0" r="0" b="0"/>
         </a:gradFill>
-        <a:gradFill rotWithShape="1">
+        <a:gradFill>
           <a:gsLst>
             <a:gs pos="0">
               <a:schemeClr val="phClr">
                 <a:shade val="51000"/>
-                <a:satMod val="130000"/>
               </a:schemeClr>
             </a:gs>
             <a:gs pos="80000">
               <a:schemeClr val="phClr">
                 <a:shade val="93000"/>
-                <a:satMod val="130000"/>
               </a:schemeClr>
             </a:gs>
             <a:gs pos="100000">
               <a:schemeClr val="phClr">
                 <a:shade val="94000"/>
-                <a:satMod val="135000"/>
               </a:schemeClr>
             </a:gs>
           </a:gsLst>
           <a:lin ang="16200000" scaled="0"/>
+          <a:tileRect l="0" t="0" r="0" b="0"/>
         </a:gradFill>
       </a:fillStyleLst>
       <a:lnStyleLst>
         <a:ln w="9525" cap="flat" cmpd="sng" algn="ctr">
-          <a:solidFill>
-            <a:schemeClr val="phClr">
-              <a:shade val="95000"/>
-              <a:satMod val="105000"/>
-            </a:schemeClr>
-          </a:solidFill>
           <a:prstDash val="solid"/>
         </a:ln>
         <a:ln w="25400" cap="flat" cmpd="sng" algn="ctr">
-          <a:solidFill>
-            <a:schemeClr val="phClr"/>
-          </a:solidFill>
           <a:prstDash val="solid"/>
         </a:ln>
         <a:ln w="38100" cap="flat" cmpd="sng" algn="ctr">
-          <a:solidFill>
-            <a:schemeClr val="phClr"/>
-          </a:solidFill>
           <a:prstDash val="solid"/>
         </a:ln>
       </a:lnStyleLst>
       <a:effectStyleLst>
         <a:effectStyle>
-          <a:effectLst>
-            <a:outerShdw blurRad="40000" dist="20000" dir="5400000" rotWithShape="0">
-              <a:srgbClr val="000000">
-                <a:alpha val="38000"/>
-              </a:srgbClr>
-            </a:outerShdw>
-          </a:effectLst>
+          <a:effectLst/>
         </a:effectStyle>
         <a:effectStyle>
-          <a:effectLst>
-            <a:outerShdw blurRad="40000" dist="23000" dir="5400000" rotWithShape="0">
-              <a:srgbClr val="000000">
-                <a:alpha val="35000"/>
-              </a:srgbClr>
-            </a:outerShdw>
-          </a:effectLst>
+          <a:effectLst/>
         </a:effectStyle>
         <a:effectStyle>
-          <a:effectLst>
-            <a:outerShdw blurRad="40000" dist="23000" dir="5400000" rotWithShape="0">
-              <a:srgbClr val="000000">
-                <a:alpha val="35000"/>
-              </a:srgbClr>
-            </a:outerShdw>
-          </a:effectLst>
-          <a:scene3d>
-            <a:camera prst="orthographicFront">
-              <a:rot lat="0" lon="0" rev="0"/>
-            </a:camera>
-            <a:lightRig rig="threePt" dir="t">
-              <a:rot lat="0" lon="0" rev="1200000"/>
-            </a:lightRig>
-          </a:scene3d>
-          <a:sp3d>
-            <a:bevelT w="63500" h="25400"/>
-          </a:sp3d>
+          <a:effectLst/>
         </a:effectStyle>
       </a:effectStyleLst>
       <a:bgFillStyleLst>
         <a:solidFill>
           <a:schemeClr val="phClr"/>
         </a:solidFill>
-        <a:gradFill rotWithShape="1">
+        <a:gradFill>
           <a:gsLst>
             <a:gs pos="0">
               <a:schemeClr val="phClr">
                 <a:tint val="40000"/>
-                <a:satMod val="350000"/>
               </a:schemeClr>
             </a:gs>
             <a:gs pos="40000">
               <a:schemeClr val="phClr">
                 <a:tint val="45000"/>
                 <a:shade val="99000"/>
-                <a:satMod val="350000"/>
               </a:schemeClr>
             </a:gs>
             <a:gs pos="100000">
               <a:schemeClr val="phClr">
                 <a:shade val="20000"/>
-                <a:satMod val="255000"/>
               </a:schemeClr>
             </a:gs>
           </a:gsLst>
           <a:path path="circle">
             <a:fillToRect l="50000" t="-80000" r="50000" b="180000"/>
           </a:path>
+          <a:tileRect l="0" t="0" r="0" b="0"/>
         </a:gradFill>
-        <a:gradFill rotWithShape="1">
+        <a:gradFill>
           <a:gsLst>
             <a:gs pos="0">
               <a:schemeClr val="phClr">
                 <a:tint val="80000"/>
-                <a:satMod val="300000"/>
               </a:schemeClr>
             </a:gs>
             <a:gs pos="100000">
               <a:schemeClr val="phClr">
                 <a:shade val="30000"/>
-                <a:satMod val="200000"/>
               </a:schemeClr>
             </a:gs>
           </a:gsLst>
           <a:path path="circle">
             <a:fillToRect l="50000" t="50000" r="50000" b="50000"/>
           </a:path>
+          <a:tileRect l="0" t="0" r="0" b="0"/>
         </a:gradFill>
       </a:bgFillStyleLst>
     </a:fmtScheme>
   </a:themeElements>
-  <a:objectDefaults/>
-  <a:extraClrSchemeLst/>
 </a:theme>
 </file>
--- a/relatorio efolioB_quadcore.docx
+++ b/relatorio efolioB_quadcore.docx
@@ -177,25 +177,7 @@
         <w:rPr>
           <w:rStyle w:val="Strong"/>
         </w:rPr>
-        <w:t>Fábio</w:t>
-      </w:r>
-      <w:r>
-        <w:rPr>
-          <w:rStyle w:val="Strong"/>
-        </w:rPr>
-        <w:t xml:space="preserve"> Oliveira (</w:t>
-      </w:r>
-      <w:r>
-        <w:rPr>
-          <w:rStyle w:val="Strong"/>
-        </w:rPr>
-        <w:t>1800960</w:t>
-      </w:r>
-      <w:r>
-        <w:rPr>
-          <w:rStyle w:val="Strong"/>
-        </w:rPr>
-        <w:t>)</w:t>
+        <w:t>Fábio Oliveira (1800960)</w:t>
       </w:r>
     </w:p>
     <w:p>
@@ -629,8 +611,8 @@
           <w:color w:themeColor="text2" w:themeTint="99" w:val="548DD4"/>
         </w:rPr>
       </w:pPr>
-      <w:bookmarkStart w:id="1" w:name="introdução"/>
-      <w:bookmarkStart w:id="2" w:name="arquitetura-geral-do-compilador"/>
+      <w:bookmarkStart w:id="1" w:name="arquitetura-geral-do-compilador"/>
+      <w:bookmarkStart w:id="2" w:name="introdução_Copy_1"/>
       <w:bookmarkEnd w:id="1"/>
       <w:bookmarkEnd w:id="2"/>
       <w:r>
@@ -659,7 +641,7 @@
         <w:pStyle w:val="Compact"/>
         <w:numPr>
           <w:ilvl w:val="0"/>
-          <w:numId w:val="7"/>
+          <w:numId w:val="8"/>
         </w:numPr>
         <w:rPr/>
       </w:pPr>
@@ -673,7 +655,7 @@
         <w:pStyle w:val="Compact"/>
         <w:numPr>
           <w:ilvl w:val="0"/>
-          <w:numId w:val="6"/>
+          <w:numId w:val="9"/>
         </w:numPr>
         <w:rPr/>
       </w:pPr>
@@ -687,7 +669,7 @@
         <w:pStyle w:val="Compact"/>
         <w:numPr>
           <w:ilvl w:val="0"/>
-          <w:numId w:val="6"/>
+          <w:numId w:val="10"/>
         </w:numPr>
         <w:rPr/>
       </w:pPr>
@@ -701,7 +683,7 @@
         <w:pStyle w:val="Compact"/>
         <w:numPr>
           <w:ilvl w:val="0"/>
-          <w:numId w:val="6"/>
+          <w:numId w:val="11"/>
         </w:numPr>
         <w:rPr/>
       </w:pPr>
@@ -715,7 +697,7 @@
         <w:pStyle w:val="Compact"/>
         <w:numPr>
           <w:ilvl w:val="0"/>
-          <w:numId w:val="6"/>
+          <w:numId w:val="12"/>
         </w:numPr>
         <w:rPr/>
       </w:pPr>
@@ -729,7 +711,7 @@
         <w:pStyle w:val="Compact"/>
         <w:numPr>
           <w:ilvl w:val="0"/>
-          <w:numId w:val="6"/>
+          <w:numId w:val="13"/>
         </w:numPr>
         <w:rPr/>
       </w:pPr>
@@ -743,7 +725,7 @@
         <w:pStyle w:val="Compact"/>
         <w:numPr>
           <w:ilvl w:val="0"/>
-          <w:numId w:val="6"/>
+          <w:numId w:val="14"/>
         </w:numPr>
         <w:rPr/>
       </w:pPr>
@@ -956,8 +938,8 @@
           <w:color w:themeColor="text2" w:themeTint="99" w:val="548DD4"/>
         </w:rPr>
       </w:pPr>
-      <w:bookmarkStart w:id="3" w:name="arquitetura-geral-do-compilador"/>
-      <w:bookmarkStart w:id="4" w:name="análise-léxica-e-sintática"/>
+      <w:bookmarkStart w:id="3" w:name="análise-léxica-e-sintática"/>
+      <w:bookmarkStart w:id="4" w:name="arquitetura-geral-do-compilador_Copy_1"/>
       <w:bookmarkEnd w:id="3"/>
       <w:bookmarkEnd w:id="4"/>
       <w:r>
@@ -1317,8 +1299,8 @@
           <w:color w:themeColor="text2" w:themeTint="99" w:val="548DD4"/>
         </w:rPr>
       </w:pPr>
-      <w:bookmarkStart w:id="5" w:name="análise-léxica-e-sintática"/>
-      <w:bookmarkStart w:id="6" w:name="construção-da-ast"/>
+      <w:bookmarkStart w:id="5" w:name="construção-da-ast"/>
+      <w:bookmarkStart w:id="6" w:name="análise-léxica-e-sintática_Copy_1"/>
       <w:bookmarkEnd w:id="5"/>
       <w:bookmarkEnd w:id="6"/>
       <w:r>
@@ -1752,8 +1734,8 @@
           <w:color w:themeColor="text2" w:themeTint="99" w:val="548DD4"/>
         </w:rPr>
       </w:pPr>
-      <w:bookmarkStart w:id="7" w:name="construção-da-ast"/>
-      <w:bookmarkStart w:id="8" w:name="análise-semântica"/>
+      <w:bookmarkStart w:id="7" w:name="análise-semântica"/>
+      <w:bookmarkStart w:id="8" w:name="construção-da-ast_Copy_1"/>
       <w:bookmarkEnd w:id="7"/>
       <w:bookmarkEnd w:id="8"/>
       <w:r>
@@ -1998,8 +1980,8 @@
           <w:color w:themeColor="text2" w:themeTint="99" w:val="548DD4"/>
         </w:rPr>
       </w:pPr>
-      <w:bookmarkStart w:id="9" w:name="análise-semântica"/>
-      <w:bookmarkStart w:id="10" w:name="geração-de-código-intermédio-tac"/>
+      <w:bookmarkStart w:id="9" w:name="geração-de-código-intermédio-tac"/>
+      <w:bookmarkStart w:id="10" w:name="análise-semântica_Copy_1"/>
       <w:bookmarkEnd w:id="9"/>
       <w:bookmarkEnd w:id="10"/>
       <w:r>
@@ -2423,11 +2405,42 @@
     </w:p>
     <w:p>
       <w:pPr>
+        <w:pStyle w:val="Heading2"/>
+        <w:rPr>
+          <w:lang w:val="pt-PT"/>
+        </w:rPr>
+      </w:pPr>
+      <w:r>
+        <w:rPr>
+          <w:lang w:val="pt-PT"/>
+        </w:rPr>
+        <w:t>6</w:t>
+      </w:r>
+      <w:r>
+        <w:rPr>
+          <w:lang w:val="pt-PT"/>
+        </w:rPr>
+        <w:t xml:space="preserve">.1 </w:t>
+      </w:r>
+      <w:r>
+        <w:rPr>
+          <w:lang w:val="pt-PT"/>
+        </w:rPr>
+        <w:t>Inicialização a zero</w:t>
+      </w:r>
+    </w:p>
+    <w:p>
+      <w:pPr>
         <w:pStyle w:val="Normal"/>
-        <w:rPr/>
-      </w:pPr>
-      <w:r>
-        <w:rPr/>
+        <w:rPr>
+          <w:lang w:val="pt-PT"/>
+        </w:rPr>
+      </w:pPr>
+      <w:r>
+        <w:rPr>
+          <w:lang w:val="pt-PT"/>
+        </w:rPr>
+        <w:t>A regra de inicialização por defeito a zero, definida na especificação da MOCP “Sem inicialização (valor por omissão = 0)”, foi aplicada tanto a escalares como a vetores. Nos escalares, esta garantia fica explícita no TAC. Nos vetores, optou-se por não a materializar instrução a instrução, uma vez que isso obrigaria a emitir n atribuições a zero (uma por elemento) poluindo o TAC. Em alternativa, inclui-se no TAC um comentário que documenta essa premissa, ficando a inicialização efetiva a cargo da fase de geração de código final.</w:t>
       </w:r>
     </w:p>
     <w:p>
@@ -2437,8 +2450,8 @@
           <w:color w:themeColor="text2" w:themeTint="99" w:val="548DD4"/>
         </w:rPr>
       </w:pPr>
-      <w:bookmarkStart w:id="11" w:name="geração-de-código-intermédio-tac"/>
-      <w:bookmarkStart w:id="12" w:name="otimização-de-código-intermédio"/>
+      <w:bookmarkStart w:id="11" w:name="otimização-de-código-intermédio"/>
+      <w:bookmarkStart w:id="12" w:name="geração-de-código-intermédio-tac_Copy_1"/>
       <w:bookmarkEnd w:id="11"/>
       <w:bookmarkEnd w:id="12"/>
       <w:r>
@@ -2595,8 +2608,8 @@
         <w:pStyle w:val="Heading2"/>
         <w:rPr/>
       </w:pPr>
-      <w:bookmarkStart w:id="14" w:name="constant-folding"/>
-      <w:bookmarkStart w:id="15" w:name="simplificação-algébrica"/>
+      <w:bookmarkStart w:id="14" w:name="simplificação-algébrica"/>
+      <w:bookmarkStart w:id="15" w:name="constant-folding_Copy_1"/>
       <w:bookmarkEnd w:id="14"/>
       <w:bookmarkEnd w:id="15"/>
       <w:r>
@@ -2708,8 +2721,8 @@
         <w:pStyle w:val="Heading2"/>
         <w:rPr/>
       </w:pPr>
-      <w:bookmarkStart w:id="16" w:name="simplificação-algébrica"/>
-      <w:bookmarkStart w:id="17" w:name="constant-propagation"/>
+      <w:bookmarkStart w:id="16" w:name="constant-propagation"/>
+      <w:bookmarkStart w:id="17" w:name="simplificação-algébrica_Copy_1"/>
       <w:bookmarkEnd w:id="16"/>
       <w:bookmarkEnd w:id="17"/>
       <w:r>
@@ -2807,8 +2820,8 @@
         <w:pStyle w:val="Heading2"/>
         <w:rPr/>
       </w:pPr>
-      <w:bookmarkStart w:id="18" w:name="constant-propagation"/>
-      <w:bookmarkStart w:id="19" w:name="copy-propagation"/>
+      <w:bookmarkStart w:id="18" w:name="copy-propagation"/>
+      <w:bookmarkStart w:id="19" w:name="constant-propagation_Copy_1"/>
       <w:bookmarkEnd w:id="18"/>
       <w:bookmarkEnd w:id="19"/>
       <w:r>
@@ -2858,8 +2871,8 @@
         <w:pStyle w:val="Heading2"/>
         <w:rPr/>
       </w:pPr>
-      <w:bookmarkStart w:id="20" w:name="copy-propagation"/>
-      <w:bookmarkStart w:id="21" w:name="dead-code-elimination"/>
+      <w:bookmarkStart w:id="20" w:name="dead-code-elimination"/>
+      <w:bookmarkStart w:id="21" w:name="copy-propagation_Copy_1"/>
       <w:bookmarkEnd w:id="20"/>
       <w:bookmarkEnd w:id="21"/>
       <w:r>
@@ -3037,9 +3050,9 @@
           <w:color w:themeColor="text2" w:themeTint="99" w:val="548DD4"/>
         </w:rPr>
       </w:pPr>
-      <w:bookmarkStart w:id="22" w:name="otimização-de-código-intermédio"/>
-      <w:bookmarkStart w:id="23" w:name="dead-code-elimination"/>
-      <w:bookmarkStart w:id="24" w:name="demonstração-da-otimização"/>
+      <w:bookmarkStart w:id="22" w:name="demonstração-da-otimização"/>
+      <w:bookmarkStart w:id="23" w:name="dead-code-elimination_Copy_1"/>
+      <w:bookmarkStart w:id="24" w:name="otimização-de-código-intermédio_Copy_1"/>
       <w:bookmarkEnd w:id="22"/>
       <w:bookmarkEnd w:id="23"/>
       <w:bookmarkEnd w:id="24"/>
@@ -3206,8 +3219,8 @@
           <w:lang w:val="en-GB"/>
         </w:rPr>
       </w:pPr>
-      <w:bookmarkStart w:id="26" w:name="tac-original"/>
-      <w:bookmarkStart w:id="27" w:name="tac-otimizado"/>
+      <w:bookmarkStart w:id="26" w:name="tac-otimizado"/>
+      <w:bookmarkStart w:id="27" w:name="tac-original_Copy_1"/>
       <w:bookmarkEnd w:id="26"/>
       <w:bookmarkEnd w:id="27"/>
       <w:r>
@@ -3367,9 +3380,9 @@
           <w:color w:themeColor="text2" w:themeTint="99" w:val="548DD4"/>
         </w:rPr>
       </w:pPr>
-      <w:bookmarkStart w:id="28" w:name="demonstração-da-otimização"/>
-      <w:bookmarkStart w:id="29" w:name="tac-otimizado"/>
-      <w:bookmarkStart w:id="30" w:name="sistema-de-testes"/>
+      <w:bookmarkStart w:id="28" w:name="sistema-de-testes"/>
+      <w:bookmarkStart w:id="29" w:name="tac-otimizado_Copy_1"/>
+      <w:bookmarkStart w:id="30" w:name="demonstração-da-otimização_Copy_1"/>
       <w:bookmarkEnd w:id="28"/>
       <w:bookmarkEnd w:id="29"/>
       <w:bookmarkEnd w:id="30"/>
@@ -3662,8 +3675,8 @@
           <w:color w:themeColor="text2" w:themeTint="99" w:val="548DD4"/>
         </w:rPr>
       </w:pPr>
-      <w:bookmarkStart w:id="31" w:name="sistema-de-testes"/>
-      <w:bookmarkStart w:id="32" w:name="dificuldades-encontradas"/>
+      <w:bookmarkStart w:id="31" w:name="dificuldades-encontradas"/>
+      <w:bookmarkStart w:id="32" w:name="sistema-de-testes_Copy_1"/>
       <w:bookmarkEnd w:id="31"/>
       <w:bookmarkEnd w:id="32"/>
       <w:r>
@@ -3819,8 +3832,8 @@
           <w:color w:themeColor="text2" w:themeTint="99" w:val="548DD4"/>
         </w:rPr>
       </w:pPr>
-      <w:bookmarkStart w:id="33" w:name="dificuldades-encontradas"/>
-      <w:bookmarkStart w:id="34" w:name="conclusão"/>
+      <w:bookmarkStart w:id="33" w:name="conclusão"/>
+      <w:bookmarkStart w:id="34" w:name="dificuldades-encontradas_Copy_1"/>
       <w:bookmarkEnd w:id="33"/>
       <w:bookmarkEnd w:id="34"/>
       <w:r>
@@ -4108,8 +4121,7 @@
           <w:color w:themeColor="text2" w:themeTint="99" w:val="548DD4"/>
         </w:rPr>
       </w:pPr>
-      <w:bookmarkStart w:id="35" w:name="conclusão"/>
-      <w:bookmarkStart w:id="36" w:name="bibliografia"/>
+      <w:bookmarkStart w:id="35" w:name="conclusão_Copy_1"/>
       <w:bookmarkEnd w:id="35"/>
       <w:r>
         <w:rPr>
@@ -4198,12 +4210,12 @@
         <w:spacing w:lineRule="auto" w:line="240" w:before="0" w:after="200"/>
         <w:rPr/>
       </w:pPr>
-      <w:bookmarkStart w:id="37" w:name="bibliografia"/>
+      <w:bookmarkStart w:id="36" w:name="bibliografia"/>
       <w:r>
         <w:rPr/>
         <w:t>Material pedagógico da UC 21018 - Compilação, Universidade Aberta.</w:t>
       </w:r>
-      <w:bookmarkEnd w:id="37"/>
+      <w:bookmarkEnd w:id="36"/>
     </w:p>
     <w:p>
       <w:pPr>
@@ -5243,6 +5255,125 @@
       <w:rPr/>
     </w:lvl>
   </w:abstractNum>
+  <w:abstractNum w:abstractNumId="7">
+    <w:lvl w:ilvl="0">
+      <w:start w:val="1"/>
+      <w:numFmt w:val="decimal"/>
+      <w:lvlText w:val="%1."/>
+      <w:lvlJc w:val="left"/>
+      <w:pPr>
+        <w:tabs>
+          <w:tab w:val="num" w:pos="0"/>
+        </w:tabs>
+        <w:ind w:left="720" w:hanging="360"/>
+      </w:pPr>
+      <w:rPr/>
+    </w:lvl>
+    <w:lvl w:ilvl="1">
+      <w:start w:val="1"/>
+      <w:numFmt w:val="decimal"/>
+      <w:lvlText w:val="%2."/>
+      <w:lvlJc w:val="left"/>
+      <w:pPr>
+        <w:tabs>
+          <w:tab w:val="num" w:pos="0"/>
+        </w:tabs>
+        <w:ind w:left="1440" w:hanging="360"/>
+      </w:pPr>
+      <w:rPr/>
+    </w:lvl>
+    <w:lvl w:ilvl="2">
+      <w:start w:val="1"/>
+      <w:numFmt w:val="decimal"/>
+      <w:lvlText w:val="%3."/>
+      <w:lvlJc w:val="left"/>
+      <w:pPr>
+        <w:tabs>
+          <w:tab w:val="num" w:pos="0"/>
+        </w:tabs>
+        <w:ind w:left="2160" w:hanging="360"/>
+      </w:pPr>
+      <w:rPr/>
+    </w:lvl>
+    <w:lvl w:ilvl="3">
+      <w:start w:val="1"/>
+      <w:numFmt w:val="decimal"/>
+      <w:lvlText w:val="%4."/>
+      <w:lvlJc w:val="left"/>
+      <w:pPr>
+        <w:tabs>
+          <w:tab w:val="num" w:pos="0"/>
+        </w:tabs>
+        <w:ind w:left="2880" w:hanging="360"/>
+      </w:pPr>
+      <w:rPr/>
+    </w:lvl>
+    <w:lvl w:ilvl="4">
+      <w:start w:val="1"/>
+      <w:numFmt w:val="decimal"/>
+      <w:lvlText w:val="%5."/>
+      <w:lvlJc w:val="left"/>
+      <w:pPr>
+        <w:tabs>
+          <w:tab w:val="num" w:pos="0"/>
+        </w:tabs>
+        <w:ind w:left="3600" w:hanging="360"/>
+      </w:pPr>
+      <w:rPr/>
+    </w:lvl>
+    <w:lvl w:ilvl="5">
+      <w:start w:val="1"/>
+      <w:numFmt w:val="decimal"/>
+      <w:lvlText w:val="%6."/>
+      <w:lvlJc w:val="left"/>
+      <w:pPr>
+        <w:tabs>
+          <w:tab w:val="num" w:pos="0"/>
+        </w:tabs>
+        <w:ind w:left="4320" w:hanging="360"/>
+      </w:pPr>
+      <w:rPr/>
+    </w:lvl>
+    <w:lvl w:ilvl="6">
+      <w:start w:val="1"/>
+      <w:numFmt w:val="decimal"/>
+      <w:lvlText w:val="%7."/>
+      <w:lvlJc w:val="left"/>
+      <w:pPr>
+        <w:tabs>
+          <w:tab w:val="num" w:pos="0"/>
+        </w:tabs>
+        <w:ind w:left="5040" w:hanging="360"/>
+      </w:pPr>
+      <w:rPr/>
+    </w:lvl>
+    <w:lvl w:ilvl="7">
+      <w:start w:val="1"/>
+      <w:numFmt w:val="decimal"/>
+      <w:lvlText w:val="%8."/>
+      <w:lvlJc w:val="left"/>
+      <w:pPr>
+        <w:tabs>
+          <w:tab w:val="num" w:pos="0"/>
+        </w:tabs>
+        <w:ind w:left="5760" w:hanging="360"/>
+      </w:pPr>
+      <w:rPr/>
+    </w:lvl>
+    <w:lvl w:ilvl="8">
+      <w:start w:val="1"/>
+      <w:numFmt w:val="decimal"/>
+      <w:lvlText w:val="%9."/>
+      <w:lvlJc w:val="left"/>
+      <w:pPr>
+        <w:tabs>
+          <w:tab w:val="num" w:pos="0"/>
+        </w:tabs>
+        <w:ind w:left="6480" w:hanging="360"/>
+      </w:pPr>
+      <w:rPr/>
+    </w:lvl>
+  </w:abstractNum>
   <w:num w:numId="1">
     <w:abstractNumId w:val="1"/>
   </w:num>
@@ -5262,10 +5393,31 @@
     <w:abstractNumId w:val="6"/>
   </w:num>
   <w:num w:numId="7">
-    <w:abstractNumId w:val="6"/>
+    <w:abstractNumId w:val="7"/>
+  </w:num>
+  <w:num w:numId="8">
+    <w:abstractNumId w:val="7"/>
     <w:lvlOverride w:ilvl="0">
       <w:startOverride w:val="1"/>
     </w:lvlOverride>
+  </w:num>
+  <w:num w:numId="9">
+    <w:abstractNumId w:val="7"/>
+  </w:num>
+  <w:num w:numId="10">
+    <w:abstractNumId w:val="7"/>
+  </w:num>
+  <w:num w:numId="11">
+    <w:abstractNumId w:val="7"/>
+  </w:num>
+  <w:num w:numId="12">
+    <w:abstractNumId w:val="7"/>
+  </w:num>
+  <w:num w:numId="13">
+    <w:abstractNumId w:val="7"/>
+  </w:num>
+  <w:num w:numId="14">
+    <w:abstractNumId w:val="7"/>
   </w:num>
 </w:numbering>
 </file>
@@ -5669,6 +5821,7 @@
     <w:rsid w:val="009a3600"/>
     <w:pPr>
       <w:widowControl/>
+      <w:suppressAutoHyphens w:val="true"/>
       <w:bidi w:val="0"/>
       <w:spacing w:lineRule="auto" w:line="360" w:before="0" w:after="240"/>
       <w:jc w:val="left"/>
@@ -5679,7 +5832,7 @@
       <w:kern w:val="0"/>
       <w:sz w:val="24"/>
       <w:szCs w:val="22"/>
-      <w:lang w:eastAsia="en-US" w:val="pt-PT" w:bidi="ar-SA"/>
+      <w:lang w:val="pt-PT" w:eastAsia="en-US" w:bidi="ar-SA"/>
     </w:rPr>
   </w:style>
   <w:style w:type="paragraph" w:styleId="Heading1">
@@ -6011,6 +6164,7 @@
     <w:rsid w:val="00551df9"/>
     <w:pPr>
       <w:widowControl/>
+      <w:suppressAutoHyphens w:val="true"/>
       <w:bidi w:val="0"/>
       <w:spacing w:before="0" w:after="0"/>
       <w:jc w:val="left"/>
@@ -6021,7 +6175,7 @@
       <w:kern w:val="0"/>
       <w:sz w:val="24"/>
       <w:szCs w:val="22"/>
-      <w:lang w:eastAsia="en-US" w:val="pt-PT" w:bidi="ar-SA"/>
+      <w:lang w:val="pt-PT" w:eastAsia="en-US" w:bidi="ar-SA"/>
     </w:rPr>
   </w:style>
   <w:style w:type="paragraph" w:styleId="HeaderandFooter">

--- a/relatorio efolioB_quadcore.docx
+++ b/relatorio efolioB_quadcore.docx
@@ -1,16 +1,14 @@
 
 <file path=word/document.xml><?xml version="1.0" encoding="utf-8"?>
-<w:document xmlns:o="urn:schemas-microsoft-com:office:office" xmlns:r="http://schemas.openxmlformats.org/officeDocument/2006/relationships" xmlns:v="urn:schemas-microsoft-com:vml" xmlns:w="http://schemas.openxmlformats.org/wordprocessingml/2006/main" xmlns:w10="urn:schemas-microsoft-com:office:word" xmlns:wp="http://schemas.openxmlformats.org/drawingml/2006/wordprocessingDrawing" xmlns:wps="http://schemas.microsoft.com/office/word/2010/wordprocessingShape" xmlns:wpg="http://schemas.microsoft.com/office/word/2010/wordprocessingGroup" xmlns:mc="http://schemas.openxmlformats.org/markup-compatibility/2006" xmlns:wp14="http://schemas.microsoft.com/office/word/2010/wordprocessingDrawing" xmlns:w14="http://schemas.microsoft.com/office/word/2010/wordml" xmlns:w15="http://schemas.microsoft.com/office/word/2012/wordml" mc:Ignorable="w14 wp14 w15">
+<w:document xmlns:wpc="http://schemas.microsoft.com/office/word/2010/wordprocessingCanvas" xmlns:cx="http://schemas.microsoft.com/office/drawing/2014/chartex" xmlns:cx1="http://schemas.microsoft.com/office/drawing/2015/9/8/chartex" xmlns:cx2="http://schemas.microsoft.com/office/drawing/2015/10/21/chartex" xmlns:cx3="http://schemas.microsoft.com/office/drawing/2016/5/9/chartex" xmlns:cx4="http://schemas.microsoft.com/office/drawing/2016/5/10/chartex" xmlns:cx5="http://schemas.microsoft.com/office/drawing/2016/5/11/chartex" xmlns:cx6="http://schemas.microsoft.com/office/drawing/2016/5/12/chartex" xmlns:cx7="http://schemas.microsoft.com/office/drawing/2016/5/13/chartex" xmlns:cx8="http://schemas.microsoft.com/office/drawing/2016/5/14/chartex" xmlns:mc="http://schemas.openxmlformats.org/markup-compatibility/2006" xmlns:aink="http://schemas.microsoft.com/office/drawing/2016/ink" xmlns:am3d="http://schemas.microsoft.com/office/drawing/2017/model3d" xmlns:o="urn:schemas-microsoft-com:office:office" xmlns:oel="http://schemas.microsoft.com/office/2019/extlst" xmlns:r="http://schemas.openxmlformats.org/officeDocument/2006/relationships" xmlns:m="http://schemas.openxmlformats.org/officeDocument/2006/math" xmlns:v="urn:schemas-microsoft-com:vml" xmlns:wp14="http://schemas.microsoft.com/office/word/2010/wordprocessingDrawing" xmlns:wp="http://schemas.openxmlformats.org/drawingml/2006/wordprocessingDrawing" xmlns:w10="urn:schemas-microsoft-com:office:word" xmlns:w="http://schemas.openxmlformats.org/wordprocessingml/2006/main" xmlns:w14="http://schemas.microsoft.com/office/word/2010/wordml" xmlns:w15="http://schemas.microsoft.com/office/word/2012/wordml" xmlns:w16cex="http://schemas.microsoft.com/office/word/2018/wordml/cex" xmlns:w16cid="http://schemas.microsoft.com/office/word/2016/wordml/cid" xmlns:w16="http://schemas.microsoft.com/office/word/2018/wordml" xmlns:w16du="http://schemas.microsoft.com/office/word/2023/wordml/word16du" xmlns:w16sdtdh="http://schemas.microsoft.com/office/word/2020/wordml/sdtdatahash" xmlns:w16sdtfl="http://schemas.microsoft.com/office/word/2024/wordml/sdtformatlock" xmlns:w16se="http://schemas.microsoft.com/office/word/2015/wordml/symex" xmlns:wpg="http://schemas.microsoft.com/office/word/2010/wordprocessingGroup" xmlns:wpi="http://schemas.microsoft.com/office/word/2010/wordprocessingInk" xmlns:wne="http://schemas.microsoft.com/office/word/2006/wordml" xmlns:wps="http://schemas.microsoft.com/office/word/2010/wordprocessingShape" mc:Ignorable="w14 w15 w16se w16cid w16 w16cex w16sdtdh w16sdtfl w16du wp14">
   <w:body>
     <w:p>
-      <w:pPr>
-        <w:pStyle w:val="Normal"/>
-        <w:rPr/>
-      </w:pPr>
-      <w:r>
-        <w:rPr/>
+      <w:r>
+        <w:rPr>
+          <w:noProof/>
+        </w:rPr>
         <w:drawing>
-          <wp:inline distT="0" distB="0" distL="0" distR="0">
+          <wp:inline distT="0" distB="0" distL="0" distR="0" wp14:anchorId="6635B9FD" wp14:editId="362D10CD">
             <wp:extent cx="5400040" cy="1293495"/>
             <wp:effectExtent l="0" t="0" r="0" b="0"/>
             <wp:docPr id="1" name="Imagem 1" descr="E-fólio B: Folha de resolução para E-fólio. Universidade Aberta"/>
@@ -27,7 +25,7 @@
                     </pic:cNvPicPr>
                   </pic:nvPicPr>
                   <pic:blipFill>
-                    <a:blip r:embed="rId2"/>
+                    <a:blip r:embed="rId7"/>
                     <a:stretch>
                       <a:fillRect/>
                     </a:stretch>
@@ -49,34 +47,24 @@
       </w:r>
     </w:p>
     <w:p>
-      <w:pPr>
-        <w:pStyle w:val="Normal"/>
-        <w:rPr/>
-      </w:pPr>
-      <w:r>
-        <w:rPr>
-          <w:rStyle w:val="Strong"/>
+      <w:r>
+        <w:rPr>
+          <w:rStyle w:val="Forte"/>
         </w:rPr>
         <w:t>UNIDADE CURRICULAR:</w:t>
       </w:r>
       <w:r>
-        <w:rPr/>
         <w:t xml:space="preserve"> Compilação</w:t>
       </w:r>
     </w:p>
     <w:p>
-      <w:pPr>
-        <w:pStyle w:val="Normal"/>
-        <w:rPr/>
-      </w:pPr>
-      <w:r>
-        <w:rPr>
-          <w:rStyle w:val="Strong"/>
+      <w:r>
+        <w:rPr>
+          <w:rStyle w:val="Forte"/>
         </w:rPr>
         <w:t>CÓDIGO:</w:t>
       </w:r>
       <w:r>
-        <w:rPr/>
         <w:t xml:space="preserve"> </w:t>
       </w:r>
       <w:r>
@@ -87,24 +75,23 @@
       </w:r>
     </w:p>
     <w:p>
-      <w:pPr>
-        <w:pStyle w:val="Normal"/>
-        <w:rPr/>
-      </w:pPr>
-      <w:r>
-        <w:rPr>
-          <w:rStyle w:val="Strong"/>
+      <w:r>
+        <w:rPr>
+          <w:rStyle w:val="Forte"/>
         </w:rPr>
         <w:t>DOCENTE:</w:t>
       </w:r>
       <w:r>
-        <w:rPr/>
-        <w:t xml:space="preserve"> Constantino e Rudi</w:t>
-      </w:r>
-    </w:p>
-    <w:p>
-      <w:pPr>
-        <w:pStyle w:val="Normal"/>
+        <w:t xml:space="preserve"> Constantino e </w:t>
+      </w:r>
+      <w:proofErr w:type="spellStart"/>
+      <w:r>
+        <w:t>Rudi</w:t>
+      </w:r>
+      <w:proofErr w:type="spellEnd"/>
+    </w:p>
+    <w:p>
+      <w:pPr>
         <w:rPr>
           <w:b/>
           <w:bCs/>
@@ -120,7 +107,6 @@
     </w:p>
     <w:p>
       <w:pPr>
-        <w:pStyle w:val="Normal"/>
         <w:rPr>
           <w:b/>
           <w:bCs/>
@@ -136,7 +122,6 @@
     </w:p>
     <w:p>
       <w:pPr>
-        <w:pStyle w:val="Normal"/>
         <w:rPr>
           <w:b/>
           <w:bCs/>
@@ -152,7 +137,6 @@
     </w:p>
     <w:p>
       <w:pPr>
-        <w:pStyle w:val="Normal"/>
         <w:rPr>
           <w:b/>
           <w:bCs/>
@@ -168,105 +152,69 @@
     </w:p>
     <w:p>
       <w:pPr>
-        <w:pStyle w:val="Normal"/>
-        <w:rPr>
-          <w:rStyle w:val="Strong"/>
-        </w:rPr>
-      </w:pPr>
-      <w:r>
-        <w:rPr>
-          <w:rStyle w:val="Strong"/>
+        <w:rPr>
+          <w:rStyle w:val="Forte"/>
+        </w:rPr>
+      </w:pPr>
+      <w:r>
+        <w:rPr>
+          <w:rStyle w:val="Forte"/>
         </w:rPr>
         <w:t>Fábio Oliveira (1800960)</w:t>
       </w:r>
     </w:p>
     <w:p>
-      <w:pPr>
-        <w:pStyle w:val="Normal"/>
-        <w:rPr/>
-      </w:pPr>
-      <w:r>
-        <w:rPr>
-          <w:rStyle w:val="Strong"/>
+      <w:r>
+        <w:rPr>
+          <w:rStyle w:val="Forte"/>
         </w:rPr>
         <w:t>CURSO:</w:t>
       </w:r>
       <w:r>
-        <w:rPr/>
         <w:t xml:space="preserve"> Licenciatura em Engenharia Informática</w:t>
       </w:r>
     </w:p>
     <w:p>
-      <w:pPr>
-        <w:pStyle w:val="Normal"/>
-        <w:rPr/>
-      </w:pPr>
-      <w:r>
-        <w:rPr>
-          <w:rStyle w:val="Strong"/>
+      <w:r>
+        <w:rPr>
+          <w:rStyle w:val="Forte"/>
         </w:rPr>
         <w:t>DATA DE ENTREGA:</w:t>
       </w:r>
       <w:r>
-        <w:rPr/>
         <w:t xml:space="preserve"> 05/2026</w:t>
       </w:r>
     </w:p>
     <w:p>
       <w:pPr>
-        <w:pStyle w:val="Normal"/>
-        <w:spacing w:lineRule="auto" w:line="240" w:before="0" w:after="0"/>
-        <w:rPr/>
-      </w:pPr>
-      <w:r>
-        <w:rPr/>
-      </w:r>
-    </w:p>
-    <w:p>
-      <w:pPr>
-        <w:pStyle w:val="Normal"/>
-        <w:spacing w:lineRule="auto" w:line="240" w:before="0" w:after="0"/>
-        <w:rPr/>
-      </w:pPr>
-      <w:r>
-        <w:rPr/>
-      </w:r>
-    </w:p>
-    <w:p>
-      <w:pPr>
-        <w:pStyle w:val="Normal"/>
-        <w:spacing w:lineRule="auto" w:line="240" w:before="0" w:after="0"/>
-        <w:rPr/>
-      </w:pPr>
-      <w:r>
-        <w:rPr/>
-      </w:r>
-    </w:p>
-    <w:p>
-      <w:pPr>
-        <w:pStyle w:val="Normal"/>
-        <w:spacing w:lineRule="auto" w:line="240" w:before="0" w:after="0"/>
-        <w:rPr/>
-      </w:pPr>
-      <w:r>
-        <w:rPr/>
-      </w:r>
-    </w:p>
-    <w:p>
-      <w:pPr>
-        <w:pStyle w:val="Normal"/>
-        <w:spacing w:lineRule="auto" w:line="240" w:before="0" w:after="0"/>
-        <w:rPr/>
-      </w:pPr>
-      <w:r>
-        <w:rPr/>
-      </w:r>
-    </w:p>
-    <w:p>
-      <w:pPr>
-        <w:pStyle w:val="Heading1"/>
+        <w:spacing w:after="0" w:line="240" w:lineRule="auto"/>
+      </w:pPr>
+    </w:p>
+    <w:p>
+      <w:pPr>
+        <w:spacing w:after="0" w:line="240" w:lineRule="auto"/>
+      </w:pPr>
+    </w:p>
+    <w:p>
+      <w:pPr>
+        <w:spacing w:after="0" w:line="240" w:lineRule="auto"/>
+      </w:pPr>
+    </w:p>
+    <w:p>
+      <w:pPr>
+        <w:spacing w:after="0" w:line="240" w:lineRule="auto"/>
+      </w:pPr>
+    </w:p>
+    <w:p>
+      <w:pPr>
+        <w:spacing w:after="0" w:line="240" w:lineRule="auto"/>
+      </w:pPr>
+    </w:p>
+    <w:p>
+      <w:pPr>
+        <w:pStyle w:val="Ttulo1"/>
         <w:shd w:val="clear" w:color="auto" w:fill="FFFFFF"/>
-        <w:spacing w:before="150" w:after="480"/>
+        <w:spacing w:before="150"/>
         <w:jc w:val="center"/>
         <w:rPr>
           <w:rFonts w:ascii="Segoe UI" w:hAnsi="Segoe UI" w:cs="Segoe UI"/>
@@ -278,7 +226,7 @@
       </w:pPr>
       <w:r>
         <w:rPr>
-          <w:rFonts w:cs="Segoe UI" w:ascii="Segoe UI" w:hAnsi="Segoe UI"/>
+          <w:rFonts w:ascii="Segoe UI" w:hAnsi="Segoe UI" w:cs="Segoe UI"/>
           <w:color w:val="1D2125"/>
           <w:sz w:val="48"/>
           <w:szCs w:val="48"/>
@@ -289,47 +237,38 @@
     </w:p>
     <w:p>
       <w:pPr>
-        <w:pStyle w:val="Normal"/>
-        <w:spacing w:lineRule="auto" w:line="240" w:before="0" w:after="0"/>
-        <w:rPr/>
-      </w:pPr>
-      <w:r>
-        <w:rPr/>
-      </w:r>
-    </w:p>
-    <w:p>
-      <w:pPr>
-        <w:pStyle w:val="Normal"/>
-        <w:spacing w:lineRule="auto" w:line="240" w:before="0" w:after="0"/>
-        <w:rPr/>
-      </w:pPr>
-      <w:r>
-        <w:rPr/>
-      </w:r>
+        <w:spacing w:after="0" w:line="240" w:lineRule="auto"/>
+      </w:pPr>
+    </w:p>
+    <w:p>
+      <w:pPr>
+        <w:spacing w:after="0" w:line="240" w:lineRule="auto"/>
+      </w:pPr>
       <w:r>
         <w:br w:type="page"/>
       </w:r>
     </w:p>
     <w:p>
       <w:pPr>
-        <w:pStyle w:val="Heading1"/>
-        <w:spacing w:before="0" w:after="480"/>
-        <w:rPr>
-          <w:color w:themeColor="text2" w:themeTint="99" w:val="548DD4"/>
+        <w:pStyle w:val="Ttulo1"/>
+        <w:rPr>
+          <w:color w:val="000000" w:themeColor="text1"/>
         </w:rPr>
       </w:pPr>
       <w:bookmarkStart w:id="0" w:name="introdução"/>
       <w:bookmarkEnd w:id="0"/>
       <w:r>
         <w:rPr>
-          <w:color w:themeColor="text2" w:themeTint="99" w:val="548DD4"/>
-        </w:rPr>
+          <w:color w:val="000000" w:themeColor="text1"/>
+        </w:rPr>
+        <w:lastRenderedPageBreak/>
         <w:t>1. Introdução</w:t>
       </w:r>
     </w:p>
     <w:p>
       <w:pPr>
         <w:pStyle w:val="FirstParagraph"/>
+        <w:jc w:val="both"/>
         <w:rPr>
           <w:lang w:val="pt-PT"/>
         </w:rPr>
@@ -343,7 +282,8 @@
     </w:p>
     <w:p>
       <w:pPr>
-        <w:pStyle w:val="BodyText"/>
+        <w:pStyle w:val="Corpodetexto"/>
+        <w:jc w:val="both"/>
         <w:rPr>
           <w:lang w:val="pt-PT"/>
         </w:rPr>
@@ -362,34 +302,59 @@
           <w:ilvl w:val="0"/>
           <w:numId w:val="5"/>
         </w:numPr>
-        <w:rPr/>
-      </w:pPr>
-      <w:r>
-        <w:rPr/>
-        <w:t>análise léxica;</w:t>
-      </w:r>
-    </w:p>
-    <w:p>
-      <w:pPr>
-        <w:pStyle w:val="Compact"/>
-        <w:numPr>
-          <w:ilvl w:val="0"/>
-          <w:numId w:val="5"/>
-        </w:numPr>
-        <w:rPr/>
-      </w:pPr>
-      <w:r>
-        <w:rPr/>
-        <w:t>análise sintática;</w:t>
-      </w:r>
-    </w:p>
-    <w:p>
-      <w:pPr>
-        <w:pStyle w:val="Compact"/>
-        <w:numPr>
-          <w:ilvl w:val="0"/>
-          <w:numId w:val="5"/>
-        </w:numPr>
+        <w:jc w:val="both"/>
+      </w:pPr>
+      <w:proofErr w:type="spellStart"/>
+      <w:r>
+        <w:t>análise</w:t>
+      </w:r>
+      <w:proofErr w:type="spellEnd"/>
+      <w:r>
+        <w:t xml:space="preserve"> </w:t>
+      </w:r>
+      <w:proofErr w:type="spellStart"/>
+      <w:r>
+        <w:t>léxica</w:t>
+      </w:r>
+      <w:proofErr w:type="spellEnd"/>
+      <w:r>
+        <w:t>;</w:t>
+      </w:r>
+    </w:p>
+    <w:p>
+      <w:pPr>
+        <w:pStyle w:val="Compact"/>
+        <w:numPr>
+          <w:ilvl w:val="0"/>
+          <w:numId w:val="5"/>
+        </w:numPr>
+        <w:jc w:val="both"/>
+      </w:pPr>
+      <w:proofErr w:type="spellStart"/>
+      <w:r>
+        <w:t>análise</w:t>
+      </w:r>
+      <w:proofErr w:type="spellEnd"/>
+      <w:r>
+        <w:t xml:space="preserve"> </w:t>
+      </w:r>
+      <w:proofErr w:type="spellStart"/>
+      <w:r>
+        <w:t>sintática</w:t>
+      </w:r>
+      <w:proofErr w:type="spellEnd"/>
+      <w:r>
+        <w:t>;</w:t>
+      </w:r>
+    </w:p>
+    <w:p>
+      <w:pPr>
+        <w:pStyle w:val="Compact"/>
+        <w:numPr>
+          <w:ilvl w:val="0"/>
+          <w:numId w:val="5"/>
+        </w:numPr>
+        <w:jc w:val="both"/>
         <w:rPr>
           <w:lang w:val="pt-PT"/>
         </w:rPr>
@@ -408,62 +373,181 @@
           <w:ilvl w:val="0"/>
           <w:numId w:val="5"/>
         </w:numPr>
-        <w:rPr/>
-      </w:pPr>
-      <w:r>
-        <w:rPr/>
-        <w:t>análise semântica;</w:t>
-      </w:r>
-    </w:p>
-    <w:p>
-      <w:pPr>
-        <w:pStyle w:val="Compact"/>
-        <w:numPr>
-          <w:ilvl w:val="0"/>
-          <w:numId w:val="5"/>
-        </w:numPr>
-        <w:rPr>
-          <w:lang w:val="pt-PT"/>
-        </w:rPr>
-      </w:pPr>
-      <w:r>
-        <w:rPr>
-          <w:lang w:val="pt-PT"/>
-        </w:rPr>
-        <w:t>geração de código intermédio TAC (Three Address Code);</w:t>
-      </w:r>
-    </w:p>
-    <w:p>
-      <w:pPr>
-        <w:pStyle w:val="Compact"/>
-        <w:numPr>
-          <w:ilvl w:val="0"/>
-          <w:numId w:val="5"/>
-        </w:numPr>
-        <w:rPr/>
-      </w:pPr>
-      <w:r>
-        <w:rPr/>
-        <w:t>otimização do código intermédio.</w:t>
+        <w:jc w:val="both"/>
+      </w:pPr>
+      <w:proofErr w:type="spellStart"/>
+      <w:r>
+        <w:t>análise</w:t>
+      </w:r>
+      <w:proofErr w:type="spellEnd"/>
+      <w:r>
+        <w:t xml:space="preserve"> </w:t>
+      </w:r>
+      <w:proofErr w:type="spellStart"/>
+      <w:r>
+        <w:t>semântica</w:t>
+      </w:r>
+      <w:proofErr w:type="spellEnd"/>
+      <w:r>
+        <w:t>;</w:t>
+      </w:r>
+    </w:p>
+    <w:p>
+      <w:pPr>
+        <w:pStyle w:val="Compact"/>
+        <w:numPr>
+          <w:ilvl w:val="0"/>
+          <w:numId w:val="5"/>
+        </w:numPr>
+        <w:jc w:val="both"/>
+        <w:rPr>
+          <w:lang w:val="pt-PT"/>
+        </w:rPr>
+      </w:pPr>
+      <w:r>
+        <w:rPr>
+          <w:lang w:val="pt-PT"/>
+        </w:rPr>
+        <w:t>geração de código intermédio TAC (</w:t>
+      </w:r>
+      <w:proofErr w:type="spellStart"/>
+      <w:r>
+        <w:rPr>
+          <w:lang w:val="pt-PT"/>
+        </w:rPr>
+        <w:t>Three</w:t>
+      </w:r>
+      <w:proofErr w:type="spellEnd"/>
+      <w:r>
+        <w:rPr>
+          <w:lang w:val="pt-PT"/>
+        </w:rPr>
+        <w:t xml:space="preserve"> </w:t>
+      </w:r>
+      <w:proofErr w:type="spellStart"/>
+      <w:r>
+        <w:rPr>
+          <w:lang w:val="pt-PT"/>
+        </w:rPr>
+        <w:t>Address</w:t>
+      </w:r>
+      <w:proofErr w:type="spellEnd"/>
+      <w:r>
+        <w:rPr>
+          <w:lang w:val="pt-PT"/>
+        </w:rPr>
+        <w:t xml:space="preserve"> </w:t>
+      </w:r>
+      <w:proofErr w:type="spellStart"/>
+      <w:r>
+        <w:rPr>
+          <w:lang w:val="pt-PT"/>
+        </w:rPr>
+        <w:t>Code</w:t>
+      </w:r>
+      <w:proofErr w:type="spellEnd"/>
+      <w:r>
+        <w:rPr>
+          <w:lang w:val="pt-PT"/>
+        </w:rPr>
+        <w:t>);</w:t>
+      </w:r>
+    </w:p>
+    <w:p>
+      <w:pPr>
+        <w:pStyle w:val="Compact"/>
+        <w:numPr>
+          <w:ilvl w:val="0"/>
+          <w:numId w:val="5"/>
+        </w:numPr>
+        <w:jc w:val="both"/>
+      </w:pPr>
+      <w:proofErr w:type="spellStart"/>
+      <w:r>
+        <w:t>otimização</w:t>
+      </w:r>
+      <w:proofErr w:type="spellEnd"/>
+      <w:r>
+        <w:t xml:space="preserve"> do </w:t>
+      </w:r>
+      <w:proofErr w:type="spellStart"/>
+      <w:r>
+        <w:t>código</w:t>
+      </w:r>
+      <w:proofErr w:type="spellEnd"/>
+      <w:r>
+        <w:t xml:space="preserve"> </w:t>
+      </w:r>
+      <w:proofErr w:type="spellStart"/>
+      <w:r>
+        <w:t>intermédio</w:t>
+      </w:r>
+      <w:proofErr w:type="spellEnd"/>
+      <w:r>
+        <w:t>.</w:t>
       </w:r>
     </w:p>
     <w:p>
       <w:pPr>
         <w:pStyle w:val="FirstParagraph"/>
-        <w:rPr>
-          <w:lang w:val="pt-PT"/>
-        </w:rPr>
-      </w:pPr>
-      <w:r>
-        <w:rPr>
-          <w:lang w:val="pt-PT"/>
-        </w:rPr>
-        <w:t>A solução foi desenvolvida em Python, recorrendo ao ANTLR4 para geração automática do lexer e parser, sendo posteriormente construída uma arquitetura modular composta por múltiplos componentes especializados.</w:t>
-      </w:r>
-    </w:p>
-    <w:p>
-      <w:pPr>
-        <w:pStyle w:val="BodyText"/>
+        <w:jc w:val="both"/>
+        <w:rPr>
+          <w:lang w:val="pt-PT"/>
+        </w:rPr>
+      </w:pPr>
+      <w:r>
+        <w:rPr>
+          <w:lang w:val="pt-PT"/>
+        </w:rPr>
+        <w:t xml:space="preserve">A solução foi desenvolvida em </w:t>
+      </w:r>
+      <w:proofErr w:type="spellStart"/>
+      <w:r>
+        <w:rPr>
+          <w:lang w:val="pt-PT"/>
+        </w:rPr>
+        <w:t>Python</w:t>
+      </w:r>
+      <w:proofErr w:type="spellEnd"/>
+      <w:r>
+        <w:rPr>
+          <w:lang w:val="pt-PT"/>
+        </w:rPr>
+        <w:t xml:space="preserve">, recorrendo ao ANTLR4 para geração automática do </w:t>
+      </w:r>
+      <w:proofErr w:type="spellStart"/>
+      <w:r>
+        <w:rPr>
+          <w:lang w:val="pt-PT"/>
+        </w:rPr>
+        <w:t>lexer</w:t>
+      </w:r>
+      <w:proofErr w:type="spellEnd"/>
+      <w:r>
+        <w:rPr>
+          <w:lang w:val="pt-PT"/>
+        </w:rPr>
+        <w:t xml:space="preserve"> e </w:t>
+      </w:r>
+      <w:proofErr w:type="spellStart"/>
+      <w:r>
+        <w:rPr>
+          <w:lang w:val="pt-PT"/>
+        </w:rPr>
+        <w:t>parser</w:t>
+      </w:r>
+      <w:proofErr w:type="spellEnd"/>
+      <w:r>
+        <w:rPr>
+          <w:lang w:val="pt-PT"/>
+        </w:rPr>
+        <w:t>, sendo posteriormente construída uma arquitetura modular composta por múltiplos componentes especializados.</w:t>
+      </w:r>
+    </w:p>
+    <w:p>
+      <w:pPr>
+        <w:pStyle w:val="Corpodetexto"/>
+        <w:jc w:val="both"/>
         <w:rPr>
           <w:lang w:val="pt-PT"/>
         </w:rPr>
@@ -482,62 +566,111 @@
           <w:ilvl w:val="0"/>
           <w:numId w:val="5"/>
         </w:numPr>
-        <w:rPr/>
-      </w:pPr>
-      <w:r>
-        <w:rPr/>
-        <w:t>robustez da análise;</w:t>
-      </w:r>
-    </w:p>
-    <w:p>
-      <w:pPr>
-        <w:pStyle w:val="Compact"/>
-        <w:numPr>
-          <w:ilvl w:val="0"/>
-          <w:numId w:val="5"/>
-        </w:numPr>
-        <w:rPr/>
-      </w:pPr>
-      <w:r>
-        <w:rPr/>
-        <w:t>modularidade do código;</w:t>
-      </w:r>
-    </w:p>
-    <w:p>
-      <w:pPr>
-        <w:pStyle w:val="Compact"/>
-        <w:numPr>
-          <w:ilvl w:val="0"/>
-          <w:numId w:val="5"/>
-        </w:numPr>
-        <w:rPr/>
-      </w:pPr>
-      <w:r>
-        <w:rPr/>
-        <w:t>clareza estrutural;</w:t>
-      </w:r>
-    </w:p>
-    <w:p>
-      <w:pPr>
-        <w:pStyle w:val="Compact"/>
-        <w:numPr>
-          <w:ilvl w:val="0"/>
-          <w:numId w:val="5"/>
-        </w:numPr>
-        <w:rPr/>
-      </w:pPr>
-      <w:r>
-        <w:rPr/>
-        <w:t>facilidade de manutenção;</w:t>
-      </w:r>
-    </w:p>
-    <w:p>
-      <w:pPr>
-        <w:pStyle w:val="Compact"/>
-        <w:numPr>
-          <w:ilvl w:val="0"/>
-          <w:numId w:val="5"/>
-        </w:numPr>
+        <w:jc w:val="both"/>
+      </w:pPr>
+      <w:proofErr w:type="spellStart"/>
+      <w:r>
+        <w:t>robustez</w:t>
+      </w:r>
+      <w:proofErr w:type="spellEnd"/>
+      <w:r>
+        <w:t xml:space="preserve"> da </w:t>
+      </w:r>
+      <w:proofErr w:type="spellStart"/>
+      <w:r>
+        <w:t>análise</w:t>
+      </w:r>
+      <w:proofErr w:type="spellEnd"/>
+      <w:r>
+        <w:t>;</w:t>
+      </w:r>
+    </w:p>
+    <w:p>
+      <w:pPr>
+        <w:pStyle w:val="Compact"/>
+        <w:numPr>
+          <w:ilvl w:val="0"/>
+          <w:numId w:val="5"/>
+        </w:numPr>
+        <w:jc w:val="both"/>
+      </w:pPr>
+      <w:proofErr w:type="spellStart"/>
+      <w:r>
+        <w:t>modularidade</w:t>
+      </w:r>
+      <w:proofErr w:type="spellEnd"/>
+      <w:r>
+        <w:t xml:space="preserve"> do </w:t>
+      </w:r>
+      <w:proofErr w:type="spellStart"/>
+      <w:r>
+        <w:t>código</w:t>
+      </w:r>
+      <w:proofErr w:type="spellEnd"/>
+      <w:r>
+        <w:t>;</w:t>
+      </w:r>
+    </w:p>
+    <w:p>
+      <w:pPr>
+        <w:pStyle w:val="Compact"/>
+        <w:numPr>
+          <w:ilvl w:val="0"/>
+          <w:numId w:val="5"/>
+        </w:numPr>
+        <w:jc w:val="both"/>
+      </w:pPr>
+      <w:proofErr w:type="spellStart"/>
+      <w:r>
+        <w:t>clareza</w:t>
+      </w:r>
+      <w:proofErr w:type="spellEnd"/>
+      <w:r>
+        <w:t xml:space="preserve"> </w:t>
+      </w:r>
+      <w:proofErr w:type="spellStart"/>
+      <w:r>
+        <w:t>estrutural</w:t>
+      </w:r>
+      <w:proofErr w:type="spellEnd"/>
+      <w:r>
+        <w:t>;</w:t>
+      </w:r>
+    </w:p>
+    <w:p>
+      <w:pPr>
+        <w:pStyle w:val="Compact"/>
+        <w:numPr>
+          <w:ilvl w:val="0"/>
+          <w:numId w:val="5"/>
+        </w:numPr>
+        <w:jc w:val="both"/>
+      </w:pPr>
+      <w:proofErr w:type="spellStart"/>
+      <w:r>
+        <w:t>facilidade</w:t>
+      </w:r>
+      <w:proofErr w:type="spellEnd"/>
+      <w:r>
+        <w:t xml:space="preserve"> de </w:t>
+      </w:r>
+      <w:proofErr w:type="spellStart"/>
+      <w:r>
+        <w:t>manutenção</w:t>
+      </w:r>
+      <w:proofErr w:type="spellEnd"/>
+      <w:r>
+        <w:t>;</w:t>
+      </w:r>
+    </w:p>
+    <w:p>
+      <w:pPr>
+        <w:pStyle w:val="Compact"/>
+        <w:numPr>
+          <w:ilvl w:val="0"/>
+          <w:numId w:val="5"/>
+        </w:numPr>
+        <w:jc w:val="both"/>
         <w:rPr>
           <w:lang w:val="pt-PT"/>
         </w:rPr>
@@ -556,20 +689,41 @@
           <w:ilvl w:val="0"/>
           <w:numId w:val="5"/>
         </w:numPr>
-        <w:rPr/>
-      </w:pPr>
-      <w:r>
-        <w:rPr/>
-        <w:t>deteção controlada de erros;</w:t>
-      </w:r>
-    </w:p>
-    <w:p>
-      <w:pPr>
-        <w:pStyle w:val="Compact"/>
-        <w:numPr>
-          <w:ilvl w:val="0"/>
-          <w:numId w:val="5"/>
-        </w:numPr>
+        <w:jc w:val="both"/>
+      </w:pPr>
+      <w:proofErr w:type="spellStart"/>
+      <w:r>
+        <w:t>deteção</w:t>
+      </w:r>
+      <w:proofErr w:type="spellEnd"/>
+      <w:r>
+        <w:t xml:space="preserve"> </w:t>
+      </w:r>
+      <w:proofErr w:type="spellStart"/>
+      <w:r>
+        <w:t>controlada</w:t>
+      </w:r>
+      <w:proofErr w:type="spellEnd"/>
+      <w:r>
+        <w:t xml:space="preserve"> de </w:t>
+      </w:r>
+      <w:proofErr w:type="spellStart"/>
+      <w:r>
+        <w:t>erros</w:t>
+      </w:r>
+      <w:proofErr w:type="spellEnd"/>
+      <w:r>
+        <w:t>;</w:t>
+      </w:r>
+    </w:p>
+    <w:p>
+      <w:pPr>
+        <w:pStyle w:val="Compact"/>
+        <w:numPr>
+          <w:ilvl w:val="0"/>
+          <w:numId w:val="5"/>
+        </w:numPr>
+        <w:jc w:val="both"/>
         <w:rPr>
           <w:lang w:val="pt-PT"/>
         </w:rPr>
@@ -584,31 +738,52 @@
     <w:p>
       <w:pPr>
         <w:pStyle w:val="FirstParagraph"/>
-        <w:rPr>
-          <w:lang w:val="pt-PT"/>
-        </w:rPr>
-      </w:pPr>
-      <w:r>
-        <w:rPr>
-          <w:lang w:val="pt-PT"/>
-        </w:rPr>
-        <w:t>Foi igualmente dada especial atenção à componente de otimização do código intermédio, incluindo técnicas clássicas como constant folding, propagação de constantes, simplificação algébrica e eliminação conservadora de código morto.</w:t>
-      </w:r>
-    </w:p>
-    <w:p>
-      <w:pPr>
-        <w:pStyle w:val="Normal"/>
-        <w:rPr/>
-      </w:pPr>
-      <w:r>
-        <w:rPr/>
-      </w:r>
-    </w:p>
-    <w:p>
-      <w:pPr>
-        <w:pStyle w:val="Heading1"/>
-        <w:rPr>
-          <w:color w:themeColor="text2" w:themeTint="99" w:val="548DD4"/>
+        <w:jc w:val="both"/>
+        <w:rPr>
+          <w:lang w:val="pt-PT"/>
+        </w:rPr>
+      </w:pPr>
+      <w:r>
+        <w:rPr>
+          <w:lang w:val="pt-PT"/>
+        </w:rPr>
+        <w:t xml:space="preserve">Foi igualmente dada especial atenção à componente de otimização do código intermédio, incluindo técnicas clássicas como </w:t>
+      </w:r>
+      <w:proofErr w:type="spellStart"/>
+      <w:r>
+        <w:rPr>
+          <w:lang w:val="pt-PT"/>
+        </w:rPr>
+        <w:t>constant</w:t>
+      </w:r>
+      <w:proofErr w:type="spellEnd"/>
+      <w:r>
+        <w:rPr>
+          <w:lang w:val="pt-PT"/>
+        </w:rPr>
+        <w:t xml:space="preserve"> </w:t>
+      </w:r>
+      <w:proofErr w:type="spellStart"/>
+      <w:r>
+        <w:rPr>
+          <w:lang w:val="pt-PT"/>
+        </w:rPr>
+        <w:t>folding</w:t>
+      </w:r>
+      <w:proofErr w:type="spellEnd"/>
+      <w:r>
+        <w:rPr>
+          <w:lang w:val="pt-PT"/>
+        </w:rPr>
+        <w:t>, propagação de constantes, simplificação algébrica e eliminação conservadora de código morto.</w:t>
+      </w:r>
+    </w:p>
+    <w:p/>
+    <w:p>
+      <w:pPr>
+        <w:pStyle w:val="Ttulo1"/>
+        <w:rPr>
+          <w:color w:val="000000" w:themeColor="text1"/>
         </w:rPr>
       </w:pPr>
       <w:bookmarkStart w:id="1" w:name="arquitetura-geral-do-compilador"/>
@@ -617,7 +792,7 @@
       <w:bookmarkEnd w:id="2"/>
       <w:r>
         <w:rPr>
-          <w:color w:themeColor="text2" w:themeTint="99" w:val="548DD4"/>
+          <w:color w:val="000000" w:themeColor="text1"/>
         </w:rPr>
         <w:t>2. Arquitetura Geral do Compilador</w:t>
       </w:r>
@@ -625,6 +800,7 @@
     <w:p>
       <w:pPr>
         <w:pStyle w:val="FirstParagraph"/>
+        <w:jc w:val="both"/>
         <w:rPr>
           <w:lang w:val="pt-PT"/>
         </w:rPr>
@@ -643,11 +819,31 @@
           <w:ilvl w:val="0"/>
           <w:numId w:val="8"/>
         </w:numPr>
-        <w:rPr/>
-      </w:pPr>
-      <w:r>
-        <w:rPr/>
-        <w:t>Leitura do ficheiro fonte;</w:t>
+        <w:jc w:val="both"/>
+      </w:pPr>
+      <w:proofErr w:type="spellStart"/>
+      <w:r>
+        <w:t>Leitura</w:t>
+      </w:r>
+      <w:proofErr w:type="spellEnd"/>
+      <w:r>
+        <w:t xml:space="preserve"> do </w:t>
+      </w:r>
+      <w:proofErr w:type="spellStart"/>
+      <w:r>
+        <w:t>ficheiro</w:t>
+      </w:r>
+      <w:proofErr w:type="spellEnd"/>
+      <w:r>
+        <w:t xml:space="preserve"> </w:t>
+      </w:r>
+      <w:proofErr w:type="spellStart"/>
+      <w:r>
+        <w:t>fonte</w:t>
+      </w:r>
+      <w:proofErr w:type="spellEnd"/>
+      <w:r>
+        <w:t>;</w:t>
       </w:r>
     </w:p>
     <w:p>
@@ -657,11 +853,23 @@
           <w:ilvl w:val="0"/>
           <w:numId w:val="9"/>
         </w:numPr>
-        <w:rPr/>
-      </w:pPr>
-      <w:r>
-        <w:rPr/>
-        <w:t>Análise léxica;</w:t>
+        <w:jc w:val="both"/>
+      </w:pPr>
+      <w:proofErr w:type="spellStart"/>
+      <w:r>
+        <w:t>Análise</w:t>
+      </w:r>
+      <w:proofErr w:type="spellEnd"/>
+      <w:r>
+        <w:t xml:space="preserve"> </w:t>
+      </w:r>
+      <w:proofErr w:type="spellStart"/>
+      <w:r>
+        <w:t>léxica</w:t>
+      </w:r>
+      <w:proofErr w:type="spellEnd"/>
+      <w:r>
+        <w:t>;</w:t>
       </w:r>
     </w:p>
     <w:p>
@@ -671,11 +879,23 @@
           <w:ilvl w:val="0"/>
           <w:numId w:val="10"/>
         </w:numPr>
-        <w:rPr/>
-      </w:pPr>
-      <w:r>
-        <w:rPr/>
-        <w:t>Análise sintática;</w:t>
+        <w:jc w:val="both"/>
+      </w:pPr>
+      <w:proofErr w:type="spellStart"/>
+      <w:r>
+        <w:t>Análise</w:t>
+      </w:r>
+      <w:proofErr w:type="spellEnd"/>
+      <w:r>
+        <w:t xml:space="preserve"> </w:t>
+      </w:r>
+      <w:proofErr w:type="spellStart"/>
+      <w:r>
+        <w:t>sintática</w:t>
+      </w:r>
+      <w:proofErr w:type="spellEnd"/>
+      <w:r>
+        <w:t>;</w:t>
       </w:r>
     </w:p>
     <w:p>
@@ -685,11 +905,15 @@
           <w:ilvl w:val="0"/>
           <w:numId w:val="11"/>
         </w:numPr>
-        <w:rPr/>
-      </w:pPr>
-      <w:r>
-        <w:rPr/>
-        <w:t>Construção da AST;</w:t>
+        <w:jc w:val="both"/>
+      </w:pPr>
+      <w:proofErr w:type="spellStart"/>
+      <w:r>
+        <w:t>Construção</w:t>
+      </w:r>
+      <w:proofErr w:type="spellEnd"/>
+      <w:r>
+        <w:t xml:space="preserve"> da AST;</w:t>
       </w:r>
     </w:p>
     <w:p>
@@ -699,11 +923,24 @@
           <w:ilvl w:val="0"/>
           <w:numId w:val="12"/>
         </w:numPr>
-        <w:rPr/>
-      </w:pPr>
-      <w:r>
-        <w:rPr/>
-        <w:t>Análise semântica;</w:t>
+        <w:jc w:val="both"/>
+      </w:pPr>
+      <w:proofErr w:type="spellStart"/>
+      <w:r>
+        <w:lastRenderedPageBreak/>
+        <w:t>Análise</w:t>
+      </w:r>
+      <w:proofErr w:type="spellEnd"/>
+      <w:r>
+        <w:t xml:space="preserve"> </w:t>
+      </w:r>
+      <w:proofErr w:type="spellStart"/>
+      <w:r>
+        <w:t>semântica</w:t>
+      </w:r>
+      <w:proofErr w:type="spellEnd"/>
+      <w:r>
+        <w:t>;</w:t>
       </w:r>
     </w:p>
     <w:p>
@@ -713,11 +950,15 @@
           <w:ilvl w:val="0"/>
           <w:numId w:val="13"/>
         </w:numPr>
-        <w:rPr/>
-      </w:pPr>
-      <w:r>
-        <w:rPr/>
-        <w:t>Geração de TAC;</w:t>
+        <w:jc w:val="both"/>
+      </w:pPr>
+      <w:proofErr w:type="spellStart"/>
+      <w:r>
+        <w:t>Geração</w:t>
+      </w:r>
+      <w:proofErr w:type="spellEnd"/>
+      <w:r>
+        <w:t xml:space="preserve"> de TAC;</w:t>
       </w:r>
     </w:p>
     <w:p>
@@ -727,16 +968,21 @@
           <w:ilvl w:val="0"/>
           <w:numId w:val="14"/>
         </w:numPr>
-        <w:rPr/>
-      </w:pPr>
-      <w:r>
-        <w:rPr/>
-        <w:t>Otimização de TAC.</w:t>
+        <w:jc w:val="both"/>
+      </w:pPr>
+      <w:proofErr w:type="spellStart"/>
+      <w:r>
+        <w:t>Otimização</w:t>
+      </w:r>
+      <w:proofErr w:type="spellEnd"/>
+      <w:r>
+        <w:t xml:space="preserve"> de TAC.</w:t>
       </w:r>
     </w:p>
     <w:p>
       <w:pPr>
         <w:pStyle w:val="FirstParagraph"/>
+        <w:jc w:val="both"/>
         <w:rPr>
           <w:lang w:val="pt-PT"/>
         </w:rPr>
@@ -763,7 +1009,8 @@
     </w:p>
     <w:p>
       <w:pPr>
-        <w:pStyle w:val="BodyText"/>
+        <w:pStyle w:val="Corpodetexto"/>
+        <w:jc w:val="both"/>
         <w:rPr>
           <w:lang w:val="pt-PT"/>
         </w:rPr>
@@ -778,6 +1025,7 @@
     <w:p>
       <w:pPr>
         <w:pStyle w:val="SourceCode"/>
+        <w:jc w:val="both"/>
         <w:rPr>
           <w:lang w:val="en-GB"/>
         </w:rPr>
@@ -846,6 +1094,11 @@
           <w:lang w:val="en-GB"/>
         </w:rPr>
         <w:br/>
+      </w:r>
+      <w:r>
+        <w:rPr>
+          <w:lang w:val="en-GB"/>
+        </w:rPr>
         <w:br/>
       </w:r>
       <w:r>
@@ -911,6 +1164,7 @@
     <w:p>
       <w:pPr>
         <w:pStyle w:val="FirstParagraph"/>
+        <w:jc w:val="both"/>
         <w:rPr>
           <w:lang w:val="pt-PT"/>
         </w:rPr>
@@ -924,18 +1178,14 @@
     </w:p>
     <w:p>
       <w:pPr>
-        <w:pStyle w:val="Normal"/>
-        <w:rPr/>
-      </w:pPr>
-      <w:r>
-        <w:rPr/>
-      </w:r>
-    </w:p>
-    <w:p>
-      <w:pPr>
-        <w:pStyle w:val="Heading1"/>
-        <w:rPr>
-          <w:color w:themeColor="text2" w:themeTint="99" w:val="548DD4"/>
+        <w:jc w:val="both"/>
+      </w:pPr>
+    </w:p>
+    <w:p>
+      <w:pPr>
+        <w:pStyle w:val="Ttulo1"/>
+        <w:rPr>
+          <w:color w:val="000000" w:themeColor="text1"/>
         </w:rPr>
       </w:pPr>
       <w:bookmarkStart w:id="3" w:name="análise-léxica-e-sintática"/>
@@ -944,7 +1194,7 @@
       <w:bookmarkEnd w:id="4"/>
       <w:r>
         <w:rPr>
-          <w:color w:themeColor="text2" w:themeTint="99" w:val="548DD4"/>
+          <w:color w:val="000000" w:themeColor="text1"/>
         </w:rPr>
         <w:t>3. Análise Léxica e Sintática</w:t>
       </w:r>
@@ -952,6 +1202,7 @@
     <w:p>
       <w:pPr>
         <w:pStyle w:val="FirstParagraph"/>
+        <w:jc w:val="both"/>
         <w:rPr>
           <w:lang w:val="pt-PT"/>
         </w:rPr>
@@ -965,7 +1216,8 @@
     </w:p>
     <w:p>
       <w:pPr>
-        <w:pStyle w:val="BodyText"/>
+        <w:pStyle w:val="Corpodetexto"/>
+        <w:jc w:val="both"/>
         <w:rPr>
           <w:lang w:val="pt-PT"/>
         </w:rPr>
@@ -997,188 +1249,334 @@
           <w:ilvl w:val="0"/>
           <w:numId w:val="5"/>
         </w:numPr>
-        <w:rPr/>
-      </w:pPr>
-      <w:r>
-        <w:rPr/>
-        <w:t>definição de tokens;</w:t>
-      </w:r>
-    </w:p>
-    <w:p>
-      <w:pPr>
-        <w:pStyle w:val="Compact"/>
-        <w:numPr>
-          <w:ilvl w:val="0"/>
-          <w:numId w:val="5"/>
-        </w:numPr>
-        <w:rPr/>
-      </w:pPr>
-      <w:r>
-        <w:rPr/>
-        <w:t>regras léxicas;</w:t>
-      </w:r>
-    </w:p>
-    <w:p>
-      <w:pPr>
-        <w:pStyle w:val="Compact"/>
-        <w:numPr>
-          <w:ilvl w:val="0"/>
-          <w:numId w:val="5"/>
-        </w:numPr>
-        <w:rPr/>
-      </w:pPr>
-      <w:r>
-        <w:rPr/>
-        <w:t>regras sintáticas;</w:t>
-      </w:r>
-    </w:p>
-    <w:p>
-      <w:pPr>
-        <w:pStyle w:val="Compact"/>
-        <w:numPr>
-          <w:ilvl w:val="0"/>
-          <w:numId w:val="5"/>
-        </w:numPr>
-        <w:rPr/>
-      </w:pPr>
-      <w:r>
-        <w:rPr/>
-        <w:t>precedência de operadores;</w:t>
-      </w:r>
-    </w:p>
-    <w:p>
-      <w:pPr>
-        <w:pStyle w:val="Compact"/>
-        <w:numPr>
-          <w:ilvl w:val="0"/>
-          <w:numId w:val="5"/>
-        </w:numPr>
-        <w:rPr/>
-      </w:pPr>
-      <w:r>
-        <w:rPr/>
-        <w:t>estruturas de controlo;</w:t>
-      </w:r>
-    </w:p>
-    <w:p>
-      <w:pPr>
-        <w:pStyle w:val="Compact"/>
-        <w:numPr>
-          <w:ilvl w:val="0"/>
-          <w:numId w:val="5"/>
-        </w:numPr>
-        <w:rPr/>
-      </w:pPr>
-      <w:r>
-        <w:rPr/>
-        <w:t>funções;</w:t>
-      </w:r>
-    </w:p>
-    <w:p>
-      <w:pPr>
-        <w:pStyle w:val="Compact"/>
-        <w:numPr>
-          <w:ilvl w:val="0"/>
-          <w:numId w:val="5"/>
-        </w:numPr>
-        <w:rPr/>
-      </w:pPr>
-      <w:r>
-        <w:rPr/>
-        <w:t>vetores;</w:t>
-      </w:r>
-    </w:p>
-    <w:p>
-      <w:pPr>
-        <w:pStyle w:val="Compact"/>
-        <w:numPr>
-          <w:ilvl w:val="0"/>
-          <w:numId w:val="5"/>
-        </w:numPr>
-        <w:rPr/>
-      </w:pPr>
-      <w:r>
-        <w:rPr/>
-        <w:t>expressões;</w:t>
-      </w:r>
-    </w:p>
-    <w:p>
-      <w:pPr>
-        <w:pStyle w:val="Compact"/>
-        <w:numPr>
-          <w:ilvl w:val="0"/>
-          <w:numId w:val="5"/>
-        </w:numPr>
-        <w:rPr/>
-      </w:pPr>
-      <w:r>
-        <w:rPr/>
-        <w:t>condições lógicas.</w:t>
+        <w:jc w:val="both"/>
+      </w:pPr>
+      <w:proofErr w:type="spellStart"/>
+      <w:r>
+        <w:t>definição</w:t>
+      </w:r>
+      <w:proofErr w:type="spellEnd"/>
+      <w:r>
+        <w:t xml:space="preserve"> de tokens;</w:t>
+      </w:r>
+    </w:p>
+    <w:p>
+      <w:pPr>
+        <w:pStyle w:val="Compact"/>
+        <w:numPr>
+          <w:ilvl w:val="0"/>
+          <w:numId w:val="5"/>
+        </w:numPr>
+        <w:jc w:val="both"/>
+      </w:pPr>
+      <w:proofErr w:type="spellStart"/>
+      <w:r>
+        <w:t>regras</w:t>
+      </w:r>
+      <w:proofErr w:type="spellEnd"/>
+      <w:r>
+        <w:t xml:space="preserve"> </w:t>
+      </w:r>
+      <w:proofErr w:type="spellStart"/>
+      <w:r>
+        <w:t>léxicas</w:t>
+      </w:r>
+      <w:proofErr w:type="spellEnd"/>
+      <w:r>
+        <w:t>;</w:t>
+      </w:r>
+    </w:p>
+    <w:p>
+      <w:pPr>
+        <w:pStyle w:val="Compact"/>
+        <w:numPr>
+          <w:ilvl w:val="0"/>
+          <w:numId w:val="5"/>
+        </w:numPr>
+        <w:jc w:val="both"/>
+      </w:pPr>
+      <w:proofErr w:type="spellStart"/>
+      <w:r>
+        <w:t>regras</w:t>
+      </w:r>
+      <w:proofErr w:type="spellEnd"/>
+      <w:r>
+        <w:t xml:space="preserve"> </w:t>
+      </w:r>
+      <w:proofErr w:type="spellStart"/>
+      <w:r>
+        <w:t>sintáticas</w:t>
+      </w:r>
+      <w:proofErr w:type="spellEnd"/>
+      <w:r>
+        <w:t>;</w:t>
+      </w:r>
+    </w:p>
+    <w:p>
+      <w:pPr>
+        <w:pStyle w:val="Compact"/>
+        <w:numPr>
+          <w:ilvl w:val="0"/>
+          <w:numId w:val="5"/>
+        </w:numPr>
+        <w:jc w:val="both"/>
+      </w:pPr>
+      <w:proofErr w:type="spellStart"/>
+      <w:r>
+        <w:t>precedência</w:t>
+      </w:r>
+      <w:proofErr w:type="spellEnd"/>
+      <w:r>
+        <w:t xml:space="preserve"> de </w:t>
+      </w:r>
+      <w:proofErr w:type="spellStart"/>
+      <w:r>
+        <w:t>operadores</w:t>
+      </w:r>
+      <w:proofErr w:type="spellEnd"/>
+      <w:r>
+        <w:t>;</w:t>
+      </w:r>
+    </w:p>
+    <w:p>
+      <w:pPr>
+        <w:pStyle w:val="Compact"/>
+        <w:numPr>
+          <w:ilvl w:val="0"/>
+          <w:numId w:val="5"/>
+        </w:numPr>
+        <w:jc w:val="both"/>
+      </w:pPr>
+      <w:proofErr w:type="spellStart"/>
+      <w:r>
+        <w:t>estruturas</w:t>
+      </w:r>
+      <w:proofErr w:type="spellEnd"/>
+      <w:r>
+        <w:t xml:space="preserve"> de </w:t>
+      </w:r>
+      <w:proofErr w:type="spellStart"/>
+      <w:r>
+        <w:t>controlo</w:t>
+      </w:r>
+      <w:proofErr w:type="spellEnd"/>
+      <w:r>
+        <w:t>;</w:t>
+      </w:r>
+    </w:p>
+    <w:p>
+      <w:pPr>
+        <w:pStyle w:val="Compact"/>
+        <w:numPr>
+          <w:ilvl w:val="0"/>
+          <w:numId w:val="5"/>
+        </w:numPr>
+        <w:jc w:val="both"/>
+      </w:pPr>
+      <w:proofErr w:type="spellStart"/>
+      <w:r>
+        <w:t>funções</w:t>
+      </w:r>
+      <w:proofErr w:type="spellEnd"/>
+      <w:r>
+        <w:t>;</w:t>
+      </w:r>
+    </w:p>
+    <w:p>
+      <w:pPr>
+        <w:pStyle w:val="Compact"/>
+        <w:numPr>
+          <w:ilvl w:val="0"/>
+          <w:numId w:val="5"/>
+        </w:numPr>
+        <w:jc w:val="both"/>
+      </w:pPr>
+      <w:proofErr w:type="spellStart"/>
+      <w:r>
+        <w:t>vetores</w:t>
+      </w:r>
+      <w:proofErr w:type="spellEnd"/>
+      <w:r>
+        <w:t>;</w:t>
+      </w:r>
+    </w:p>
+    <w:p>
+      <w:pPr>
+        <w:pStyle w:val="Compact"/>
+        <w:numPr>
+          <w:ilvl w:val="0"/>
+          <w:numId w:val="5"/>
+        </w:numPr>
+        <w:jc w:val="both"/>
+      </w:pPr>
+      <w:proofErr w:type="spellStart"/>
+      <w:r>
+        <w:t>expressões</w:t>
+      </w:r>
+      <w:proofErr w:type="spellEnd"/>
+      <w:r>
+        <w:t>;</w:t>
+      </w:r>
+    </w:p>
+    <w:p>
+      <w:pPr>
+        <w:pStyle w:val="Compact"/>
+        <w:numPr>
+          <w:ilvl w:val="0"/>
+          <w:numId w:val="5"/>
+        </w:numPr>
+        <w:jc w:val="both"/>
+      </w:pPr>
+      <w:proofErr w:type="spellStart"/>
+      <w:r>
+        <w:t>condições</w:t>
+      </w:r>
+      <w:proofErr w:type="spellEnd"/>
+      <w:r>
+        <w:t xml:space="preserve"> </w:t>
+      </w:r>
+      <w:proofErr w:type="spellStart"/>
+      <w:r>
+        <w:t>lógicas</w:t>
+      </w:r>
+      <w:proofErr w:type="spellEnd"/>
+      <w:r>
+        <w:t>.</w:t>
       </w:r>
     </w:p>
     <w:p>
       <w:pPr>
         <w:pStyle w:val="FirstParagraph"/>
-        <w:rPr>
-          <w:lang w:val="pt-PT"/>
-        </w:rPr>
-      </w:pPr>
-      <w:r>
-        <w:rPr>
-          <w:lang w:val="pt-PT"/>
-        </w:rPr>
-        <w:t>O lexer foi configurado para:</w:t>
-      </w:r>
-    </w:p>
-    <w:p>
-      <w:pPr>
-        <w:pStyle w:val="Compact"/>
-        <w:numPr>
-          <w:ilvl w:val="0"/>
-          <w:numId w:val="5"/>
-        </w:numPr>
-        <w:rPr/>
-      </w:pPr>
-      <w:r>
-        <w:rPr/>
-        <w:t>detetar caracteres inválidos;</w:t>
-      </w:r>
-    </w:p>
-    <w:p>
-      <w:pPr>
-        <w:pStyle w:val="Compact"/>
-        <w:numPr>
-          <w:ilvl w:val="0"/>
-          <w:numId w:val="5"/>
-        </w:numPr>
-        <w:rPr/>
-      </w:pPr>
-      <w:r>
-        <w:rPr/>
-        <w:t>identificar strings não terminadas;</w:t>
-      </w:r>
-    </w:p>
-    <w:p>
-      <w:pPr>
-        <w:pStyle w:val="Compact"/>
-        <w:numPr>
-          <w:ilvl w:val="0"/>
-          <w:numId w:val="5"/>
-        </w:numPr>
-        <w:rPr/>
-      </w:pPr>
-      <w:r>
-        <w:rPr/>
-        <w:t>reconhecer tokens reservados;</w:t>
-      </w:r>
-    </w:p>
-    <w:p>
-      <w:pPr>
-        <w:pStyle w:val="Compact"/>
-        <w:numPr>
-          <w:ilvl w:val="0"/>
-          <w:numId w:val="5"/>
-        </w:numPr>
+        <w:jc w:val="both"/>
+        <w:rPr>
+          <w:lang w:val="pt-PT"/>
+        </w:rPr>
+      </w:pPr>
+      <w:r>
+        <w:rPr>
+          <w:lang w:val="pt-PT"/>
+        </w:rPr>
+        <w:t xml:space="preserve">O </w:t>
+      </w:r>
+      <w:proofErr w:type="spellStart"/>
+      <w:r>
+        <w:rPr>
+          <w:lang w:val="pt-PT"/>
+        </w:rPr>
+        <w:t>lexer</w:t>
+      </w:r>
+      <w:proofErr w:type="spellEnd"/>
+      <w:r>
+        <w:rPr>
+          <w:lang w:val="pt-PT"/>
+        </w:rPr>
+        <w:t xml:space="preserve"> foi configurado para:</w:t>
+      </w:r>
+    </w:p>
+    <w:p>
+      <w:pPr>
+        <w:pStyle w:val="Compact"/>
+        <w:numPr>
+          <w:ilvl w:val="0"/>
+          <w:numId w:val="5"/>
+        </w:numPr>
+        <w:jc w:val="both"/>
+      </w:pPr>
+      <w:proofErr w:type="spellStart"/>
+      <w:r>
+        <w:t>detetar</w:t>
+      </w:r>
+      <w:proofErr w:type="spellEnd"/>
+      <w:r>
+        <w:t xml:space="preserve"> </w:t>
+      </w:r>
+      <w:proofErr w:type="spellStart"/>
+      <w:r>
+        <w:t>caracteres</w:t>
+      </w:r>
+      <w:proofErr w:type="spellEnd"/>
+      <w:r>
+        <w:t xml:space="preserve"> </w:t>
+      </w:r>
+      <w:proofErr w:type="spellStart"/>
+      <w:r>
+        <w:t>inválidos</w:t>
+      </w:r>
+      <w:proofErr w:type="spellEnd"/>
+      <w:r>
+        <w:t>;</w:t>
+      </w:r>
+    </w:p>
+    <w:p>
+      <w:pPr>
+        <w:pStyle w:val="Compact"/>
+        <w:numPr>
+          <w:ilvl w:val="0"/>
+          <w:numId w:val="5"/>
+        </w:numPr>
+        <w:jc w:val="both"/>
+      </w:pPr>
+      <w:proofErr w:type="spellStart"/>
+      <w:r>
+        <w:t>identificar</w:t>
+      </w:r>
+      <w:proofErr w:type="spellEnd"/>
+      <w:r>
+        <w:t xml:space="preserve"> strings </w:t>
+      </w:r>
+      <w:proofErr w:type="spellStart"/>
+      <w:proofErr w:type="gramStart"/>
+      <w:r>
+        <w:t>não</w:t>
+      </w:r>
+      <w:proofErr w:type="spellEnd"/>
+      <w:proofErr w:type="gramEnd"/>
+      <w:r>
+        <w:t xml:space="preserve"> </w:t>
+      </w:r>
+      <w:proofErr w:type="spellStart"/>
+      <w:r>
+        <w:t>terminadas</w:t>
+      </w:r>
+      <w:proofErr w:type="spellEnd"/>
+      <w:r>
+        <w:t>;</w:t>
+      </w:r>
+    </w:p>
+    <w:p>
+      <w:pPr>
+        <w:pStyle w:val="Compact"/>
+        <w:numPr>
+          <w:ilvl w:val="0"/>
+          <w:numId w:val="5"/>
+        </w:numPr>
+        <w:jc w:val="both"/>
+      </w:pPr>
+      <w:proofErr w:type="spellStart"/>
+      <w:r>
+        <w:t>reconhecer</w:t>
+      </w:r>
+      <w:proofErr w:type="spellEnd"/>
+      <w:r>
+        <w:t xml:space="preserve"> tokens </w:t>
+      </w:r>
+      <w:proofErr w:type="spellStart"/>
+      <w:r>
+        <w:t>reservados</w:t>
+      </w:r>
+      <w:proofErr w:type="spellEnd"/>
+      <w:r>
+        <w:t>;</w:t>
+      </w:r>
+    </w:p>
+    <w:p>
+      <w:pPr>
+        <w:pStyle w:val="Compact"/>
+        <w:numPr>
+          <w:ilvl w:val="0"/>
+          <w:numId w:val="5"/>
+        </w:numPr>
+        <w:jc w:val="both"/>
         <w:rPr>
           <w:lang w:val="pt-PT"/>
         </w:rPr>
@@ -1193,20 +1591,37 @@
     <w:p>
       <w:pPr>
         <w:pStyle w:val="FirstParagraph"/>
-        <w:rPr>
-          <w:lang w:val="pt-PT"/>
-        </w:rPr>
-      </w:pPr>
-      <w:r>
-        <w:rPr>
-          <w:lang w:val="pt-PT"/>
-        </w:rPr>
-        <w:t>A análise sintática foi implementada através do parser gerado automaticamente pelo ANTLR4.</w:t>
-      </w:r>
-    </w:p>
-    <w:p>
-      <w:pPr>
-        <w:pStyle w:val="BodyText"/>
+        <w:jc w:val="both"/>
+        <w:rPr>
+          <w:lang w:val="pt-PT"/>
+        </w:rPr>
+      </w:pPr>
+      <w:r>
+        <w:rPr>
+          <w:lang w:val="pt-PT"/>
+        </w:rPr>
+        <w:lastRenderedPageBreak/>
+        <w:t xml:space="preserve">A análise sintática foi implementada através do </w:t>
+      </w:r>
+      <w:proofErr w:type="spellStart"/>
+      <w:r>
+        <w:rPr>
+          <w:lang w:val="pt-PT"/>
+        </w:rPr>
+        <w:t>parser</w:t>
+      </w:r>
+      <w:proofErr w:type="spellEnd"/>
+      <w:r>
+        <w:rPr>
+          <w:lang w:val="pt-PT"/>
+        </w:rPr>
+        <w:t xml:space="preserve"> gerado automaticamente pelo ANTLR4.</w:t>
+      </w:r>
+    </w:p>
+    <w:p>
+      <w:pPr>
+        <w:pStyle w:val="Corpodetexto"/>
+        <w:jc w:val="both"/>
         <w:rPr>
           <w:lang w:val="pt-PT"/>
         </w:rPr>
@@ -1217,6 +1632,7 @@
         </w:rPr>
         <w:t xml:space="preserve">Foi ainda desenvolvido um sistema de recolha de erros através da classe </w:t>
       </w:r>
+      <w:proofErr w:type="spellStart"/>
       <w:r>
         <w:rPr>
           <w:rStyle w:val="VerbatimChar"/>
@@ -1224,6 +1640,7 @@
         </w:rPr>
         <w:t>CollectingErrorListener</w:t>
       </w:r>
+      <w:proofErr w:type="spellEnd"/>
       <w:r>
         <w:rPr>
           <w:lang w:val="pt-PT"/>
@@ -1233,7 +1650,8 @@
     </w:p>
     <w:p>
       <w:pPr>
-        <w:pStyle w:val="BodyText"/>
+        <w:pStyle w:val="Corpodetexto"/>
+        <w:jc w:val="both"/>
         <w:rPr>
           <w:lang w:val="pt-PT"/>
         </w:rPr>
@@ -1248,7 +1666,7 @@
     <w:p>
       <w:pPr>
         <w:pStyle w:val="SourceCode"/>
-        <w:rPr/>
+        <w:jc w:val="both"/>
       </w:pPr>
       <w:r>
         <w:rPr>
@@ -1260,6 +1678,7 @@
     <w:p>
       <w:pPr>
         <w:pStyle w:val="FirstParagraph"/>
+        <w:jc w:val="both"/>
         <w:rPr>
           <w:lang w:val="pt-PT"/>
         </w:rPr>
@@ -1274,29 +1693,39 @@
     <w:p>
       <w:pPr>
         <w:pStyle w:val="SourceCode"/>
-        <w:rPr/>
-      </w:pPr>
-      <w:r>
-        <w:rPr>
-          <w:rStyle w:val="VerbatimChar"/>
-        </w:rPr>
-        <w:t>[SINTÁTICO] linha 10, coluna 4: missing ';'</w:t>
-      </w:r>
-    </w:p>
-    <w:p>
-      <w:pPr>
-        <w:pStyle w:val="Normal"/>
-        <w:rPr/>
-      </w:pPr>
-      <w:r>
-        <w:rPr/>
-      </w:r>
-    </w:p>
-    <w:p>
-      <w:pPr>
-        <w:pStyle w:val="Heading1"/>
-        <w:rPr>
-          <w:color w:themeColor="text2" w:themeTint="99" w:val="548DD4"/>
+        <w:jc w:val="both"/>
+      </w:pPr>
+      <w:r>
+        <w:rPr>
+          <w:rStyle w:val="VerbatimChar"/>
+        </w:rPr>
+        <w:t xml:space="preserve">[SINTÁTICO] linha 10, coluna 4: </w:t>
+      </w:r>
+      <w:proofErr w:type="spellStart"/>
+      <w:r>
+        <w:rPr>
+          <w:rStyle w:val="VerbatimChar"/>
+        </w:rPr>
+        <w:t>missing</w:t>
+      </w:r>
+      <w:proofErr w:type="spellEnd"/>
+      <w:r>
+        <w:rPr>
+          <w:rStyle w:val="VerbatimChar"/>
+        </w:rPr>
+        <w:t xml:space="preserve"> ';'</w:t>
+      </w:r>
+    </w:p>
+    <w:p>
+      <w:pPr>
+        <w:jc w:val="both"/>
+      </w:pPr>
+    </w:p>
+    <w:p>
+      <w:pPr>
+        <w:pStyle w:val="Ttulo1"/>
+        <w:rPr>
+          <w:color w:val="000000" w:themeColor="text1"/>
         </w:rPr>
       </w:pPr>
       <w:bookmarkStart w:id="5" w:name="construção-da-ast"/>
@@ -1305,7 +1734,7 @@
       <w:bookmarkEnd w:id="6"/>
       <w:r>
         <w:rPr>
-          <w:color w:themeColor="text2" w:themeTint="99" w:val="548DD4"/>
+          <w:color w:val="000000" w:themeColor="text1"/>
         </w:rPr>
         <w:t>4. Construção da AST</w:t>
       </w:r>
@@ -1313,6 +1742,7 @@
     <w:p>
       <w:pPr>
         <w:pStyle w:val="FirstParagraph"/>
+        <w:jc w:val="both"/>
         <w:rPr>
           <w:lang w:val="pt-PT"/>
         </w:rPr>
@@ -1339,21 +1769,51 @@
     </w:p>
     <w:p>
       <w:pPr>
-        <w:pStyle w:val="BodyText"/>
-        <w:rPr>
-          <w:lang w:val="pt-PT"/>
-        </w:rPr>
-      </w:pPr>
-      <w:r>
-        <w:rPr>
-          <w:lang w:val="pt-PT"/>
-        </w:rPr>
-        <w:t>Foi implementado o padrão Visitor, permitindo converter a parse tree produzida pelo ANTLR numa representação abstrata mais limpa e semanticamente relevante.</w:t>
-      </w:r>
-    </w:p>
-    <w:p>
-      <w:pPr>
-        <w:pStyle w:val="BodyText"/>
+        <w:pStyle w:val="Corpodetexto"/>
+        <w:jc w:val="both"/>
+        <w:rPr>
+          <w:lang w:val="pt-PT"/>
+        </w:rPr>
+      </w:pPr>
+      <w:r>
+        <w:rPr>
+          <w:lang w:val="pt-PT"/>
+        </w:rPr>
+        <w:t xml:space="preserve">Foi implementado o padrão </w:t>
+      </w:r>
+      <w:proofErr w:type="spellStart"/>
+      <w:r>
+        <w:rPr>
+          <w:lang w:val="pt-PT"/>
+        </w:rPr>
+        <w:t>Visitor</w:t>
+      </w:r>
+      <w:proofErr w:type="spellEnd"/>
+      <w:r>
+        <w:rPr>
+          <w:lang w:val="pt-PT"/>
+        </w:rPr>
+        <w:t xml:space="preserve">, permitindo converter a parse </w:t>
+      </w:r>
+      <w:proofErr w:type="spellStart"/>
+      <w:r>
+        <w:rPr>
+          <w:lang w:val="pt-PT"/>
+        </w:rPr>
+        <w:t>tree</w:t>
+      </w:r>
+      <w:proofErr w:type="spellEnd"/>
+      <w:r>
+        <w:rPr>
+          <w:lang w:val="pt-PT"/>
+        </w:rPr>
+        <w:t xml:space="preserve"> produzida pelo ANTLR numa representação abstrata mais limpa e semanticamente relevante.</w:t>
+      </w:r>
+    </w:p>
+    <w:p>
+      <w:pPr>
+        <w:pStyle w:val="Corpodetexto"/>
+        <w:jc w:val="both"/>
         <w:rPr>
           <w:lang w:val="pt-PT"/>
         </w:rPr>
@@ -1372,282 +1832,297 @@
           <w:ilvl w:val="0"/>
           <w:numId w:val="5"/>
         </w:numPr>
-        <w:rPr/>
-      </w:pPr>
+        <w:jc w:val="both"/>
+      </w:pPr>
+      <w:proofErr w:type="spellStart"/>
       <w:r>
         <w:rPr>
           <w:rStyle w:val="VerbatimChar"/>
         </w:rPr>
         <w:t>ProgramNode</w:t>
       </w:r>
-      <w:r>
-        <w:rPr/>
-        <w:t>;</w:t>
-      </w:r>
-    </w:p>
-    <w:p>
-      <w:pPr>
-        <w:pStyle w:val="Compact"/>
-        <w:numPr>
-          <w:ilvl w:val="0"/>
-          <w:numId w:val="5"/>
-        </w:numPr>
-        <w:rPr/>
-      </w:pPr>
+      <w:proofErr w:type="spellEnd"/>
+      <w:r>
+        <w:t>;</w:t>
+      </w:r>
+    </w:p>
+    <w:p>
+      <w:pPr>
+        <w:pStyle w:val="Compact"/>
+        <w:numPr>
+          <w:ilvl w:val="0"/>
+          <w:numId w:val="5"/>
+        </w:numPr>
+        <w:jc w:val="both"/>
+      </w:pPr>
+      <w:proofErr w:type="spellStart"/>
       <w:r>
         <w:rPr>
           <w:rStyle w:val="VerbatimChar"/>
         </w:rPr>
         <w:t>FunctionDefNode</w:t>
       </w:r>
-      <w:r>
-        <w:rPr/>
-        <w:t>;</w:t>
-      </w:r>
-    </w:p>
-    <w:p>
-      <w:pPr>
-        <w:pStyle w:val="Compact"/>
-        <w:numPr>
-          <w:ilvl w:val="0"/>
-          <w:numId w:val="5"/>
-        </w:numPr>
-        <w:rPr/>
-      </w:pPr>
+      <w:proofErr w:type="spellEnd"/>
+      <w:r>
+        <w:t>;</w:t>
+      </w:r>
+    </w:p>
+    <w:p>
+      <w:pPr>
+        <w:pStyle w:val="Compact"/>
+        <w:numPr>
+          <w:ilvl w:val="0"/>
+          <w:numId w:val="5"/>
+        </w:numPr>
+        <w:jc w:val="both"/>
+      </w:pPr>
+      <w:proofErr w:type="spellStart"/>
       <w:r>
         <w:rPr>
           <w:rStyle w:val="VerbatimChar"/>
         </w:rPr>
         <w:t>PrototypeNode</w:t>
       </w:r>
-      <w:r>
-        <w:rPr/>
-        <w:t>;</w:t>
-      </w:r>
-    </w:p>
-    <w:p>
-      <w:pPr>
-        <w:pStyle w:val="Compact"/>
-        <w:numPr>
-          <w:ilvl w:val="0"/>
-          <w:numId w:val="5"/>
-        </w:numPr>
-        <w:rPr/>
-      </w:pPr>
+      <w:proofErr w:type="spellEnd"/>
+      <w:r>
+        <w:t>;</w:t>
+      </w:r>
+    </w:p>
+    <w:p>
+      <w:pPr>
+        <w:pStyle w:val="Compact"/>
+        <w:numPr>
+          <w:ilvl w:val="0"/>
+          <w:numId w:val="5"/>
+        </w:numPr>
+        <w:jc w:val="both"/>
+      </w:pPr>
+      <w:proofErr w:type="spellStart"/>
       <w:r>
         <w:rPr>
           <w:rStyle w:val="VerbatimChar"/>
         </w:rPr>
         <w:t>BlockNode</w:t>
       </w:r>
-      <w:r>
-        <w:rPr/>
-        <w:t>;</w:t>
-      </w:r>
-    </w:p>
-    <w:p>
-      <w:pPr>
-        <w:pStyle w:val="Compact"/>
-        <w:numPr>
-          <w:ilvl w:val="0"/>
-          <w:numId w:val="5"/>
-        </w:numPr>
-        <w:rPr/>
-      </w:pPr>
+      <w:proofErr w:type="spellEnd"/>
+      <w:r>
+        <w:t>;</w:t>
+      </w:r>
+    </w:p>
+    <w:p>
+      <w:pPr>
+        <w:pStyle w:val="Compact"/>
+        <w:numPr>
+          <w:ilvl w:val="0"/>
+          <w:numId w:val="5"/>
+        </w:numPr>
+        <w:jc w:val="both"/>
+      </w:pPr>
+      <w:proofErr w:type="spellStart"/>
       <w:r>
         <w:rPr>
           <w:rStyle w:val="VerbatimChar"/>
         </w:rPr>
         <w:t>IfStmtNode</w:t>
       </w:r>
-      <w:r>
-        <w:rPr/>
-        <w:t>;</w:t>
-      </w:r>
-    </w:p>
-    <w:p>
-      <w:pPr>
-        <w:pStyle w:val="Compact"/>
-        <w:numPr>
-          <w:ilvl w:val="0"/>
-          <w:numId w:val="5"/>
-        </w:numPr>
-        <w:rPr/>
-      </w:pPr>
+      <w:proofErr w:type="spellEnd"/>
+      <w:r>
+        <w:t>;</w:t>
+      </w:r>
+    </w:p>
+    <w:p>
+      <w:pPr>
+        <w:pStyle w:val="Compact"/>
+        <w:numPr>
+          <w:ilvl w:val="0"/>
+          <w:numId w:val="5"/>
+        </w:numPr>
+        <w:jc w:val="both"/>
+      </w:pPr>
+      <w:proofErr w:type="spellStart"/>
       <w:r>
         <w:rPr>
           <w:rStyle w:val="VerbatimChar"/>
         </w:rPr>
         <w:t>WhileStmtNode</w:t>
       </w:r>
-      <w:r>
-        <w:rPr/>
-        <w:t>;</w:t>
-      </w:r>
-    </w:p>
-    <w:p>
-      <w:pPr>
-        <w:pStyle w:val="Compact"/>
-        <w:numPr>
-          <w:ilvl w:val="0"/>
-          <w:numId w:val="5"/>
-        </w:numPr>
-        <w:rPr/>
-      </w:pPr>
+      <w:proofErr w:type="spellEnd"/>
+      <w:r>
+        <w:t>;</w:t>
+      </w:r>
+    </w:p>
+    <w:p>
+      <w:pPr>
+        <w:pStyle w:val="Compact"/>
+        <w:numPr>
+          <w:ilvl w:val="0"/>
+          <w:numId w:val="5"/>
+        </w:numPr>
+        <w:jc w:val="both"/>
+      </w:pPr>
+      <w:proofErr w:type="spellStart"/>
       <w:r>
         <w:rPr>
           <w:rStyle w:val="VerbatimChar"/>
         </w:rPr>
         <w:t>ForStmtNode</w:t>
       </w:r>
-      <w:r>
-        <w:rPr/>
-        <w:t>;</w:t>
-      </w:r>
-    </w:p>
-    <w:p>
-      <w:pPr>
-        <w:pStyle w:val="Compact"/>
-        <w:numPr>
-          <w:ilvl w:val="0"/>
-          <w:numId w:val="5"/>
-        </w:numPr>
-        <w:rPr/>
-      </w:pPr>
+      <w:proofErr w:type="spellEnd"/>
+      <w:r>
+        <w:t>;</w:t>
+      </w:r>
+    </w:p>
+    <w:p>
+      <w:pPr>
+        <w:pStyle w:val="Compact"/>
+        <w:numPr>
+          <w:ilvl w:val="0"/>
+          <w:numId w:val="5"/>
+        </w:numPr>
+        <w:jc w:val="both"/>
+      </w:pPr>
+      <w:proofErr w:type="spellStart"/>
       <w:r>
         <w:rPr>
           <w:rStyle w:val="VerbatimChar"/>
         </w:rPr>
         <w:t>AssignStmtNode</w:t>
       </w:r>
-      <w:r>
-        <w:rPr/>
-        <w:t>;</w:t>
-      </w:r>
-    </w:p>
-    <w:p>
-      <w:pPr>
-        <w:pStyle w:val="Compact"/>
-        <w:numPr>
-          <w:ilvl w:val="0"/>
-          <w:numId w:val="5"/>
-        </w:numPr>
-        <w:rPr/>
-      </w:pPr>
+      <w:proofErr w:type="spellEnd"/>
+      <w:r>
+        <w:t>;</w:t>
+      </w:r>
+    </w:p>
+    <w:p>
+      <w:pPr>
+        <w:pStyle w:val="Compact"/>
+        <w:numPr>
+          <w:ilvl w:val="0"/>
+          <w:numId w:val="5"/>
+        </w:numPr>
+        <w:jc w:val="both"/>
+      </w:pPr>
+      <w:proofErr w:type="spellStart"/>
       <w:r>
         <w:rPr>
           <w:rStyle w:val="VerbatimChar"/>
         </w:rPr>
         <w:t>FunctionCallNode</w:t>
       </w:r>
-      <w:r>
-        <w:rPr/>
-        <w:t>;</w:t>
-      </w:r>
-    </w:p>
-    <w:p>
-      <w:pPr>
-        <w:pStyle w:val="Compact"/>
-        <w:numPr>
-          <w:ilvl w:val="0"/>
-          <w:numId w:val="5"/>
-        </w:numPr>
-        <w:rPr/>
-      </w:pPr>
+      <w:proofErr w:type="spellEnd"/>
+      <w:r>
+        <w:t>;</w:t>
+      </w:r>
+    </w:p>
+    <w:p>
+      <w:pPr>
+        <w:pStyle w:val="Compact"/>
+        <w:numPr>
+          <w:ilvl w:val="0"/>
+          <w:numId w:val="5"/>
+        </w:numPr>
+        <w:jc w:val="both"/>
+      </w:pPr>
+      <w:proofErr w:type="spellStart"/>
       <w:r>
         <w:rPr>
           <w:rStyle w:val="VerbatimChar"/>
         </w:rPr>
         <w:t>BinaryExprNode</w:t>
       </w:r>
-      <w:r>
-        <w:rPr/>
-        <w:t>;</w:t>
-      </w:r>
-    </w:p>
-    <w:p>
-      <w:pPr>
-        <w:pStyle w:val="Compact"/>
-        <w:numPr>
-          <w:ilvl w:val="0"/>
-          <w:numId w:val="5"/>
-        </w:numPr>
-        <w:rPr/>
-      </w:pPr>
+      <w:proofErr w:type="spellEnd"/>
+      <w:r>
+        <w:t>;</w:t>
+      </w:r>
+    </w:p>
+    <w:p>
+      <w:pPr>
+        <w:pStyle w:val="Compact"/>
+        <w:numPr>
+          <w:ilvl w:val="0"/>
+          <w:numId w:val="5"/>
+        </w:numPr>
+        <w:jc w:val="both"/>
+      </w:pPr>
+      <w:proofErr w:type="spellStart"/>
       <w:r>
         <w:rPr>
           <w:rStyle w:val="VerbatimChar"/>
         </w:rPr>
         <w:t>RelationalCondNode</w:t>
       </w:r>
-      <w:r>
-        <w:rPr/>
-        <w:t>;</w:t>
-      </w:r>
-    </w:p>
-    <w:p>
-      <w:pPr>
-        <w:pStyle w:val="Compact"/>
-        <w:numPr>
-          <w:ilvl w:val="0"/>
-          <w:numId w:val="5"/>
-        </w:numPr>
-        <w:rPr/>
-      </w:pPr>
+      <w:proofErr w:type="spellEnd"/>
+      <w:r>
+        <w:t>;</w:t>
+      </w:r>
+    </w:p>
+    <w:p>
+      <w:pPr>
+        <w:pStyle w:val="Compact"/>
+        <w:numPr>
+          <w:ilvl w:val="0"/>
+          <w:numId w:val="5"/>
+        </w:numPr>
+        <w:jc w:val="both"/>
+      </w:pPr>
+      <w:proofErr w:type="spellStart"/>
       <w:r>
         <w:rPr>
           <w:rStyle w:val="VerbatimChar"/>
         </w:rPr>
         <w:t>BinaryLogicalCondNode</w:t>
       </w:r>
-      <w:r>
-        <w:rPr/>
-        <w:t>;</w:t>
-      </w:r>
-    </w:p>
-    <w:p>
-      <w:pPr>
-        <w:pStyle w:val="Compact"/>
-        <w:numPr>
-          <w:ilvl w:val="0"/>
-          <w:numId w:val="5"/>
-        </w:numPr>
-        <w:rPr/>
-      </w:pPr>
+      <w:proofErr w:type="spellEnd"/>
+      <w:r>
+        <w:t>;</w:t>
+      </w:r>
+    </w:p>
+    <w:p>
+      <w:pPr>
+        <w:pStyle w:val="Compact"/>
+        <w:numPr>
+          <w:ilvl w:val="0"/>
+          <w:numId w:val="5"/>
+        </w:numPr>
+        <w:jc w:val="both"/>
+      </w:pPr>
+      <w:proofErr w:type="spellStart"/>
       <w:r>
         <w:rPr>
           <w:rStyle w:val="VerbatimChar"/>
         </w:rPr>
         <w:t>ArrayAccessNode</w:t>
       </w:r>
-      <w:r>
-        <w:rPr/>
-        <w:t>;</w:t>
-      </w:r>
-    </w:p>
-    <w:p>
-      <w:pPr>
-        <w:pStyle w:val="Compact"/>
-        <w:numPr>
-          <w:ilvl w:val="0"/>
-          <w:numId w:val="5"/>
-        </w:numPr>
-        <w:rPr/>
-      </w:pPr>
+      <w:proofErr w:type="spellEnd"/>
+      <w:r>
+        <w:t>;</w:t>
+      </w:r>
+    </w:p>
+    <w:p>
+      <w:pPr>
+        <w:pStyle w:val="Compact"/>
+        <w:numPr>
+          <w:ilvl w:val="0"/>
+          <w:numId w:val="5"/>
+        </w:numPr>
+        <w:jc w:val="both"/>
+      </w:pPr>
+      <w:proofErr w:type="spellStart"/>
       <w:r>
         <w:rPr>
           <w:rStyle w:val="VerbatimChar"/>
         </w:rPr>
         <w:t>CastExprNode</w:t>
       </w:r>
-      <w:r>
-        <w:rPr/>
+      <w:proofErr w:type="spellEnd"/>
+      <w:r>
         <w:t>.</w:t>
       </w:r>
     </w:p>
     <w:p>
       <w:pPr>
         <w:pStyle w:val="FirstParagraph"/>
+        <w:jc w:val="both"/>
         <w:rPr>
           <w:lang w:val="pt-PT"/>
         </w:rPr>
@@ -1666,20 +2141,36 @@
           <w:ilvl w:val="0"/>
           <w:numId w:val="5"/>
         </w:numPr>
-        <w:rPr/>
-      </w:pPr>
-      <w:r>
-        <w:rPr/>
-        <w:t>pela análise semântica;</w:t>
-      </w:r>
-    </w:p>
-    <w:p>
-      <w:pPr>
-        <w:pStyle w:val="Compact"/>
-        <w:numPr>
-          <w:ilvl w:val="0"/>
-          <w:numId w:val="5"/>
-        </w:numPr>
+        <w:jc w:val="both"/>
+      </w:pPr>
+      <w:r>
+        <w:t xml:space="preserve">pela </w:t>
+      </w:r>
+      <w:proofErr w:type="spellStart"/>
+      <w:r>
+        <w:t>análise</w:t>
+      </w:r>
+      <w:proofErr w:type="spellEnd"/>
+      <w:r>
+        <w:t xml:space="preserve"> </w:t>
+      </w:r>
+      <w:proofErr w:type="spellStart"/>
+      <w:r>
+        <w:t>semântica</w:t>
+      </w:r>
+      <w:proofErr w:type="spellEnd"/>
+      <w:r>
+        <w:t>;</w:t>
+      </w:r>
+    </w:p>
+    <w:p>
+      <w:pPr>
+        <w:pStyle w:val="Compact"/>
+        <w:numPr>
+          <w:ilvl w:val="0"/>
+          <w:numId w:val="5"/>
+        </w:numPr>
+        <w:jc w:val="both"/>
         <w:rPr>
           <w:lang w:val="pt-PT"/>
         </w:rPr>
@@ -1694,44 +2185,74 @@
     <w:p>
       <w:pPr>
         <w:pStyle w:val="FirstParagraph"/>
-        <w:rPr>
-          <w:lang w:val="pt-PT"/>
-        </w:rPr>
-      </w:pPr>
-      <w:r>
-        <w:rPr>
-          <w:lang w:val="pt-PT"/>
-        </w:rPr>
+        <w:jc w:val="both"/>
+        <w:rPr>
+          <w:lang w:val="pt-PT"/>
+        </w:rPr>
+      </w:pPr>
+      <w:r>
+        <w:rPr>
+          <w:lang w:val="pt-PT"/>
+        </w:rPr>
+        <w:lastRenderedPageBreak/>
         <w:t xml:space="preserve">O compilador inclui ainda uma funcionalidade de impressão formatada da AST através do método </w:t>
       </w:r>
-      <w:r>
-        <w:rPr>
-          <w:rStyle w:val="VerbatimChar"/>
-          <w:lang w:val="pt-PT"/>
-        </w:rPr>
-        <w:t>pretty()</w:t>
-      </w:r>
-      <w:r>
-        <w:rPr>
-          <w:lang w:val="pt-PT"/>
-        </w:rPr>
-        <w:t>, facilitando significativamente o debugging e validação estrutural.</w:t>
-      </w:r>
-    </w:p>
-    <w:p>
-      <w:pPr>
-        <w:pStyle w:val="Normal"/>
-        <w:rPr/>
-      </w:pPr>
-      <w:r>
-        <w:rPr/>
-      </w:r>
-    </w:p>
-    <w:p>
-      <w:pPr>
-        <w:pStyle w:val="Heading1"/>
-        <w:rPr>
-          <w:color w:themeColor="text2" w:themeTint="99" w:val="548DD4"/>
+      <w:proofErr w:type="spellStart"/>
+      <w:proofErr w:type="gramStart"/>
+      <w:r>
+        <w:rPr>
+          <w:rStyle w:val="VerbatimChar"/>
+          <w:lang w:val="pt-PT"/>
+        </w:rPr>
+        <w:t>pretty</w:t>
+      </w:r>
+      <w:proofErr w:type="spellEnd"/>
+      <w:r>
+        <w:rPr>
+          <w:rStyle w:val="VerbatimChar"/>
+          <w:lang w:val="pt-PT"/>
+        </w:rPr>
+        <w:t>(</w:t>
+      </w:r>
+      <w:proofErr w:type="gramEnd"/>
+      <w:r>
+        <w:rPr>
+          <w:rStyle w:val="VerbatimChar"/>
+          <w:lang w:val="pt-PT"/>
+        </w:rPr>
+        <w:t>)</w:t>
+      </w:r>
+      <w:r>
+        <w:rPr>
+          <w:lang w:val="pt-PT"/>
+        </w:rPr>
+        <w:t xml:space="preserve">, facilitando significativamente o </w:t>
+      </w:r>
+      <w:proofErr w:type="spellStart"/>
+      <w:r>
+        <w:rPr>
+          <w:lang w:val="pt-PT"/>
+        </w:rPr>
+        <w:t>debugging</w:t>
+      </w:r>
+      <w:proofErr w:type="spellEnd"/>
+      <w:r>
+        <w:rPr>
+          <w:lang w:val="pt-PT"/>
+        </w:rPr>
+        <w:t xml:space="preserve"> e validação estrutural.</w:t>
+      </w:r>
+    </w:p>
+    <w:p>
+      <w:pPr>
+        <w:jc w:val="both"/>
+      </w:pPr>
+    </w:p>
+    <w:p>
+      <w:pPr>
+        <w:pStyle w:val="Ttulo1"/>
+        <w:rPr>
+          <w:color w:val="000000" w:themeColor="text1"/>
         </w:rPr>
       </w:pPr>
       <w:bookmarkStart w:id="7" w:name="análise-semântica"/>
@@ -1740,7 +2261,7 @@
       <w:bookmarkEnd w:id="8"/>
       <w:r>
         <w:rPr>
-          <w:color w:themeColor="text2" w:themeTint="99" w:val="548DD4"/>
+          <w:color w:val="000000" w:themeColor="text1"/>
         </w:rPr>
         <w:t>5. Análise Semântica</w:t>
       </w:r>
@@ -1774,7 +2295,7 @@
     </w:p>
     <w:p>
       <w:pPr>
-        <w:pStyle w:val="BodyText"/>
+        <w:pStyle w:val="Corpodetexto"/>
         <w:rPr>
           <w:lang w:val="pt-PT"/>
         </w:rPr>
@@ -1788,7 +2309,7 @@
     </w:p>
     <w:p>
       <w:pPr>
-        <w:pStyle w:val="BodyText"/>
+        <w:pStyle w:val="Corpodetexto"/>
         <w:rPr>
           <w:lang w:val="pt-PT"/>
         </w:rPr>
@@ -1825,39 +2346,72 @@
           <w:ilvl w:val="0"/>
           <w:numId w:val="5"/>
         </w:numPr>
-        <w:rPr/>
-      </w:pPr>
-      <w:r>
-        <w:rPr/>
-        <w:t>redeclaração de identificadores;</w:t>
-      </w:r>
-    </w:p>
-    <w:p>
-      <w:pPr>
-        <w:pStyle w:val="Compact"/>
-        <w:numPr>
-          <w:ilvl w:val="0"/>
-          <w:numId w:val="5"/>
-        </w:numPr>
-        <w:rPr/>
-      </w:pPr>
-      <w:r>
-        <w:rPr/>
-        <w:t>validação de tipos;</w:t>
-      </w:r>
-    </w:p>
-    <w:p>
-      <w:pPr>
-        <w:pStyle w:val="Compact"/>
-        <w:numPr>
-          <w:ilvl w:val="0"/>
-          <w:numId w:val="5"/>
-        </w:numPr>
-        <w:rPr/>
-      </w:pPr>
-      <w:r>
-        <w:rPr/>
-        <w:t>compatibilidade de atribuições;</w:t>
+      </w:pPr>
+      <w:proofErr w:type="spellStart"/>
+      <w:r>
+        <w:t>redeclaração</w:t>
+      </w:r>
+      <w:proofErr w:type="spellEnd"/>
+      <w:r>
+        <w:t xml:space="preserve"> de </w:t>
+      </w:r>
+      <w:proofErr w:type="spellStart"/>
+      <w:r>
+        <w:t>identificadores</w:t>
+      </w:r>
+      <w:proofErr w:type="spellEnd"/>
+      <w:r>
+        <w:t>;</w:t>
+      </w:r>
+    </w:p>
+    <w:p>
+      <w:pPr>
+        <w:pStyle w:val="Compact"/>
+        <w:numPr>
+          <w:ilvl w:val="0"/>
+          <w:numId w:val="5"/>
+        </w:numPr>
+      </w:pPr>
+      <w:proofErr w:type="spellStart"/>
+      <w:r>
+        <w:t>validação</w:t>
+      </w:r>
+      <w:proofErr w:type="spellEnd"/>
+      <w:r>
+        <w:t xml:space="preserve"> de </w:t>
+      </w:r>
+      <w:proofErr w:type="spellStart"/>
+      <w:r>
+        <w:t>tipos</w:t>
+      </w:r>
+      <w:proofErr w:type="spellEnd"/>
+      <w:r>
+        <w:t>;</w:t>
+      </w:r>
+    </w:p>
+    <w:p>
+      <w:pPr>
+        <w:pStyle w:val="Compact"/>
+        <w:numPr>
+          <w:ilvl w:val="0"/>
+          <w:numId w:val="5"/>
+        </w:numPr>
+      </w:pPr>
+      <w:proofErr w:type="spellStart"/>
+      <w:r>
+        <w:t>compatibilidade</w:t>
+      </w:r>
+      <w:proofErr w:type="spellEnd"/>
+      <w:r>
+        <w:t xml:space="preserve"> de </w:t>
+      </w:r>
+      <w:proofErr w:type="spellStart"/>
+      <w:r>
+        <w:t>atribuições</w:t>
+      </w:r>
+      <w:proofErr w:type="spellEnd"/>
+      <w:r>
+        <w:t>;</w:t>
       </w:r>
     </w:p>
     <w:p>
@@ -1903,25 +2457,47 @@
           <w:ilvl w:val="0"/>
           <w:numId w:val="5"/>
         </w:numPr>
-        <w:rPr/>
-      </w:pPr>
-      <w:r>
-        <w:rPr/>
-        <w:t>verificação de vetores;</w:t>
-      </w:r>
-    </w:p>
-    <w:p>
-      <w:pPr>
-        <w:pStyle w:val="Compact"/>
-        <w:numPr>
-          <w:ilvl w:val="0"/>
-          <w:numId w:val="5"/>
-        </w:numPr>
-        <w:rPr/>
-      </w:pPr>
-      <w:r>
-        <w:rPr/>
-        <w:t>controlo de escopos.</w:t>
+      </w:pPr>
+      <w:proofErr w:type="spellStart"/>
+      <w:r>
+        <w:t>verificação</w:t>
+      </w:r>
+      <w:proofErr w:type="spellEnd"/>
+      <w:r>
+        <w:t xml:space="preserve"> de </w:t>
+      </w:r>
+      <w:proofErr w:type="spellStart"/>
+      <w:r>
+        <w:t>vetores</w:t>
+      </w:r>
+      <w:proofErr w:type="spellEnd"/>
+      <w:r>
+        <w:t>;</w:t>
+      </w:r>
+    </w:p>
+    <w:p>
+      <w:pPr>
+        <w:pStyle w:val="Compact"/>
+        <w:numPr>
+          <w:ilvl w:val="0"/>
+          <w:numId w:val="5"/>
+        </w:numPr>
+      </w:pPr>
+      <w:proofErr w:type="spellStart"/>
+      <w:r>
+        <w:t>controlo</w:t>
+      </w:r>
+      <w:proofErr w:type="spellEnd"/>
+      <w:r>
+        <w:t xml:space="preserve"> de </w:t>
+      </w:r>
+      <w:proofErr w:type="spellStart"/>
+      <w:r>
+        <w:t>escopos</w:t>
+      </w:r>
+      <w:proofErr w:type="spellEnd"/>
+      <w:r>
+        <w:t>.</w:t>
       </w:r>
     </w:p>
     <w:p>
@@ -1940,7 +2516,7 @@
     </w:p>
     <w:p>
       <w:pPr>
-        <w:pStyle w:val="BodyText"/>
+        <w:pStyle w:val="Corpodetexto"/>
         <w:rPr>
           <w:lang w:val="pt-PT"/>
         </w:rPr>
@@ -1955,7 +2531,6 @@
     <w:p>
       <w:pPr>
         <w:pStyle w:val="SourceCode"/>
-        <w:rPr/>
       </w:pPr>
       <w:r>
         <w:rPr>
@@ -1964,20 +2539,12 @@
         <w:t>[SEMÂNTICO] Variável 'y' usada sem declaração prévia.</w:t>
       </w:r>
     </w:p>
-    <w:p>
-      <w:pPr>
-        <w:pStyle w:val="Normal"/>
-        <w:rPr/>
-      </w:pPr>
-      <w:r>
-        <w:rPr/>
-      </w:r>
-    </w:p>
-    <w:p>
-      <w:pPr>
-        <w:pStyle w:val="Heading1"/>
-        <w:rPr>
-          <w:color w:themeColor="text2" w:themeTint="99" w:val="548DD4"/>
+    <w:p/>
+    <w:p>
+      <w:pPr>
+        <w:pStyle w:val="Ttulo1"/>
+        <w:rPr>
+          <w:color w:val="000000" w:themeColor="text1"/>
         </w:rPr>
       </w:pPr>
       <w:bookmarkStart w:id="9" w:name="geração-de-código-intermédio-tac"/>
@@ -1986,7 +2553,7 @@
       <w:bookmarkEnd w:id="10"/>
       <w:r>
         <w:rPr>
-          <w:color w:themeColor="text2" w:themeTint="99" w:val="548DD4"/>
+          <w:color w:val="000000" w:themeColor="text1"/>
         </w:rPr>
         <w:t>6. Geração de Código Intermédio TAC</w:t>
       </w:r>
@@ -1994,20 +2561,64 @@
     <w:p>
       <w:pPr>
         <w:pStyle w:val="FirstParagraph"/>
-        <w:rPr>
-          <w:lang w:val="pt-PT"/>
-        </w:rPr>
-      </w:pPr>
-      <w:r>
-        <w:rPr>
-          <w:lang w:val="pt-PT"/>
-        </w:rPr>
-        <w:t>Após validação semântica, o compilador gera código intermédio no formato TAC (Three Address Code).</w:t>
-      </w:r>
-    </w:p>
-    <w:p>
-      <w:pPr>
-        <w:pStyle w:val="BodyText"/>
+        <w:jc w:val="both"/>
+        <w:rPr>
+          <w:lang w:val="pt-PT"/>
+        </w:rPr>
+      </w:pPr>
+      <w:r>
+        <w:rPr>
+          <w:lang w:val="pt-PT"/>
+        </w:rPr>
+        <w:t>Após validação semântica, o compilador gera código intermédio no formato TAC (</w:t>
+      </w:r>
+      <w:proofErr w:type="spellStart"/>
+      <w:r>
+        <w:rPr>
+          <w:lang w:val="pt-PT"/>
+        </w:rPr>
+        <w:t>Three</w:t>
+      </w:r>
+      <w:proofErr w:type="spellEnd"/>
+      <w:r>
+        <w:rPr>
+          <w:lang w:val="pt-PT"/>
+        </w:rPr>
+        <w:t xml:space="preserve"> </w:t>
+      </w:r>
+      <w:proofErr w:type="spellStart"/>
+      <w:r>
+        <w:rPr>
+          <w:lang w:val="pt-PT"/>
+        </w:rPr>
+        <w:t>Address</w:t>
+      </w:r>
+      <w:proofErr w:type="spellEnd"/>
+      <w:r>
+        <w:rPr>
+          <w:lang w:val="pt-PT"/>
+        </w:rPr>
+        <w:t xml:space="preserve"> </w:t>
+      </w:r>
+      <w:proofErr w:type="spellStart"/>
+      <w:r>
+        <w:rPr>
+          <w:lang w:val="pt-PT"/>
+        </w:rPr>
+        <w:t>Code</w:t>
+      </w:r>
+      <w:proofErr w:type="spellEnd"/>
+      <w:r>
+        <w:rPr>
+          <w:lang w:val="pt-PT"/>
+        </w:rPr>
+        <w:t>).</w:t>
+      </w:r>
+    </w:p>
+    <w:p>
+      <w:pPr>
+        <w:pStyle w:val="Corpodetexto"/>
+        <w:jc w:val="both"/>
         <w:rPr>
           <w:lang w:val="pt-PT"/>
         </w:rPr>
@@ -2034,7 +2645,8 @@
     </w:p>
     <w:p>
       <w:pPr>
-        <w:pStyle w:val="BodyText"/>
+        <w:pStyle w:val="Corpodetexto"/>
+        <w:jc w:val="both"/>
         <w:rPr>
           <w:lang w:val="pt-PT"/>
         </w:rPr>
@@ -2053,34 +2665,43 @@
           <w:ilvl w:val="0"/>
           <w:numId w:val="5"/>
         </w:numPr>
-        <w:rPr/>
-      </w:pPr>
-      <w:r>
-        <w:rPr/>
-        <w:t>análise posterior;</w:t>
-      </w:r>
-    </w:p>
-    <w:p>
-      <w:pPr>
-        <w:pStyle w:val="Compact"/>
-        <w:numPr>
-          <w:ilvl w:val="0"/>
-          <w:numId w:val="5"/>
-        </w:numPr>
-        <w:rPr/>
-      </w:pPr>
-      <w:r>
-        <w:rPr/>
-        <w:t>otimização;</w:t>
-      </w:r>
-    </w:p>
-    <w:p>
-      <w:pPr>
-        <w:pStyle w:val="Compact"/>
-        <w:numPr>
-          <w:ilvl w:val="0"/>
-          <w:numId w:val="5"/>
-        </w:numPr>
+        <w:jc w:val="both"/>
+      </w:pPr>
+      <w:proofErr w:type="spellStart"/>
+      <w:r>
+        <w:t>análise</w:t>
+      </w:r>
+      <w:proofErr w:type="spellEnd"/>
+      <w:r>
+        <w:t xml:space="preserve"> posterior;</w:t>
+      </w:r>
+    </w:p>
+    <w:p>
+      <w:pPr>
+        <w:pStyle w:val="Compact"/>
+        <w:numPr>
+          <w:ilvl w:val="0"/>
+          <w:numId w:val="5"/>
+        </w:numPr>
+        <w:jc w:val="both"/>
+      </w:pPr>
+      <w:proofErr w:type="spellStart"/>
+      <w:r>
+        <w:t>otimização</w:t>
+      </w:r>
+      <w:proofErr w:type="spellEnd"/>
+      <w:r>
+        <w:t>;</w:t>
+      </w:r>
+    </w:p>
+    <w:p>
+      <w:pPr>
+        <w:pStyle w:val="Compact"/>
+        <w:numPr>
+          <w:ilvl w:val="0"/>
+          <w:numId w:val="5"/>
+        </w:numPr>
+        <w:jc w:val="both"/>
         <w:rPr>
           <w:lang w:val="pt-PT"/>
         </w:rPr>
@@ -2095,14 +2716,16 @@
     <w:p>
       <w:pPr>
         <w:pStyle w:val="FirstParagraph"/>
-        <w:rPr>
-          <w:lang w:val="pt-PT"/>
-        </w:rPr>
-      </w:pPr>
-      <w:r>
-        <w:rPr>
-          <w:lang w:val="pt-PT"/>
-        </w:rPr>
+        <w:jc w:val="both"/>
+        <w:rPr>
+          <w:lang w:val="pt-PT"/>
+        </w:rPr>
+      </w:pPr>
+      <w:r>
+        <w:rPr>
+          <w:lang w:val="pt-PT"/>
+        </w:rPr>
+        <w:lastRenderedPageBreak/>
         <w:t>Foram implementadas instruções TAC para:</w:t>
       </w:r>
     </w:p>
@@ -2113,80 +2736,131 @@
           <w:ilvl w:val="0"/>
           <w:numId w:val="5"/>
         </w:numPr>
-        <w:rPr/>
-      </w:pPr>
-      <w:r>
-        <w:rPr/>
-        <w:t>atribuições;</w:t>
-      </w:r>
-    </w:p>
-    <w:p>
-      <w:pPr>
-        <w:pStyle w:val="Compact"/>
-        <w:numPr>
-          <w:ilvl w:val="0"/>
-          <w:numId w:val="5"/>
-        </w:numPr>
-        <w:rPr/>
-      </w:pPr>
-      <w:r>
-        <w:rPr/>
-        <w:t>operações aritméticas;</w:t>
-      </w:r>
-    </w:p>
-    <w:p>
-      <w:pPr>
-        <w:pStyle w:val="Compact"/>
-        <w:numPr>
-          <w:ilvl w:val="0"/>
-          <w:numId w:val="5"/>
-        </w:numPr>
-        <w:rPr/>
-      </w:pPr>
-      <w:r>
-        <w:rPr/>
-        <w:t>operadores relacionais;</w:t>
-      </w:r>
-    </w:p>
-    <w:p>
-      <w:pPr>
-        <w:pStyle w:val="Compact"/>
-        <w:numPr>
-          <w:ilvl w:val="0"/>
-          <w:numId w:val="5"/>
-        </w:numPr>
-        <w:rPr/>
-      </w:pPr>
-      <w:r>
-        <w:rPr/>
-        <w:t>chamadas de funções;</w:t>
-      </w:r>
-    </w:p>
-    <w:p>
-      <w:pPr>
-        <w:pStyle w:val="Compact"/>
-        <w:numPr>
-          <w:ilvl w:val="0"/>
-          <w:numId w:val="5"/>
-        </w:numPr>
-        <w:rPr/>
-      </w:pPr>
-      <w:r>
-        <w:rPr/>
-        <w:t>passagem de parâmetros;</w:t>
-      </w:r>
-    </w:p>
-    <w:p>
-      <w:pPr>
-        <w:pStyle w:val="Compact"/>
-        <w:numPr>
-          <w:ilvl w:val="0"/>
-          <w:numId w:val="5"/>
-        </w:numPr>
-        <w:rPr/>
-      </w:pPr>
-      <w:r>
-        <w:rPr/>
+        <w:jc w:val="both"/>
+      </w:pPr>
+      <w:proofErr w:type="spellStart"/>
+      <w:r>
+        <w:t>atribuições</w:t>
+      </w:r>
+      <w:proofErr w:type="spellEnd"/>
+      <w:r>
+        <w:t>;</w:t>
+      </w:r>
+    </w:p>
+    <w:p>
+      <w:pPr>
+        <w:pStyle w:val="Compact"/>
+        <w:numPr>
+          <w:ilvl w:val="0"/>
+          <w:numId w:val="5"/>
+        </w:numPr>
+        <w:jc w:val="both"/>
+      </w:pPr>
+      <w:proofErr w:type="spellStart"/>
+      <w:r>
+        <w:t>operações</w:t>
+      </w:r>
+      <w:proofErr w:type="spellEnd"/>
+      <w:r>
+        <w:t xml:space="preserve"> </w:t>
+      </w:r>
+      <w:proofErr w:type="spellStart"/>
+      <w:r>
+        <w:t>aritméticas</w:t>
+      </w:r>
+      <w:proofErr w:type="spellEnd"/>
+      <w:r>
+        <w:t>;</w:t>
+      </w:r>
+    </w:p>
+    <w:p>
+      <w:pPr>
+        <w:pStyle w:val="Compact"/>
+        <w:numPr>
+          <w:ilvl w:val="0"/>
+          <w:numId w:val="5"/>
+        </w:numPr>
+        <w:jc w:val="both"/>
+      </w:pPr>
+      <w:proofErr w:type="spellStart"/>
+      <w:r>
+        <w:t>operadores</w:t>
+      </w:r>
+      <w:proofErr w:type="spellEnd"/>
+      <w:r>
+        <w:t xml:space="preserve"> </w:t>
+      </w:r>
+      <w:proofErr w:type="spellStart"/>
+      <w:r>
+        <w:t>relacionais</w:t>
+      </w:r>
+      <w:proofErr w:type="spellEnd"/>
+      <w:r>
+        <w:t>;</w:t>
+      </w:r>
+    </w:p>
+    <w:p>
+      <w:pPr>
+        <w:pStyle w:val="Compact"/>
+        <w:numPr>
+          <w:ilvl w:val="0"/>
+          <w:numId w:val="5"/>
+        </w:numPr>
+        <w:jc w:val="both"/>
+      </w:pPr>
+      <w:proofErr w:type="spellStart"/>
+      <w:r>
+        <w:t>chamadas</w:t>
+      </w:r>
+      <w:proofErr w:type="spellEnd"/>
+      <w:r>
+        <w:t xml:space="preserve"> de </w:t>
+      </w:r>
+      <w:proofErr w:type="spellStart"/>
+      <w:r>
+        <w:t>funções</w:t>
+      </w:r>
+      <w:proofErr w:type="spellEnd"/>
+      <w:r>
+        <w:t>;</w:t>
+      </w:r>
+    </w:p>
+    <w:p>
+      <w:pPr>
+        <w:pStyle w:val="Compact"/>
+        <w:numPr>
+          <w:ilvl w:val="0"/>
+          <w:numId w:val="5"/>
+        </w:numPr>
+        <w:jc w:val="both"/>
+      </w:pPr>
+      <w:proofErr w:type="spellStart"/>
+      <w:r>
+        <w:t>passagem</w:t>
+      </w:r>
+      <w:proofErr w:type="spellEnd"/>
+      <w:r>
+        <w:t xml:space="preserve"> de </w:t>
+      </w:r>
+      <w:proofErr w:type="spellStart"/>
+      <w:r>
+        <w:t>parâmetros</w:t>
+      </w:r>
+      <w:proofErr w:type="spellEnd"/>
+      <w:r>
+        <w:t>;</w:t>
+      </w:r>
+    </w:p>
+    <w:p>
+      <w:pPr>
+        <w:pStyle w:val="Compact"/>
+        <w:numPr>
+          <w:ilvl w:val="0"/>
+          <w:numId w:val="5"/>
+        </w:numPr>
+        <w:jc w:val="both"/>
+      </w:pPr>
+      <w:r>
         <w:t>labels;</w:t>
       </w:r>
     </w:p>
@@ -2197,52 +2871,79 @@
           <w:ilvl w:val="0"/>
           <w:numId w:val="5"/>
         </w:numPr>
-        <w:rPr/>
-      </w:pPr>
-      <w:r>
-        <w:rPr/>
-        <w:t>saltos condicionais;</w:t>
-      </w:r>
-    </w:p>
-    <w:p>
-      <w:pPr>
-        <w:pStyle w:val="Compact"/>
-        <w:numPr>
-          <w:ilvl w:val="0"/>
-          <w:numId w:val="5"/>
-        </w:numPr>
-        <w:rPr/>
-      </w:pPr>
-      <w:r>
-        <w:rPr/>
-        <w:t>ciclos;</w:t>
-      </w:r>
-    </w:p>
-    <w:p>
-      <w:pPr>
-        <w:pStyle w:val="Compact"/>
-        <w:numPr>
-          <w:ilvl w:val="0"/>
-          <w:numId w:val="5"/>
-        </w:numPr>
-        <w:rPr/>
-      </w:pPr>
-      <w:r>
-        <w:rPr/>
-        <w:t>acessos a vetores;</w:t>
-      </w:r>
-    </w:p>
-    <w:p>
-      <w:pPr>
-        <w:pStyle w:val="Compact"/>
-        <w:numPr>
-          <w:ilvl w:val="0"/>
-          <w:numId w:val="5"/>
-        </w:numPr>
-        <w:rPr/>
-      </w:pPr>
-      <w:r>
-        <w:rPr/>
+        <w:jc w:val="both"/>
+      </w:pPr>
+      <w:proofErr w:type="spellStart"/>
+      <w:r>
+        <w:t>saltos</w:t>
+      </w:r>
+      <w:proofErr w:type="spellEnd"/>
+      <w:r>
+        <w:t xml:space="preserve"> </w:t>
+      </w:r>
+      <w:proofErr w:type="spellStart"/>
+      <w:r>
+        <w:t>condicionais</w:t>
+      </w:r>
+      <w:proofErr w:type="spellEnd"/>
+      <w:r>
+        <w:t>;</w:t>
+      </w:r>
+    </w:p>
+    <w:p>
+      <w:pPr>
+        <w:pStyle w:val="Compact"/>
+        <w:numPr>
+          <w:ilvl w:val="0"/>
+          <w:numId w:val="5"/>
+        </w:numPr>
+        <w:jc w:val="both"/>
+      </w:pPr>
+      <w:proofErr w:type="spellStart"/>
+      <w:r>
+        <w:t>ciclos</w:t>
+      </w:r>
+      <w:proofErr w:type="spellEnd"/>
+      <w:r>
+        <w:t>;</w:t>
+      </w:r>
+    </w:p>
+    <w:p>
+      <w:pPr>
+        <w:pStyle w:val="Compact"/>
+        <w:numPr>
+          <w:ilvl w:val="0"/>
+          <w:numId w:val="5"/>
+        </w:numPr>
+        <w:jc w:val="both"/>
+      </w:pPr>
+      <w:proofErr w:type="spellStart"/>
+      <w:r>
+        <w:t>acessos</w:t>
+      </w:r>
+      <w:proofErr w:type="spellEnd"/>
+      <w:r>
+        <w:t xml:space="preserve"> a </w:t>
+      </w:r>
+      <w:proofErr w:type="spellStart"/>
+      <w:r>
+        <w:t>vetores</w:t>
+      </w:r>
+      <w:proofErr w:type="spellEnd"/>
+      <w:r>
+        <w:t>;</w:t>
+      </w:r>
+    </w:p>
+    <w:p>
+      <w:pPr>
+        <w:pStyle w:val="Compact"/>
+        <w:numPr>
+          <w:ilvl w:val="0"/>
+          <w:numId w:val="5"/>
+        </w:numPr>
+        <w:jc w:val="both"/>
+      </w:pPr>
+      <w:r>
         <w:t>casts;</w:t>
       </w:r>
     </w:p>
@@ -2253,21 +2954,37 @@
           <w:ilvl w:val="0"/>
           <w:numId w:val="5"/>
         </w:numPr>
-        <w:rPr/>
-      </w:pPr>
-      <w:r>
-        <w:rPr/>
-        <w:t>retornos.</w:t>
+        <w:jc w:val="both"/>
+      </w:pPr>
+      <w:proofErr w:type="spellStart"/>
+      <w:r>
+        <w:t>retornos</w:t>
+      </w:r>
+      <w:proofErr w:type="spellEnd"/>
+      <w:r>
+        <w:t>.</w:t>
       </w:r>
     </w:p>
     <w:p>
       <w:pPr>
         <w:pStyle w:val="FirstParagraph"/>
-        <w:rPr/>
-      </w:pPr>
-      <w:r>
-        <w:rPr/>
-        <w:t>Exemplo de TAC gerado:</w:t>
+        <w:jc w:val="both"/>
+      </w:pPr>
+      <w:proofErr w:type="spellStart"/>
+      <w:r>
+        <w:t>Exemplo</w:t>
+      </w:r>
+      <w:proofErr w:type="spellEnd"/>
+      <w:r>
+        <w:t xml:space="preserve"> de TAC </w:t>
+      </w:r>
+      <w:proofErr w:type="spellStart"/>
+      <w:r>
+        <w:t>gerado</w:t>
+      </w:r>
+      <w:proofErr w:type="spellEnd"/>
+      <w:r>
+        <w:t>:</w:t>
       </w:r>
     </w:p>
     <w:p>
@@ -2392,6 +3109,7 @@
     <w:p>
       <w:pPr>
         <w:pStyle w:val="FirstParagraph"/>
+        <w:jc w:val="both"/>
         <w:rPr>
           <w:lang w:val="pt-PT"/>
         </w:rPr>
@@ -2405,49 +3123,47 @@
     </w:p>
     <w:p>
       <w:pPr>
-        <w:pStyle w:val="Heading2"/>
-        <w:rPr>
-          <w:lang w:val="pt-PT"/>
-        </w:rPr>
-      </w:pPr>
-      <w:r>
-        <w:rPr>
-          <w:lang w:val="pt-PT"/>
-        </w:rPr>
-        <w:t>6</w:t>
-      </w:r>
-      <w:r>
-        <w:rPr>
-          <w:lang w:val="pt-PT"/>
-        </w:rPr>
-        <w:t xml:space="preserve">.1 </w:t>
-      </w:r>
-      <w:r>
-        <w:rPr>
-          <w:lang w:val="pt-PT"/>
-        </w:rPr>
-        <w:t>Inicialização a zero</w:t>
-      </w:r>
-    </w:p>
-    <w:p>
-      <w:pPr>
-        <w:pStyle w:val="Normal"/>
-        <w:rPr>
-          <w:lang w:val="pt-PT"/>
-        </w:rPr>
-      </w:pPr>
-      <w:r>
-        <w:rPr>
-          <w:lang w:val="pt-PT"/>
-        </w:rPr>
-        <w:t>A regra de inicialização por defeito a zero, definida na especificação da MOCP “Sem inicialização (valor por omissão = 0)”, foi aplicada tanto a escalares como a vetores. Nos escalares, esta garantia fica explícita no TAC. Nos vetores, optou-se por não a materializar instrução a instrução, uma vez que isso obrigaria a emitir n atribuições a zero (uma por elemento) poluindo o TAC. Em alternativa, inclui-se no TAC um comentário que documenta essa premissa, ficando a inicialização efetiva a cargo da fase de geração de código final.</w:t>
-      </w:r>
-    </w:p>
-    <w:p>
-      <w:pPr>
-        <w:pStyle w:val="Heading1"/>
-        <w:rPr>
-          <w:color w:themeColor="text2" w:themeTint="99" w:val="548DD4"/>
+        <w:pStyle w:val="Corpodetexto"/>
+        <w:rPr>
+          <w:lang w:val="pt-PT"/>
+        </w:rPr>
+      </w:pPr>
+    </w:p>
+    <w:p>
+      <w:pPr>
+        <w:pStyle w:val="Ttulo2"/>
+        <w:jc w:val="both"/>
+      </w:pPr>
+      <w:r>
+        <w:t>6.1 Inicialização a zero</w:t>
+      </w:r>
+    </w:p>
+    <w:p>
+      <w:pPr>
+        <w:jc w:val="both"/>
+      </w:pPr>
+      <w:r>
+        <w:t xml:space="preserve">A regra de inicialização por defeito a zero, definida na especificação da MOCP “Sem inicialização (valor por omissão = 0)”, foi aplicada tanto a escalares como a vetores. Nos escalares, esta garantia fica explícita no TAC. Nos vetores, optou-se por não a materializar instrução a instrução, uma vez que isso obrigaria a emitir </w:t>
+      </w:r>
+      <w:proofErr w:type="gramStart"/>
+      <w:r>
+        <w:t>n</w:t>
+      </w:r>
+      <w:proofErr w:type="gramEnd"/>
+      <w:r>
+        <w:t xml:space="preserve"> atribuições a zero (uma por elemento) poluindo o TAC. Em alternativa, inclui-se no TAC um comentário que documenta essa premissa, ficando a inicialização efetiva a cargo da fase de geração de código final.</w:t>
+      </w:r>
+    </w:p>
+    <w:p>
+      <w:pPr>
+        <w:jc w:val="both"/>
+      </w:pPr>
+    </w:p>
+    <w:p>
+      <w:pPr>
+        <w:pStyle w:val="Ttulo1"/>
+        <w:rPr>
+          <w:color w:val="000000" w:themeColor="text1"/>
         </w:rPr>
       </w:pPr>
       <w:bookmarkStart w:id="11" w:name="otimização-de-código-intermédio"/>
@@ -2456,14 +3172,16 @@
       <w:bookmarkEnd w:id="12"/>
       <w:r>
         <w:rPr>
-          <w:color w:themeColor="text2" w:themeTint="99" w:val="548DD4"/>
-        </w:rPr>
+          <w:color w:val="000000" w:themeColor="text1"/>
+        </w:rPr>
+        <w:lastRenderedPageBreak/>
         <w:t>7. Otimização de Código Intermédio</w:t>
       </w:r>
     </w:p>
     <w:p>
       <w:pPr>
         <w:pStyle w:val="FirstParagraph"/>
+        <w:jc w:val="both"/>
         <w:rPr>
           <w:lang w:val="pt-PT"/>
         </w:rPr>
@@ -2477,7 +3195,8 @@
     </w:p>
     <w:p>
       <w:pPr>
-        <w:pStyle w:val="BodyText"/>
+        <w:pStyle w:val="Corpodetexto"/>
+        <w:jc w:val="both"/>
         <w:rPr>
           <w:lang w:val="pt-PT"/>
         </w:rPr>
@@ -2504,15 +3223,35 @@
     </w:p>
     <w:p>
       <w:pPr>
-        <w:pStyle w:val="Heading2"/>
-        <w:rPr/>
+        <w:pStyle w:val="Corpodetexto"/>
+        <w:jc w:val="both"/>
+        <w:rPr>
+          <w:lang w:val="pt-PT"/>
+        </w:rPr>
+      </w:pPr>
+    </w:p>
+    <w:p>
+      <w:pPr>
+        <w:pStyle w:val="Ttulo2"/>
       </w:pPr>
       <w:bookmarkStart w:id="13" w:name="constant-folding"/>
       <w:bookmarkEnd w:id="13"/>
       <w:r>
-        <w:rPr/>
-        <w:t>7.1 Constant Folding</w:t>
-      </w:r>
+        <w:t xml:space="preserve">7.1 </w:t>
+      </w:r>
+      <w:proofErr w:type="spellStart"/>
+      <w:r>
+        <w:t>Constant</w:t>
+      </w:r>
+      <w:proofErr w:type="spellEnd"/>
+      <w:r>
+        <w:t xml:space="preserve"> </w:t>
+      </w:r>
+      <w:proofErr w:type="spellStart"/>
+      <w:r>
+        <w:t>Folding</w:t>
+      </w:r>
+      <w:proofErr w:type="spellEnd"/>
     </w:p>
     <w:p>
       <w:pPr>
@@ -2530,7 +3269,7 @@
     </w:p>
     <w:p>
       <w:pPr>
-        <w:pStyle w:val="BodyText"/>
+        <w:pStyle w:val="Corpodetexto"/>
         <w:rPr>
           <w:lang w:val="pt-PT"/>
         </w:rPr>
@@ -2545,7 +3284,6 @@
     <w:p>
       <w:pPr>
         <w:pStyle w:val="SourceCode"/>
-        <w:rPr/>
       </w:pPr>
       <w:r>
         <w:rPr>
@@ -2571,7 +3309,6 @@
     <w:p>
       <w:pPr>
         <w:pStyle w:val="SourceCode"/>
-        <w:rPr/>
       </w:pPr>
       <w:r>
         <w:rPr>
@@ -2594,26 +3331,16 @@
         <w:t>Esta abordagem reduz operações desnecessárias em tempo de execução.</w:t>
       </w:r>
     </w:p>
-    <w:p>
-      <w:pPr>
-        <w:pStyle w:val="Normal"/>
-        <w:rPr/>
-      </w:pPr>
-      <w:r>
-        <w:rPr/>
-      </w:r>
-    </w:p>
-    <w:p>
-      <w:pPr>
-        <w:pStyle w:val="Heading2"/>
-        <w:rPr/>
+    <w:p/>
+    <w:p>
+      <w:pPr>
+        <w:pStyle w:val="Ttulo2"/>
       </w:pPr>
       <w:bookmarkStart w:id="14" w:name="simplificação-algébrica"/>
       <w:bookmarkStart w:id="15" w:name="constant-folding_Copy_1"/>
       <w:bookmarkEnd w:id="14"/>
       <w:bookmarkEnd w:id="15"/>
       <w:r>
-        <w:rPr/>
         <w:t>7.2 Simplificação Algébrica</w:t>
       </w:r>
     </w:p>
@@ -2634,7 +3361,6 @@
     <w:p>
       <w:pPr>
         <w:pStyle w:val="SourceCode"/>
-        <w:rPr/>
       </w:pPr>
       <w:r>
         <w:rPr>
@@ -2643,37 +3369,57 @@
         <w:t>x + 0 → x</w:t>
       </w:r>
       <w:r>
-        <w:rPr/>
         <w:br/>
       </w:r>
-      <w:r>
-        <w:rPr>
-          <w:rStyle w:val="VerbatimChar"/>
-        </w:rPr>
-        <w:t>x - 0 → x</w:t>
-      </w:r>
-      <w:r>
-        <w:rPr/>
+      <w:proofErr w:type="spellStart"/>
+      <w:r>
+        <w:rPr>
+          <w:rStyle w:val="VerbatimChar"/>
+        </w:rPr>
+        <w:t>x</w:t>
+      </w:r>
+      <w:proofErr w:type="spellEnd"/>
+      <w:r>
+        <w:rPr>
+          <w:rStyle w:val="VerbatimChar"/>
+        </w:rPr>
+        <w:t xml:space="preserve"> - 0 → x</w:t>
+      </w:r>
+      <w:r>
         <w:br/>
       </w:r>
-      <w:r>
-        <w:rPr>
-          <w:rStyle w:val="VerbatimChar"/>
-        </w:rPr>
-        <w:t>x * 1 → x</w:t>
-      </w:r>
-      <w:r>
-        <w:rPr/>
+      <w:proofErr w:type="spellStart"/>
+      <w:r>
+        <w:rPr>
+          <w:rStyle w:val="VerbatimChar"/>
+        </w:rPr>
+        <w:t>x</w:t>
+      </w:r>
+      <w:proofErr w:type="spellEnd"/>
+      <w:r>
+        <w:rPr>
+          <w:rStyle w:val="VerbatimChar"/>
+        </w:rPr>
+        <w:t xml:space="preserve"> * 1 → x</w:t>
+      </w:r>
+      <w:r>
         <w:br/>
       </w:r>
-      <w:r>
-        <w:rPr>
-          <w:rStyle w:val="VerbatimChar"/>
-        </w:rPr>
-        <w:t>x * 0 → 0</w:t>
-      </w:r>
-      <w:r>
-        <w:rPr/>
+      <w:proofErr w:type="spellStart"/>
+      <w:r>
+        <w:rPr>
+          <w:rStyle w:val="VerbatimChar"/>
+        </w:rPr>
+        <w:t>x</w:t>
+      </w:r>
+      <w:proofErr w:type="spellEnd"/>
+      <w:r>
+        <w:rPr>
+          <w:rStyle w:val="VerbatimChar"/>
+        </w:rPr>
+        <w:t xml:space="preserve"> * 0 → 0</w:t>
+      </w:r>
+      <w:r>
         <w:br/>
       </w:r>
       <w:r>
@@ -2683,14 +3429,21 @@
         <w:t>x / 1 → x</w:t>
       </w:r>
       <w:r>
-        <w:rPr/>
         <w:br/>
       </w:r>
-      <w:r>
-        <w:rPr>
-          <w:rStyle w:val="VerbatimChar"/>
-        </w:rPr>
-        <w:t>x % 1 → 0</w:t>
+      <w:proofErr w:type="spellStart"/>
+      <w:r>
+        <w:rPr>
+          <w:rStyle w:val="VerbatimChar"/>
+        </w:rPr>
+        <w:t>x</w:t>
+      </w:r>
+      <w:proofErr w:type="spellEnd"/>
+      <w:r>
+        <w:rPr>
+          <w:rStyle w:val="VerbatimChar"/>
+        </w:rPr>
+        <w:t xml:space="preserve"> % 1 → 0</w:t>
       </w:r>
     </w:p>
     <w:p>
@@ -2707,28 +3460,31 @@
         <w:t>Estas simplificações permitem reduzir significativamente o número de instruções intermédias.</w:t>
       </w:r>
     </w:p>
-    <w:p>
-      <w:pPr>
-        <w:pStyle w:val="Normal"/>
-        <w:rPr/>
-      </w:pPr>
-      <w:r>
-        <w:rPr/>
-      </w:r>
-    </w:p>
-    <w:p>
-      <w:pPr>
-        <w:pStyle w:val="Heading2"/>
-        <w:rPr/>
+    <w:p/>
+    <w:p>
+      <w:pPr>
+        <w:pStyle w:val="Ttulo2"/>
       </w:pPr>
       <w:bookmarkStart w:id="16" w:name="constant-propagation"/>
       <w:bookmarkStart w:id="17" w:name="simplificação-algébrica_Copy_1"/>
       <w:bookmarkEnd w:id="16"/>
       <w:bookmarkEnd w:id="17"/>
       <w:r>
-        <w:rPr/>
-        <w:t>7.3 Constant Propagation</w:t>
-      </w:r>
+        <w:t xml:space="preserve">7.3 </w:t>
+      </w:r>
+      <w:proofErr w:type="spellStart"/>
+      <w:r>
+        <w:t>Constant</w:t>
+      </w:r>
+      <w:proofErr w:type="spellEnd"/>
+      <w:r>
+        <w:t xml:space="preserve"> </w:t>
+      </w:r>
+      <w:proofErr w:type="spellStart"/>
+      <w:r>
+        <w:t>Propagation</w:t>
+      </w:r>
+      <w:proofErr w:type="spellEnd"/>
     </w:p>
     <w:p>
       <w:pPr>
@@ -2746,7 +3502,7 @@
     </w:p>
     <w:p>
       <w:pPr>
-        <w:pStyle w:val="BodyText"/>
+        <w:pStyle w:val="Corpodetexto"/>
         <w:rPr>
           <w:lang w:val="pt-PT"/>
         </w:rPr>
@@ -2761,7 +3517,6 @@
     <w:p>
       <w:pPr>
         <w:pStyle w:val="SourceCode"/>
-        <w:rPr/>
       </w:pPr>
       <w:r>
         <w:rPr>
@@ -2770,7 +3525,6 @@
         <w:t>ot1 = 14</w:t>
       </w:r>
       <w:r>
-        <w:rPr/>
         <w:br/>
       </w:r>
       <w:r>
@@ -2791,13 +3545,13 @@
         <w:rPr>
           <w:lang w:val="pt-PT"/>
         </w:rPr>
+        <w:lastRenderedPageBreak/>
         <w:t>é propagado para:</w:t>
       </w:r>
     </w:p>
     <w:p>
       <w:pPr>
         <w:pStyle w:val="SourceCode"/>
-        <w:rPr/>
       </w:pPr>
       <w:r>
         <w:rPr>
@@ -2806,32 +3560,37 @@
         <w:t>ot2 = 14</w:t>
       </w:r>
     </w:p>
-    <w:p>
-      <w:pPr>
-        <w:pStyle w:val="Normal"/>
-        <w:rPr/>
-      </w:pPr>
-      <w:r>
-        <w:rPr/>
-      </w:r>
-    </w:p>
-    <w:p>
-      <w:pPr>
-        <w:pStyle w:val="Heading2"/>
-        <w:rPr/>
+    <w:p/>
+    <w:p>
+      <w:pPr>
+        <w:pStyle w:val="Ttulo2"/>
       </w:pPr>
       <w:bookmarkStart w:id="18" w:name="copy-propagation"/>
       <w:bookmarkStart w:id="19" w:name="constant-propagation_Copy_1"/>
       <w:bookmarkEnd w:id="18"/>
       <w:bookmarkEnd w:id="19"/>
       <w:r>
-        <w:rPr/>
-        <w:t>7.4 Copy Propagation</w:t>
-      </w:r>
+        <w:t xml:space="preserve">7.4 </w:t>
+      </w:r>
+      <w:proofErr w:type="spellStart"/>
+      <w:r>
+        <w:t>Copy</w:t>
+      </w:r>
+      <w:proofErr w:type="spellEnd"/>
+      <w:r>
+        <w:t xml:space="preserve"> </w:t>
+      </w:r>
+      <w:proofErr w:type="spellStart"/>
+      <w:r>
+        <w:t>Propagation</w:t>
+      </w:r>
+      <w:proofErr w:type="spellEnd"/>
     </w:p>
     <w:p>
       <w:pPr>
         <w:pStyle w:val="FirstParagraph"/>
+        <w:spacing w:before="0" w:after="0"/>
+        <w:jc w:val="both"/>
         <w:rPr>
           <w:lang w:val="pt-PT"/>
         </w:rPr>
@@ -2845,7 +3604,9 @@
     </w:p>
     <w:p>
       <w:pPr>
-        <w:pStyle w:val="BodyText"/>
+        <w:pStyle w:val="Corpodetexto"/>
+        <w:spacing w:before="0" w:after="0"/>
+        <w:jc w:val="both"/>
         <w:rPr>
           <w:lang w:val="pt-PT"/>
         </w:rPr>
@@ -2857,32 +3618,44 @@
         <w:t>Esta técnica reduz o número de temporários desnecessários gerados durante a compilação.</w:t>
       </w:r>
     </w:p>
-    <w:p>
-      <w:pPr>
-        <w:pStyle w:val="Normal"/>
-        <w:rPr/>
-      </w:pPr>
-      <w:r>
-        <w:rPr/>
-      </w:r>
-    </w:p>
-    <w:p>
-      <w:pPr>
-        <w:pStyle w:val="Heading2"/>
-        <w:rPr/>
+    <w:p/>
+    <w:p>
+      <w:pPr>
+        <w:pStyle w:val="Ttulo2"/>
       </w:pPr>
       <w:bookmarkStart w:id="20" w:name="dead-code-elimination"/>
       <w:bookmarkStart w:id="21" w:name="copy-propagation_Copy_1"/>
       <w:bookmarkEnd w:id="20"/>
       <w:bookmarkEnd w:id="21"/>
       <w:r>
-        <w:rPr/>
-        <w:t>7.5 Dead Code Elimination</w:t>
-      </w:r>
+        <w:t xml:space="preserve">7.5 </w:t>
+      </w:r>
+      <w:proofErr w:type="spellStart"/>
+      <w:r>
+        <w:t>Dead</w:t>
+      </w:r>
+      <w:proofErr w:type="spellEnd"/>
+      <w:r>
+        <w:t xml:space="preserve"> </w:t>
+      </w:r>
+      <w:proofErr w:type="spellStart"/>
+      <w:r>
+        <w:t>Code</w:t>
+      </w:r>
+      <w:proofErr w:type="spellEnd"/>
+      <w:r>
+        <w:t xml:space="preserve"> </w:t>
+      </w:r>
+      <w:proofErr w:type="spellStart"/>
+      <w:r>
+        <w:t>Elimination</w:t>
+      </w:r>
+      <w:proofErr w:type="spellEnd"/>
     </w:p>
     <w:p>
       <w:pPr>
         <w:pStyle w:val="FirstParagraph"/>
+        <w:jc w:val="both"/>
         <w:rPr>
           <w:lang w:val="pt-PT"/>
         </w:rPr>
@@ -2896,7 +3669,8 @@
     </w:p>
     <w:p>
       <w:pPr>
-        <w:pStyle w:val="BodyText"/>
+        <w:pStyle w:val="Corpodetexto"/>
+        <w:jc w:val="both"/>
         <w:rPr>
           <w:lang w:val="pt-PT"/>
         </w:rPr>
@@ -2915,30 +3689,87 @@
           <w:ilvl w:val="0"/>
           <w:numId w:val="5"/>
         </w:numPr>
-        <w:rPr/>
-      </w:pPr>
-      <w:r>
-        <w:rPr/>
-        <w:t>não são utilizados posteriormente;</w:t>
-      </w:r>
-    </w:p>
-    <w:p>
-      <w:pPr>
-        <w:pStyle w:val="Compact"/>
-        <w:numPr>
-          <w:ilvl w:val="0"/>
-          <w:numId w:val="5"/>
-        </w:numPr>
-        <w:rPr/>
-      </w:pPr>
-      <w:r>
-        <w:rPr/>
-        <w:t>não possuem efeitos laterais.</w:t>
+        <w:jc w:val="both"/>
+      </w:pPr>
+      <w:proofErr w:type="spellStart"/>
+      <w:r>
+        <w:t>não</w:t>
+      </w:r>
+      <w:proofErr w:type="spellEnd"/>
+      <w:r>
+        <w:t xml:space="preserve"> </w:t>
+      </w:r>
+      <w:proofErr w:type="spellStart"/>
+      <w:r>
+        <w:t>são</w:t>
+      </w:r>
+      <w:proofErr w:type="spellEnd"/>
+      <w:r>
+        <w:t xml:space="preserve"> </w:t>
+      </w:r>
+      <w:proofErr w:type="spellStart"/>
+      <w:r>
+        <w:t>utilizados</w:t>
+      </w:r>
+      <w:proofErr w:type="spellEnd"/>
+      <w:r>
+        <w:t xml:space="preserve"> </w:t>
+      </w:r>
+      <w:proofErr w:type="spellStart"/>
+      <w:r>
+        <w:t>posteriormente</w:t>
+      </w:r>
+      <w:proofErr w:type="spellEnd"/>
+      <w:r>
+        <w:t>;</w:t>
+      </w:r>
+    </w:p>
+    <w:p>
+      <w:pPr>
+        <w:pStyle w:val="Compact"/>
+        <w:numPr>
+          <w:ilvl w:val="0"/>
+          <w:numId w:val="5"/>
+        </w:numPr>
+        <w:jc w:val="both"/>
+      </w:pPr>
+      <w:proofErr w:type="spellStart"/>
+      <w:r>
+        <w:t>não</w:t>
+      </w:r>
+      <w:proofErr w:type="spellEnd"/>
+      <w:r>
+        <w:t xml:space="preserve"> </w:t>
+      </w:r>
+      <w:proofErr w:type="spellStart"/>
+      <w:r>
+        <w:t>possuem</w:t>
+      </w:r>
+      <w:proofErr w:type="spellEnd"/>
+      <w:r>
+        <w:t xml:space="preserve"> </w:t>
+      </w:r>
+      <w:proofErr w:type="spellStart"/>
+      <w:r>
+        <w:t>efeitos</w:t>
+      </w:r>
+      <w:proofErr w:type="spellEnd"/>
+      <w:r>
+        <w:t xml:space="preserve"> </w:t>
+      </w:r>
+      <w:proofErr w:type="spellStart"/>
+      <w:r>
+        <w:t>laterais</w:t>
+      </w:r>
+      <w:proofErr w:type="spellEnd"/>
+      <w:r>
+        <w:t>.</w:t>
       </w:r>
     </w:p>
     <w:p>
       <w:pPr>
         <w:pStyle w:val="FirstParagraph"/>
+        <w:jc w:val="both"/>
         <w:rPr>
           <w:lang w:val="pt-PT"/>
         </w:rPr>
@@ -2957,38 +3788,61 @@
           <w:ilvl w:val="0"/>
           <w:numId w:val="5"/>
         </w:numPr>
-        <w:rPr/>
-      </w:pPr>
-      <w:r>
-        <w:rPr/>
-        <w:t>chamadas de funções;</w:t>
-      </w:r>
-    </w:p>
-    <w:p>
-      <w:pPr>
-        <w:pStyle w:val="Compact"/>
-        <w:numPr>
-          <w:ilvl w:val="0"/>
-          <w:numId w:val="5"/>
-        </w:numPr>
-        <w:rPr/>
-      </w:pPr>
-      <w:r>
-        <w:rPr/>
-        <w:t>escrita/leitura;</w:t>
-      </w:r>
-    </w:p>
-    <w:p>
-      <w:pPr>
-        <w:pStyle w:val="Compact"/>
-        <w:numPr>
-          <w:ilvl w:val="0"/>
-          <w:numId w:val="5"/>
-        </w:numPr>
-        <w:rPr/>
-      </w:pPr>
-      <w:r>
-        <w:rPr/>
+        <w:jc w:val="both"/>
+      </w:pPr>
+      <w:proofErr w:type="spellStart"/>
+      <w:r>
+        <w:t>chamadas</w:t>
+      </w:r>
+      <w:proofErr w:type="spellEnd"/>
+      <w:r>
+        <w:t xml:space="preserve"> de </w:t>
+      </w:r>
+      <w:proofErr w:type="spellStart"/>
+      <w:r>
+        <w:t>funções</w:t>
+      </w:r>
+      <w:proofErr w:type="spellEnd"/>
+      <w:r>
+        <w:t>;</w:t>
+      </w:r>
+    </w:p>
+    <w:p>
+      <w:pPr>
+        <w:pStyle w:val="Compact"/>
+        <w:numPr>
+          <w:ilvl w:val="0"/>
+          <w:numId w:val="5"/>
+        </w:numPr>
+        <w:jc w:val="both"/>
+      </w:pPr>
+      <w:proofErr w:type="spellStart"/>
+      <w:r>
+        <w:t>escrita</w:t>
+      </w:r>
+      <w:proofErr w:type="spellEnd"/>
+      <w:r>
+        <w:t>/</w:t>
+      </w:r>
+      <w:proofErr w:type="spellStart"/>
+      <w:r>
+        <w:t>leitura</w:t>
+      </w:r>
+      <w:proofErr w:type="spellEnd"/>
+      <w:r>
+        <w:t>;</w:t>
+      </w:r>
+    </w:p>
+    <w:p>
+      <w:pPr>
+        <w:pStyle w:val="Compact"/>
+        <w:numPr>
+          <w:ilvl w:val="0"/>
+          <w:numId w:val="5"/>
+        </w:numPr>
+        <w:jc w:val="both"/>
+      </w:pPr>
+      <w:r>
         <w:t>labels;</w:t>
       </w:r>
     </w:p>
@@ -2999,55 +3853,67 @@
           <w:ilvl w:val="0"/>
           <w:numId w:val="5"/>
         </w:numPr>
-        <w:rPr/>
-      </w:pPr>
-      <w:r>
-        <w:rPr/>
-        <w:t>saltos;</w:t>
-      </w:r>
-    </w:p>
-    <w:p>
-      <w:pPr>
-        <w:pStyle w:val="Compact"/>
-        <w:numPr>
-          <w:ilvl w:val="0"/>
-          <w:numId w:val="5"/>
-        </w:numPr>
-        <w:rPr/>
-      </w:pPr>
-      <w:r>
-        <w:rPr/>
-        <w:t>acessos a vetores;</w:t>
-      </w:r>
-    </w:p>
-    <w:p>
-      <w:pPr>
-        <w:pStyle w:val="Compact"/>
-        <w:numPr>
-          <w:ilvl w:val="0"/>
-          <w:numId w:val="5"/>
-        </w:numPr>
-        <w:rPr/>
-      </w:pPr>
-      <w:r>
-        <w:rPr/>
-        <w:t>retornos.</w:t>
-      </w:r>
-    </w:p>
-    <w:p>
-      <w:pPr>
-        <w:pStyle w:val="Normal"/>
-        <w:rPr/>
-      </w:pPr>
-      <w:r>
-        <w:rPr/>
-      </w:r>
-    </w:p>
-    <w:p>
-      <w:pPr>
-        <w:pStyle w:val="Heading1"/>
-        <w:rPr>
-          <w:color w:themeColor="text2" w:themeTint="99" w:val="548DD4"/>
+        <w:jc w:val="both"/>
+      </w:pPr>
+      <w:proofErr w:type="spellStart"/>
+      <w:r>
+        <w:t>saltos</w:t>
+      </w:r>
+      <w:proofErr w:type="spellEnd"/>
+      <w:r>
+        <w:t>;</w:t>
+      </w:r>
+    </w:p>
+    <w:p>
+      <w:pPr>
+        <w:pStyle w:val="Compact"/>
+        <w:numPr>
+          <w:ilvl w:val="0"/>
+          <w:numId w:val="5"/>
+        </w:numPr>
+        <w:jc w:val="both"/>
+      </w:pPr>
+      <w:proofErr w:type="spellStart"/>
+      <w:r>
+        <w:t>acessos</w:t>
+      </w:r>
+      <w:proofErr w:type="spellEnd"/>
+      <w:r>
+        <w:t xml:space="preserve"> a </w:t>
+      </w:r>
+      <w:proofErr w:type="spellStart"/>
+      <w:r>
+        <w:t>vetores</w:t>
+      </w:r>
+      <w:proofErr w:type="spellEnd"/>
+      <w:r>
+        <w:t>;</w:t>
+      </w:r>
+    </w:p>
+    <w:p>
+      <w:pPr>
+        <w:pStyle w:val="Compact"/>
+        <w:numPr>
+          <w:ilvl w:val="0"/>
+          <w:numId w:val="5"/>
+        </w:numPr>
+        <w:jc w:val="both"/>
+      </w:pPr>
+      <w:proofErr w:type="spellStart"/>
+      <w:r>
+        <w:t>retornos</w:t>
+      </w:r>
+      <w:proofErr w:type="spellEnd"/>
+      <w:r>
+        <w:t>.</w:t>
+      </w:r>
+    </w:p>
+    <w:p/>
+    <w:p>
+      <w:pPr>
+        <w:pStyle w:val="Ttulo1"/>
+        <w:rPr>
+          <w:color w:val="000000" w:themeColor="text1"/>
         </w:rPr>
       </w:pPr>
       <w:bookmarkStart w:id="22" w:name="demonstração-da-otimização"/>
@@ -3058,7 +3924,7 @@
       <w:bookmarkEnd w:id="24"/>
       <w:r>
         <w:rPr>
-          <w:color w:themeColor="text2" w:themeTint="99" w:val="548DD4"/>
+          <w:color w:val="000000" w:themeColor="text1"/>
         </w:rPr>
         <w:t>8. Demonstração da Otimização</w:t>
       </w:r>
@@ -3079,7 +3945,7 @@
     </w:p>
     <w:p>
       <w:pPr>
-        <w:pStyle w:val="Heading2"/>
+        <w:pStyle w:val="Ttulo2"/>
         <w:rPr>
           <w:lang w:val="en-GB"/>
         </w:rPr>
@@ -3214,7 +4080,7 @@
     </w:p>
     <w:p>
       <w:pPr>
-        <w:pStyle w:val="Heading2"/>
+        <w:pStyle w:val="Ttulo2"/>
         <w:rPr>
           <w:lang w:val="en-GB"/>
         </w:rPr>
@@ -3227,8 +4093,17 @@
         <w:rPr>
           <w:lang w:val="en-GB"/>
         </w:rPr>
-        <w:t>TAC Otimizado</w:t>
-      </w:r>
+        <w:lastRenderedPageBreak/>
+        <w:t xml:space="preserve">TAC </w:t>
+      </w:r>
+      <w:proofErr w:type="spellStart"/>
+      <w:r>
+        <w:rPr>
+          <w:lang w:val="en-GB"/>
+        </w:rPr>
+        <w:t>Otimizado</w:t>
+      </w:r>
+      <w:proofErr w:type="spellEnd"/>
     </w:p>
     <w:p>
       <w:pPr>
@@ -3287,67 +4162,141 @@
     <w:p>
       <w:pPr>
         <w:pStyle w:val="FirstParagraph"/>
-        <w:rPr/>
-      </w:pPr>
-      <w:r>
-        <w:rPr/>
-        <w:t>Pode observar-se claramente:</w:t>
-      </w:r>
-    </w:p>
-    <w:p>
-      <w:pPr>
-        <w:pStyle w:val="Compact"/>
-        <w:numPr>
-          <w:ilvl w:val="0"/>
-          <w:numId w:val="5"/>
-        </w:numPr>
-        <w:rPr/>
-      </w:pPr>
-      <w:r>
-        <w:rPr/>
-        <w:t>avaliação de expressões constantes;</w:t>
-      </w:r>
-    </w:p>
-    <w:p>
-      <w:pPr>
-        <w:pStyle w:val="Compact"/>
-        <w:numPr>
-          <w:ilvl w:val="0"/>
-          <w:numId w:val="5"/>
-        </w:numPr>
-        <w:rPr/>
-      </w:pPr>
-      <w:r>
-        <w:rPr/>
-        <w:t>simplificação algébrica;</w:t>
-      </w:r>
-    </w:p>
-    <w:p>
-      <w:pPr>
-        <w:pStyle w:val="Compact"/>
-        <w:numPr>
-          <w:ilvl w:val="0"/>
-          <w:numId w:val="5"/>
-        </w:numPr>
-        <w:rPr/>
-      </w:pPr>
-      <w:r>
-        <w:rPr/>
-        <w:t>propagação de constantes;</w:t>
-      </w:r>
-    </w:p>
-    <w:p>
-      <w:pPr>
-        <w:pStyle w:val="Compact"/>
-        <w:numPr>
-          <w:ilvl w:val="0"/>
-          <w:numId w:val="5"/>
-        </w:numPr>
-        <w:rPr/>
-      </w:pPr>
-      <w:r>
-        <w:rPr/>
-        <w:t>eliminação de temporários intermédios.</w:t>
+      </w:pPr>
+      <w:r>
+        <w:t xml:space="preserve">Pode </w:t>
+      </w:r>
+      <w:proofErr w:type="spellStart"/>
+      <w:r>
+        <w:t>observar</w:t>
+      </w:r>
+      <w:proofErr w:type="spellEnd"/>
+      <w:r>
+        <w:t xml:space="preserve">-se </w:t>
+      </w:r>
+      <w:proofErr w:type="spellStart"/>
+      <w:r>
+        <w:t>claramente</w:t>
+      </w:r>
+      <w:proofErr w:type="spellEnd"/>
+      <w:r>
+        <w:t>:</w:t>
+      </w:r>
+    </w:p>
+    <w:p>
+      <w:pPr>
+        <w:pStyle w:val="Compact"/>
+        <w:numPr>
+          <w:ilvl w:val="0"/>
+          <w:numId w:val="5"/>
+        </w:numPr>
+      </w:pPr>
+      <w:proofErr w:type="spellStart"/>
+      <w:r>
+        <w:t>avaliação</w:t>
+      </w:r>
+      <w:proofErr w:type="spellEnd"/>
+      <w:r>
+        <w:t xml:space="preserve"> de </w:t>
+      </w:r>
+      <w:proofErr w:type="spellStart"/>
+      <w:r>
+        <w:t>expressões</w:t>
+      </w:r>
+      <w:proofErr w:type="spellEnd"/>
+      <w:r>
+        <w:t xml:space="preserve"> </w:t>
+      </w:r>
+      <w:proofErr w:type="spellStart"/>
+      <w:r>
+        <w:t>constantes</w:t>
+      </w:r>
+      <w:proofErr w:type="spellEnd"/>
+      <w:r>
+        <w:t>;</w:t>
+      </w:r>
+    </w:p>
+    <w:p>
+      <w:pPr>
+        <w:pStyle w:val="Compact"/>
+        <w:numPr>
+          <w:ilvl w:val="0"/>
+          <w:numId w:val="5"/>
+        </w:numPr>
+      </w:pPr>
+      <w:proofErr w:type="spellStart"/>
+      <w:r>
+        <w:t>simplificação</w:t>
+      </w:r>
+      <w:proofErr w:type="spellEnd"/>
+      <w:r>
+        <w:t xml:space="preserve"> </w:t>
+      </w:r>
+      <w:proofErr w:type="spellStart"/>
+      <w:r>
+        <w:t>algébrica</w:t>
+      </w:r>
+      <w:proofErr w:type="spellEnd"/>
+      <w:r>
+        <w:t>;</w:t>
+      </w:r>
+    </w:p>
+    <w:p>
+      <w:pPr>
+        <w:pStyle w:val="Compact"/>
+        <w:numPr>
+          <w:ilvl w:val="0"/>
+          <w:numId w:val="5"/>
+        </w:numPr>
+      </w:pPr>
+      <w:proofErr w:type="spellStart"/>
+      <w:r>
+        <w:t>propagação</w:t>
+      </w:r>
+      <w:proofErr w:type="spellEnd"/>
+      <w:r>
+        <w:t xml:space="preserve"> de </w:t>
+      </w:r>
+      <w:proofErr w:type="spellStart"/>
+      <w:r>
+        <w:t>constantes</w:t>
+      </w:r>
+      <w:proofErr w:type="spellEnd"/>
+      <w:r>
+        <w:t>;</w:t>
+      </w:r>
+    </w:p>
+    <w:p>
+      <w:pPr>
+        <w:pStyle w:val="Compact"/>
+        <w:numPr>
+          <w:ilvl w:val="0"/>
+          <w:numId w:val="5"/>
+        </w:numPr>
+      </w:pPr>
+      <w:proofErr w:type="spellStart"/>
+      <w:r>
+        <w:t>eliminação</w:t>
+      </w:r>
+      <w:proofErr w:type="spellEnd"/>
+      <w:r>
+        <w:t xml:space="preserve"> de </w:t>
+      </w:r>
+      <w:proofErr w:type="spellStart"/>
+      <w:r>
+        <w:t>temporários</w:t>
+      </w:r>
+      <w:proofErr w:type="spellEnd"/>
+      <w:r>
+        <w:t xml:space="preserve"> </w:t>
+      </w:r>
+      <w:proofErr w:type="spellStart"/>
+      <w:r>
+        <w:t>intermédios</w:t>
+      </w:r>
+      <w:proofErr w:type="spellEnd"/>
+      <w:r>
+        <w:t>.</w:t>
       </w:r>
     </w:p>
     <w:p>
@@ -3364,20 +4313,12 @@
         <w:t>A redução do número de instruções produz um código intermédio significativamente mais eficiente e legível.</w:t>
       </w:r>
     </w:p>
-    <w:p>
-      <w:pPr>
-        <w:pStyle w:val="Normal"/>
-        <w:rPr/>
-      </w:pPr>
-      <w:r>
-        <w:rPr/>
-      </w:r>
-    </w:p>
-    <w:p>
-      <w:pPr>
-        <w:pStyle w:val="Heading1"/>
-        <w:rPr>
-          <w:color w:themeColor="text2" w:themeTint="99" w:val="548DD4"/>
+    <w:p/>
+    <w:p>
+      <w:pPr>
+        <w:pStyle w:val="Ttulo1"/>
+        <w:rPr>
+          <w:color w:val="000000" w:themeColor="text1"/>
         </w:rPr>
       </w:pPr>
       <w:bookmarkStart w:id="28" w:name="sistema-de-testes"/>
@@ -3388,7 +4329,7 @@
       <w:bookmarkEnd w:id="30"/>
       <w:r>
         <w:rPr>
-          <w:color w:themeColor="text2" w:themeTint="99" w:val="548DD4"/>
+          <w:color w:val="000000" w:themeColor="text1"/>
         </w:rPr>
         <w:t>9. Sistema de Testes</w:t>
       </w:r>
@@ -3396,6 +4337,7 @@
     <w:p>
       <w:pPr>
         <w:pStyle w:val="FirstParagraph"/>
+        <w:jc w:val="both"/>
         <w:rPr>
           <w:lang w:val="pt-PT"/>
         </w:rPr>
@@ -3409,109 +4351,192 @@
     </w:p>
     <w:p>
       <w:pPr>
-        <w:pStyle w:val="BodyText"/>
-        <w:rPr/>
-      </w:pPr>
-      <w:r>
-        <w:rPr/>
-        <w:t>Os testes incluem:</w:t>
-      </w:r>
-    </w:p>
-    <w:p>
-      <w:pPr>
-        <w:pStyle w:val="Compact"/>
-        <w:numPr>
-          <w:ilvl w:val="0"/>
-          <w:numId w:val="5"/>
-        </w:numPr>
-        <w:rPr/>
-      </w:pPr>
-      <w:r>
-        <w:rPr/>
-        <w:t>programas válidos;</w:t>
-      </w:r>
-    </w:p>
-    <w:p>
-      <w:pPr>
-        <w:pStyle w:val="Compact"/>
-        <w:numPr>
-          <w:ilvl w:val="0"/>
-          <w:numId w:val="5"/>
-        </w:numPr>
-        <w:rPr/>
-      </w:pPr>
-      <w:r>
-        <w:rPr/>
-        <w:t>programas com erros léxicos;</w:t>
-      </w:r>
-    </w:p>
-    <w:p>
-      <w:pPr>
-        <w:pStyle w:val="Compact"/>
-        <w:numPr>
-          <w:ilvl w:val="0"/>
-          <w:numId w:val="5"/>
-        </w:numPr>
-        <w:rPr/>
-      </w:pPr>
-      <w:r>
-        <w:rPr/>
-        <w:t>programas com erros semânticos;</w:t>
-      </w:r>
-    </w:p>
-    <w:p>
-      <w:pPr>
-        <w:pStyle w:val="Compact"/>
-        <w:numPr>
-          <w:ilvl w:val="0"/>
-          <w:numId w:val="5"/>
-        </w:numPr>
-        <w:rPr/>
-      </w:pPr>
-      <w:r>
-        <w:rPr/>
-        <w:t>programas com ciclos;</w:t>
-      </w:r>
-    </w:p>
-    <w:p>
-      <w:pPr>
-        <w:pStyle w:val="Compact"/>
-        <w:numPr>
-          <w:ilvl w:val="0"/>
-          <w:numId w:val="5"/>
-        </w:numPr>
-        <w:rPr/>
-      </w:pPr>
-      <w:r>
-        <w:rPr/>
-        <w:t>vetores;</w:t>
-      </w:r>
-    </w:p>
-    <w:p>
-      <w:pPr>
-        <w:pStyle w:val="Compact"/>
-        <w:numPr>
-          <w:ilvl w:val="0"/>
-          <w:numId w:val="5"/>
-        </w:numPr>
-        <w:rPr/>
-      </w:pPr>
-      <w:r>
-        <w:rPr/>
-        <w:t>recursividade;</w:t>
-      </w:r>
-    </w:p>
-    <w:p>
-      <w:pPr>
-        <w:pStyle w:val="Compact"/>
-        <w:numPr>
-          <w:ilvl w:val="0"/>
-          <w:numId w:val="5"/>
-        </w:numPr>
-        <w:rPr/>
-      </w:pPr>
-      <w:r>
-        <w:rPr/>
+        <w:pStyle w:val="Corpodetexto"/>
+        <w:jc w:val="both"/>
+      </w:pPr>
+      <w:proofErr w:type="spellStart"/>
+      <w:r>
+        <w:t>Os</w:t>
+      </w:r>
+      <w:proofErr w:type="spellEnd"/>
+      <w:r>
+        <w:t xml:space="preserve"> testes </w:t>
+      </w:r>
+      <w:proofErr w:type="spellStart"/>
+      <w:r>
+        <w:t>incluem</w:t>
+      </w:r>
+      <w:proofErr w:type="spellEnd"/>
+      <w:r>
+        <w:t>:</w:t>
+      </w:r>
+    </w:p>
+    <w:p>
+      <w:pPr>
+        <w:pStyle w:val="Compact"/>
+        <w:numPr>
+          <w:ilvl w:val="0"/>
+          <w:numId w:val="5"/>
+        </w:numPr>
+        <w:jc w:val="both"/>
+      </w:pPr>
+      <w:proofErr w:type="spellStart"/>
+      <w:r>
+        <w:t>programas</w:t>
+      </w:r>
+      <w:proofErr w:type="spellEnd"/>
+      <w:r>
+        <w:t xml:space="preserve"> </w:t>
+      </w:r>
+      <w:proofErr w:type="spellStart"/>
+      <w:r>
+        <w:t>válidos</w:t>
+      </w:r>
+      <w:proofErr w:type="spellEnd"/>
+      <w:r>
+        <w:t>;</w:t>
+      </w:r>
+    </w:p>
+    <w:p>
+      <w:pPr>
+        <w:pStyle w:val="Compact"/>
+        <w:numPr>
+          <w:ilvl w:val="0"/>
+          <w:numId w:val="5"/>
+        </w:numPr>
+        <w:jc w:val="both"/>
+      </w:pPr>
+      <w:proofErr w:type="spellStart"/>
+      <w:r>
+        <w:t>programas</w:t>
+      </w:r>
+      <w:proofErr w:type="spellEnd"/>
+      <w:r>
+        <w:t xml:space="preserve"> com </w:t>
+      </w:r>
+      <w:proofErr w:type="spellStart"/>
+      <w:r>
+        <w:t>erros</w:t>
+      </w:r>
+      <w:proofErr w:type="spellEnd"/>
+      <w:r>
+        <w:t xml:space="preserve"> </w:t>
+      </w:r>
+      <w:proofErr w:type="spellStart"/>
+      <w:r>
+        <w:t>léxicos</w:t>
+      </w:r>
+      <w:proofErr w:type="spellEnd"/>
+      <w:r>
+        <w:t>;</w:t>
+      </w:r>
+    </w:p>
+    <w:p>
+      <w:pPr>
+        <w:pStyle w:val="Compact"/>
+        <w:numPr>
+          <w:ilvl w:val="0"/>
+          <w:numId w:val="5"/>
+        </w:numPr>
+        <w:jc w:val="both"/>
+      </w:pPr>
+      <w:proofErr w:type="spellStart"/>
+      <w:r>
+        <w:t>programas</w:t>
+      </w:r>
+      <w:proofErr w:type="spellEnd"/>
+      <w:r>
+        <w:t xml:space="preserve"> com </w:t>
+      </w:r>
+      <w:proofErr w:type="spellStart"/>
+      <w:r>
+        <w:t>erros</w:t>
+      </w:r>
+      <w:proofErr w:type="spellEnd"/>
+      <w:r>
+        <w:t xml:space="preserve"> </w:t>
+      </w:r>
+      <w:proofErr w:type="spellStart"/>
+      <w:r>
+        <w:t>semânticos</w:t>
+      </w:r>
+      <w:proofErr w:type="spellEnd"/>
+      <w:r>
+        <w:t>;</w:t>
+      </w:r>
+    </w:p>
+    <w:p>
+      <w:pPr>
+        <w:pStyle w:val="Compact"/>
+        <w:numPr>
+          <w:ilvl w:val="0"/>
+          <w:numId w:val="5"/>
+        </w:numPr>
+        <w:jc w:val="both"/>
+      </w:pPr>
+      <w:proofErr w:type="spellStart"/>
+      <w:r>
+        <w:t>programas</w:t>
+      </w:r>
+      <w:proofErr w:type="spellEnd"/>
+      <w:r>
+        <w:t xml:space="preserve"> com </w:t>
+      </w:r>
+      <w:proofErr w:type="spellStart"/>
+      <w:r>
+        <w:t>ciclos</w:t>
+      </w:r>
+      <w:proofErr w:type="spellEnd"/>
+      <w:r>
+        <w:t>;</w:t>
+      </w:r>
+    </w:p>
+    <w:p>
+      <w:pPr>
+        <w:pStyle w:val="Compact"/>
+        <w:numPr>
+          <w:ilvl w:val="0"/>
+          <w:numId w:val="5"/>
+        </w:numPr>
+        <w:jc w:val="both"/>
+      </w:pPr>
+      <w:proofErr w:type="spellStart"/>
+      <w:r>
+        <w:t>vetores</w:t>
+      </w:r>
+      <w:proofErr w:type="spellEnd"/>
+      <w:r>
+        <w:t>;</w:t>
+      </w:r>
+    </w:p>
+    <w:p>
+      <w:pPr>
+        <w:pStyle w:val="Compact"/>
+        <w:numPr>
+          <w:ilvl w:val="0"/>
+          <w:numId w:val="5"/>
+        </w:numPr>
+        <w:jc w:val="both"/>
+      </w:pPr>
+      <w:proofErr w:type="spellStart"/>
+      <w:r>
+        <w:t>recursividade</w:t>
+      </w:r>
+      <w:proofErr w:type="spellEnd"/>
+      <w:r>
+        <w:t>;</w:t>
+      </w:r>
+    </w:p>
+    <w:p>
+      <w:pPr>
+        <w:pStyle w:val="Compact"/>
+        <w:numPr>
+          <w:ilvl w:val="0"/>
+          <w:numId w:val="5"/>
+        </w:numPr>
+        <w:jc w:val="both"/>
+      </w:pPr>
+      <w:r>
         <w:t>casts;</w:t>
       </w:r>
     </w:p>
@@ -3522,44 +4547,73 @@
           <w:ilvl w:val="0"/>
           <w:numId w:val="5"/>
         </w:numPr>
-        <w:rPr/>
-      </w:pPr>
-      <w:r>
-        <w:rPr/>
-        <w:t>chamadas de funções;</w:t>
-      </w:r>
-    </w:p>
-    <w:p>
-      <w:pPr>
-        <w:pStyle w:val="Compact"/>
-        <w:numPr>
-          <w:ilvl w:val="0"/>
-          <w:numId w:val="5"/>
-        </w:numPr>
-        <w:rPr/>
-      </w:pPr>
-      <w:r>
-        <w:rPr/>
-        <w:t>expressões aritméticas;</w:t>
-      </w:r>
-    </w:p>
-    <w:p>
-      <w:pPr>
-        <w:pStyle w:val="Compact"/>
-        <w:numPr>
-          <w:ilvl w:val="0"/>
-          <w:numId w:val="5"/>
-        </w:numPr>
-        <w:rPr/>
-      </w:pPr>
-      <w:r>
-        <w:rPr/>
-        <w:t>otimizações.</w:t>
+        <w:jc w:val="both"/>
+      </w:pPr>
+      <w:proofErr w:type="spellStart"/>
+      <w:r>
+        <w:t>chamadas</w:t>
+      </w:r>
+      <w:proofErr w:type="spellEnd"/>
+      <w:r>
+        <w:t xml:space="preserve"> de </w:t>
+      </w:r>
+      <w:proofErr w:type="spellStart"/>
+      <w:r>
+        <w:t>funções</w:t>
+      </w:r>
+      <w:proofErr w:type="spellEnd"/>
+      <w:r>
+        <w:t>;</w:t>
+      </w:r>
+    </w:p>
+    <w:p>
+      <w:pPr>
+        <w:pStyle w:val="Compact"/>
+        <w:numPr>
+          <w:ilvl w:val="0"/>
+          <w:numId w:val="5"/>
+        </w:numPr>
+        <w:jc w:val="both"/>
+      </w:pPr>
+      <w:proofErr w:type="spellStart"/>
+      <w:r>
+        <w:t>expressões</w:t>
+      </w:r>
+      <w:proofErr w:type="spellEnd"/>
+      <w:r>
+        <w:t xml:space="preserve"> </w:t>
+      </w:r>
+      <w:proofErr w:type="spellStart"/>
+      <w:r>
+        <w:t>aritméticas</w:t>
+      </w:r>
+      <w:proofErr w:type="spellEnd"/>
+      <w:r>
+        <w:t>;</w:t>
+      </w:r>
+    </w:p>
+    <w:p>
+      <w:pPr>
+        <w:pStyle w:val="Compact"/>
+        <w:numPr>
+          <w:ilvl w:val="0"/>
+          <w:numId w:val="5"/>
+        </w:numPr>
+        <w:jc w:val="both"/>
+      </w:pPr>
+      <w:proofErr w:type="spellStart"/>
+      <w:r>
+        <w:t>otimizações</w:t>
+      </w:r>
+      <w:proofErr w:type="spellEnd"/>
+      <w:r>
+        <w:t>.</w:t>
       </w:r>
     </w:p>
     <w:p>
       <w:pPr>
         <w:pStyle w:val="FirstParagraph"/>
+        <w:jc w:val="both"/>
         <w:rPr>
           <w:lang w:val="pt-PT"/>
         </w:rPr>
@@ -3574,18 +4628,29 @@
     <w:p>
       <w:pPr>
         <w:pStyle w:val="SourceCode"/>
-        <w:rPr/>
-      </w:pPr>
-      <w:r>
-        <w:rPr>
-          <w:rStyle w:val="VerbatimChar"/>
-        </w:rPr>
-        <w:t>teste_global.mocp</w:t>
-      </w:r>
+        <w:jc w:val="both"/>
+      </w:pPr>
+      <w:proofErr w:type="spellStart"/>
+      <w:r>
+        <w:rPr>
+          <w:rStyle w:val="VerbatimChar"/>
+        </w:rPr>
+        <w:t>teste_</w:t>
+      </w:r>
+      <w:proofErr w:type="gramStart"/>
+      <w:r>
+        <w:rPr>
+          <w:rStyle w:val="VerbatimChar"/>
+        </w:rPr>
+        <w:t>global.mocp</w:t>
+      </w:r>
+      <w:proofErr w:type="spellEnd"/>
+      <w:proofErr w:type="gramEnd"/>
     </w:p>
     <w:p>
       <w:pPr>
         <w:pStyle w:val="FirstParagraph"/>
+        <w:jc w:val="both"/>
         <w:rPr>
           <w:lang w:val="pt-PT"/>
         </w:rPr>
@@ -3600,28 +4665,48 @@
     <w:p>
       <w:pPr>
         <w:pStyle w:val="SourceCode"/>
-        <w:rPr/>
-      </w:pPr>
-      <w:r>
-        <w:rPr>
-          <w:rStyle w:val="VerbatimChar"/>
-        </w:rPr>
-        <w:t>teste_erros_lexicos.mocp</w:t>
-      </w:r>
-      <w:r>
-        <w:rPr/>
+        <w:jc w:val="both"/>
+      </w:pPr>
+      <w:proofErr w:type="spellStart"/>
+      <w:r>
+        <w:rPr>
+          <w:rStyle w:val="VerbatimChar"/>
+        </w:rPr>
+        <w:t>teste_erros_</w:t>
+      </w:r>
+      <w:proofErr w:type="gramStart"/>
+      <w:r>
+        <w:rPr>
+          <w:rStyle w:val="VerbatimChar"/>
+        </w:rPr>
+        <w:t>lexicos.mocp</w:t>
+      </w:r>
+      <w:proofErr w:type="spellEnd"/>
+      <w:proofErr w:type="gramEnd"/>
+      <w:r>
         <w:br/>
       </w:r>
-      <w:r>
-        <w:rPr>
-          <w:rStyle w:val="VerbatimChar"/>
-        </w:rPr>
-        <w:t>teste_erros_semanticos.mocp</w:t>
-      </w:r>
+      <w:proofErr w:type="spellStart"/>
+      <w:r>
+        <w:rPr>
+          <w:rStyle w:val="VerbatimChar"/>
+        </w:rPr>
+        <w:t>teste_erros_</w:t>
+      </w:r>
+      <w:proofErr w:type="gramStart"/>
+      <w:r>
+        <w:rPr>
+          <w:rStyle w:val="VerbatimChar"/>
+        </w:rPr>
+        <w:t>semanticos.mocp</w:t>
+      </w:r>
+      <w:proofErr w:type="spellEnd"/>
+      <w:proofErr w:type="gramEnd"/>
     </w:p>
     <w:p>
       <w:pPr>
         <w:pStyle w:val="FirstParagraph"/>
+        <w:jc w:val="both"/>
         <w:rPr>
           <w:lang w:val="pt-PT"/>
         </w:rPr>
@@ -3636,7 +4721,7 @@
     <w:p>
       <w:pPr>
         <w:pStyle w:val="SourceCode"/>
-        <w:rPr/>
+        <w:jc w:val="both"/>
       </w:pPr>
       <w:r>
         <w:rPr>
@@ -3656,23 +4741,16 @@
         <w:rPr>
           <w:lang w:val="pt-PT"/>
         </w:rPr>
+        <w:lastRenderedPageBreak/>
         <w:t>que executa automaticamente todos os testes presentes na pasta de testes.</w:t>
       </w:r>
     </w:p>
-    <w:p>
-      <w:pPr>
-        <w:pStyle w:val="Normal"/>
-        <w:rPr/>
-      </w:pPr>
-      <w:r>
-        <w:rPr/>
-      </w:r>
-    </w:p>
-    <w:p>
-      <w:pPr>
-        <w:pStyle w:val="Heading1"/>
-        <w:rPr>
-          <w:color w:themeColor="text2" w:themeTint="99" w:val="548DD4"/>
+    <w:p/>
+    <w:p>
+      <w:pPr>
+        <w:pStyle w:val="Ttulo1"/>
+        <w:rPr>
+          <w:color w:val="000000" w:themeColor="text1"/>
         </w:rPr>
       </w:pPr>
       <w:bookmarkStart w:id="31" w:name="dificuldades-encontradas"/>
@@ -3681,7 +4759,7 @@
       <w:bookmarkEnd w:id="32"/>
       <w:r>
         <w:rPr>
-          <w:color w:themeColor="text2" w:themeTint="99" w:val="548DD4"/>
+          <w:color w:val="000000" w:themeColor="text1"/>
         </w:rPr>
         <w:t>10. Dificuldades Encontradas</w:t>
       </w:r>
@@ -3689,6 +4767,7 @@
     <w:p>
       <w:pPr>
         <w:pStyle w:val="FirstParagraph"/>
+        <w:jc w:val="both"/>
         <w:rPr>
           <w:lang w:val="pt-PT"/>
         </w:rPr>
@@ -3702,7 +4781,8 @@
     </w:p>
     <w:p>
       <w:pPr>
-        <w:pStyle w:val="BodyText"/>
+        <w:pStyle w:val="Corpodetexto"/>
+        <w:jc w:val="both"/>
         <w:rPr>
           <w:lang w:val="pt-PT"/>
         </w:rPr>
@@ -3721,6 +4801,7 @@
           <w:ilvl w:val="0"/>
           <w:numId w:val="5"/>
         </w:numPr>
+        <w:jc w:val="both"/>
         <w:rPr>
           <w:lang w:val="pt-PT"/>
         </w:rPr>
@@ -3739,58 +4820,123 @@
           <w:ilvl w:val="0"/>
           <w:numId w:val="5"/>
         </w:numPr>
-        <w:rPr/>
-      </w:pPr>
-      <w:r>
-        <w:rPr/>
-        <w:t>gestão de escopos;</w:t>
-      </w:r>
-    </w:p>
-    <w:p>
-      <w:pPr>
-        <w:pStyle w:val="Compact"/>
-        <w:numPr>
-          <w:ilvl w:val="0"/>
-          <w:numId w:val="5"/>
-        </w:numPr>
-        <w:rPr/>
-      </w:pPr>
-      <w:r>
-        <w:rPr/>
-        <w:t>tratamento de vetores;</w:t>
-      </w:r>
-    </w:p>
-    <w:p>
-      <w:pPr>
-        <w:pStyle w:val="Compact"/>
-        <w:numPr>
-          <w:ilvl w:val="0"/>
-          <w:numId w:val="5"/>
-        </w:numPr>
-        <w:rPr/>
-      </w:pPr>
-      <w:r>
-        <w:rPr/>
-        <w:t>propagação segura de otimizações;</w:t>
-      </w:r>
-    </w:p>
-    <w:p>
-      <w:pPr>
-        <w:pStyle w:val="Compact"/>
-        <w:numPr>
-          <w:ilvl w:val="0"/>
-          <w:numId w:val="5"/>
-        </w:numPr>
-        <w:rPr/>
-      </w:pPr>
-      <w:r>
-        <w:rPr/>
-        <w:t>preservação de efeitos laterais.</w:t>
+        <w:jc w:val="both"/>
+      </w:pPr>
+      <w:proofErr w:type="spellStart"/>
+      <w:r>
+        <w:t>gestão</w:t>
+      </w:r>
+      <w:proofErr w:type="spellEnd"/>
+      <w:r>
+        <w:t xml:space="preserve"> de </w:t>
+      </w:r>
+      <w:proofErr w:type="spellStart"/>
+      <w:r>
+        <w:t>escopos</w:t>
+      </w:r>
+      <w:proofErr w:type="spellEnd"/>
+      <w:r>
+        <w:t>;</w:t>
+      </w:r>
+    </w:p>
+    <w:p>
+      <w:pPr>
+        <w:pStyle w:val="Compact"/>
+        <w:numPr>
+          <w:ilvl w:val="0"/>
+          <w:numId w:val="5"/>
+        </w:numPr>
+        <w:jc w:val="both"/>
+      </w:pPr>
+      <w:proofErr w:type="spellStart"/>
+      <w:r>
+        <w:t>tratamento</w:t>
+      </w:r>
+      <w:proofErr w:type="spellEnd"/>
+      <w:r>
+        <w:t xml:space="preserve"> de </w:t>
+      </w:r>
+      <w:proofErr w:type="spellStart"/>
+      <w:r>
+        <w:t>vetores</w:t>
+      </w:r>
+      <w:proofErr w:type="spellEnd"/>
+      <w:r>
+        <w:t>;</w:t>
+      </w:r>
+    </w:p>
+    <w:p>
+      <w:pPr>
+        <w:pStyle w:val="Compact"/>
+        <w:numPr>
+          <w:ilvl w:val="0"/>
+          <w:numId w:val="5"/>
+        </w:numPr>
+        <w:jc w:val="both"/>
+      </w:pPr>
+      <w:proofErr w:type="spellStart"/>
+      <w:r>
+        <w:t>propagação</w:t>
+      </w:r>
+      <w:proofErr w:type="spellEnd"/>
+      <w:r>
+        <w:t xml:space="preserve"> </w:t>
+      </w:r>
+      <w:proofErr w:type="spellStart"/>
+      <w:r>
+        <w:t>segura</w:t>
+      </w:r>
+      <w:proofErr w:type="spellEnd"/>
+      <w:r>
+        <w:t xml:space="preserve"> de </w:t>
+      </w:r>
+      <w:proofErr w:type="spellStart"/>
+      <w:r>
+        <w:t>otimizações</w:t>
+      </w:r>
+      <w:proofErr w:type="spellEnd"/>
+      <w:r>
+        <w:t>;</w:t>
+      </w:r>
+    </w:p>
+    <w:p>
+      <w:pPr>
+        <w:pStyle w:val="Compact"/>
+        <w:numPr>
+          <w:ilvl w:val="0"/>
+          <w:numId w:val="5"/>
+        </w:numPr>
+        <w:jc w:val="both"/>
+      </w:pPr>
+      <w:proofErr w:type="spellStart"/>
+      <w:r>
+        <w:t>preservação</w:t>
+      </w:r>
+      <w:proofErr w:type="spellEnd"/>
+      <w:r>
+        <w:t xml:space="preserve"> de </w:t>
+      </w:r>
+      <w:proofErr w:type="spellStart"/>
+      <w:r>
+        <w:t>efeitos</w:t>
+      </w:r>
+      <w:proofErr w:type="spellEnd"/>
+      <w:r>
+        <w:t xml:space="preserve"> </w:t>
+      </w:r>
+      <w:proofErr w:type="spellStart"/>
+      <w:r>
+        <w:t>laterais</w:t>
+      </w:r>
+      <w:proofErr w:type="spellEnd"/>
+      <w:r>
+        <w:t>.</w:t>
       </w:r>
     </w:p>
     <w:p>
       <w:pPr>
         <w:pStyle w:val="FirstParagraph"/>
+        <w:jc w:val="both"/>
         <w:rPr>
           <w:lang w:val="pt-PT"/>
         </w:rPr>
@@ -3804,7 +4950,8 @@
     </w:p>
     <w:p>
       <w:pPr>
-        <w:pStyle w:val="BodyText"/>
+        <w:pStyle w:val="Corpodetexto"/>
+        <w:jc w:val="both"/>
         <w:rPr>
           <w:lang w:val="pt-PT"/>
         </w:rPr>
@@ -3816,20 +4963,12 @@
         <w:t>Outro aspeto relevante foi a necessidade de garantir modularidade suficiente para permitir evolução futura do compilador.</w:t>
       </w:r>
     </w:p>
-    <w:p>
-      <w:pPr>
-        <w:pStyle w:val="Normal"/>
-        <w:rPr/>
-      </w:pPr>
-      <w:r>
-        <w:rPr/>
-      </w:r>
-    </w:p>
-    <w:p>
-      <w:pPr>
-        <w:pStyle w:val="Heading1"/>
-        <w:rPr>
-          <w:color w:themeColor="text2" w:themeTint="99" w:val="548DD4"/>
+    <w:p/>
+    <w:p>
+      <w:pPr>
+        <w:pStyle w:val="Ttulo1"/>
+        <w:rPr>
+          <w:color w:val="000000" w:themeColor="text1"/>
         </w:rPr>
       </w:pPr>
       <w:bookmarkStart w:id="33" w:name="conclusão"/>
@@ -3838,7 +4977,7 @@
       <w:bookmarkEnd w:id="34"/>
       <w:r>
         <w:rPr>
-          <w:color w:themeColor="text2" w:themeTint="99" w:val="548DD4"/>
+          <w:color w:val="000000" w:themeColor="text1"/>
         </w:rPr>
         <w:t>11. Conclusão</w:t>
       </w:r>
@@ -3846,6 +4985,7 @@
     <w:p>
       <w:pPr>
         <w:pStyle w:val="FirstParagraph"/>
+        <w:jc w:val="both"/>
         <w:rPr>
           <w:lang w:val="pt-PT"/>
         </w:rPr>
@@ -3864,86 +5004,159 @@
           <w:ilvl w:val="0"/>
           <w:numId w:val="5"/>
         </w:numPr>
-        <w:rPr/>
-      </w:pPr>
-      <w:r>
-        <w:rPr/>
-        <w:t>análise léxica;</w:t>
-      </w:r>
-    </w:p>
-    <w:p>
-      <w:pPr>
-        <w:pStyle w:val="Compact"/>
-        <w:numPr>
-          <w:ilvl w:val="0"/>
-          <w:numId w:val="5"/>
-        </w:numPr>
-        <w:rPr/>
-      </w:pPr>
-      <w:r>
-        <w:rPr/>
-        <w:t>análise sintática;</w:t>
-      </w:r>
-    </w:p>
-    <w:p>
-      <w:pPr>
-        <w:pStyle w:val="Compact"/>
-        <w:numPr>
-          <w:ilvl w:val="0"/>
-          <w:numId w:val="5"/>
-        </w:numPr>
-        <w:rPr/>
-      </w:pPr>
-      <w:r>
-        <w:rPr/>
-        <w:t>construção de AST;</w:t>
-      </w:r>
-    </w:p>
-    <w:p>
-      <w:pPr>
-        <w:pStyle w:val="Compact"/>
-        <w:numPr>
-          <w:ilvl w:val="0"/>
-          <w:numId w:val="5"/>
-        </w:numPr>
-        <w:rPr/>
-      </w:pPr>
-      <w:r>
-        <w:rPr/>
-        <w:t>análise semântica;</w:t>
-      </w:r>
-    </w:p>
-    <w:p>
-      <w:pPr>
-        <w:pStyle w:val="Compact"/>
-        <w:numPr>
-          <w:ilvl w:val="0"/>
-          <w:numId w:val="5"/>
-        </w:numPr>
-        <w:rPr/>
-      </w:pPr>
-      <w:r>
-        <w:rPr/>
-        <w:t>geração de código intermédio;</w:t>
-      </w:r>
-    </w:p>
-    <w:p>
-      <w:pPr>
-        <w:pStyle w:val="Compact"/>
-        <w:numPr>
-          <w:ilvl w:val="0"/>
-          <w:numId w:val="5"/>
-        </w:numPr>
-        <w:rPr/>
-      </w:pPr>
-      <w:r>
-        <w:rPr/>
-        <w:t>otimização de código.</w:t>
+        <w:jc w:val="both"/>
+      </w:pPr>
+      <w:proofErr w:type="spellStart"/>
+      <w:r>
+        <w:t>análise</w:t>
+      </w:r>
+      <w:proofErr w:type="spellEnd"/>
+      <w:r>
+        <w:t xml:space="preserve"> </w:t>
+      </w:r>
+      <w:proofErr w:type="spellStart"/>
+      <w:r>
+        <w:t>léxica</w:t>
+      </w:r>
+      <w:proofErr w:type="spellEnd"/>
+      <w:r>
+        <w:t>;</w:t>
+      </w:r>
+    </w:p>
+    <w:p>
+      <w:pPr>
+        <w:pStyle w:val="Compact"/>
+        <w:numPr>
+          <w:ilvl w:val="0"/>
+          <w:numId w:val="5"/>
+        </w:numPr>
+        <w:jc w:val="both"/>
+      </w:pPr>
+      <w:proofErr w:type="spellStart"/>
+      <w:r>
+        <w:t>análise</w:t>
+      </w:r>
+      <w:proofErr w:type="spellEnd"/>
+      <w:r>
+        <w:t xml:space="preserve"> </w:t>
+      </w:r>
+      <w:proofErr w:type="spellStart"/>
+      <w:r>
+        <w:t>sintática</w:t>
+      </w:r>
+      <w:proofErr w:type="spellEnd"/>
+      <w:r>
+        <w:t>;</w:t>
+      </w:r>
+    </w:p>
+    <w:p>
+      <w:pPr>
+        <w:pStyle w:val="Compact"/>
+        <w:numPr>
+          <w:ilvl w:val="0"/>
+          <w:numId w:val="5"/>
+        </w:numPr>
+        <w:jc w:val="both"/>
+      </w:pPr>
+      <w:proofErr w:type="spellStart"/>
+      <w:r>
+        <w:t>construção</w:t>
+      </w:r>
+      <w:proofErr w:type="spellEnd"/>
+      <w:r>
+        <w:t xml:space="preserve"> de AST;</w:t>
+      </w:r>
+    </w:p>
+    <w:p>
+      <w:pPr>
+        <w:pStyle w:val="Compact"/>
+        <w:numPr>
+          <w:ilvl w:val="0"/>
+          <w:numId w:val="5"/>
+        </w:numPr>
+        <w:jc w:val="both"/>
+      </w:pPr>
+      <w:proofErr w:type="spellStart"/>
+      <w:r>
+        <w:t>análise</w:t>
+      </w:r>
+      <w:proofErr w:type="spellEnd"/>
+      <w:r>
+        <w:t xml:space="preserve"> </w:t>
+      </w:r>
+      <w:proofErr w:type="spellStart"/>
+      <w:r>
+        <w:t>semântica</w:t>
+      </w:r>
+      <w:proofErr w:type="spellEnd"/>
+      <w:r>
+        <w:t>;</w:t>
+      </w:r>
+    </w:p>
+    <w:p>
+      <w:pPr>
+        <w:pStyle w:val="Compact"/>
+        <w:numPr>
+          <w:ilvl w:val="0"/>
+          <w:numId w:val="5"/>
+        </w:numPr>
+        <w:jc w:val="both"/>
+      </w:pPr>
+      <w:proofErr w:type="spellStart"/>
+      <w:r>
+        <w:t>geração</w:t>
+      </w:r>
+      <w:proofErr w:type="spellEnd"/>
+      <w:r>
+        <w:t xml:space="preserve"> de </w:t>
+      </w:r>
+      <w:proofErr w:type="spellStart"/>
+      <w:r>
+        <w:t>código</w:t>
+      </w:r>
+      <w:proofErr w:type="spellEnd"/>
+      <w:r>
+        <w:t xml:space="preserve"> </w:t>
+      </w:r>
+      <w:proofErr w:type="spellStart"/>
+      <w:r>
+        <w:t>intermédio</w:t>
+      </w:r>
+      <w:proofErr w:type="spellEnd"/>
+      <w:r>
+        <w:t>;</w:t>
+      </w:r>
+    </w:p>
+    <w:p>
+      <w:pPr>
+        <w:pStyle w:val="Compact"/>
+        <w:numPr>
+          <w:ilvl w:val="0"/>
+          <w:numId w:val="5"/>
+        </w:numPr>
+        <w:jc w:val="both"/>
+      </w:pPr>
+      <w:proofErr w:type="spellStart"/>
+      <w:r>
+        <w:t>otimização</w:t>
+      </w:r>
+      <w:proofErr w:type="spellEnd"/>
+      <w:r>
+        <w:t xml:space="preserve"> de </w:t>
+      </w:r>
+      <w:proofErr w:type="spellStart"/>
+      <w:r>
+        <w:t>código</w:t>
+      </w:r>
+      <w:proofErr w:type="spellEnd"/>
+      <w:r>
+        <w:t>.</w:t>
       </w:r>
     </w:p>
     <w:p>
       <w:pPr>
         <w:pStyle w:val="FirstParagraph"/>
+        <w:jc w:val="both"/>
         <w:rPr>
           <w:lang w:val="pt-PT"/>
         </w:rPr>
@@ -3957,123 +5170,206 @@
     </w:p>
     <w:p>
       <w:pPr>
-        <w:pStyle w:val="BodyText"/>
-        <w:rPr/>
-      </w:pPr>
-      <w:r>
-        <w:rPr/>
-        <w:t>O sistema implementado suporta:</w:t>
-      </w:r>
-    </w:p>
-    <w:p>
-      <w:pPr>
-        <w:pStyle w:val="Compact"/>
-        <w:numPr>
-          <w:ilvl w:val="0"/>
-          <w:numId w:val="5"/>
-        </w:numPr>
-        <w:rPr/>
-      </w:pPr>
-      <w:r>
-        <w:rPr/>
-        <w:t>funções;</w:t>
-      </w:r>
-    </w:p>
-    <w:p>
-      <w:pPr>
-        <w:pStyle w:val="Compact"/>
-        <w:numPr>
-          <w:ilvl w:val="0"/>
-          <w:numId w:val="5"/>
-        </w:numPr>
-        <w:rPr/>
-      </w:pPr>
-      <w:r>
-        <w:rPr/>
-        <w:t>recursividade;</w:t>
-      </w:r>
-    </w:p>
-    <w:p>
-      <w:pPr>
-        <w:pStyle w:val="Compact"/>
-        <w:numPr>
-          <w:ilvl w:val="0"/>
-          <w:numId w:val="5"/>
-        </w:numPr>
-        <w:rPr/>
-      </w:pPr>
-      <w:r>
-        <w:rPr/>
-        <w:t>vetores;</w:t>
-      </w:r>
-    </w:p>
-    <w:p>
-      <w:pPr>
-        <w:pStyle w:val="Compact"/>
-        <w:numPr>
-          <w:ilvl w:val="0"/>
-          <w:numId w:val="5"/>
-        </w:numPr>
-        <w:rPr/>
-      </w:pPr>
-      <w:r>
-        <w:rPr/>
-        <w:t>estruturas de controlo;</w:t>
-      </w:r>
-    </w:p>
-    <w:p>
-      <w:pPr>
-        <w:pStyle w:val="Compact"/>
-        <w:numPr>
-          <w:ilvl w:val="0"/>
-          <w:numId w:val="5"/>
-        </w:numPr>
-        <w:rPr/>
-      </w:pPr>
-      <w:r>
-        <w:rPr/>
-        <w:t>operadores aritméticos;</w:t>
-      </w:r>
-    </w:p>
-    <w:p>
-      <w:pPr>
-        <w:pStyle w:val="Compact"/>
-        <w:numPr>
-          <w:ilvl w:val="0"/>
-          <w:numId w:val="5"/>
-        </w:numPr>
-        <w:rPr/>
-      </w:pPr>
-      <w:r>
-        <w:rPr/>
-        <w:t>operadores relacionais;</w:t>
-      </w:r>
-    </w:p>
-    <w:p>
-      <w:pPr>
-        <w:pStyle w:val="Compact"/>
-        <w:numPr>
-          <w:ilvl w:val="0"/>
-          <w:numId w:val="5"/>
-        </w:numPr>
-        <w:rPr/>
-      </w:pPr>
-      <w:r>
-        <w:rPr/>
-        <w:t>operadores lógicos;</w:t>
-      </w:r>
-    </w:p>
-    <w:p>
-      <w:pPr>
-        <w:pStyle w:val="Compact"/>
-        <w:numPr>
-          <w:ilvl w:val="0"/>
-          <w:numId w:val="5"/>
-        </w:numPr>
-        <w:rPr/>
-      </w:pPr>
-      <w:r>
-        <w:rPr/>
+        <w:pStyle w:val="Corpodetexto"/>
+        <w:jc w:val="both"/>
+      </w:pPr>
+      <w:r>
+        <w:t xml:space="preserve">O </w:t>
+      </w:r>
+      <w:proofErr w:type="spellStart"/>
+      <w:r>
+        <w:t>sistema</w:t>
+      </w:r>
+      <w:proofErr w:type="spellEnd"/>
+      <w:r>
+        <w:t xml:space="preserve"> </w:t>
+      </w:r>
+      <w:proofErr w:type="spellStart"/>
+      <w:r>
+        <w:t>implementado</w:t>
+      </w:r>
+      <w:proofErr w:type="spellEnd"/>
+      <w:r>
+        <w:t xml:space="preserve"> </w:t>
+      </w:r>
+      <w:proofErr w:type="spellStart"/>
+      <w:r>
+        <w:t>suporta</w:t>
+      </w:r>
+      <w:proofErr w:type="spellEnd"/>
+      <w:r>
+        <w:t>:</w:t>
+      </w:r>
+    </w:p>
+    <w:p>
+      <w:pPr>
+        <w:pStyle w:val="Compact"/>
+        <w:numPr>
+          <w:ilvl w:val="0"/>
+          <w:numId w:val="5"/>
+        </w:numPr>
+        <w:jc w:val="both"/>
+      </w:pPr>
+      <w:proofErr w:type="spellStart"/>
+      <w:r>
+        <w:t>funções</w:t>
+      </w:r>
+      <w:proofErr w:type="spellEnd"/>
+      <w:r>
+        <w:t>;</w:t>
+      </w:r>
+    </w:p>
+    <w:p>
+      <w:pPr>
+        <w:pStyle w:val="Compact"/>
+        <w:numPr>
+          <w:ilvl w:val="0"/>
+          <w:numId w:val="5"/>
+        </w:numPr>
+        <w:jc w:val="both"/>
+      </w:pPr>
+      <w:proofErr w:type="spellStart"/>
+      <w:r>
+        <w:t>recursividade</w:t>
+      </w:r>
+      <w:proofErr w:type="spellEnd"/>
+      <w:r>
+        <w:t>;</w:t>
+      </w:r>
+    </w:p>
+    <w:p>
+      <w:pPr>
+        <w:pStyle w:val="Compact"/>
+        <w:numPr>
+          <w:ilvl w:val="0"/>
+          <w:numId w:val="5"/>
+        </w:numPr>
+        <w:jc w:val="both"/>
+      </w:pPr>
+      <w:proofErr w:type="spellStart"/>
+      <w:r>
+        <w:t>vetores</w:t>
+      </w:r>
+      <w:proofErr w:type="spellEnd"/>
+      <w:r>
+        <w:t>;</w:t>
+      </w:r>
+    </w:p>
+    <w:p>
+      <w:pPr>
+        <w:pStyle w:val="Compact"/>
+        <w:numPr>
+          <w:ilvl w:val="0"/>
+          <w:numId w:val="5"/>
+        </w:numPr>
+        <w:jc w:val="both"/>
+      </w:pPr>
+      <w:proofErr w:type="spellStart"/>
+      <w:r>
+        <w:lastRenderedPageBreak/>
+        <w:t>estruturas</w:t>
+      </w:r>
+      <w:proofErr w:type="spellEnd"/>
+      <w:r>
+        <w:t xml:space="preserve"> de </w:t>
+      </w:r>
+      <w:proofErr w:type="spellStart"/>
+      <w:r>
+        <w:t>controlo</w:t>
+      </w:r>
+      <w:proofErr w:type="spellEnd"/>
+      <w:r>
+        <w:t>;</w:t>
+      </w:r>
+    </w:p>
+    <w:p>
+      <w:pPr>
+        <w:pStyle w:val="Compact"/>
+        <w:numPr>
+          <w:ilvl w:val="0"/>
+          <w:numId w:val="5"/>
+        </w:numPr>
+        <w:jc w:val="both"/>
+      </w:pPr>
+      <w:proofErr w:type="spellStart"/>
+      <w:r>
+        <w:t>operadores</w:t>
+      </w:r>
+      <w:proofErr w:type="spellEnd"/>
+      <w:r>
+        <w:t xml:space="preserve"> </w:t>
+      </w:r>
+      <w:proofErr w:type="spellStart"/>
+      <w:r>
+        <w:t>aritméticos</w:t>
+      </w:r>
+      <w:proofErr w:type="spellEnd"/>
+      <w:r>
+        <w:t>;</w:t>
+      </w:r>
+    </w:p>
+    <w:p>
+      <w:pPr>
+        <w:pStyle w:val="Compact"/>
+        <w:numPr>
+          <w:ilvl w:val="0"/>
+          <w:numId w:val="5"/>
+        </w:numPr>
+        <w:jc w:val="both"/>
+      </w:pPr>
+      <w:proofErr w:type="spellStart"/>
+      <w:r>
+        <w:t>operadores</w:t>
+      </w:r>
+      <w:proofErr w:type="spellEnd"/>
+      <w:r>
+        <w:t xml:space="preserve"> </w:t>
+      </w:r>
+      <w:proofErr w:type="spellStart"/>
+      <w:r>
+        <w:t>relacionais</w:t>
+      </w:r>
+      <w:proofErr w:type="spellEnd"/>
+      <w:r>
+        <w:t>;</w:t>
+      </w:r>
+    </w:p>
+    <w:p>
+      <w:pPr>
+        <w:pStyle w:val="Compact"/>
+        <w:numPr>
+          <w:ilvl w:val="0"/>
+          <w:numId w:val="5"/>
+        </w:numPr>
+        <w:jc w:val="both"/>
+      </w:pPr>
+      <w:proofErr w:type="spellStart"/>
+      <w:r>
+        <w:t>operadores</w:t>
+      </w:r>
+      <w:proofErr w:type="spellEnd"/>
+      <w:r>
+        <w:t xml:space="preserve"> </w:t>
+      </w:r>
+      <w:proofErr w:type="spellStart"/>
+      <w:r>
+        <w:t>lógicos</w:t>
+      </w:r>
+      <w:proofErr w:type="spellEnd"/>
+      <w:r>
+        <w:t>;</w:t>
+      </w:r>
+    </w:p>
+    <w:p>
+      <w:pPr>
+        <w:pStyle w:val="Compact"/>
+        <w:numPr>
+          <w:ilvl w:val="0"/>
+          <w:numId w:val="5"/>
+        </w:numPr>
+        <w:jc w:val="both"/>
+      </w:pPr>
+      <w:r>
         <w:t>casts;</w:t>
       </w:r>
     </w:p>
@@ -4084,16 +5380,21 @@
           <w:ilvl w:val="0"/>
           <w:numId w:val="5"/>
         </w:numPr>
-        <w:rPr/>
-      </w:pPr>
-      <w:r>
-        <w:rPr/>
-        <w:t>otimização de TAC.</w:t>
+        <w:jc w:val="both"/>
+      </w:pPr>
+      <w:proofErr w:type="spellStart"/>
+      <w:r>
+        <w:t>otimização</w:t>
+      </w:r>
+      <w:proofErr w:type="spellEnd"/>
+      <w:r>
+        <w:t xml:space="preserve"> de TAC.</w:t>
       </w:r>
     </w:p>
     <w:p>
       <w:pPr>
         <w:pStyle w:val="FirstParagraph"/>
+        <w:jc w:val="both"/>
         <w:rPr>
           <w:lang w:val="pt-PT"/>
         </w:rPr>
@@ -4107,38 +5408,32 @@
     </w:p>
     <w:p>
       <w:pPr>
-        <w:pStyle w:val="Normal"/>
-        <w:rPr/>
-      </w:pPr>
-      <w:r>
-        <w:rPr/>
-      </w:r>
-    </w:p>
-    <w:p>
-      <w:pPr>
-        <w:pStyle w:val="Heading1"/>
-        <w:rPr>
-          <w:color w:themeColor="text2" w:themeTint="99" w:val="548DD4"/>
+        <w:jc w:val="both"/>
+      </w:pPr>
+    </w:p>
+    <w:p>
+      <w:pPr>
+        <w:pStyle w:val="Ttulo1"/>
+        <w:rPr>
+          <w:color w:val="000000" w:themeColor="text1"/>
         </w:rPr>
       </w:pPr>
       <w:bookmarkStart w:id="35" w:name="conclusão_Copy_1"/>
       <w:bookmarkEnd w:id="35"/>
       <w:r>
         <w:rPr>
-          <w:color w:themeColor="text2" w:themeTint="99" w:val="548DD4"/>
+          <w:color w:val="000000" w:themeColor="text1"/>
         </w:rPr>
         <w:t>12. Bibliografia</w:t>
       </w:r>
     </w:p>
     <w:p>
       <w:pPr>
-        <w:pStyle w:val="Normal"/>
-        <w:numPr>
-          <w:ilvl w:val="0"/>
-          <w:numId w:val="5"/>
-        </w:numPr>
-        <w:spacing w:lineRule="auto" w:line="240" w:before="0" w:after="200"/>
-        <w:rPr/>
+        <w:numPr>
+          <w:ilvl w:val="0"/>
+          <w:numId w:val="5"/>
+        </w:numPr>
+        <w:spacing w:after="200" w:line="240" w:lineRule="auto"/>
       </w:pPr>
       <w:r>
         <w:rPr>
@@ -4160,20 +5455,22 @@
         </w:rPr>
         <w:t xml:space="preserve"> (2nd ed.). </w:t>
       </w:r>
-      <w:r>
-        <w:rPr/>
-        <w:t>Pearson.</w:t>
-      </w:r>
-    </w:p>
-    <w:p>
-      <w:pPr>
-        <w:pStyle w:val="Normal"/>
-        <w:numPr>
-          <w:ilvl w:val="0"/>
-          <w:numId w:val="5"/>
-        </w:numPr>
-        <w:spacing w:lineRule="auto" w:line="240" w:before="0" w:after="200"/>
-        <w:rPr/>
+      <w:proofErr w:type="spellStart"/>
+      <w:r>
+        <w:t>Pearson</w:t>
+      </w:r>
+      <w:proofErr w:type="spellEnd"/>
+      <w:r>
+        <w:t>.</w:t>
+      </w:r>
+    </w:p>
+    <w:p>
+      <w:pPr>
+        <w:numPr>
+          <w:ilvl w:val="0"/>
+          <w:numId w:val="5"/>
+        </w:numPr>
+        <w:spacing w:after="200" w:line="240" w:lineRule="auto"/>
       </w:pPr>
       <w:r>
         <w:rPr>
@@ -4195,77 +5492,85 @@
         </w:rPr>
         <w:t xml:space="preserve">. </w:t>
       </w:r>
-      <w:r>
-        <w:rPr/>
-        <w:t>Pragmatic Bookshelf.</w:t>
-      </w:r>
-    </w:p>
-    <w:p>
-      <w:pPr>
-        <w:pStyle w:val="Normal"/>
-        <w:numPr>
-          <w:ilvl w:val="0"/>
-          <w:numId w:val="5"/>
-        </w:numPr>
-        <w:spacing w:lineRule="auto" w:line="240" w:before="0" w:after="200"/>
-        <w:rPr/>
+      <w:proofErr w:type="spellStart"/>
+      <w:r>
+        <w:t>Pragmatic</w:t>
+      </w:r>
+      <w:proofErr w:type="spellEnd"/>
+      <w:r>
+        <w:t xml:space="preserve"> Bookshelf.</w:t>
+      </w:r>
+    </w:p>
+    <w:p>
+      <w:pPr>
+        <w:numPr>
+          <w:ilvl w:val="0"/>
+          <w:numId w:val="5"/>
+        </w:numPr>
+        <w:spacing w:after="200" w:line="240" w:lineRule="auto"/>
       </w:pPr>
       <w:bookmarkStart w:id="36" w:name="bibliografia"/>
       <w:r>
-        <w:rPr/>
         <w:t>Material pedagógico da UC 21018 - Compilação, Universidade Aberta.</w:t>
       </w:r>
       <w:bookmarkEnd w:id="36"/>
     </w:p>
-    <w:p>
-      <w:pPr>
-        <w:pStyle w:val="Normal"/>
-        <w:widowControl/>
-        <w:bidi w:val="0"/>
-        <w:spacing w:lineRule="auto" w:line="360" w:before="0" w:after="240"/>
-        <w:jc w:val="left"/>
-        <w:rPr/>
-      </w:pPr>
-      <w:r>
-        <w:rPr/>
-      </w:r>
-    </w:p>
+    <w:p/>
     <w:sectPr>
-      <w:footerReference w:type="even" r:id="rId3"/>
-      <w:footerReference w:type="default" r:id="rId4"/>
-      <w:footerReference w:type="first" r:id="rId5"/>
-      <w:type w:val="nextPage"/>
+      <w:footerReference w:type="even" r:id="rId8"/>
+      <w:footerReference w:type="default" r:id="rId9"/>
+      <w:footerReference w:type="first" r:id="rId10"/>
       <w:pgSz w:w="11906" w:h="16838"/>
-      <w:pgMar w:left="1701" w:right="1701" w:gutter="0" w:header="0" w:top="1417" w:footer="708" w:bottom="1417"/>
-      <w:pgNumType w:fmt="decimal"/>
-      <w:formProt w:val="false"/>
+      <w:pgMar w:top="1417" w:right="1701" w:bottom="1417" w:left="1701" w:header="0" w:footer="708" w:gutter="0"/>
+      <w:cols w:space="720"/>
+      <w:formProt w:val="0"/>
       <w:titlePg/>
-      <w:textDirection w:val="lrTb"/>
-      <w:docGrid w:type="default" w:linePitch="360" w:charSpace="0"/>
+      <w:docGrid w:linePitch="360"/>
     </w:sectPr>
   </w:body>
 </w:document>
 </file>
 
+<file path=word/endnotes.xml><?xml version="1.0" encoding="utf-8"?>
+<w:endnotes xmlns:wpc="http://schemas.microsoft.com/office/word/2010/wordprocessingCanvas" xmlns:cx="http://schemas.microsoft.com/office/drawing/2014/chartex" xmlns:cx1="http://schemas.microsoft.com/office/drawing/2015/9/8/chartex" xmlns:cx2="http://schemas.microsoft.com/office/drawing/2015/10/21/chartex" xmlns:cx3="http://schemas.microsoft.com/office/drawing/2016/5/9/chartex" xmlns:cx4="http://schemas.microsoft.com/office/drawing/2016/5/10/chartex" xmlns:cx5="http://schemas.microsoft.com/office/drawing/2016/5/11/chartex" xmlns:cx6="http://schemas.microsoft.com/office/drawing/2016/5/12/chartex" xmlns:cx7="http://schemas.microsoft.com/office/drawing/2016/5/13/chartex" xmlns:cx8="http://schemas.microsoft.com/office/drawing/2016/5/14/chartex" xmlns:mc="http://schemas.openxmlformats.org/markup-compatibility/2006" xmlns:aink="http://schemas.microsoft.com/office/drawing/2016/ink" xmlns:am3d="http://schemas.microsoft.com/office/drawing/2017/model3d" xmlns:o="urn:schemas-microsoft-com:office:office" xmlns:oel="http://schemas.microsoft.com/office/2019/extlst" xmlns:r="http://schemas.openxmlformats.org/officeDocument/2006/relationships" xmlns:m="http://schemas.openxmlformats.org/officeDocument/2006/math" xmlns:v="urn:schemas-microsoft-com:vml" xmlns:wp14="http://schemas.microsoft.com/office/word/2010/wordprocessingDrawing" xmlns:wp="http://schemas.openxmlformats.org/drawingml/2006/wordprocessingDrawing" xmlns:w10="urn:schemas-microsoft-com:office:word" xmlns:w="http://schemas.openxmlformats.org/wordprocessingml/2006/main" xmlns:w14="http://schemas.microsoft.com/office/word/2010/wordml" xmlns:w15="http://schemas.microsoft.com/office/word/2012/wordml" xmlns:w16cex="http://schemas.microsoft.com/office/word/2018/wordml/cex" xmlns:w16cid="http://schemas.microsoft.com/office/word/2016/wordml/cid" xmlns:w16="http://schemas.microsoft.com/office/word/2018/wordml" xmlns:w16du="http://schemas.microsoft.com/office/word/2023/wordml/word16du" xmlns:w16sdtdh="http://schemas.microsoft.com/office/word/2020/wordml/sdtdatahash" xmlns:w16sdtfl="http://schemas.microsoft.com/office/word/2024/wordml/sdtformatlock" xmlns:w16se="http://schemas.microsoft.com/office/word/2015/wordml/symex" xmlns:wpg="http://schemas.microsoft.com/office/word/2010/wordprocessingGroup" xmlns:wpi="http://schemas.microsoft.com/office/word/2010/wordprocessingInk" xmlns:wne="http://schemas.microsoft.com/office/word/2006/wordml" xmlns:wps="http://schemas.microsoft.com/office/word/2010/wordprocessingShape" mc:Ignorable="w14 w15 w16se w16cid w16 w16cex w16sdtdh w16sdtfl w16du wp14">
+  <w:endnote w:type="separator" w:id="-1">
+    <w:p>
+      <w:pPr>
+        <w:spacing w:after="0" w:line="240" w:lineRule="auto"/>
+      </w:pPr>
+      <w:r>
+        <w:separator/>
+      </w:r>
+    </w:p>
+  </w:endnote>
+  <w:endnote w:type="continuationSeparator" w:id="0">
+    <w:p>
+      <w:pPr>
+        <w:spacing w:after="0" w:line="240" w:lineRule="auto"/>
+      </w:pPr>
+      <w:r>
+        <w:continuationSeparator/>
+      </w:r>
+    </w:p>
+  </w:endnote>
+</w:endnotes>
+</file>
+
 <file path=word/footer1.xml><?xml version="1.0" encoding="utf-8"?>
-<w:ftr xmlns:o="urn:schemas-microsoft-com:office:office" xmlns:r="http://schemas.openxmlformats.org/officeDocument/2006/relationships" xmlns:v="urn:schemas-microsoft-com:vml" xmlns:w="http://schemas.openxmlformats.org/wordprocessingml/2006/main" xmlns:w10="urn:schemas-microsoft-com:office:word" xmlns:wp="http://schemas.openxmlformats.org/drawingml/2006/wordprocessingDrawing" xmlns:wps="http://schemas.microsoft.com/office/word/2010/wordprocessingShape" xmlns:wpg="http://schemas.microsoft.com/office/word/2010/wordprocessingGroup" xmlns:mc="http://schemas.openxmlformats.org/markup-compatibility/2006" xmlns:wp14="http://schemas.microsoft.com/office/word/2010/wordprocessingDrawing" xmlns:w14="http://schemas.microsoft.com/office/word/2010/wordml" xmlns:w15="http://schemas.microsoft.com/office/word/2012/wordml" mc:Ignorable="w14 wp14 w15">
+<w:ftr xmlns:wpc="http://schemas.microsoft.com/office/word/2010/wordprocessingCanvas" xmlns:cx="http://schemas.microsoft.com/office/drawing/2014/chartex" xmlns:cx1="http://schemas.microsoft.com/office/drawing/2015/9/8/chartex" xmlns:cx2="http://schemas.microsoft.com/office/drawing/2015/10/21/chartex" xmlns:cx3="http://schemas.microsoft.com/office/drawing/2016/5/9/chartex" xmlns:cx4="http://schemas.microsoft.com/office/drawing/2016/5/10/chartex" xmlns:cx5="http://schemas.microsoft.com/office/drawing/2016/5/11/chartex" xmlns:cx6="http://schemas.microsoft.com/office/drawing/2016/5/12/chartex" xmlns:cx7="http://schemas.microsoft.com/office/drawing/2016/5/13/chartex" xmlns:cx8="http://schemas.microsoft.com/office/drawing/2016/5/14/chartex" xmlns:mc="http://schemas.openxmlformats.org/markup-compatibility/2006" xmlns:aink="http://schemas.microsoft.com/office/drawing/2016/ink" xmlns:am3d="http://schemas.microsoft.com/office/drawing/2017/model3d" xmlns:o="urn:schemas-microsoft-com:office:office" xmlns:oel="http://schemas.microsoft.com/office/2019/extlst" xmlns:r="http://schemas.openxmlformats.org/officeDocument/2006/relationships" xmlns:m="http://schemas.openxmlformats.org/officeDocument/2006/math" xmlns:v="urn:schemas-microsoft-com:vml" xmlns:wp14="http://schemas.microsoft.com/office/word/2010/wordprocessingDrawing" xmlns:wp="http://schemas.openxmlformats.org/drawingml/2006/wordprocessingDrawing" xmlns:w10="urn:schemas-microsoft-com:office:word" xmlns:w="http://schemas.openxmlformats.org/wordprocessingml/2006/main" xmlns:w14="http://schemas.microsoft.com/office/word/2010/wordml" xmlns:w15="http://schemas.microsoft.com/office/word/2012/wordml" xmlns:w16cex="http://schemas.microsoft.com/office/word/2018/wordml/cex" xmlns:w16cid="http://schemas.microsoft.com/office/word/2016/wordml/cid" xmlns:w16="http://schemas.microsoft.com/office/word/2018/wordml" xmlns:w16du="http://schemas.microsoft.com/office/word/2023/wordml/word16du" xmlns:w16sdtdh="http://schemas.microsoft.com/office/word/2020/wordml/sdtdatahash" xmlns:w16sdtfl="http://schemas.microsoft.com/office/word/2024/wordml/sdtformatlock" xmlns:w16se="http://schemas.microsoft.com/office/word/2015/wordml/symex" xmlns:wpg="http://schemas.microsoft.com/office/word/2010/wordprocessingGroup" xmlns:wpi="http://schemas.microsoft.com/office/word/2010/wordprocessingInk" xmlns:wne="http://schemas.microsoft.com/office/word/2006/wordml" xmlns:wps="http://schemas.microsoft.com/office/word/2010/wordprocessingShape" mc:Ignorable="w14 w15 w16se w16cid w16 w16cex w16sdtdh w16sdtfl w16du wp14">
   <w:p>
     <w:pPr>
-      <w:pStyle w:val="Footer"/>
-      <w:rPr/>
+      <w:pStyle w:val="Rodap"/>
     </w:pPr>
-    <w:r>
-      <w:rPr/>
-    </w:r>
   </w:p>
 </w:ftr>
 </file>
 
 <file path=word/footer2.xml><?xml version="1.0" encoding="utf-8"?>
-<w:ftr xmlns:o="urn:schemas-microsoft-com:office:office" xmlns:r="http://schemas.openxmlformats.org/officeDocument/2006/relationships" xmlns:v="urn:schemas-microsoft-com:vml" xmlns:w="http://schemas.openxmlformats.org/wordprocessingml/2006/main" xmlns:w10="urn:schemas-microsoft-com:office:word" xmlns:wp="http://schemas.openxmlformats.org/drawingml/2006/wordprocessingDrawing" xmlns:wps="http://schemas.microsoft.com/office/word/2010/wordprocessingShape" xmlns:wpg="http://schemas.microsoft.com/office/word/2010/wordprocessingGroup" xmlns:mc="http://schemas.openxmlformats.org/markup-compatibility/2006" xmlns:wp14="http://schemas.microsoft.com/office/word/2010/wordprocessingDrawing" xmlns:w14="http://schemas.microsoft.com/office/word/2010/wordml" xmlns:w15="http://schemas.microsoft.com/office/word/2012/wordml" mc:Ignorable="w14 wp14 w15">
+<w:ftr xmlns:wpc="http://schemas.microsoft.com/office/word/2010/wordprocessingCanvas" xmlns:cx="http://schemas.microsoft.com/office/drawing/2014/chartex" xmlns:cx1="http://schemas.microsoft.com/office/drawing/2015/9/8/chartex" xmlns:cx2="http://schemas.microsoft.com/office/drawing/2015/10/21/chartex" xmlns:cx3="http://schemas.microsoft.com/office/drawing/2016/5/9/chartex" xmlns:cx4="http://schemas.microsoft.com/office/drawing/2016/5/10/chartex" xmlns:cx5="http://schemas.microsoft.com/office/drawing/2016/5/11/chartex" xmlns:cx6="http://schemas.microsoft.com/office/drawing/2016/5/12/chartex" xmlns:cx7="http://schemas.microsoft.com/office/drawing/2016/5/13/chartex" xmlns:cx8="http://schemas.microsoft.com/office/drawing/2016/5/14/chartex" xmlns:mc="http://schemas.openxmlformats.org/markup-compatibility/2006" xmlns:aink="http://schemas.microsoft.com/office/drawing/2016/ink" xmlns:am3d="http://schemas.microsoft.com/office/drawing/2017/model3d" xmlns:o="urn:schemas-microsoft-com:office:office" xmlns:oel="http://schemas.microsoft.com/office/2019/extlst" xmlns:r="http://schemas.openxmlformats.org/officeDocument/2006/relationships" xmlns:m="http://schemas.openxmlformats.org/officeDocument/2006/math" xmlns:v="urn:schemas-microsoft-com:vml" xmlns:wp14="http://schemas.microsoft.com/office/word/2010/wordprocessingDrawing" xmlns:wp="http://schemas.openxmlformats.org/drawingml/2006/wordprocessingDrawing" xmlns:w10="urn:schemas-microsoft-com:office:word" xmlns:w="http://schemas.openxmlformats.org/wordprocessingml/2006/main" xmlns:w14="http://schemas.microsoft.com/office/word/2010/wordml" xmlns:w15="http://schemas.microsoft.com/office/word/2012/wordml" xmlns:w16cex="http://schemas.microsoft.com/office/word/2018/wordml/cex" xmlns:w16cid="http://schemas.microsoft.com/office/word/2016/wordml/cid" xmlns:w16="http://schemas.microsoft.com/office/word/2018/wordml" xmlns:w16du="http://schemas.microsoft.com/office/word/2023/wordml/word16du" xmlns:w16sdtdh="http://schemas.microsoft.com/office/word/2020/wordml/sdtdatahash" xmlns:w16sdtfl="http://schemas.microsoft.com/office/word/2024/wordml/sdtformatlock" xmlns:w16se="http://schemas.microsoft.com/office/word/2015/wordml/symex" xmlns:wpg="http://schemas.microsoft.com/office/word/2010/wordprocessingGroup" xmlns:wpi="http://schemas.microsoft.com/office/word/2010/wordprocessingInk" xmlns:wne="http://schemas.microsoft.com/office/word/2006/wordml" xmlns:wps="http://schemas.microsoft.com/office/word/2010/wordprocessingShape" mc:Ignorable="w14 w15 w16se w16cid w16 w16cex w16sdtdh w16sdtfl w16du wp14">
   <w:p>
     <w:pPr>
-      <w:pStyle w:val="Footer"/>
+      <w:pStyle w:val="Rodap"/>
       <w:jc w:val="right"/>
       <w:rPr>
         <w:sz w:val="20"/>
@@ -4288,37 +5593,37 @@
     </w:r>
     <w:r>
       <w:rPr>
+        <w:b/>
+        <w:bCs/>
         <w:sz w:val="20"/>
-        <w:b/>
         <w:szCs w:val="24"/>
-        <w:bCs/>
       </w:rPr>
       <w:instrText xml:space="preserve"> PAGE </w:instrText>
     </w:r>
     <w:r>
       <w:rPr>
+        <w:b/>
+        <w:bCs/>
         <w:sz w:val="20"/>
-        <w:b/>
         <w:szCs w:val="24"/>
-        <w:bCs/>
       </w:rPr>
       <w:fldChar w:fldCharType="separate"/>
     </w:r>
     <w:r>
       <w:rPr>
+        <w:b/>
+        <w:bCs/>
         <w:sz w:val="20"/>
-        <w:b/>
         <w:szCs w:val="24"/>
-        <w:bCs/>
       </w:rPr>
       <w:t>11</w:t>
     </w:r>
     <w:r>
       <w:rPr>
+        <w:b/>
+        <w:bCs/>
         <w:sz w:val="20"/>
-        <w:b/>
         <w:szCs w:val="24"/>
-        <w:bCs/>
       </w:rPr>
       <w:fldChar w:fldCharType="end"/>
     </w:r>
@@ -4339,37 +5644,37 @@
     </w:r>
     <w:r>
       <w:rPr>
+        <w:b/>
+        <w:bCs/>
         <w:sz w:val="20"/>
-        <w:b/>
         <w:szCs w:val="24"/>
-        <w:bCs/>
       </w:rPr>
       <w:instrText xml:space="preserve"> NUMPAGES </w:instrText>
     </w:r>
     <w:r>
       <w:rPr>
+        <w:b/>
+        <w:bCs/>
         <w:sz w:val="20"/>
-        <w:b/>
         <w:szCs w:val="24"/>
-        <w:bCs/>
       </w:rPr>
       <w:fldChar w:fldCharType="separate"/>
     </w:r>
     <w:r>
       <w:rPr>
+        <w:b/>
+        <w:bCs/>
         <w:sz w:val="20"/>
-        <w:b/>
         <w:szCs w:val="24"/>
-        <w:bCs/>
       </w:rPr>
       <w:t>11</w:t>
     </w:r>
     <w:r>
       <w:rPr>
+        <w:b/>
+        <w:bCs/>
         <w:sz w:val="20"/>
-        <w:b/>
         <w:szCs w:val="24"/>
-        <w:bCs/>
       </w:rPr>
       <w:fldChar w:fldCharType="end"/>
     </w:r>
@@ -4378,19 +5683,19 @@
 </file>
 
 <file path=word/footer3.xml><?xml version="1.0" encoding="utf-8"?>
-<w:ftr xmlns:o="urn:schemas-microsoft-com:office:office" xmlns:r="http://schemas.openxmlformats.org/officeDocument/2006/relationships" xmlns:v="urn:schemas-microsoft-com:vml" xmlns:w="http://schemas.openxmlformats.org/wordprocessingml/2006/main" xmlns:w10="urn:schemas-microsoft-com:office:word" xmlns:wp="http://schemas.openxmlformats.org/drawingml/2006/wordprocessingDrawing" xmlns:wps="http://schemas.microsoft.com/office/word/2010/wordprocessingShape" xmlns:wpg="http://schemas.microsoft.com/office/word/2010/wordprocessingGroup" xmlns:mc="http://schemas.openxmlformats.org/markup-compatibility/2006" xmlns:wp14="http://schemas.microsoft.com/office/word/2010/wordprocessingDrawing" xmlns:w14="http://schemas.microsoft.com/office/word/2010/wordml" xmlns:w15="http://schemas.microsoft.com/office/word/2012/wordml" mc:Ignorable="w14 wp14 w15">
+<w:ftr xmlns:wpc="http://schemas.microsoft.com/office/word/2010/wordprocessingCanvas" xmlns:cx="http://schemas.microsoft.com/office/drawing/2014/chartex" xmlns:cx1="http://schemas.microsoft.com/office/drawing/2015/9/8/chartex" xmlns:cx2="http://schemas.microsoft.com/office/drawing/2015/10/21/chartex" xmlns:cx3="http://schemas.microsoft.com/office/drawing/2016/5/9/chartex" xmlns:cx4="http://schemas.microsoft.com/office/drawing/2016/5/10/chartex" xmlns:cx5="http://schemas.microsoft.com/office/drawing/2016/5/11/chartex" xmlns:cx6="http://schemas.microsoft.com/office/drawing/2016/5/12/chartex" xmlns:cx7="http://schemas.microsoft.com/office/drawing/2016/5/13/chartex" xmlns:cx8="http://schemas.microsoft.com/office/drawing/2016/5/14/chartex" xmlns:mc="http://schemas.openxmlformats.org/markup-compatibility/2006" xmlns:aink="http://schemas.microsoft.com/office/drawing/2016/ink" xmlns:am3d="http://schemas.microsoft.com/office/drawing/2017/model3d" xmlns:o="urn:schemas-microsoft-com:office:office" xmlns:oel="http://schemas.microsoft.com/office/2019/extlst" xmlns:r="http://schemas.openxmlformats.org/officeDocument/2006/relationships" xmlns:m="http://schemas.openxmlformats.org/officeDocument/2006/math" xmlns:v="urn:schemas-microsoft-com:vml" xmlns:wp14="http://schemas.microsoft.com/office/word/2010/wordprocessingDrawing" xmlns:wp="http://schemas.openxmlformats.org/drawingml/2006/wordprocessingDrawing" xmlns:w10="urn:schemas-microsoft-com:office:word" xmlns:w="http://schemas.openxmlformats.org/wordprocessingml/2006/main" xmlns:w14="http://schemas.microsoft.com/office/word/2010/wordml" xmlns:w15="http://schemas.microsoft.com/office/word/2012/wordml" xmlns:w16cex="http://schemas.microsoft.com/office/word/2018/wordml/cex" xmlns:w16cid="http://schemas.microsoft.com/office/word/2016/wordml/cid" xmlns:w16="http://schemas.microsoft.com/office/word/2018/wordml" xmlns:w16du="http://schemas.microsoft.com/office/word/2023/wordml/word16du" xmlns:w16sdtdh="http://schemas.microsoft.com/office/word/2020/wordml/sdtdatahash" xmlns:w16sdtfl="http://schemas.microsoft.com/office/word/2024/wordml/sdtformatlock" xmlns:w16se="http://schemas.microsoft.com/office/word/2015/wordml/symex" xmlns:wpg="http://schemas.microsoft.com/office/word/2010/wordprocessingGroup" xmlns:wpi="http://schemas.microsoft.com/office/word/2010/wordprocessingInk" xmlns:wne="http://schemas.microsoft.com/office/word/2006/wordml" xmlns:wps="http://schemas.microsoft.com/office/word/2010/wordprocessingShape" mc:Ignorable="w14 w15 w16se w16cid w16 w16cex w16sdtdh w16sdtfl w16du wp14">
   <w:sdt>
     <w:sdtPr>
+      <w:id w:val="-1769616900"/>
       <w:docPartObj>
         <w:docPartGallery w:val="Page Numbers (Top of Page)"/>
-        <w:docPartUnique w:val="true"/>
+        <w:docPartUnique/>
       </w:docPartObj>
-      <w:id w:val="-1769616900"/>
     </w:sdtPr>
     <w:sdtContent>
       <w:p>
         <w:pPr>
-          <w:pStyle w:val="Footer"/>
+          <w:pStyle w:val="Rodap"/>
           <w:jc w:val="right"/>
           <w:rPr>
             <w:sz w:val="20"/>
@@ -4413,37 +5718,37 @@
         </w:r>
         <w:r>
           <w:rPr>
+            <w:b/>
+            <w:bCs/>
             <w:sz w:val="20"/>
-            <w:b/>
             <w:szCs w:val="24"/>
-            <w:bCs/>
           </w:rPr>
           <w:instrText xml:space="preserve"> PAGE </w:instrText>
         </w:r>
         <w:r>
           <w:rPr>
+            <w:b/>
+            <w:bCs/>
             <w:sz w:val="20"/>
-            <w:b/>
             <w:szCs w:val="24"/>
-            <w:bCs/>
           </w:rPr>
           <w:fldChar w:fldCharType="separate"/>
         </w:r>
         <w:r>
           <w:rPr>
+            <w:b/>
+            <w:bCs/>
             <w:sz w:val="20"/>
-            <w:b/>
             <w:szCs w:val="24"/>
-            <w:bCs/>
           </w:rPr>
           <w:t>1</w:t>
         </w:r>
         <w:r>
           <w:rPr>
+            <w:b/>
+            <w:bCs/>
             <w:sz w:val="20"/>
-            <w:b/>
             <w:szCs w:val="24"/>
-            <w:bCs/>
           </w:rPr>
           <w:fldChar w:fldCharType="end"/>
         </w:r>
@@ -4464,37 +5769,37 @@
         </w:r>
         <w:r>
           <w:rPr>
+            <w:b/>
+            <w:bCs/>
             <w:sz w:val="20"/>
-            <w:b/>
             <w:szCs w:val="24"/>
-            <w:bCs/>
           </w:rPr>
           <w:instrText xml:space="preserve"> NUMPAGES </w:instrText>
         </w:r>
         <w:r>
           <w:rPr>
+            <w:b/>
+            <w:bCs/>
             <w:sz w:val="20"/>
-            <w:b/>
             <w:szCs w:val="24"/>
-            <w:bCs/>
           </w:rPr>
           <w:fldChar w:fldCharType="separate"/>
         </w:r>
         <w:r>
           <w:rPr>
+            <w:b/>
+            <w:bCs/>
             <w:sz w:val="20"/>
-            <w:b/>
             <w:szCs w:val="24"/>
-            <w:bCs/>
           </w:rPr>
           <w:t>11</w:t>
         </w:r>
         <w:r>
           <w:rPr>
+            <w:b/>
+            <w:bCs/>
             <w:sz w:val="20"/>
-            <w:b/>
             <w:szCs w:val="24"/>
-            <w:bCs/>
           </w:rPr>
           <w:fldChar w:fldCharType="end"/>
         </w:r>
@@ -4504,9 +5809,378 @@
 </w:ftr>
 </file>
 
+<file path=word/footnotes.xml><?xml version="1.0" encoding="utf-8"?>
+<w:footnotes xmlns:wpc="http://schemas.microsoft.com/office/word/2010/wordprocessingCanvas" xmlns:cx="http://schemas.microsoft.com/office/drawing/2014/chartex" xmlns:cx1="http://schemas.microsoft.com/office/drawing/2015/9/8/chartex" xmlns:cx2="http://schemas.microsoft.com/office/drawing/2015/10/21/chartex" xmlns:cx3="http://schemas.microsoft.com/office/drawing/2016/5/9/chartex" xmlns:cx4="http://schemas.microsoft.com/office/drawing/2016/5/10/chartex" xmlns:cx5="http://schemas.microsoft.com/office/drawing/2016/5/11/chartex" xmlns:cx6="http://schemas.microsoft.com/office/drawing/2016/5/12/chartex" xmlns:cx7="http://schemas.microsoft.com/office/drawing/2016/5/13/chartex" xmlns:cx8="http://schemas.microsoft.com/office/drawing/2016/5/14/chartex" xmlns:mc="http://schemas.openxmlformats.org/markup-compatibility/2006" xmlns:aink="http://schemas.microsoft.com/office/drawing/2016/ink" xmlns:am3d="http://schemas.microsoft.com/office/drawing/2017/model3d" xmlns:o="urn:schemas-microsoft-com:office:office" xmlns:oel="http://schemas.microsoft.com/office/2019/extlst" xmlns:r="http://schemas.openxmlformats.org/officeDocument/2006/relationships" xmlns:m="http://schemas.openxmlformats.org/officeDocument/2006/math" xmlns:v="urn:schemas-microsoft-com:vml" xmlns:wp14="http://schemas.microsoft.com/office/word/2010/wordprocessingDrawing" xmlns:wp="http://schemas.openxmlformats.org/drawingml/2006/wordprocessingDrawing" xmlns:w10="urn:schemas-microsoft-com:office:word" xmlns:w="http://schemas.openxmlformats.org/wordprocessingml/2006/main" xmlns:w14="http://schemas.microsoft.com/office/word/2010/wordml" xmlns:w15="http://schemas.microsoft.com/office/word/2012/wordml" xmlns:w16cex="http://schemas.microsoft.com/office/word/2018/wordml/cex" xmlns:w16cid="http://schemas.microsoft.com/office/word/2016/wordml/cid" xmlns:w16="http://schemas.microsoft.com/office/word/2018/wordml" xmlns:w16du="http://schemas.microsoft.com/office/word/2023/wordml/word16du" xmlns:w16sdtdh="http://schemas.microsoft.com/office/word/2020/wordml/sdtdatahash" xmlns:w16sdtfl="http://schemas.microsoft.com/office/word/2024/wordml/sdtformatlock" xmlns:w16se="http://schemas.microsoft.com/office/word/2015/wordml/symex" xmlns:wpg="http://schemas.microsoft.com/office/word/2010/wordprocessingGroup" xmlns:wpi="http://schemas.microsoft.com/office/word/2010/wordprocessingInk" xmlns:wne="http://schemas.microsoft.com/office/word/2006/wordml" xmlns:wps="http://schemas.microsoft.com/office/word/2010/wordprocessingShape" mc:Ignorable="w14 w15 w16se w16cid w16 w16cex w16sdtdh w16sdtfl w16du wp14">
+  <w:footnote w:type="separator" w:id="-1">
+    <w:p>
+      <w:pPr>
+        <w:spacing w:after="0" w:line="240" w:lineRule="auto"/>
+      </w:pPr>
+      <w:r>
+        <w:separator/>
+      </w:r>
+    </w:p>
+  </w:footnote>
+  <w:footnote w:type="continuationSeparator" w:id="0">
+    <w:p>
+      <w:pPr>
+        <w:spacing w:after="0" w:line="240" w:lineRule="auto"/>
+      </w:pPr>
+      <w:r>
+        <w:continuationSeparator/>
+      </w:r>
+    </w:p>
+  </w:footnote>
+</w:footnotes>
+</file>
+
 <file path=word/numbering.xml><?xml version="1.0" encoding="utf-8"?>
-<w:numbering xmlns:w="http://schemas.openxmlformats.org/wordprocessingml/2006/main" xmlns:o="urn:schemas-microsoft-com:office:office" xmlns:r="http://schemas.openxmlformats.org/officeDocument/2006/relationships" xmlns:v="urn:schemas-microsoft-com:vml" xmlns:mc="http://schemas.openxmlformats.org/markup-compatibility/2006" xmlns:w14="http://schemas.microsoft.com/office/word/2010/wordml" mc:Ignorable="w14">
-  <w:abstractNum w:abstractNumId="1">
+<w:numbering xmlns:wpc="http://schemas.microsoft.com/office/word/2010/wordprocessingCanvas" xmlns:cx="http://schemas.microsoft.com/office/drawing/2014/chartex" xmlns:cx1="http://schemas.microsoft.com/office/drawing/2015/9/8/chartex" xmlns:cx2="http://schemas.microsoft.com/office/drawing/2015/10/21/chartex" xmlns:cx3="http://schemas.microsoft.com/office/drawing/2016/5/9/chartex" xmlns:cx4="http://schemas.microsoft.com/office/drawing/2016/5/10/chartex" xmlns:cx5="http://schemas.microsoft.com/office/drawing/2016/5/11/chartex" xmlns:cx6="http://schemas.microsoft.com/office/drawing/2016/5/12/chartex" xmlns:cx7="http://schemas.microsoft.com/office/drawing/2016/5/13/chartex" xmlns:cx8="http://schemas.microsoft.com/office/drawing/2016/5/14/chartex" xmlns:mc="http://schemas.openxmlformats.org/markup-compatibility/2006" xmlns:aink="http://schemas.microsoft.com/office/drawing/2016/ink" xmlns:am3d="http://schemas.microsoft.com/office/drawing/2017/model3d" xmlns:o="urn:schemas-microsoft-com:office:office" xmlns:oel="http://schemas.microsoft.com/office/2019/extlst" xmlns:r="http://schemas.openxmlformats.org/officeDocument/2006/relationships" xmlns:m="http://schemas.openxmlformats.org/officeDocument/2006/math" xmlns:v="urn:schemas-microsoft-com:vml" xmlns:wp14="http://schemas.microsoft.com/office/word/2010/wordprocessingDrawing" xmlns:wp="http://schemas.openxmlformats.org/drawingml/2006/wordprocessingDrawing" xmlns:w10="urn:schemas-microsoft-com:office:word" xmlns:w="http://schemas.openxmlformats.org/wordprocessingml/2006/main" xmlns:w14="http://schemas.microsoft.com/office/word/2010/wordml" xmlns:w15="http://schemas.microsoft.com/office/word/2012/wordml" xmlns:w16cex="http://schemas.microsoft.com/office/word/2018/wordml/cex" xmlns:w16cid="http://schemas.microsoft.com/office/word/2016/wordml/cid" xmlns:w16="http://schemas.microsoft.com/office/word/2018/wordml" xmlns:w16du="http://schemas.microsoft.com/office/word/2023/wordml/word16du" xmlns:w16sdtdh="http://schemas.microsoft.com/office/word/2020/wordml/sdtdatahash" xmlns:w16sdtfl="http://schemas.microsoft.com/office/word/2024/wordml/sdtformatlock" xmlns:w16se="http://schemas.microsoft.com/office/word/2015/wordml/symex" xmlns:wpg="http://schemas.microsoft.com/office/word/2010/wordprocessingGroup" xmlns:wpi="http://schemas.microsoft.com/office/word/2010/wordprocessingInk" xmlns:wne="http://schemas.microsoft.com/office/word/2006/wordml" xmlns:wps="http://schemas.microsoft.com/office/word/2010/wordprocessingShape" mc:Ignorable="w14 w15 w16se w16cid w16 w16cex w16sdtdh w16sdtfl w16du wp14">
+  <w:abstractNum w:abstractNumId="0" w15:restartNumberingAfterBreak="0">
+    <w:nsid w:val="0F4329C3"/>
+    <w:multiLevelType w:val="multilevel"/>
+    <w:tmpl w:val="8D708D48"/>
+    <w:lvl w:ilvl="0">
+      <w:start w:val="1"/>
+      <w:numFmt w:val="lowerLetter"/>
+      <w:pStyle w:val="Numerao2"/>
+      <w:lvlText w:val="%1)"/>
+      <w:lvlJc w:val="left"/>
+      <w:pPr>
+        <w:tabs>
+          <w:tab w:val="num" w:pos="0"/>
+        </w:tabs>
+        <w:ind w:left="1077" w:hanging="360"/>
+      </w:pPr>
+    </w:lvl>
+    <w:lvl w:ilvl="1">
+      <w:start w:val="1"/>
+      <w:numFmt w:val="lowerLetter"/>
+      <w:lvlText w:val="%2."/>
+      <w:lvlJc w:val="left"/>
+      <w:pPr>
+        <w:tabs>
+          <w:tab w:val="num" w:pos="0"/>
+        </w:tabs>
+        <w:ind w:left="1797" w:hanging="360"/>
+      </w:pPr>
+    </w:lvl>
+    <w:lvl w:ilvl="2">
+      <w:start w:val="1"/>
+      <w:numFmt w:val="lowerRoman"/>
+      <w:lvlText w:val="%3."/>
+      <w:lvlJc w:val="right"/>
+      <w:pPr>
+        <w:tabs>
+          <w:tab w:val="num" w:pos="0"/>
+        </w:tabs>
+        <w:ind w:left="2517" w:hanging="180"/>
+      </w:pPr>
+    </w:lvl>
+    <w:lvl w:ilvl="3">
+      <w:start w:val="1"/>
+      <w:numFmt w:val="decimal"/>
+      <w:lvlText w:val="%4."/>
+      <w:lvlJc w:val="left"/>
+      <w:pPr>
+        <w:tabs>
+          <w:tab w:val="num" w:pos="0"/>
+        </w:tabs>
+        <w:ind w:left="3237" w:hanging="360"/>
+      </w:pPr>
+    </w:lvl>
+    <w:lvl w:ilvl="4">
+      <w:start w:val="1"/>
+      <w:numFmt w:val="lowerLetter"/>
+      <w:lvlText w:val="%5."/>
+      <w:lvlJc w:val="left"/>
+      <w:pPr>
+        <w:tabs>
+          <w:tab w:val="num" w:pos="0"/>
+        </w:tabs>
+        <w:ind w:left="3957" w:hanging="360"/>
+      </w:pPr>
+    </w:lvl>
+    <w:lvl w:ilvl="5">
+      <w:start w:val="1"/>
+      <w:numFmt w:val="lowerRoman"/>
+      <w:lvlText w:val="%6."/>
+      <w:lvlJc w:val="right"/>
+      <w:pPr>
+        <w:tabs>
+          <w:tab w:val="num" w:pos="0"/>
+        </w:tabs>
+        <w:ind w:left="4677" w:hanging="180"/>
+      </w:pPr>
+    </w:lvl>
+    <w:lvl w:ilvl="6">
+      <w:start w:val="1"/>
+      <w:numFmt w:val="decimal"/>
+      <w:lvlText w:val="%7."/>
+      <w:lvlJc w:val="left"/>
+      <w:pPr>
+        <w:tabs>
+          <w:tab w:val="num" w:pos="0"/>
+        </w:tabs>
+        <w:ind w:left="5397" w:hanging="360"/>
+      </w:pPr>
+    </w:lvl>
+    <w:lvl w:ilvl="7">
+      <w:start w:val="1"/>
+      <w:numFmt w:val="lowerLetter"/>
+      <w:lvlText w:val="%8."/>
+      <w:lvlJc w:val="left"/>
+      <w:pPr>
+        <w:tabs>
+          <w:tab w:val="num" w:pos="0"/>
+        </w:tabs>
+        <w:ind w:left="6117" w:hanging="360"/>
+      </w:pPr>
+    </w:lvl>
+    <w:lvl w:ilvl="8">
+      <w:start w:val="1"/>
+      <w:numFmt w:val="lowerRoman"/>
+      <w:lvlText w:val="%9."/>
+      <w:lvlJc w:val="right"/>
+      <w:pPr>
+        <w:tabs>
+          <w:tab w:val="num" w:pos="0"/>
+        </w:tabs>
+        <w:ind w:left="6837" w:hanging="180"/>
+      </w:pPr>
+    </w:lvl>
+  </w:abstractNum>
+  <w:abstractNum w:abstractNumId="1" w15:restartNumberingAfterBreak="0">
+    <w:nsid w:val="19587CE2"/>
+    <w:multiLevelType w:val="multilevel"/>
+    <w:tmpl w:val="644087C4"/>
+    <w:lvl w:ilvl="0">
+      <w:start w:val="1"/>
+      <w:numFmt w:val="decimal"/>
+      <w:pStyle w:val="Numerao1"/>
+      <w:lvlText w:val="%1)"/>
+      <w:lvlJc w:val="left"/>
+      <w:pPr>
+        <w:tabs>
+          <w:tab w:val="num" w:pos="0"/>
+        </w:tabs>
+        <w:ind w:left="1077" w:hanging="360"/>
+      </w:pPr>
+    </w:lvl>
+    <w:lvl w:ilvl="1">
+      <w:start w:val="1"/>
+      <w:numFmt w:val="lowerLetter"/>
+      <w:lvlText w:val="%2."/>
+      <w:lvlJc w:val="left"/>
+      <w:pPr>
+        <w:tabs>
+          <w:tab w:val="num" w:pos="0"/>
+        </w:tabs>
+        <w:ind w:left="1797" w:hanging="360"/>
+      </w:pPr>
+    </w:lvl>
+    <w:lvl w:ilvl="2">
+      <w:start w:val="1"/>
+      <w:numFmt w:val="lowerRoman"/>
+      <w:lvlText w:val="%3."/>
+      <w:lvlJc w:val="right"/>
+      <w:pPr>
+        <w:tabs>
+          <w:tab w:val="num" w:pos="0"/>
+        </w:tabs>
+        <w:ind w:left="2517" w:hanging="180"/>
+      </w:pPr>
+    </w:lvl>
+    <w:lvl w:ilvl="3">
+      <w:start w:val="1"/>
+      <w:numFmt w:val="decimal"/>
+      <w:lvlText w:val="%4."/>
+      <w:lvlJc w:val="left"/>
+      <w:pPr>
+        <w:tabs>
+          <w:tab w:val="num" w:pos="0"/>
+        </w:tabs>
+        <w:ind w:left="3237" w:hanging="360"/>
+      </w:pPr>
+    </w:lvl>
+    <w:lvl w:ilvl="4">
+      <w:start w:val="1"/>
+      <w:numFmt w:val="lowerLetter"/>
+      <w:lvlText w:val="%5."/>
+      <w:lvlJc w:val="left"/>
+      <w:pPr>
+        <w:tabs>
+          <w:tab w:val="num" w:pos="0"/>
+        </w:tabs>
+        <w:ind w:left="3957" w:hanging="360"/>
+      </w:pPr>
+    </w:lvl>
+    <w:lvl w:ilvl="5">
+      <w:start w:val="1"/>
+      <w:numFmt w:val="lowerRoman"/>
+      <w:lvlText w:val="%6."/>
+      <w:lvlJc w:val="right"/>
+      <w:pPr>
+        <w:tabs>
+          <w:tab w:val="num" w:pos="0"/>
+        </w:tabs>
+        <w:ind w:left="4677" w:hanging="180"/>
+      </w:pPr>
+    </w:lvl>
+    <w:lvl w:ilvl="6">
+      <w:start w:val="1"/>
+      <w:numFmt w:val="decimal"/>
+      <w:lvlText w:val="%7."/>
+      <w:lvlJc w:val="left"/>
+      <w:pPr>
+        <w:tabs>
+          <w:tab w:val="num" w:pos="0"/>
+        </w:tabs>
+        <w:ind w:left="5397" w:hanging="360"/>
+      </w:pPr>
+    </w:lvl>
+    <w:lvl w:ilvl="7">
+      <w:start w:val="1"/>
+      <w:numFmt w:val="lowerLetter"/>
+      <w:lvlText w:val="%8."/>
+      <w:lvlJc w:val="left"/>
+      <w:pPr>
+        <w:tabs>
+          <w:tab w:val="num" w:pos="0"/>
+        </w:tabs>
+        <w:ind w:left="6117" w:hanging="360"/>
+      </w:pPr>
+    </w:lvl>
+    <w:lvl w:ilvl="8">
+      <w:start w:val="1"/>
+      <w:numFmt w:val="lowerRoman"/>
+      <w:lvlText w:val="%9."/>
+      <w:lvlJc w:val="right"/>
+      <w:pPr>
+        <w:tabs>
+          <w:tab w:val="num" w:pos="0"/>
+        </w:tabs>
+        <w:ind w:left="6837" w:hanging="180"/>
+      </w:pPr>
+    </w:lvl>
+  </w:abstractNum>
+  <w:abstractNum w:abstractNumId="2" w15:restartNumberingAfterBreak="0">
+    <w:nsid w:val="3AE641D2"/>
+    <w:multiLevelType w:val="multilevel"/>
+    <w:tmpl w:val="9388380A"/>
+    <w:lvl w:ilvl="0">
+      <w:start w:val="1"/>
+      <w:numFmt w:val="decimal"/>
+      <w:lvlText w:val="%1."/>
+      <w:lvlJc w:val="left"/>
+      <w:pPr>
+        <w:tabs>
+          <w:tab w:val="num" w:pos="0"/>
+        </w:tabs>
+        <w:ind w:left="720" w:hanging="360"/>
+      </w:pPr>
+    </w:lvl>
+    <w:lvl w:ilvl="1">
+      <w:start w:val="1"/>
+      <w:numFmt w:val="decimal"/>
+      <w:lvlText w:val="%2."/>
+      <w:lvlJc w:val="left"/>
+      <w:pPr>
+        <w:tabs>
+          <w:tab w:val="num" w:pos="0"/>
+        </w:tabs>
+        <w:ind w:left="1440" w:hanging="360"/>
+      </w:pPr>
+    </w:lvl>
+    <w:lvl w:ilvl="2">
+      <w:start w:val="1"/>
+      <w:numFmt w:val="decimal"/>
+      <w:lvlText w:val="%3."/>
+      <w:lvlJc w:val="left"/>
+      <w:pPr>
+        <w:tabs>
+          <w:tab w:val="num" w:pos="0"/>
+        </w:tabs>
+        <w:ind w:left="2160" w:hanging="360"/>
+      </w:pPr>
+    </w:lvl>
+    <w:lvl w:ilvl="3">
+      <w:start w:val="1"/>
+      <w:numFmt w:val="decimal"/>
+      <w:lvlText w:val="%4."/>
+      <w:lvlJc w:val="left"/>
+      <w:pPr>
+        <w:tabs>
+          <w:tab w:val="num" w:pos="0"/>
+        </w:tabs>
+        <w:ind w:left="2880" w:hanging="360"/>
+      </w:pPr>
+    </w:lvl>
+    <w:lvl w:ilvl="4">
+      <w:start w:val="1"/>
+      <w:numFmt w:val="decimal"/>
+      <w:lvlText w:val="%5."/>
+      <w:lvlJc w:val="left"/>
+      <w:pPr>
+        <w:tabs>
+          <w:tab w:val="num" w:pos="0"/>
+        </w:tabs>
+        <w:ind w:left="3600" w:hanging="360"/>
+      </w:pPr>
+    </w:lvl>
+    <w:lvl w:ilvl="5">
+      <w:start w:val="1"/>
+      <w:numFmt w:val="decimal"/>
+      <w:lvlText w:val="%6."/>
+      <w:lvlJc w:val="left"/>
+      <w:pPr>
+        <w:tabs>
+          <w:tab w:val="num" w:pos="0"/>
+        </w:tabs>
+        <w:ind w:left="4320" w:hanging="360"/>
+      </w:pPr>
+    </w:lvl>
+    <w:lvl w:ilvl="6">
+      <w:start w:val="1"/>
+      <w:numFmt w:val="decimal"/>
+      <w:lvlText w:val="%7."/>
+      <w:lvlJc w:val="left"/>
+      <w:pPr>
+        <w:tabs>
+          <w:tab w:val="num" w:pos="0"/>
+        </w:tabs>
+        <w:ind w:left="5040" w:hanging="360"/>
+      </w:pPr>
+    </w:lvl>
+    <w:lvl w:ilvl="7">
+      <w:start w:val="1"/>
+      <w:numFmt w:val="decimal"/>
+      <w:lvlText w:val="%8."/>
+      <w:lvlJc w:val="left"/>
+      <w:pPr>
+        <w:tabs>
+          <w:tab w:val="num" w:pos="0"/>
+        </w:tabs>
+        <w:ind w:left="5760" w:hanging="360"/>
+      </w:pPr>
+    </w:lvl>
+    <w:lvl w:ilvl="8">
+      <w:start w:val="1"/>
+      <w:numFmt w:val="decimal"/>
+      <w:lvlText w:val="%9."/>
+      <w:lvlJc w:val="left"/>
+      <w:pPr>
+        <w:tabs>
+          <w:tab w:val="num" w:pos="0"/>
+        </w:tabs>
+        <w:ind w:left="6480" w:hanging="360"/>
+      </w:pPr>
+    </w:lvl>
+  </w:abstractNum>
+  <w:abstractNum w:abstractNumId="3" w15:restartNumberingAfterBreak="0">
+    <w:nsid w:val="4A031DB8"/>
+    <w:multiLevelType w:val="multilevel"/>
+    <w:tmpl w:val="EE68C2CA"/>
     <w:lvl w:ilvl="0">
       <w:start w:val="1"/>
       <w:numFmt w:val="none"/>
@@ -4517,7 +6191,7 @@
         <w:tabs>
           <w:tab w:val="num" w:pos="0"/>
         </w:tabs>
-        <w:ind w:left="0" w:hanging="0"/>
+        <w:ind w:left="0" w:firstLine="0"/>
       </w:pPr>
     </w:lvl>
     <w:lvl w:ilvl="1">
@@ -4530,7 +6204,7 @@
         <w:tabs>
           <w:tab w:val="num" w:pos="0"/>
         </w:tabs>
-        <w:ind w:left="0" w:hanging="0"/>
+        <w:ind w:left="0" w:firstLine="0"/>
       </w:pPr>
     </w:lvl>
     <w:lvl w:ilvl="2">
@@ -4543,7 +6217,7 @@
         <w:tabs>
           <w:tab w:val="num" w:pos="0"/>
         </w:tabs>
-        <w:ind w:left="0" w:hanging="0"/>
+        <w:ind w:left="0" w:firstLine="0"/>
       </w:pPr>
     </w:lvl>
     <w:lvl w:ilvl="3">
@@ -4556,7 +6230,7 @@
         <w:tabs>
           <w:tab w:val="num" w:pos="0"/>
         </w:tabs>
-        <w:ind w:left="0" w:hanging="0"/>
+        <w:ind w:left="0" w:firstLine="0"/>
       </w:pPr>
     </w:lvl>
     <w:lvl w:ilvl="4">
@@ -4569,7 +6243,7 @@
         <w:tabs>
           <w:tab w:val="num" w:pos="0"/>
         </w:tabs>
-        <w:ind w:left="0" w:hanging="0"/>
+        <w:ind w:left="0" w:firstLine="0"/>
       </w:pPr>
     </w:lvl>
     <w:lvl w:ilvl="5">
@@ -4582,7 +6256,7 @@
         <w:tabs>
           <w:tab w:val="num" w:pos="0"/>
         </w:tabs>
-        <w:ind w:left="0" w:hanging="0"/>
+        <w:ind w:left="0" w:firstLine="0"/>
       </w:pPr>
     </w:lvl>
     <w:lvl w:ilvl="6">
@@ -4595,7 +6269,7 @@
         <w:tabs>
           <w:tab w:val="num" w:pos="0"/>
         </w:tabs>
-        <w:ind w:left="0" w:hanging="0"/>
+        <w:ind w:left="0" w:firstLine="0"/>
       </w:pPr>
     </w:lvl>
     <w:lvl w:ilvl="7">
@@ -4608,7 +6282,7 @@
         <w:tabs>
           <w:tab w:val="num" w:pos="0"/>
         </w:tabs>
-        <w:ind w:left="0" w:hanging="0"/>
+        <w:ind w:left="0" w:firstLine="0"/>
       </w:pPr>
     </w:lvl>
     <w:lvl w:ilvl="8">
@@ -4621,14 +6295,149 @@
         <w:tabs>
           <w:tab w:val="num" w:pos="0"/>
         </w:tabs>
-        <w:ind w:left="0" w:hanging="0"/>
+        <w:ind w:left="0" w:firstLine="0"/>
       </w:pPr>
     </w:lvl>
   </w:abstractNum>
-  <w:abstractNum w:abstractNumId="2">
+  <w:abstractNum w:abstractNumId="4" w15:restartNumberingAfterBreak="0">
+    <w:nsid w:val="60770B7B"/>
+    <w:multiLevelType w:val="multilevel"/>
+    <w:tmpl w:val="2B3605A2"/>
+    <w:lvl w:ilvl="0">
+      <w:numFmt w:val="bullet"/>
+      <w:lvlText w:val=""/>
+      <w:lvlJc w:val="left"/>
+      <w:pPr>
+        <w:tabs>
+          <w:tab w:val="num" w:pos="0"/>
+        </w:tabs>
+        <w:ind w:left="720" w:hanging="360"/>
+      </w:pPr>
+      <w:rPr>
+        <w:rFonts w:ascii="Symbol" w:hAnsi="Symbol" w:cs="Symbol" w:hint="default"/>
+      </w:rPr>
+    </w:lvl>
+    <w:lvl w:ilvl="1">
+      <w:numFmt w:val="bullet"/>
+      <w:lvlText w:val="o"/>
+      <w:lvlJc w:val="left"/>
+      <w:pPr>
+        <w:tabs>
+          <w:tab w:val="num" w:pos="0"/>
+        </w:tabs>
+        <w:ind w:left="1440" w:hanging="360"/>
+      </w:pPr>
+      <w:rPr>
+        <w:rFonts w:ascii="Courier New" w:hAnsi="Courier New" w:cs="Courier New" w:hint="default"/>
+      </w:rPr>
+    </w:lvl>
+    <w:lvl w:ilvl="2">
+      <w:numFmt w:val="bullet"/>
+      <w:lvlText w:val=""/>
+      <w:lvlJc w:val="left"/>
+      <w:pPr>
+        <w:tabs>
+          <w:tab w:val="num" w:pos="0"/>
+        </w:tabs>
+        <w:ind w:left="2160" w:hanging="360"/>
+      </w:pPr>
+      <w:rPr>
+        <w:rFonts w:ascii="Wingdings" w:hAnsi="Wingdings" w:cs="Wingdings" w:hint="default"/>
+      </w:rPr>
+    </w:lvl>
+    <w:lvl w:ilvl="3">
+      <w:numFmt w:val="bullet"/>
+      <w:lvlText w:val=""/>
+      <w:lvlJc w:val="left"/>
+      <w:pPr>
+        <w:tabs>
+          <w:tab w:val="num" w:pos="0"/>
+        </w:tabs>
+        <w:ind w:left="2880" w:hanging="360"/>
+      </w:pPr>
+      <w:rPr>
+        <w:rFonts w:ascii="Symbol" w:hAnsi="Symbol" w:cs="Symbol" w:hint="default"/>
+      </w:rPr>
+    </w:lvl>
+    <w:lvl w:ilvl="4">
+      <w:numFmt w:val="bullet"/>
+      <w:lvlText w:val="o"/>
+      <w:lvlJc w:val="left"/>
+      <w:pPr>
+        <w:tabs>
+          <w:tab w:val="num" w:pos="0"/>
+        </w:tabs>
+        <w:ind w:left="3600" w:hanging="360"/>
+      </w:pPr>
+      <w:rPr>
+        <w:rFonts w:ascii="Courier New" w:hAnsi="Courier New" w:cs="Courier New" w:hint="default"/>
+      </w:rPr>
+    </w:lvl>
+    <w:lvl w:ilvl="5">
+      <w:numFmt w:val="bullet"/>
+      <w:lvlText w:val=""/>
+      <w:lvlJc w:val="left"/>
+      <w:pPr>
+        <w:tabs>
+          <w:tab w:val="num" w:pos="0"/>
+        </w:tabs>
+        <w:ind w:left="4320" w:hanging="360"/>
+      </w:pPr>
+      <w:rPr>
+        <w:rFonts w:ascii="Wingdings" w:hAnsi="Wingdings" w:cs="Wingdings" w:hint="default"/>
+      </w:rPr>
+    </w:lvl>
+    <w:lvl w:ilvl="6">
+      <w:numFmt w:val="bullet"/>
+      <w:lvlText w:val=""/>
+      <w:lvlJc w:val="left"/>
+      <w:pPr>
+        <w:tabs>
+          <w:tab w:val="num" w:pos="0"/>
+        </w:tabs>
+        <w:ind w:left="5040" w:hanging="360"/>
+      </w:pPr>
+      <w:rPr>
+        <w:rFonts w:ascii="Symbol" w:hAnsi="Symbol" w:cs="Symbol" w:hint="default"/>
+      </w:rPr>
+    </w:lvl>
+    <w:lvl w:ilvl="7">
+      <w:numFmt w:val="bullet"/>
+      <w:lvlText w:val="o"/>
+      <w:lvlJc w:val="left"/>
+      <w:pPr>
+        <w:tabs>
+          <w:tab w:val="num" w:pos="0"/>
+        </w:tabs>
+        <w:ind w:left="5760" w:hanging="360"/>
+      </w:pPr>
+      <w:rPr>
+        <w:rFonts w:ascii="Courier New" w:hAnsi="Courier New" w:cs="Courier New" w:hint="default"/>
+      </w:rPr>
+    </w:lvl>
+    <w:lvl w:ilvl="8">
+      <w:numFmt w:val="bullet"/>
+      <w:lvlText w:val=""/>
+      <w:lvlJc w:val="left"/>
+      <w:pPr>
+        <w:tabs>
+          <w:tab w:val="num" w:pos="0"/>
+        </w:tabs>
+        <w:ind w:left="6480" w:hanging="360"/>
+      </w:pPr>
+      <w:rPr>
+        <w:rFonts w:ascii="Wingdings" w:hAnsi="Wingdings" w:cs="Wingdings" w:hint="default"/>
+      </w:rPr>
+    </w:lvl>
+  </w:abstractNum>
+  <w:abstractNum w:abstractNumId="5" w15:restartNumberingAfterBreak="0">
+    <w:nsid w:val="76445E57"/>
+    <w:multiLevelType w:val="multilevel"/>
+    <w:tmpl w:val="1A1E329C"/>
     <w:lvl w:ilvl="0">
       <w:start w:val="1"/>
       <w:numFmt w:val="bullet"/>
+      <w:pStyle w:val="Bullets"/>
       <w:lvlText w:val=""/>
       <w:lvlJc w:val="left"/>
       <w:pPr>
@@ -4762,45 +6571,45 @@
       </w:rPr>
     </w:lvl>
   </w:abstractNum>
-  <w:abstractNum w:abstractNumId="3">
+  <w:abstractNum w:abstractNumId="6" w15:restartNumberingAfterBreak="0">
+    <w:nsid w:val="7CFD56B3"/>
+    <w:multiLevelType w:val="multilevel"/>
+    <w:tmpl w:val="C884F406"/>
     <w:lvl w:ilvl="0">
       <w:start w:val="1"/>
       <w:numFmt w:val="decimal"/>
-      <w:lvlText w:val="%1)"/>
+      <w:lvlText w:val="%1."/>
       <w:lvlJc w:val="left"/>
       <w:pPr>
         <w:tabs>
           <w:tab w:val="num" w:pos="0"/>
         </w:tabs>
-        <w:ind w:left="1077" w:hanging="360"/>
-      </w:pPr>
-      <w:rPr/>
+        <w:ind w:left="720" w:hanging="360"/>
+      </w:pPr>
     </w:lvl>
     <w:lvl w:ilvl="1">
       <w:start w:val="1"/>
-      <w:numFmt w:val="lowerLetter"/>
+      <w:numFmt w:val="decimal"/>
       <w:lvlText w:val="%2."/>
       <w:lvlJc w:val="left"/>
       <w:pPr>
         <w:tabs>
           <w:tab w:val="num" w:pos="0"/>
         </w:tabs>
-        <w:ind w:left="1797" w:hanging="360"/>
-      </w:pPr>
-      <w:rPr/>
+        <w:ind w:left="1440" w:hanging="360"/>
+      </w:pPr>
     </w:lvl>
     <w:lvl w:ilvl="2">
       <w:start w:val="1"/>
-      <w:numFmt w:val="lowerRoman"/>
+      <w:numFmt w:val="decimal"/>
       <w:lvlText w:val="%3."/>
-      <w:lvlJc w:val="right"/>
+      <w:lvlJc w:val="left"/>
       <w:pPr>
         <w:tabs>
           <w:tab w:val="num" w:pos="0"/>
         </w:tabs>
-        <w:ind w:left="2517" w:hanging="180"/>
-      </w:pPr>
-      <w:rPr/>
+        <w:ind w:left="2160" w:hanging="360"/>
+      </w:pPr>
     </w:lvl>
     <w:lvl w:ilvl="3">
       <w:start w:val="1"/>
@@ -4811,35 +6620,32 @@
         <w:tabs>
           <w:tab w:val="num" w:pos="0"/>
         </w:tabs>
-        <w:ind w:left="3237" w:hanging="360"/>
-      </w:pPr>
-      <w:rPr/>
+        <w:ind w:left="2880" w:hanging="360"/>
+      </w:pPr>
     </w:lvl>
     <w:lvl w:ilvl="4">
       <w:start w:val="1"/>
-      <w:numFmt w:val="lowerLetter"/>
+      <w:numFmt w:val="decimal"/>
       <w:lvlText w:val="%5."/>
       <w:lvlJc w:val="left"/>
       <w:pPr>
         <w:tabs>
           <w:tab w:val="num" w:pos="0"/>
         </w:tabs>
-        <w:ind w:left="3957" w:hanging="360"/>
-      </w:pPr>
-      <w:rPr/>
+        <w:ind w:left="3600" w:hanging="360"/>
+      </w:pPr>
     </w:lvl>
     <w:lvl w:ilvl="5">
       <w:start w:val="1"/>
-      <w:numFmt w:val="lowerRoman"/>
+      <w:numFmt w:val="decimal"/>
       <w:lvlText w:val="%6."/>
-      <w:lvlJc w:val="right"/>
+      <w:lvlJc w:val="left"/>
       <w:pPr>
         <w:tabs>
           <w:tab w:val="num" w:pos="0"/>
         </w:tabs>
-        <w:ind w:left="4677" w:hanging="180"/>
-      </w:pPr>
-      <w:rPr/>
+        <w:ind w:left="4320" w:hanging="360"/>
+      </w:pPr>
     </w:lvl>
     <w:lvl w:ilvl="6">
       <w:start w:val="1"/>
@@ -4850,383 +6656,8 @@
         <w:tabs>
           <w:tab w:val="num" w:pos="0"/>
         </w:tabs>
-        <w:ind w:left="5397" w:hanging="360"/>
-      </w:pPr>
-      <w:rPr/>
-    </w:lvl>
-    <w:lvl w:ilvl="7">
-      <w:start w:val="1"/>
-      <w:numFmt w:val="lowerLetter"/>
-      <w:lvlText w:val="%8."/>
-      <w:lvlJc w:val="left"/>
-      <w:pPr>
-        <w:tabs>
-          <w:tab w:val="num" w:pos="0"/>
-        </w:tabs>
-        <w:ind w:left="6117" w:hanging="360"/>
-      </w:pPr>
-      <w:rPr/>
-    </w:lvl>
-    <w:lvl w:ilvl="8">
-      <w:start w:val="1"/>
-      <w:numFmt w:val="lowerRoman"/>
-      <w:lvlText w:val="%9."/>
-      <w:lvlJc w:val="right"/>
-      <w:pPr>
-        <w:tabs>
-          <w:tab w:val="num" w:pos="0"/>
-        </w:tabs>
-        <w:ind w:left="6837" w:hanging="180"/>
-      </w:pPr>
-      <w:rPr/>
-    </w:lvl>
-  </w:abstractNum>
-  <w:abstractNum w:abstractNumId="4">
-    <w:lvl w:ilvl="0">
-      <w:start w:val="1"/>
-      <w:numFmt w:val="lowerLetter"/>
-      <w:lvlText w:val="%1)"/>
-      <w:lvlJc w:val="left"/>
-      <w:pPr>
-        <w:tabs>
-          <w:tab w:val="num" w:pos="0"/>
-        </w:tabs>
-        <w:ind w:left="1077" w:hanging="360"/>
-      </w:pPr>
-      <w:rPr/>
-    </w:lvl>
-    <w:lvl w:ilvl="1">
-      <w:start w:val="1"/>
-      <w:numFmt w:val="lowerLetter"/>
-      <w:lvlText w:val="%2."/>
-      <w:lvlJc w:val="left"/>
-      <w:pPr>
-        <w:tabs>
-          <w:tab w:val="num" w:pos="0"/>
-        </w:tabs>
-        <w:ind w:left="1797" w:hanging="360"/>
-      </w:pPr>
-      <w:rPr/>
-    </w:lvl>
-    <w:lvl w:ilvl="2">
-      <w:start w:val="1"/>
-      <w:numFmt w:val="lowerRoman"/>
-      <w:lvlText w:val="%3."/>
-      <w:lvlJc w:val="right"/>
-      <w:pPr>
-        <w:tabs>
-          <w:tab w:val="num" w:pos="0"/>
-        </w:tabs>
-        <w:ind w:left="2517" w:hanging="180"/>
-      </w:pPr>
-      <w:rPr/>
-    </w:lvl>
-    <w:lvl w:ilvl="3">
-      <w:start w:val="1"/>
-      <w:numFmt w:val="decimal"/>
-      <w:lvlText w:val="%4."/>
-      <w:lvlJc w:val="left"/>
-      <w:pPr>
-        <w:tabs>
-          <w:tab w:val="num" w:pos="0"/>
-        </w:tabs>
-        <w:ind w:left="3237" w:hanging="360"/>
-      </w:pPr>
-      <w:rPr/>
-    </w:lvl>
-    <w:lvl w:ilvl="4">
-      <w:start w:val="1"/>
-      <w:numFmt w:val="lowerLetter"/>
-      <w:lvlText w:val="%5."/>
-      <w:lvlJc w:val="left"/>
-      <w:pPr>
-        <w:tabs>
-          <w:tab w:val="num" w:pos="0"/>
-        </w:tabs>
-        <w:ind w:left="3957" w:hanging="360"/>
-      </w:pPr>
-      <w:rPr/>
-    </w:lvl>
-    <w:lvl w:ilvl="5">
-      <w:start w:val="1"/>
-      <w:numFmt w:val="lowerRoman"/>
-      <w:lvlText w:val="%6."/>
-      <w:lvlJc w:val="right"/>
-      <w:pPr>
-        <w:tabs>
-          <w:tab w:val="num" w:pos="0"/>
-        </w:tabs>
-        <w:ind w:left="4677" w:hanging="180"/>
-      </w:pPr>
-      <w:rPr/>
-    </w:lvl>
-    <w:lvl w:ilvl="6">
-      <w:start w:val="1"/>
-      <w:numFmt w:val="decimal"/>
-      <w:lvlText w:val="%7."/>
-      <w:lvlJc w:val="left"/>
-      <w:pPr>
-        <w:tabs>
-          <w:tab w:val="num" w:pos="0"/>
-        </w:tabs>
-        <w:ind w:left="5397" w:hanging="360"/>
-      </w:pPr>
-      <w:rPr/>
-    </w:lvl>
-    <w:lvl w:ilvl="7">
-      <w:start w:val="1"/>
-      <w:numFmt w:val="lowerLetter"/>
-      <w:lvlText w:val="%8."/>
-      <w:lvlJc w:val="left"/>
-      <w:pPr>
-        <w:tabs>
-          <w:tab w:val="num" w:pos="0"/>
-        </w:tabs>
-        <w:ind w:left="6117" w:hanging="360"/>
-      </w:pPr>
-      <w:rPr/>
-    </w:lvl>
-    <w:lvl w:ilvl="8">
-      <w:start w:val="1"/>
-      <w:numFmt w:val="lowerRoman"/>
-      <w:lvlText w:val="%9."/>
-      <w:lvlJc w:val="right"/>
-      <w:pPr>
-        <w:tabs>
-          <w:tab w:val="num" w:pos="0"/>
-        </w:tabs>
-        <w:ind w:left="6837" w:hanging="180"/>
-      </w:pPr>
-      <w:rPr/>
-    </w:lvl>
-  </w:abstractNum>
-  <w:abstractNum w:abstractNumId="5">
-    <w:lvl w:ilvl="0">
-      <w:numFmt w:val="bullet"/>
-      <w:lvlText w:val=""/>
-      <w:lvlJc w:val="left"/>
-      <w:pPr>
-        <w:tabs>
-          <w:tab w:val="num" w:pos="0"/>
-        </w:tabs>
-        <w:ind w:left="720" w:hanging="360"/>
-      </w:pPr>
-      <w:rPr>
-        <w:rFonts w:ascii="Symbol" w:hAnsi="Symbol" w:cs="Symbol" w:hint="default"/>
-      </w:rPr>
-    </w:lvl>
-    <w:lvl w:ilvl="1">
-      <w:start w:val="0"/>
-      <w:numFmt w:val="bullet"/>
-      <w:lvlText w:val="o"/>
-      <w:lvlJc w:val="left"/>
-      <w:pPr>
-        <w:tabs>
-          <w:tab w:val="num" w:pos="0"/>
-        </w:tabs>
-        <w:ind w:left="1440" w:hanging="360"/>
-      </w:pPr>
-      <w:rPr>
-        <w:rFonts w:ascii="Courier New" w:hAnsi="Courier New" w:cs="Courier New" w:hint="default"/>
-      </w:rPr>
-    </w:lvl>
-    <w:lvl w:ilvl="2">
-      <w:start w:val="0"/>
-      <w:numFmt w:val="bullet"/>
-      <w:lvlText w:val=""/>
-      <w:lvlJc w:val="left"/>
-      <w:pPr>
-        <w:tabs>
-          <w:tab w:val="num" w:pos="0"/>
-        </w:tabs>
-        <w:ind w:left="2160" w:hanging="360"/>
-      </w:pPr>
-      <w:rPr>
-        <w:rFonts w:ascii="Wingdings" w:hAnsi="Wingdings" w:cs="Wingdings" w:hint="default"/>
-      </w:rPr>
-    </w:lvl>
-    <w:lvl w:ilvl="3">
-      <w:start w:val="0"/>
-      <w:numFmt w:val="bullet"/>
-      <w:lvlText w:val=""/>
-      <w:lvlJc w:val="left"/>
-      <w:pPr>
-        <w:tabs>
-          <w:tab w:val="num" w:pos="0"/>
-        </w:tabs>
-        <w:ind w:left="2880" w:hanging="360"/>
-      </w:pPr>
-      <w:rPr>
-        <w:rFonts w:ascii="Symbol" w:hAnsi="Symbol" w:cs="Symbol" w:hint="default"/>
-      </w:rPr>
-    </w:lvl>
-    <w:lvl w:ilvl="4">
-      <w:start w:val="0"/>
-      <w:numFmt w:val="bullet"/>
-      <w:lvlText w:val="o"/>
-      <w:lvlJc w:val="left"/>
-      <w:pPr>
-        <w:tabs>
-          <w:tab w:val="num" w:pos="0"/>
-        </w:tabs>
-        <w:ind w:left="3600" w:hanging="360"/>
-      </w:pPr>
-      <w:rPr>
-        <w:rFonts w:ascii="Courier New" w:hAnsi="Courier New" w:cs="Courier New" w:hint="default"/>
-      </w:rPr>
-    </w:lvl>
-    <w:lvl w:ilvl="5">
-      <w:start w:val="0"/>
-      <w:numFmt w:val="bullet"/>
-      <w:lvlText w:val=""/>
-      <w:lvlJc w:val="left"/>
-      <w:pPr>
-        <w:tabs>
-          <w:tab w:val="num" w:pos="0"/>
-        </w:tabs>
-        <w:ind w:left="4320" w:hanging="360"/>
-      </w:pPr>
-      <w:rPr>
-        <w:rFonts w:ascii="Wingdings" w:hAnsi="Wingdings" w:cs="Wingdings" w:hint="default"/>
-      </w:rPr>
-    </w:lvl>
-    <w:lvl w:ilvl="6">
-      <w:start w:val="0"/>
-      <w:numFmt w:val="bullet"/>
-      <w:lvlText w:val=""/>
-      <w:lvlJc w:val="left"/>
-      <w:pPr>
-        <w:tabs>
-          <w:tab w:val="num" w:pos="0"/>
-        </w:tabs>
         <w:ind w:left="5040" w:hanging="360"/>
       </w:pPr>
-      <w:rPr>
-        <w:rFonts w:ascii="Symbol" w:hAnsi="Symbol" w:cs="Symbol" w:hint="default"/>
-      </w:rPr>
-    </w:lvl>
-    <w:lvl w:ilvl="7">
-      <w:start w:val="0"/>
-      <w:numFmt w:val="bullet"/>
-      <w:lvlText w:val="o"/>
-      <w:lvlJc w:val="left"/>
-      <w:pPr>
-        <w:tabs>
-          <w:tab w:val="num" w:pos="0"/>
-        </w:tabs>
-        <w:ind w:left="5760" w:hanging="360"/>
-      </w:pPr>
-      <w:rPr>
-        <w:rFonts w:ascii="Courier New" w:hAnsi="Courier New" w:cs="Courier New" w:hint="default"/>
-      </w:rPr>
-    </w:lvl>
-    <w:lvl w:ilvl="8">
-      <w:start w:val="0"/>
-      <w:numFmt w:val="bullet"/>
-      <w:lvlText w:val=""/>
-      <w:lvlJc w:val="left"/>
-      <w:pPr>
-        <w:tabs>
-          <w:tab w:val="num" w:pos="0"/>
-        </w:tabs>
-        <w:ind w:left="6480" w:hanging="360"/>
-      </w:pPr>
-      <w:rPr>
-        <w:rFonts w:ascii="Wingdings" w:hAnsi="Wingdings" w:cs="Wingdings" w:hint="default"/>
-      </w:rPr>
-    </w:lvl>
-  </w:abstractNum>
-  <w:abstractNum w:abstractNumId="6">
-    <w:lvl w:ilvl="0">
-      <w:start w:val="1"/>
-      <w:numFmt w:val="decimal"/>
-      <w:lvlText w:val="%1."/>
-      <w:lvlJc w:val="left"/>
-      <w:pPr>
-        <w:tabs>
-          <w:tab w:val="num" w:pos="0"/>
-        </w:tabs>
-        <w:ind w:left="720" w:hanging="360"/>
-      </w:pPr>
-      <w:rPr/>
-    </w:lvl>
-    <w:lvl w:ilvl="1">
-      <w:start w:val="1"/>
-      <w:numFmt w:val="decimal"/>
-      <w:lvlText w:val="%2."/>
-      <w:lvlJc w:val="left"/>
-      <w:pPr>
-        <w:tabs>
-          <w:tab w:val="num" w:pos="0"/>
-        </w:tabs>
-        <w:ind w:left="1440" w:hanging="360"/>
-      </w:pPr>
-      <w:rPr/>
-    </w:lvl>
-    <w:lvl w:ilvl="2">
-      <w:start w:val="1"/>
-      <w:numFmt w:val="decimal"/>
-      <w:lvlText w:val="%3."/>
-      <w:lvlJc w:val="left"/>
-      <w:pPr>
-        <w:tabs>
-          <w:tab w:val="num" w:pos="0"/>
-        </w:tabs>
-        <w:ind w:left="2160" w:hanging="360"/>
-      </w:pPr>
-      <w:rPr/>
-    </w:lvl>
-    <w:lvl w:ilvl="3">
-      <w:start w:val="1"/>
-      <w:numFmt w:val="decimal"/>
-      <w:lvlText w:val="%4."/>
-      <w:lvlJc w:val="left"/>
-      <w:pPr>
-        <w:tabs>
-          <w:tab w:val="num" w:pos="0"/>
-        </w:tabs>
-        <w:ind w:left="2880" w:hanging="360"/>
-      </w:pPr>
-      <w:rPr/>
-    </w:lvl>
-    <w:lvl w:ilvl="4">
-      <w:start w:val="1"/>
-      <w:numFmt w:val="decimal"/>
-      <w:lvlText w:val="%5."/>
-      <w:lvlJc w:val="left"/>
-      <w:pPr>
-        <w:tabs>
-          <w:tab w:val="num" w:pos="0"/>
-        </w:tabs>
-        <w:ind w:left="3600" w:hanging="360"/>
-      </w:pPr>
-      <w:rPr/>
-    </w:lvl>
-    <w:lvl w:ilvl="5">
-      <w:start w:val="1"/>
-      <w:numFmt w:val="decimal"/>
-      <w:lvlText w:val="%6."/>
-      <w:lvlJc w:val="left"/>
-      <w:pPr>
-        <w:tabs>
-          <w:tab w:val="num" w:pos="0"/>
-        </w:tabs>
-        <w:ind w:left="4320" w:hanging="360"/>
-      </w:pPr>
-      <w:rPr/>
-    </w:lvl>
-    <w:lvl w:ilvl="6">
-      <w:start w:val="1"/>
-      <w:numFmt w:val="decimal"/>
-      <w:lvlText w:val="%7."/>
-      <w:lvlJc w:val="left"/>
-      <w:pPr>
-        <w:tabs>
-          <w:tab w:val="num" w:pos="0"/>
-        </w:tabs>
-        <w:ind w:left="5040" w:hanging="360"/>
-      </w:pPr>
-      <w:rPr/>
     </w:lvl>
     <w:lvl w:ilvl="7">
       <w:start w:val="1"/>
@@ -5239,7 +6670,6 @@
         </w:tabs>
         <w:ind w:left="5760" w:hanging="360"/>
       </w:pPr>
-      <w:rPr/>
     </w:lvl>
     <w:lvl w:ilvl="8">
       <w:start w:val="1"/>
@@ -5252,202 +6682,82 @@
         </w:tabs>
         <w:ind w:left="6480" w:hanging="360"/>
       </w:pPr>
-      <w:rPr/>
     </w:lvl>
   </w:abstractNum>
-  <w:abstractNum w:abstractNumId="7">
-    <w:lvl w:ilvl="0">
-      <w:start w:val="1"/>
-      <w:numFmt w:val="decimal"/>
-      <w:lvlText w:val="%1."/>
-      <w:lvlJc w:val="left"/>
-      <w:pPr>
-        <w:tabs>
-          <w:tab w:val="num" w:pos="0"/>
-        </w:tabs>
-        <w:ind w:left="720" w:hanging="360"/>
-      </w:pPr>
-      <w:rPr/>
-    </w:lvl>
-    <w:lvl w:ilvl="1">
-      <w:start w:val="1"/>
-      <w:numFmt w:val="decimal"/>
-      <w:lvlText w:val="%2."/>
-      <w:lvlJc w:val="left"/>
-      <w:pPr>
-        <w:tabs>
-          <w:tab w:val="num" w:pos="0"/>
-        </w:tabs>
-        <w:ind w:left="1440" w:hanging="360"/>
-      </w:pPr>
-      <w:rPr/>
-    </w:lvl>
-    <w:lvl w:ilvl="2">
-      <w:start w:val="1"/>
-      <w:numFmt w:val="decimal"/>
-      <w:lvlText w:val="%3."/>
-      <w:lvlJc w:val="left"/>
-      <w:pPr>
-        <w:tabs>
-          <w:tab w:val="num" w:pos="0"/>
-        </w:tabs>
-        <w:ind w:left="2160" w:hanging="360"/>
-      </w:pPr>
-      <w:rPr/>
-    </w:lvl>
-    <w:lvl w:ilvl="3">
-      <w:start w:val="1"/>
-      <w:numFmt w:val="decimal"/>
-      <w:lvlText w:val="%4."/>
-      <w:lvlJc w:val="left"/>
-      <w:pPr>
-        <w:tabs>
-          <w:tab w:val="num" w:pos="0"/>
-        </w:tabs>
-        <w:ind w:left="2880" w:hanging="360"/>
-      </w:pPr>
-      <w:rPr/>
-    </w:lvl>
-    <w:lvl w:ilvl="4">
-      <w:start w:val="1"/>
-      <w:numFmt w:val="decimal"/>
-      <w:lvlText w:val="%5."/>
-      <w:lvlJc w:val="left"/>
-      <w:pPr>
-        <w:tabs>
-          <w:tab w:val="num" w:pos="0"/>
-        </w:tabs>
-        <w:ind w:left="3600" w:hanging="360"/>
-      </w:pPr>
-      <w:rPr/>
-    </w:lvl>
-    <w:lvl w:ilvl="5">
-      <w:start w:val="1"/>
-      <w:numFmt w:val="decimal"/>
-      <w:lvlText w:val="%6."/>
-      <w:lvlJc w:val="left"/>
-      <w:pPr>
-        <w:tabs>
-          <w:tab w:val="num" w:pos="0"/>
-        </w:tabs>
-        <w:ind w:left="4320" w:hanging="360"/>
-      </w:pPr>
-      <w:rPr/>
-    </w:lvl>
-    <w:lvl w:ilvl="6">
-      <w:start w:val="1"/>
-      <w:numFmt w:val="decimal"/>
-      <w:lvlText w:val="%7."/>
-      <w:lvlJc w:val="left"/>
-      <w:pPr>
-        <w:tabs>
-          <w:tab w:val="num" w:pos="0"/>
-        </w:tabs>
-        <w:ind w:left="5040" w:hanging="360"/>
-      </w:pPr>
-      <w:rPr/>
-    </w:lvl>
-    <w:lvl w:ilvl="7">
-      <w:start w:val="1"/>
-      <w:numFmt w:val="decimal"/>
-      <w:lvlText w:val="%8."/>
-      <w:lvlJc w:val="left"/>
-      <w:pPr>
-        <w:tabs>
-          <w:tab w:val="num" w:pos="0"/>
-        </w:tabs>
-        <w:ind w:left="5760" w:hanging="360"/>
-      </w:pPr>
-      <w:rPr/>
-    </w:lvl>
-    <w:lvl w:ilvl="8">
-      <w:start w:val="1"/>
-      <w:numFmt w:val="decimal"/>
-      <w:lvlText w:val="%9."/>
-      <w:lvlJc w:val="left"/>
-      <w:pPr>
-        <w:tabs>
-          <w:tab w:val="num" w:pos="0"/>
-        </w:tabs>
-        <w:ind w:left="6480" w:hanging="360"/>
-      </w:pPr>
-      <w:rPr/>
-    </w:lvl>
-  </w:abstractNum>
-  <w:num w:numId="1">
+  <w:num w:numId="1" w16cid:durableId="1383090228">
+    <w:abstractNumId w:val="3"/>
+  </w:num>
+  <w:num w:numId="2" w16cid:durableId="765080973">
+    <w:abstractNumId w:val="5"/>
+  </w:num>
+  <w:num w:numId="3" w16cid:durableId="287930457">
     <w:abstractNumId w:val="1"/>
   </w:num>
-  <w:num w:numId="2">
+  <w:num w:numId="4" w16cid:durableId="385758030">
+    <w:abstractNumId w:val="0"/>
+  </w:num>
+  <w:num w:numId="5" w16cid:durableId="78333228">
+    <w:abstractNumId w:val="4"/>
+  </w:num>
+  <w:num w:numId="6" w16cid:durableId="548762387">
+    <w:abstractNumId w:val="6"/>
+  </w:num>
+  <w:num w:numId="7" w16cid:durableId="725683576">
     <w:abstractNumId w:val="2"/>
   </w:num>
-  <w:num w:numId="3">
-    <w:abstractNumId w:val="3"/>
-  </w:num>
-  <w:num w:numId="4">
-    <w:abstractNumId w:val="4"/>
-  </w:num>
-  <w:num w:numId="5">
-    <w:abstractNumId w:val="5"/>
-  </w:num>
-  <w:num w:numId="6">
-    <w:abstractNumId w:val="6"/>
-  </w:num>
-  <w:num w:numId="7">
-    <w:abstractNumId w:val="7"/>
-  </w:num>
-  <w:num w:numId="8">
-    <w:abstractNumId w:val="7"/>
+  <w:num w:numId="8" w16cid:durableId="1164005270">
+    <w:abstractNumId w:val="2"/>
     <w:lvlOverride w:ilvl="0">
       <w:startOverride w:val="1"/>
     </w:lvlOverride>
   </w:num>
-  <w:num w:numId="9">
-    <w:abstractNumId w:val="7"/>
+  <w:num w:numId="9" w16cid:durableId="473061895">
+    <w:abstractNumId w:val="2"/>
   </w:num>
-  <w:num w:numId="10">
-    <w:abstractNumId w:val="7"/>
+  <w:num w:numId="10" w16cid:durableId="1006204893">
+    <w:abstractNumId w:val="2"/>
   </w:num>
-  <w:num w:numId="11">
-    <w:abstractNumId w:val="7"/>
+  <w:num w:numId="11" w16cid:durableId="982585575">
+    <w:abstractNumId w:val="2"/>
   </w:num>
-  <w:num w:numId="12">
-    <w:abstractNumId w:val="7"/>
+  <w:num w:numId="12" w16cid:durableId="738215879">
+    <w:abstractNumId w:val="2"/>
   </w:num>
-  <w:num w:numId="13">
-    <w:abstractNumId w:val="7"/>
+  <w:num w:numId="13" w16cid:durableId="456994612">
+    <w:abstractNumId w:val="2"/>
   </w:num>
-  <w:num w:numId="14">
-    <w:abstractNumId w:val="7"/>
+  <w:num w:numId="14" w16cid:durableId="472411246">
+    <w:abstractNumId w:val="2"/>
   </w:num>
 </w:numbering>
 </file>
 
 <file path=word/styles.xml><?xml version="1.0" encoding="utf-8"?>
-<w:styles xmlns:w="http://schemas.openxmlformats.org/wordprocessingml/2006/main" xmlns:w14="http://schemas.microsoft.com/office/word/2010/wordml" xmlns:mc="http://schemas.openxmlformats.org/markup-compatibility/2006" mc:Ignorable="w14">
+<w:styles xmlns:mc="http://schemas.openxmlformats.org/markup-compatibility/2006" xmlns:r="http://schemas.openxmlformats.org/officeDocument/2006/relationships" xmlns:w="http://schemas.openxmlformats.org/wordprocessingml/2006/main" xmlns:w14="http://schemas.microsoft.com/office/word/2010/wordml" xmlns:w15="http://schemas.microsoft.com/office/word/2012/wordml" xmlns:w16cex="http://schemas.microsoft.com/office/word/2018/wordml/cex" xmlns:w16cid="http://schemas.microsoft.com/office/word/2016/wordml/cid" xmlns:w16="http://schemas.microsoft.com/office/word/2018/wordml" xmlns:w16du="http://schemas.microsoft.com/office/word/2023/wordml/word16du" xmlns:w16sdtdh="http://schemas.microsoft.com/office/word/2020/wordml/sdtdatahash" xmlns:w16sdtfl="http://schemas.microsoft.com/office/word/2024/wordml/sdtformatlock" xmlns:w16se="http://schemas.microsoft.com/office/word/2015/wordml/symex" mc:Ignorable="w14 w15 w16se w16cid w16 w16cex w16sdtdh w16sdtfl w16du">
   <w:docDefaults>
     <w:rPrDefault>
       <w:rPr>
-        <w:rFonts w:ascii="Calibri" w:hAnsi="Calibri" w:eastAsia="Calibri" w:cs="Times New Roman"/>
+        <w:rFonts w:ascii="Calibri" w:eastAsia="Calibri" w:hAnsi="Calibri" w:cs="Times New Roman"/>
         <w:lang w:val="pt-PT" w:eastAsia="pt-PT" w:bidi="ar-SA"/>
       </w:rPr>
     </w:rPrDefault>
     <w:pPrDefault>
       <w:pPr>
-        <w:suppressAutoHyphens w:val="true"/>
+        <w:suppressAutoHyphens/>
       </w:pPr>
     </w:pPrDefault>
   </w:docDefaults>
   <w:latentStyles w:defLockedState="0" w:defUIPriority="99" w:defSemiHidden="0" w:defUnhideWhenUsed="0" w:defQFormat="0" w:count="376">
     <w:lsdException w:name="Normal" w:uiPriority="0" w:qFormat="1"/>
     <w:lsdException w:name="heading 1" w:uiPriority="9"/>
-    <w:lsdException w:name="heading 2" w:uiPriority="9" w:semiHidden="1" w:unhideWhenUsed="1" w:qFormat="1"/>
-    <w:lsdException w:name="heading 3" w:uiPriority="9" w:semiHidden="1" w:unhideWhenUsed="1"/>
-    <w:lsdException w:name="heading 4" w:uiPriority="9" w:semiHidden="1" w:unhideWhenUsed="1" w:qFormat="1"/>
-    <w:lsdException w:name="heading 5" w:uiPriority="9" w:semiHidden="1" w:unhideWhenUsed="1" w:qFormat="1"/>
-    <w:lsdException w:name="heading 6" w:uiPriority="9" w:semiHidden="1" w:unhideWhenUsed="1" w:qFormat="1"/>
-    <w:lsdException w:name="heading 7" w:uiPriority="9" w:semiHidden="1" w:unhideWhenUsed="1" w:qFormat="1"/>
-    <w:lsdException w:name="heading 8" w:uiPriority="9" w:semiHidden="1" w:unhideWhenUsed="1" w:qFormat="1"/>
-    <w:lsdException w:name="heading 9" w:uiPriority="9" w:semiHidden="1" w:unhideWhenUsed="1" w:qFormat="1"/>
+    <w:lsdException w:name="heading 2" w:semiHidden="1" w:uiPriority="9" w:unhideWhenUsed="1" w:qFormat="1"/>
+    <w:lsdException w:name="heading 3" w:semiHidden="1" w:uiPriority="9" w:unhideWhenUsed="1"/>
+    <w:lsdException w:name="heading 4" w:semiHidden="1" w:uiPriority="9" w:unhideWhenUsed="1" w:qFormat="1"/>
+    <w:lsdException w:name="heading 5" w:semiHidden="1" w:uiPriority="9" w:unhideWhenUsed="1" w:qFormat="1"/>
+    <w:lsdException w:name="heading 6" w:semiHidden="1" w:uiPriority="9" w:unhideWhenUsed="1" w:qFormat="1"/>
+    <w:lsdException w:name="heading 7" w:semiHidden="1" w:uiPriority="9" w:unhideWhenUsed="1" w:qFormat="1"/>
+    <w:lsdException w:name="heading 8" w:semiHidden="1" w:uiPriority="9" w:unhideWhenUsed="1" w:qFormat="1"/>
+    <w:lsdException w:name="heading 9" w:semiHidden="1" w:uiPriority="9" w:unhideWhenUsed="1" w:qFormat="1"/>
     <w:lsdException w:name="index 1" w:semiHidden="1" w:unhideWhenUsed="1"/>
     <w:lsdException w:name="index 2" w:semiHidden="1" w:unhideWhenUsed="1"/>
     <w:lsdException w:name="index 3" w:semiHidden="1" w:unhideWhenUsed="1"/>
@@ -5457,22 +6767,22 @@
     <w:lsdException w:name="index 7" w:semiHidden="1" w:unhideWhenUsed="1"/>
     <w:lsdException w:name="index 8" w:semiHidden="1" w:unhideWhenUsed="1"/>
     <w:lsdException w:name="index 9" w:semiHidden="1" w:unhideWhenUsed="1"/>
-    <w:lsdException w:name="toc 1" w:uiPriority="39" w:semiHidden="1" w:unhideWhenUsed="1"/>
-    <w:lsdException w:name="toc 2" w:uiPriority="39" w:semiHidden="1" w:unhideWhenUsed="1"/>
-    <w:lsdException w:name="toc 3" w:uiPriority="39" w:semiHidden="1" w:unhideWhenUsed="1"/>
-    <w:lsdException w:name="toc 4" w:uiPriority="39" w:semiHidden="1" w:unhideWhenUsed="1"/>
-    <w:lsdException w:name="toc 5" w:uiPriority="39" w:semiHidden="1" w:unhideWhenUsed="1"/>
-    <w:lsdException w:name="toc 6" w:uiPriority="39" w:semiHidden="1" w:unhideWhenUsed="1"/>
-    <w:lsdException w:name="toc 7" w:uiPriority="39" w:semiHidden="1" w:unhideWhenUsed="1"/>
-    <w:lsdException w:name="toc 8" w:uiPriority="39" w:semiHidden="1" w:unhideWhenUsed="1"/>
-    <w:lsdException w:name="toc 9" w:uiPriority="39" w:semiHidden="1" w:unhideWhenUsed="1"/>
+    <w:lsdException w:name="toc 1" w:semiHidden="1" w:uiPriority="39" w:unhideWhenUsed="1"/>
+    <w:lsdException w:name="toc 2" w:semiHidden="1" w:uiPriority="39" w:unhideWhenUsed="1"/>
+    <w:lsdException w:name="toc 3" w:semiHidden="1" w:uiPriority="39" w:unhideWhenUsed="1"/>
+    <w:lsdException w:name="toc 4" w:semiHidden="1" w:uiPriority="39" w:unhideWhenUsed="1"/>
+    <w:lsdException w:name="toc 5" w:semiHidden="1" w:uiPriority="39" w:unhideWhenUsed="1"/>
+    <w:lsdException w:name="toc 6" w:semiHidden="1" w:uiPriority="39" w:unhideWhenUsed="1"/>
+    <w:lsdException w:name="toc 7" w:semiHidden="1" w:uiPriority="39" w:unhideWhenUsed="1"/>
+    <w:lsdException w:name="toc 8" w:semiHidden="1" w:uiPriority="39" w:unhideWhenUsed="1"/>
+    <w:lsdException w:name="toc 9" w:semiHidden="1" w:uiPriority="39" w:unhideWhenUsed="1"/>
     <w:lsdException w:name="Normal Indent" w:semiHidden="1" w:unhideWhenUsed="1"/>
     <w:lsdException w:name="footnote text" w:semiHidden="1" w:unhideWhenUsed="1"/>
     <w:lsdException w:name="annotation text" w:semiHidden="1" w:unhideWhenUsed="1"/>
     <w:lsdException w:name="header" w:semiHidden="1" w:unhideWhenUsed="1"/>
     <w:lsdException w:name="footer" w:semiHidden="1" w:unhideWhenUsed="1"/>
     <w:lsdException w:name="index heading" w:semiHidden="1" w:unhideWhenUsed="1"/>
-    <w:lsdException w:name="caption" w:uiPriority="35" w:semiHidden="1" w:unhideWhenUsed="1" w:qFormat="1"/>
+    <w:lsdException w:name="caption" w:semiHidden="1" w:uiPriority="35" w:unhideWhenUsed="1" w:qFormat="1"/>
     <w:lsdException w:name="table of figures" w:semiHidden="1" w:unhideWhenUsed="1"/>
     <w:lsdException w:name="envelope address" w:semiHidden="1" w:unhideWhenUsed="1"/>
     <w:lsdException w:name="envelope return" w:semiHidden="1" w:unhideWhenUsed="1"/>
@@ -5503,8 +6813,8 @@
     <w:lsdException w:name="Title" w:uiPriority="10"/>
     <w:lsdException w:name="Closing" w:semiHidden="1" w:unhideWhenUsed="1"/>
     <w:lsdException w:name="Signature" w:semiHidden="1" w:unhideWhenUsed="1"/>
-    <w:lsdException w:name="Default Paragraph Font" w:uiPriority="1" w:semiHidden="1" w:unhideWhenUsed="1"/>
-    <w:lsdException w:name="Body Text" w:uiPriority="0" w:semiHidden="1" w:unhideWhenUsed="1" w:qFormat="1"/>
+    <w:lsdException w:name="Default Paragraph Font" w:semiHidden="1" w:uiPriority="1" w:unhideWhenUsed="1"/>
+    <w:lsdException w:name="Body Text" w:semiHidden="1" w:uiPriority="0" w:unhideWhenUsed="1" w:qFormat="1"/>
     <w:lsdException w:name="Body Text Indent" w:semiHidden="1" w:unhideWhenUsed="1"/>
     <w:lsdException w:name="List Continue" w:semiHidden="1" w:unhideWhenUsed="1"/>
     <w:lsdException w:name="List Continue 2" w:semiHidden="1" w:unhideWhenUsed="1"/>
@@ -5703,8 +7013,8 @@
     <w:lsdException w:name="Subtle Reference" w:uiPriority="31"/>
     <w:lsdException w:name="Intense Reference" w:uiPriority="32"/>
     <w:lsdException w:name="Book Title" w:uiPriority="33"/>
-    <w:lsdException w:name="Bibliography" w:uiPriority="37" w:semiHidden="1" w:unhideWhenUsed="1"/>
-    <w:lsdException w:name="TOC Heading" w:uiPriority="39" w:semiHidden="1" w:unhideWhenUsed="1" w:qFormat="1"/>
+    <w:lsdException w:name="Bibliography" w:semiHidden="1" w:uiPriority="37" w:unhideWhenUsed="1"/>
+    <w:lsdException w:name="TOC Heading" w:semiHidden="1" w:uiPriority="39" w:unhideWhenUsed="1" w:qFormat="1"/>
     <w:lsdException w:name="Plain Table 1" w:uiPriority="41"/>
     <w:lsdException w:name="Plain Table 2" w:uiPriority="42"/>
     <w:lsdException w:name="Plain Table 3" w:uiPriority="43"/>
@@ -5815,42 +7125,36 @@
     <w:lsdException w:name="Unresolved Mention" w:semiHidden="1" w:unhideWhenUsed="1"/>
     <w:lsdException w:name="Smart Link" w:semiHidden="1" w:unhideWhenUsed="1"/>
   </w:latentStyles>
-  <w:style w:type="paragraph" w:styleId="Normal" w:default="1">
+  <w:style w:type="paragraph" w:default="1" w:styleId="Normal">
     <w:name w:val="Normal"/>
     <w:qFormat/>
-    <w:rsid w:val="009a3600"/>
+    <w:rsid w:val="009A3600"/>
     <w:pPr>
-      <w:widowControl/>
-      <w:suppressAutoHyphens w:val="true"/>
-      <w:bidi w:val="0"/>
-      <w:spacing w:lineRule="auto" w:line="360" w:before="0" w:after="240"/>
-      <w:jc w:val="left"/>
+      <w:spacing w:after="240" w:line="360" w:lineRule="auto"/>
     </w:pPr>
     <w:rPr>
-      <w:rFonts w:ascii="Arial" w:hAnsi="Arial" w:eastAsia="Calibri" w:cs="Times New Roman"/>
-      <w:color w:val="auto"/>
-      <w:kern w:val="0"/>
+      <w:rFonts w:ascii="Arial" w:hAnsi="Arial"/>
       <w:sz w:val="24"/>
       <w:szCs w:val="22"/>
-      <w:lang w:val="pt-PT" w:eastAsia="en-US" w:bidi="ar-SA"/>
+      <w:lang w:eastAsia="en-US"/>
     </w:rPr>
   </w:style>
-  <w:style w:type="paragraph" w:styleId="Heading1">
-    <w:name w:val="Heading 1"/>
+  <w:style w:type="paragraph" w:styleId="Ttulo1">
+    <w:name w:val="heading 1"/>
     <w:basedOn w:val="Normal"/>
     <w:next w:val="Normal"/>
     <w:link w:val="Ttulo1Carter"/>
     <w:uiPriority w:val="9"/>
     <w:qFormat/>
-    <w:rsid w:val="00fd65c4"/>
+    <w:rsid w:val="00FD65C4"/>
     <w:pPr>
-      <w:keepNext w:val="true"/>
+      <w:keepNext/>
       <w:keepLines/>
-      <w:spacing w:lineRule="auto" w:line="240" w:before="0" w:after="480"/>
+      <w:spacing w:after="480" w:line="240" w:lineRule="auto"/>
       <w:outlineLvl w:val="0"/>
     </w:pPr>
     <w:rPr>
-      <w:rFonts w:ascii="Arial Black" w:hAnsi="Arial Black" w:eastAsia="Times New Roman"/>
+      <w:rFonts w:ascii="Arial Black" w:eastAsia="Times New Roman" w:hAnsi="Arial Black"/>
       <w:b/>
       <w:bCs/>
       <w:caps/>
@@ -5859,17 +7163,17 @@
       <w:szCs w:val="28"/>
     </w:rPr>
   </w:style>
-  <w:style w:type="paragraph" w:styleId="Heading2">
-    <w:name w:val="Heading 2"/>
+  <w:style w:type="paragraph" w:styleId="Ttulo2">
+    <w:name w:val="heading 2"/>
     <w:basedOn w:val="Normal"/>
     <w:next w:val="Normal"/>
     <w:link w:val="Ttulo2Carter"/>
     <w:uiPriority w:val="9"/>
     <w:unhideWhenUsed/>
     <w:qFormat/>
-    <w:rsid w:val="007f2b7b"/>
+    <w:rsid w:val="007F2B7B"/>
     <w:pPr>
-      <w:keepNext w:val="true"/>
+      <w:keepNext/>
       <w:keepLines/>
       <w:spacing w:before="120" w:after="120"/>
       <w:outlineLvl w:val="1"/>
@@ -5881,22 +7185,41 @@
       <w:szCs w:val="26"/>
     </w:rPr>
   </w:style>
-  <w:style w:type="character" w:styleId="DefaultParagraphFont" w:default="1">
+  <w:style w:type="character" w:default="1" w:styleId="Tipodeletrapredefinidodopargrafo">
     <w:name w:val="Default Paragraph Font"/>
     <w:uiPriority w:val="1"/>
     <w:semiHidden/>
     <w:unhideWhenUsed/>
-    <w:qFormat/>
-    <w:rPr/>
   </w:style>
-  <w:style w:type="character" w:styleId="Ttulo1Carter" w:customStyle="1">
+  <w:style w:type="table" w:default="1" w:styleId="Tabelanormal">
+    <w:name w:val="Normal Table"/>
+    <w:uiPriority w:val="99"/>
+    <w:semiHidden/>
+    <w:unhideWhenUsed/>
+    <w:tblPr>
+      <w:tblInd w:w="0" w:type="dxa"/>
+      <w:tblCellMar>
+        <w:top w:w="0" w:type="dxa"/>
+        <w:left w:w="108" w:type="dxa"/>
+        <w:bottom w:w="0" w:type="dxa"/>
+        <w:right w:w="108" w:type="dxa"/>
+      </w:tblCellMar>
+    </w:tblPr>
+  </w:style>
+  <w:style w:type="numbering" w:default="1" w:styleId="Semlista">
+    <w:name w:val="No List"/>
+    <w:uiPriority w:val="99"/>
+    <w:semiHidden/>
+    <w:unhideWhenUsed/>
+  </w:style>
+  <w:style w:type="character" w:customStyle="1" w:styleId="Ttulo1Carter">
     <w:name w:val="Título 1 Caráter"/>
-    <w:link w:val="Heading1"/>
+    <w:link w:val="Ttulo1"/>
     <w:uiPriority w:val="9"/>
     <w:qFormat/>
-    <w:rsid w:val="00fd65c4"/>
+    <w:rsid w:val="00FD65C4"/>
     <w:rPr>
-      <w:rFonts w:ascii="Arial Black" w:hAnsi="Arial Black" w:eastAsia="Times New Roman" w:cs="Times New Roman"/>
+      <w:rFonts w:ascii="Arial Black" w:eastAsia="Times New Roman" w:hAnsi="Arial Black" w:cs="Times New Roman"/>
       <w:b/>
       <w:bCs/>
       <w:caps/>
@@ -5905,94 +7228,94 @@
       <w:szCs w:val="28"/>
     </w:rPr>
   </w:style>
-  <w:style w:type="character" w:styleId="Ttulo2Carter" w:customStyle="1">
+  <w:style w:type="character" w:customStyle="1" w:styleId="Ttulo2Carter">
     <w:name w:val="Título 2 Caráter"/>
-    <w:link w:val="Heading2"/>
+    <w:link w:val="Ttulo2"/>
     <w:uiPriority w:val="9"/>
     <w:qFormat/>
-    <w:rsid w:val="007f2b7b"/>
+    <w:rsid w:val="007F2B7B"/>
     <w:rPr>
-      <w:rFonts w:ascii="Arial" w:hAnsi="Arial" w:eastAsia="Times New Roman" w:cs="Times New Roman"/>
+      <w:rFonts w:ascii="Arial" w:eastAsia="Times New Roman" w:hAnsi="Arial" w:cs="Times New Roman"/>
       <w:b/>
       <w:bCs/>
       <w:sz w:val="24"/>
       <w:szCs w:val="26"/>
     </w:rPr>
   </w:style>
-  <w:style w:type="character" w:styleId="Strong">
+  <w:style w:type="character" w:styleId="Forte">
     <w:name w:val="Strong"/>
     <w:uiPriority w:val="22"/>
     <w:qFormat/>
-    <w:rsid w:val="007f2b7b"/>
+    <w:rsid w:val="007F2B7B"/>
     <w:rPr>
       <w:b/>
       <w:bCs/>
     </w:rPr>
   </w:style>
-  <w:style w:type="character" w:styleId="CabealhoCarter" w:customStyle="1">
+  <w:style w:type="character" w:customStyle="1" w:styleId="CabealhoCarter">
     <w:name w:val="Cabeçalho Caráter"/>
-    <w:link w:val="Header"/>
+    <w:link w:val="Cabealho"/>
     <w:uiPriority w:val="99"/>
     <w:qFormat/>
-    <w:rsid w:val="00fe06cf"/>
+    <w:rsid w:val="00FE06CF"/>
     <w:rPr>
       <w:rFonts w:ascii="Arial" w:hAnsi="Arial"/>
       <w:sz w:val="24"/>
     </w:rPr>
   </w:style>
-  <w:style w:type="character" w:styleId="RodapCarter" w:customStyle="1">
+  <w:style w:type="character" w:customStyle="1" w:styleId="RodapCarter">
     <w:name w:val="Rodapé Caráter"/>
-    <w:link w:val="Footer"/>
+    <w:link w:val="Rodap"/>
     <w:uiPriority w:val="99"/>
     <w:qFormat/>
-    <w:rsid w:val="00fe06cf"/>
+    <w:rsid w:val="00FE06CF"/>
     <w:rPr>
       <w:rFonts w:ascii="Arial" w:hAnsi="Arial"/>
       <w:sz w:val="24"/>
     </w:rPr>
   </w:style>
-  <w:style w:type="character" w:styleId="Hyperlink">
+  <w:style w:type="character" w:styleId="Hiperligao">
     <w:name w:val="Hyperlink"/>
     <w:uiPriority w:val="99"/>
     <w:unhideWhenUsed/>
     <w:qFormat/>
-    <w:rsid w:val="009a3600"/>
+    <w:rsid w:val="009A3600"/>
     <w:rPr>
       <w:color w:val="404040"/>
       <w:u w:val="single"/>
     </w:rPr>
   </w:style>
-  <w:style w:type="character" w:styleId="SubtleEmphasis">
+  <w:style w:type="character" w:styleId="nfaseDiscreta">
     <w:name w:val="Subtle Emphasis"/>
-    <w:basedOn w:val="DefaultParagraphFont"/>
+    <w:basedOn w:val="Tipodeletrapredefinidodopargrafo"/>
     <w:uiPriority w:val="19"/>
     <w:qFormat/>
-    <w:rsid w:val="005e382b"/>
+    <w:rsid w:val="005E382B"/>
     <w:rPr>
       <w:i/>
       <w:iCs/>
       <w:color w:val="auto"/>
     </w:rPr>
   </w:style>
-  <w:style w:type="character" w:styleId="Emphasis">
+  <w:style w:type="character" w:styleId="nfase">
     <w:name w:val="Emphasis"/>
-    <w:basedOn w:val="DefaultParagraphFont"/>
+    <w:basedOn w:val="Tipodeletrapredefinidodopargrafo"/>
     <w:uiPriority w:val="20"/>
     <w:qFormat/>
-    <w:rsid w:val="005e382b"/>
+    <w:rsid w:val="005E382B"/>
     <w:rPr>
       <w:b/>
       <w:i/>
       <w:iCs/>
     </w:rPr>
   </w:style>
-  <w:style w:type="character" w:styleId="CitaoCarter" w:customStyle="1">
+  <w:style w:type="character" w:customStyle="1" w:styleId="CitaoCarter">
     <w:name w:val="Citação Caráter"/>
-    <w:basedOn w:val="DefaultParagraphFont"/>
-    <w:link w:val="Quote"/>
+    <w:basedOn w:val="Tipodeletrapredefinidodopargrafo"/>
+    <w:link w:val="Citao"/>
     <w:uiPriority w:val="29"/>
     <w:qFormat/>
-    <w:rsid w:val="00fe7aa8"/>
+    <w:rsid w:val="00FE7AA8"/>
     <w:rPr>
       <w:rFonts w:ascii="Arial" w:hAnsi="Arial"/>
       <w:iCs/>
@@ -6001,14 +7324,14 @@
       <w:lang w:eastAsia="en-US"/>
     </w:rPr>
   </w:style>
-  <w:style w:type="character" w:styleId="bold" w:customStyle="1">
+  <w:style w:type="character" w:customStyle="1" w:styleId="bold">
     <w:name w:val="bold"/>
-    <w:basedOn w:val="DefaultParagraphFont"/>
+    <w:basedOn w:val="Tipodeletrapredefinidodopargrafo"/>
     <w:uiPriority w:val="1"/>
     <w:qFormat/>
-    <w:rsid w:val="003c099e"/>
+    <w:rsid w:val="003C099E"/>
     <w:rPr>
-      <w:rFonts w:ascii="Arial" w:hAnsi="Arial" w:eastAsia="" w:cs="Consolas" w:eastAsiaTheme="minorEastAsia"/>
+      <w:rFonts w:ascii="Arial" w:eastAsiaTheme="minorEastAsia" w:hAnsi="Arial" w:cs="Consolas"/>
       <w:b/>
       <w:color w:val="auto"/>
       <w:spacing w:val="0"/>
@@ -6017,12 +7340,12 @@
       <w:u w:val="none"/>
     </w:rPr>
   </w:style>
-  <w:style w:type="character" w:styleId="BulletsCarter" w:customStyle="1">
+  <w:style w:type="character" w:customStyle="1" w:styleId="BulletsCarter">
     <w:name w:val="Bullets Caráter"/>
-    <w:basedOn w:val="DefaultParagraphFont"/>
+    <w:basedOn w:val="Tipodeletrapredefinidodopargrafo"/>
     <w:link w:val="Bullets"/>
     <w:qFormat/>
-    <w:rsid w:val="00b920ee"/>
+    <w:rsid w:val="00B920EE"/>
     <w:rPr>
       <w:rFonts w:ascii="Arial" w:hAnsi="Arial"/>
       <w:sz w:val="24"/>
@@ -6030,12 +7353,12 @@
       <w:lang w:eastAsia="en-US"/>
     </w:rPr>
   </w:style>
-  <w:style w:type="character" w:styleId="Numerao1Carter" w:customStyle="1">
+  <w:style w:type="character" w:customStyle="1" w:styleId="Numerao1Carter">
     <w:name w:val="Numeração 1 Caráter"/>
     <w:basedOn w:val="BulletsCarter"/>
     <w:link w:val="Numerao1"/>
     <w:qFormat/>
-    <w:rsid w:val="00b920ee"/>
+    <w:rsid w:val="00B920EE"/>
     <w:rPr>
       <w:rFonts w:ascii="Arial" w:hAnsi="Arial"/>
       <w:sz w:val="24"/>
@@ -6043,12 +7366,12 @@
       <w:lang w:eastAsia="en-US"/>
     </w:rPr>
   </w:style>
-  <w:style w:type="character" w:styleId="Numerao2Carter" w:customStyle="1">
+  <w:style w:type="character" w:customStyle="1" w:styleId="Numerao2Carter">
     <w:name w:val="Numeração 2 Caráter"/>
     <w:basedOn w:val="Numerao1Carter"/>
     <w:link w:val="Numerao2"/>
     <w:qFormat/>
-    <w:rsid w:val="00b920ee"/>
+    <w:rsid w:val="00B920EE"/>
     <w:rPr>
       <w:rFonts w:ascii="Arial" w:hAnsi="Arial"/>
       <w:sz w:val="24"/>
@@ -6056,69 +7379,69 @@
       <w:lang w:eastAsia="en-US"/>
     </w:rPr>
   </w:style>
-  <w:style w:type="character" w:styleId="CorpodetextoCarter" w:customStyle="1">
+  <w:style w:type="character" w:customStyle="1" w:styleId="CorpodetextoCarter">
     <w:name w:val="Corpo de texto Caráter"/>
-    <w:basedOn w:val="DefaultParagraphFont"/>
+    <w:basedOn w:val="Tipodeletrapredefinidodopargrafo"/>
+    <w:link w:val="Corpodetexto"/>
     <w:qFormat/>
-    <w:rsid w:val="00673a5b"/>
+    <w:rsid w:val="00673A5B"/>
     <w:rPr>
-      <w:rFonts w:ascii="Calibri" w:hAnsi="Calibri" w:eastAsia="Calibri" w:cs="" w:asciiTheme="minorHAnsi" w:cstheme="minorBidi" w:eastAsiaTheme="minorHAnsi" w:hAnsiTheme="minorHAnsi"/>
+      <w:rFonts w:asciiTheme="minorHAnsi" w:eastAsiaTheme="minorHAnsi" w:hAnsiTheme="minorHAnsi" w:cstheme="minorBidi"/>
       <w:sz w:val="24"/>
       <w:szCs w:val="24"/>
       <w:lang w:val="en-US" w:eastAsia="en-US"/>
     </w:rPr>
   </w:style>
-  <w:style w:type="character" w:styleId="VerbatimChar" w:customStyle="1">
+  <w:style w:type="character" w:customStyle="1" w:styleId="VerbatimChar">
     <w:name w:val="Verbatim Char"/>
-    <w:basedOn w:val="DefaultParagraphFont"/>
+    <w:basedOn w:val="Tipodeletrapredefinidodopargrafo"/>
     <w:link w:val="SourceCode"/>
     <w:qFormat/>
-    <w:rsid w:val="00673a5b"/>
+    <w:rsid w:val="00673A5B"/>
     <w:rPr>
       <w:rFonts w:ascii="Consolas" w:hAnsi="Consolas"/>
       <w:sz w:val="22"/>
     </w:rPr>
   </w:style>
-  <w:style w:type="paragraph" w:styleId="Heading">
+  <w:style w:type="paragraph" w:customStyle="1" w:styleId="Heading">
     <w:name w:val="Heading"/>
     <w:basedOn w:val="Normal"/>
-    <w:next w:val="BodyText"/>
+    <w:next w:val="Corpodetexto"/>
     <w:qFormat/>
     <w:pPr>
-      <w:keepNext w:val="true"/>
+      <w:keepNext/>
       <w:spacing w:before="240" w:after="120"/>
     </w:pPr>
     <w:rPr>
-      <w:rFonts w:ascii="Liberation Sans" w:hAnsi="Liberation Sans" w:eastAsia="Noto Sans CJK SC" w:cs="Noto Sans Devanagari"/>
+      <w:rFonts w:ascii="Liberation Sans" w:eastAsia="Noto Sans CJK SC" w:hAnsi="Liberation Sans" w:cs="Noto Sans Devanagari"/>
       <w:sz w:val="28"/>
       <w:szCs w:val="28"/>
     </w:rPr>
   </w:style>
-  <w:style w:type="paragraph" w:styleId="BodyText">
+  <w:style w:type="paragraph" w:styleId="Corpodetexto">
     <w:name w:val="Body Text"/>
     <w:basedOn w:val="Normal"/>
     <w:link w:val="CorpodetextoCarter"/>
     <w:qFormat/>
-    <w:rsid w:val="00673a5b"/>
+    <w:rsid w:val="00673A5B"/>
     <w:pPr>
-      <w:spacing w:lineRule="auto" w:line="240" w:before="180" w:after="180"/>
+      <w:spacing w:before="180" w:after="180" w:line="240" w:lineRule="auto"/>
     </w:pPr>
     <w:rPr>
-      <w:rFonts w:ascii="Calibri" w:hAnsi="Calibri" w:eastAsia="Calibri" w:cs="" w:asciiTheme="minorHAnsi" w:cstheme="minorBidi" w:eastAsiaTheme="minorHAnsi" w:hAnsiTheme="minorHAnsi"/>
+      <w:rFonts w:asciiTheme="minorHAnsi" w:eastAsiaTheme="minorHAnsi" w:hAnsiTheme="minorHAnsi" w:cstheme="minorBidi"/>
       <w:szCs w:val="24"/>
       <w:lang w:val="en-US"/>
     </w:rPr>
   </w:style>
-  <w:style w:type="paragraph" w:styleId="List">
+  <w:style w:type="paragraph" w:styleId="Lista">
     <w:name w:val="List"/>
-    <w:basedOn w:val="BodyText"/>
-    <w:pPr/>
+    <w:basedOn w:val="Corpodetexto"/>
     <w:rPr>
       <w:rFonts w:cs="Noto Sans Devanagari"/>
     </w:rPr>
   </w:style>
-  <w:style w:type="paragraph" w:styleId="Caption">
-    <w:name w:val="Caption"/>
+  <w:style w:type="paragraph" w:styleId="Legenda">
+    <w:name w:val="caption"/>
     <w:basedOn w:val="Normal"/>
     <w:qFormat/>
     <w:pPr>
@@ -6129,11 +7452,10 @@
       <w:rFonts w:cs="Noto Sans Devanagari"/>
       <w:i/>
       <w:iCs/>
-      <w:sz w:val="24"/>
       <w:szCs w:val="24"/>
     </w:rPr>
   </w:style>
-  <w:style w:type="paragraph" w:styleId="Index">
+  <w:style w:type="paragraph" w:customStyle="1" w:styleId="Index">
     <w:name w:val="Index"/>
     <w:basedOn w:val="Normal"/>
     <w:qFormat/>
@@ -6144,89 +7466,72 @@
       <w:rFonts w:cs="Noto Sans Devanagari"/>
     </w:rPr>
   </w:style>
-  <w:style w:type="paragraph" w:styleId="ListParagraph">
+  <w:style w:type="paragraph" w:styleId="PargrafodaLista">
     <w:name w:val="List Paragraph"/>
     <w:basedOn w:val="Normal"/>
     <w:uiPriority w:val="34"/>
     <w:qFormat/>
-    <w:rsid w:val="00fe7aa8"/>
+    <w:rsid w:val="00FE7AA8"/>
     <w:pPr>
-      <w:spacing w:before="0" w:after="240"/>
       <w:ind w:firstLine="851"/>
       <w:contextualSpacing/>
     </w:pPr>
-    <w:rPr/>
   </w:style>
-  <w:style w:type="paragraph" w:styleId="NoSpacing">
+  <w:style w:type="paragraph" w:styleId="SemEspaamento">
     <w:name w:val="No Spacing"/>
     <w:uiPriority w:val="1"/>
     <w:qFormat/>
-    <w:rsid w:val="00551df9"/>
-    <w:pPr>
-      <w:widowControl/>
-      <w:suppressAutoHyphens w:val="true"/>
-      <w:bidi w:val="0"/>
-      <w:spacing w:before="0" w:after="0"/>
-      <w:jc w:val="left"/>
-    </w:pPr>
+    <w:rsid w:val="00551DF9"/>
     <w:rPr>
-      <w:rFonts w:ascii="Arial" w:hAnsi="Arial" w:eastAsia="Calibri" w:cs="Times New Roman"/>
-      <w:color w:val="auto"/>
-      <w:kern w:val="0"/>
+      <w:rFonts w:ascii="Arial" w:hAnsi="Arial"/>
       <w:sz w:val="24"/>
       <w:szCs w:val="22"/>
-      <w:lang w:val="pt-PT" w:eastAsia="en-US" w:bidi="ar-SA"/>
+      <w:lang w:eastAsia="en-US"/>
     </w:rPr>
   </w:style>
-  <w:style w:type="paragraph" w:styleId="HeaderandFooter">
+  <w:style w:type="paragraph" w:customStyle="1" w:styleId="HeaderandFooter">
     <w:name w:val="Header and Footer"/>
     <w:basedOn w:val="Normal"/>
     <w:qFormat/>
-    <w:pPr/>
-    <w:rPr/>
   </w:style>
-  <w:style w:type="paragraph" w:styleId="Header">
-    <w:name w:val="Header"/>
+  <w:style w:type="paragraph" w:styleId="Cabealho">
+    <w:name w:val="header"/>
     <w:basedOn w:val="Normal"/>
     <w:link w:val="CabealhoCarter"/>
     <w:uiPriority w:val="99"/>
     <w:unhideWhenUsed/>
-    <w:rsid w:val="00fe06cf"/>
+    <w:rsid w:val="00FE06CF"/>
     <w:pPr>
       <w:tabs>
-        <w:tab w:val="clear" w:pos="708"/>
-        <w:tab w:val="center" w:pos="4252" w:leader="none"/>
-        <w:tab w:val="right" w:pos="8504" w:leader="none"/>
+        <w:tab w:val="center" w:pos="4252"/>
+        <w:tab w:val="right" w:pos="8504"/>
       </w:tabs>
-      <w:spacing w:lineRule="auto" w:line="240" w:before="0" w:after="0"/>
+      <w:spacing w:after="0" w:line="240" w:lineRule="auto"/>
     </w:pPr>
-    <w:rPr/>
   </w:style>
-  <w:style w:type="paragraph" w:styleId="Footer">
-    <w:name w:val="Footer"/>
+  <w:style w:type="paragraph" w:styleId="Rodap">
+    <w:name w:val="footer"/>
     <w:basedOn w:val="Normal"/>
     <w:link w:val="RodapCarter"/>
     <w:uiPriority w:val="99"/>
     <w:unhideWhenUsed/>
-    <w:rsid w:val="00fe06cf"/>
+    <w:rsid w:val="00FE06CF"/>
     <w:pPr>
       <w:tabs>
-        <w:tab w:val="clear" w:pos="708"/>
-        <w:tab w:val="center" w:pos="4252" w:leader="none"/>
-        <w:tab w:val="right" w:pos="8504" w:leader="none"/>
+        <w:tab w:val="center" w:pos="4252"/>
+        <w:tab w:val="right" w:pos="8504"/>
       </w:tabs>
-      <w:spacing w:lineRule="auto" w:line="240" w:before="0" w:after="0"/>
+      <w:spacing w:after="0" w:line="240" w:lineRule="auto"/>
     </w:pPr>
-    <w:rPr/>
   </w:style>
-  <w:style w:type="paragraph" w:styleId="Quote">
+  <w:style w:type="paragraph" w:styleId="Citao">
     <w:name w:val="Quote"/>
     <w:basedOn w:val="Normal"/>
     <w:next w:val="Normal"/>
     <w:link w:val="CitaoCarter"/>
     <w:uiPriority w:val="29"/>
     <w:qFormat/>
-    <w:rsid w:val="00fe7aa8"/>
+    <w:rsid w:val="00FE7AA8"/>
     <w:pPr>
       <w:spacing w:before="200" w:after="160"/>
       <w:ind w:left="851"/>
@@ -6235,78 +7540,69 @@
       <w:iCs/>
     </w:rPr>
   </w:style>
-  <w:style w:type="paragraph" w:styleId="Bullets" w:customStyle="1">
+  <w:style w:type="paragraph" w:customStyle="1" w:styleId="Bullets">
     <w:name w:val="Bullets"/>
     <w:basedOn w:val="Normal"/>
     <w:link w:val="BulletsCarter"/>
     <w:qFormat/>
-    <w:rsid w:val="00b920ee"/>
+    <w:rsid w:val="00B920EE"/>
     <w:pPr>
       <w:numPr>
-        <w:ilvl w:val="0"/>
         <w:numId w:val="2"/>
       </w:numPr>
-      <w:ind w:hanging="357" w:left="714"/>
+      <w:ind w:left="714" w:hanging="357"/>
     </w:pPr>
-    <w:rPr/>
   </w:style>
-  <w:style w:type="paragraph" w:styleId="Numerao1" w:customStyle="1">
+  <w:style w:type="paragraph" w:customStyle="1" w:styleId="Numerao1">
     <w:name w:val="Numeração 1"/>
     <w:basedOn w:val="Bullets"/>
     <w:link w:val="Numerao1Carter"/>
     <w:qFormat/>
-    <w:rsid w:val="00b920ee"/>
+    <w:rsid w:val="00B920EE"/>
     <w:pPr>
       <w:numPr>
-        <w:ilvl w:val="0"/>
         <w:numId w:val="3"/>
       </w:numPr>
-      <w:ind w:hanging="357" w:left="714"/>
+      <w:ind w:left="714" w:hanging="357"/>
     </w:pPr>
-    <w:rPr/>
   </w:style>
-  <w:style w:type="paragraph" w:styleId="Numerao2" w:customStyle="1">
+  <w:style w:type="paragraph" w:customStyle="1" w:styleId="Numerao2">
     <w:name w:val="Numeração 2"/>
     <w:basedOn w:val="Numerao1"/>
     <w:link w:val="Numerao2Carter"/>
     <w:qFormat/>
-    <w:rsid w:val="00b920ee"/>
+    <w:rsid w:val="00B920EE"/>
     <w:pPr>
       <w:numPr>
-        <w:ilvl w:val="0"/>
         <w:numId w:val="4"/>
       </w:numPr>
-      <w:ind w:hanging="357" w:left="1071"/>
+      <w:ind w:left="1071" w:hanging="357"/>
     </w:pPr>
-    <w:rPr/>
   </w:style>
-  <w:style w:type="paragraph" w:styleId="FirstParagraph" w:customStyle="1">
+  <w:style w:type="paragraph" w:customStyle="1" w:styleId="FirstParagraph">
     <w:name w:val="First Paragraph"/>
-    <w:basedOn w:val="BodyText"/>
-    <w:next w:val="BodyText"/>
+    <w:basedOn w:val="Corpodetexto"/>
+    <w:next w:val="Corpodetexto"/>
     <w:qFormat/>
-    <w:rsid w:val="00673a5b"/>
-    <w:pPr/>
-    <w:rPr/>
+    <w:rsid w:val="00673A5B"/>
   </w:style>
-  <w:style w:type="paragraph" w:styleId="Compact" w:customStyle="1">
+  <w:style w:type="paragraph" w:customStyle="1" w:styleId="Compact">
     <w:name w:val="Compact"/>
-    <w:basedOn w:val="BodyText"/>
+    <w:basedOn w:val="Corpodetexto"/>
     <w:qFormat/>
-    <w:rsid w:val="00673a5b"/>
+    <w:rsid w:val="00673A5B"/>
     <w:pPr>
       <w:spacing w:before="36" w:after="36"/>
     </w:pPr>
-    <w:rPr/>
   </w:style>
-  <w:style w:type="paragraph" w:styleId="SourceCode" w:customStyle="1">
+  <w:style w:type="paragraph" w:customStyle="1" w:styleId="SourceCode">
     <w:name w:val="Source Code"/>
     <w:basedOn w:val="Normal"/>
     <w:link w:val="VerbatimChar"/>
     <w:qFormat/>
-    <w:rsid w:val="00673a5b"/>
+    <w:rsid w:val="00673A5B"/>
     <w:pPr>
-      <w:spacing w:lineRule="auto" w:line="240" w:before="0" w:after="200"/>
+      <w:spacing w:after="200" w:line="240" w:lineRule="auto"/>
     </w:pPr>
     <w:rPr>
       <w:rFonts w:ascii="Consolas" w:hAnsi="Consolas"/>
@@ -6315,66 +7611,45 @@
       <w:lang w:eastAsia="pt-PT"/>
     </w:rPr>
   </w:style>
-  <w:style w:type="numbering" w:styleId="NoList" w:default="1">
-    <w:name w:val="No List"/>
-    <w:uiPriority w:val="99"/>
-    <w:semiHidden/>
-    <w:unhideWhenUsed/>
-    <w:qFormat/>
-  </w:style>
-  <w:style w:type="table" w:default="1" w:styleId="Tabelanormal">
-    <w:name w:val="Normal Table"/>
-    <w:uiPriority w:val="99"/>
-    <w:semiHidden/>
-    <w:unhideWhenUsed/>
-    <w:tblPr>
-      <w:tblCellMar>
-        <w:top w:w="0" w:type="dxa"/>
-        <w:left w:w="108" w:type="dxa"/>
-        <w:bottom w:w="0" w:type="dxa"/>
-        <w:right w:w="108" w:type="dxa"/>
-      </w:tblCellMar>
-    </w:tblPr>
-  </w:style>
 </w:styles>
 </file>
 
 <file path=word/theme/theme1.xml><?xml version="1.0" encoding="utf-8"?>
-<a:theme xmlns:a="http://schemas.openxmlformats.org/drawingml/2006/main" xmlns:r="http://schemas.openxmlformats.org/officeDocument/2006/relationships" name="Tema do Office">
+<a:theme xmlns:a="http://schemas.openxmlformats.org/drawingml/2006/main" name="Tema do Office">
   <a:themeElements>
     <a:clrScheme name="Office">
       <a:dk1>
         <a:srgbClr val="000000"/>
       </a:dk1>
       <a:lt1>
-        <a:srgbClr val="ffffff"/>
+        <a:srgbClr val="FFFFFF"/>
       </a:lt1>
       <a:dk2>
-        <a:srgbClr val="1f497d"/>
+        <a:srgbClr val="1F497D"/>
       </a:dk2>
       <a:lt2>
-        <a:srgbClr val="eeece1"/>
+        <a:srgbClr val="EEECE1"/>
       </a:lt2>
       <a:accent1>
-        <a:srgbClr val="4f81bd"/>
+        <a:srgbClr val="4F81BD"/>
       </a:accent1>
       <a:accent2>
-        <a:srgbClr val="c0504d"/>
+        <a:srgbClr val="C0504D"/>
       </a:accent2>
       <a:accent3>
-        <a:srgbClr val="9bbb59"/>
+        <a:srgbClr val="9BBB59"/>
       </a:accent3>
       <a:accent4>
-        <a:srgbClr val="8064a2"/>
+        <a:srgbClr val="8064A2"/>
       </a:accent4>
       <a:accent5>
-        <a:srgbClr val="4bacc6"/>
+        <a:srgbClr val="4BACC6"/>
       </a:accent5>
       <a:accent6>
-        <a:srgbClr val="f79646"/>
+        <a:srgbClr val="F79646"/>
       </a:accent6>
       <a:hlink>
-        <a:srgbClr val="0000ff"/>
+        <a:srgbClr val="0000FF"/>
       </a:hlink>
       <a:folHlink>
         <a:srgbClr val="800080"/>
@@ -6382,12 +7657,12 @@
     </a:clrScheme>
     <a:fontScheme name="Office">
       <a:majorFont>
-        <a:latin typeface="Cambria" pitchFamily="0" charset="1"/>
+        <a:latin typeface="Cambria"/>
         <a:ea typeface=""/>
         <a:cs typeface=""/>
       </a:majorFont>
       <a:minorFont>
-        <a:latin typeface="Calibri" pitchFamily="0" charset="1"/>
+        <a:latin typeface="Calibri"/>
         <a:ea typeface=""/>
         <a:cs typeface=""/>
       </a:minorFont>
@@ -6416,7 +7691,7 @@
             </a:gs>
           </a:gsLst>
           <a:lin ang="16200000" scaled="1"/>
-          <a:tileRect l="0" t="0" r="0" b="0"/>
+          <a:tileRect/>
         </a:gradFill>
         <a:gradFill>
           <a:gsLst>
@@ -6437,7 +7712,7 @@
             </a:gs>
           </a:gsLst>
           <a:lin ang="16200000" scaled="0"/>
-          <a:tileRect l="0" t="0" r="0" b="0"/>
+          <a:tileRect/>
         </a:gradFill>
       </a:fillStyleLst>
       <a:lnStyleLst>
@@ -6488,7 +7763,7 @@
           <a:path path="circle">
             <a:fillToRect l="50000" t="-80000" r="50000" b="180000"/>
           </a:path>
-          <a:tileRect l="0" t="0" r="0" b="0"/>
+          <a:tileRect/>
         </a:gradFill>
         <a:gradFill>
           <a:gsLst>
@@ -6506,10 +7781,12 @@
           <a:path path="circle">
             <a:fillToRect l="50000" t="50000" r="50000" b="50000"/>
           </a:path>
-          <a:tileRect l="0" t="0" r="0" b="0"/>
+          <a:tileRect/>
         </a:gradFill>
       </a:bgFillStyleLst>
     </a:fmtScheme>
   </a:themeElements>
+  <a:objectDefaults/>
+  <a:extraClrSchemeLst/>
 </a:theme>
 </file>